--- a/droit social dcg/7- dur e du travail.docx
+++ b/droit social dcg/7- dur e du travail.docx
@@ -8,7 +8,12 @@
         <w:jc w:val="center"/>
       </w:pPr>
       <w:r>
-        <w:t>FICHE 7 : LA DUR�E DU TRAVAIL</w:t>
+        <w:rPr>
+          <w:b/>
+          <w:color w:val="1F4E79"/>
+          <w:sz w:val="34"/>
+        </w:rPr>
+        <w:t>FICHE 7 : LA DUReE DU TRAVAIL</w:t>
       </w:r>
     </w:p>
     <w:p/>
@@ -17,7 +22,12 @@
         <w:pStyle w:val="Heading2"/>
       </w:pPr>
       <w:r>
-        <w:t>D�TERMINATION DE LA DUR�E DU TRAVAIL I �</w:t>
+        <w:rPr>
+          <w:b/>
+          <w:color w:val="2F5496"/>
+          <w:sz w:val="24"/>
+        </w:rPr>
+        <w:t>D'TERMINATION DE LA DUReE DU TRAVAIL I e</w:t>
       </w:r>
     </w:p>
     <w:p>
@@ -25,87 +35,172 @@
         <w:pStyle w:val="Heading2"/>
       </w:pPr>
       <w:r>
-        <w:t>PRINCIPE A �</w:t>
-      </w:r>
-    </w:p>
-    <w:p>
-      <w:r>
-        <w:t>La dur�e l�gale hebdomadaire du travail est fix�e � 35 heures (ou 1607 heures par an) pour toutes les entreprises</w:t>
-      </w:r>
-    </w:p>
-    <w:p>
-      <w:r>
-        <w:t>assujetties quel que soit leur effectif. Tous les salari�s sont concern�s (certains en sont exclus cependant, comme les</w:t>
-      </w:r>
-    </w:p>
-    <w:p>
-      <w:r>
-        <w:t>VRP - voyageurs repr�sentants placiers-, les cadres dirigeants - c�est-�-dire ceux qui assument des responsabilit�s</w:t>
-      </w:r>
-    </w:p>
-    <w:p>
-      <w:r>
-        <w:t>impliquant une grande ind�pendance dans l�organisation de leur propre emploi du temps, qui disposent d�un pouvoir</w:t>
-      </w:r>
-    </w:p>
-    <w:p>
-      <w:r>
-        <w:t>d�cisionnaire largement autonome et enfin qui per�oivent l�une des r�mun�rations les plus �lev�es de l�entreprise ou de</w:t>
-      </w:r>
-    </w:p>
-    <w:p>
-      <w:r>
-        <w:t>l��tablissement-, ou encore les travailleurs ind�pendants).</w:t>
-      </w:r>
-    </w:p>
-    <w:p>
-      <w:r>
-        <w:t>Mais attention, il ne s�agit ni d�une dur�e minimale, ni d�un maximum.</w:t>
-      </w:r>
-    </w:p>
-    <w:p>
-      <w:r>
-        <w:t>� noter que dans certains secteurs s�applique une dur�e dite d��quivalence. Une dur�e de travail sup�rieure (par exem-</w:t>
-      </w:r>
-    </w:p>
-    <w:p>
-      <w:r>
-        <w:t>ple : 39 heures) est consid�r�e comme �quivalente � la dur�e l�gale (35 heures). Dans ce cas, le calcul des heures</w:t>
-      </w:r>
-    </w:p>
-    <w:p>
-      <w:r>
-        <w:t>suppl�mentaires se d�clenche apr�s la 39</w:t>
-      </w:r>
-    </w:p>
-    <w:p>
-      <w:r>
+        <w:rPr>
+          <w:b/>
+          <w:color w:val="006100"/>
+          <w:sz w:val="24"/>
+        </w:rPr>
+        <w:t>PRINCIPE A e</w:t>
+      </w:r>
+    </w:p>
+    <w:p>
+      <w:r>
+        <w:rPr>
+          <w:b w:val="0"/>
+          <w:color w:val="006100"/>
+          <w:sz w:val="22"/>
+        </w:rPr>
+        <w:t>La duree l'gale hebdomadaire du travail est fixee e 35 heures (ou 1607 heures par an) pour toutes les entreprises</w:t>
+      </w:r>
+    </w:p>
+    <w:p>
+      <w:r>
+        <w:rPr>
+          <w:b w:val="0"/>
+          <w:color w:val="006100"/>
+          <w:sz w:val="22"/>
+        </w:rPr>
+        <w:t>assujetties quel que soit leur effectif. Tous les salaries sont concernes (certains en sont exclus cependant, comme les</w:t>
+      </w:r>
+    </w:p>
+    <w:p>
+      <w:r>
+        <w:rPr>
+          <w:b w:val="0"/>
+          <w:color w:val="006100"/>
+          <w:sz w:val="22"/>
+        </w:rPr>
+        <w:t>VRP - voyageurs representants placiers-, les cadres dirigeants - c'est-e-dire ceux qui assument des responsabilites</w:t>
+      </w:r>
+    </w:p>
+    <w:p>
+      <w:r>
+        <w:rPr>
+          <w:b w:val="0"/>
+          <w:color w:val="006100"/>
+          <w:sz w:val="22"/>
+        </w:rPr>
+        <w:t>impliquant une grande independance dans l'organisation de leur propre emploi du temps, qui disposent d'un pouvoir</w:t>
+      </w:r>
+    </w:p>
+    <w:p>
+      <w:r>
+        <w:rPr>
+          <w:b w:val="0"/>
+          <w:color w:val="006100"/>
+          <w:sz w:val="22"/>
+        </w:rPr>
+        <w:t>d'cisionnaire largement autonome et enfin qui pereoivent l'une des remunerations les plus elevees de l'entreprise ou de</w:t>
+      </w:r>
+    </w:p>
+    <w:p>
+      <w:r>
+        <w:rPr>
+          <w:b w:val="0"/>
+          <w:color w:val="006100"/>
+          <w:sz w:val="22"/>
+        </w:rPr>
+        <w:t>l'etablissement-, ou encore les travailleurs independants).</w:t>
+      </w:r>
+    </w:p>
+    <w:p>
+      <w:r>
+        <w:rPr>
+          <w:b w:val="0"/>
+          <w:color w:val="006100"/>
+          <w:sz w:val="22"/>
+        </w:rPr>
+        <w:t>Mais attention, il ne s'agit ni d'une duree minimale, ni d'un maximum.</w:t>
+      </w:r>
+    </w:p>
+    <w:p>
+      <w:r>
+        <w:rPr>
+          <w:b w:val="0"/>
+          <w:color w:val="006100"/>
+          <w:sz w:val="22"/>
+        </w:rPr>
+        <w:t>e noter que dans certains secteurs s'applique une duree dite d'equivalence. Une duree de travail superieure (par exem-</w:t>
+      </w:r>
+    </w:p>
+    <w:p>
+      <w:r>
+        <w:rPr>
+          <w:b w:val="0"/>
+          <w:color w:val="006100"/>
+          <w:sz w:val="22"/>
+        </w:rPr>
+        <w:t>ple : 39 heures) est consideree comme equivalente e la duree l'gale (35 heures). Dans ce cas, le calcul des heures</w:t>
+      </w:r>
+    </w:p>
+    <w:p>
+      <w:r>
+        <w:rPr>
+          <w:b w:val="0"/>
+          <w:color w:val="006100"/>
+          <w:sz w:val="22"/>
+        </w:rPr>
+        <w:t>supplementaires se d'clenche apres la 39</w:t>
+      </w:r>
+    </w:p>
+    <w:p>
+      <w:r>
+        <w:rPr>
+          <w:b w:val="0"/>
+          <w:color w:val="006100"/>
+          <w:sz w:val="22"/>
+        </w:rPr>
         <w:t>e</w:t>
       </w:r>
     </w:p>
     <w:p>
       <w:r>
-        <w:t>heure de travail et non � partir de la 35</w:t>
-      </w:r>
-    </w:p>
-    <w:p>
-      <w:r>
+        <w:rPr>
+          <w:b w:val="0"/>
+          <w:color w:val="006100"/>
+          <w:sz w:val="22"/>
+        </w:rPr>
+        <w:t>heure de travail et non e partir de la 35</w:t>
+      </w:r>
+    </w:p>
+    <w:p>
+      <w:r>
+        <w:rPr>
+          <w:b w:val="0"/>
+          <w:color w:val="006100"/>
+          <w:sz w:val="22"/>
+        </w:rPr>
         <w:t>e</w:t>
       </w:r>
     </w:p>
     <w:p>
       <w:r>
+        <w:rPr>
+          <w:b w:val="0"/>
+          <w:color w:val="006100"/>
+          <w:sz w:val="22"/>
+        </w:rPr>
         <w:t>heure.</w:t>
       </w:r>
     </w:p>
     <w:p>
       <w:r>
-        <w:t>En toute hypoth�se, l�employeur est tenu de mettre en place un syst�me objectif, fiable et accessible permettant de</w:t>
-      </w:r>
-    </w:p>
-    <w:p>
-      <w:r>
-        <w:t>mesurer la dur�e du temps de travail journalier effectu� par chaque travailleur.</w:t>
+        <w:rPr>
+          <w:b w:val="0"/>
+          <w:color w:val="006100"/>
+          <w:sz w:val="22"/>
+        </w:rPr>
+        <w:t>En toute hypothese, l'employeur est tenu de mettre en place un systeme objectif, fiable et accessible permettant de</w:t>
+      </w:r>
+    </w:p>
+    <w:p>
+      <w:r>
+        <w:rPr>
+          <w:b w:val="0"/>
+          <w:color w:val="006100"/>
+          <w:sz w:val="22"/>
+        </w:rPr>
+        <w:t>mesurer la duree du temps de travail journalier effectue par chaque travailleur.</w:t>
       </w:r>
     </w:p>
     <w:p>
@@ -113,7 +208,12 @@
         <w:pStyle w:val="Heading2"/>
       </w:pPr>
       <w:r>
-        <w:t>LA DUR�E L�GALE MAXIMALE DE TRAVAIL B �</w:t>
+        <w:rPr>
+          <w:b/>
+          <w:color w:val="2F5496"/>
+          <w:sz w:val="24"/>
+        </w:rPr>
+        <w:t>LA DUReE L'GALE MAXIMALE DE TRAVAIL B e</w:t>
       </w:r>
     </w:p>
     <w:p>
@@ -121,47 +221,92 @@
         <w:pStyle w:val="Heading2"/>
       </w:pPr>
       <w:r>
-        <w:t>LA DUR�E MAXIMALE HEBDOMADAIRE</w:t>
-      </w:r>
-    </w:p>
-    <w:p>
-      <w:r>
+        <w:rPr>
+          <w:b/>
+          <w:color w:val="2F5496"/>
+          <w:sz w:val="24"/>
+        </w:rPr>
+        <w:t>LA DUReE MAXIMALE HEBDOMADAIRE</w:t>
+      </w:r>
+    </w:p>
+    <w:p>
+      <w:r>
+        <w:rPr>
+          <w:b w:val="0"/>
+          <w:color w:val="000000"/>
+          <w:sz w:val="22"/>
+        </w:rPr>
         <w:t>?</w:t>
       </w:r>
     </w:p>
     <w:p>
       <w:r>
-        <w:t>La dur�e hebdomadaire moyenne de travail calcul�e sur une p�riode quelconque de 12 semaines ne peut d�passer 44</w:t>
-      </w:r>
-    </w:p>
-    <w:p>
-      <w:r>
-        <w:t>heures. Un accord collectif (de banche, d�entreprise, d��tablissement) peut fixer cette dur�e � 46 heures. � d�faut</w:t>
-      </w:r>
-    </w:p>
-    <w:p>
-      <w:r>
-        <w:t>d�accord, l�autorit� administrative peut accorder � l�entreprise que la dur�e maximale hebdomadaire soit port�e � 46</w:t>
-      </w:r>
-    </w:p>
-    <w:p>
-      <w:r>
+        <w:rPr>
+          <w:b w:val="0"/>
+          <w:color w:val="000000"/>
+          <w:sz w:val="22"/>
+        </w:rPr>
+        <w:t>La duree hebdomadaire moyenne de travail calculee sur une periode quelconque de 12 semaines ne peut d'passer 44</w:t>
+      </w:r>
+    </w:p>
+    <w:p>
+      <w:r>
+        <w:rPr>
+          <w:b w:val="0"/>
+          <w:color w:val="000000"/>
+          <w:sz w:val="22"/>
+        </w:rPr>
+        <w:t>heures. Un accord collectif (de banche, d'entreprise, d'etablissement) peut fixer cette duree e 46 heures. e d'faut</w:t>
+      </w:r>
+    </w:p>
+    <w:p>
+      <w:r>
+        <w:rPr>
+          <w:b w:val="0"/>
+          <w:color w:val="000000"/>
+          <w:sz w:val="22"/>
+        </w:rPr>
+        <w:t>d'accord, l'autorite administrative peut accorder e l'entreprise que la duree maximale hebdomadaire soit portee e 46</w:t>
+      </w:r>
+    </w:p>
+    <w:p>
+      <w:r>
+        <w:rPr>
+          <w:b w:val="0"/>
+          <w:color w:val="000000"/>
+          <w:sz w:val="22"/>
+        </w:rPr>
         <w:t>heures.</w:t>
       </w:r>
     </w:p>
     <w:p>
       <w:r>
-        <w:t>Et, en toutes hypoth�ses, la dur�e maximale hebdomadaire absolue au cours d�une m�me semaine ne peut d�passer 48</w:t>
-      </w:r>
-    </w:p>
-    <w:p>
-      <w:r>
-        <w:t>heures, sauf circonstances exceptionnelles apr�s autorisation administrative pouvant porter cette dur�e � 60 heures. La</w:t>
-      </w:r>
-    </w:p>
-    <w:p>
-      <w:r>
-        <w:t>demande doit �tre accompagn�e de l�avis du Comit� social et �conomique (CSE).</w:t>
+        <w:rPr>
+          <w:b w:val="0"/>
+          <w:color w:val="000000"/>
+          <w:sz w:val="22"/>
+        </w:rPr>
+        <w:t>Et, en toutes hypotheses, la duree maximale hebdomadaire absolue au cours d'une m'me semaine ne peut d'passer 48</w:t>
+      </w:r>
+    </w:p>
+    <w:p>
+      <w:r>
+        <w:rPr>
+          <w:b w:val="0"/>
+          <w:color w:val="000000"/>
+          <w:sz w:val="22"/>
+        </w:rPr>
+        <w:t>heures, sauf circonstances exceptionnelles apres autorisation administrative pouvant porter cette duree e 60 heures. La</w:t>
+      </w:r>
+    </w:p>
+    <w:p>
+      <w:r>
+        <w:rPr>
+          <w:b w:val="0"/>
+          <w:color w:val="000000"/>
+          <w:sz w:val="22"/>
+        </w:rPr>
+        <w:t>demande doit etre accompagnee de l'avis du Comite social et economique (CSE).</w:t>
       </w:r>
     </w:p>
     <w:p>
@@ -169,26 +314,51 @@
         <w:pStyle w:val="Heading2"/>
       </w:pPr>
       <w:r>
-        <w:t>LA DUR�E MAXIMALE QUOTIDIENNE</w:t>
-      </w:r>
-    </w:p>
-    <w:p>
-      <w:r>
+        <w:rPr>
+          <w:b/>
+          <w:color w:val="2F5496"/>
+          <w:sz w:val="24"/>
+        </w:rPr>
+        <w:t>LA DUReE MAXIMALE QUOTIDIENNE</w:t>
+      </w:r>
+    </w:p>
+    <w:p>
+      <w:r>
+        <w:rPr>
+          <w:b w:val="0"/>
+          <w:color w:val="000000"/>
+          <w:sz w:val="22"/>
+        </w:rPr>
         <w:t>?</w:t>
       </w:r>
     </w:p>
     <w:p>
       <w:r>
-        <w:t>La dur�e quotidienne de travail effectif ne peut �tre sup�rieure � 10 heures par journ�e civile, laquelle d�bute � 0H et</w:t>
-      </w:r>
-    </w:p>
-    <w:p>
-      <w:r>
-        <w:t>s�ach�ve � 24H.</w:t>
-      </w:r>
-    </w:p>
-    <w:p>
-      <w:r>
+        <w:rPr>
+          <w:b w:val="0"/>
+          <w:color w:val="000000"/>
+          <w:sz w:val="22"/>
+        </w:rPr>
+        <w:t>La duree quotidienne de travail effectif ne peut etre superieure e 10 heures par journee civile, laquelle d'bute e 0H et</w:t>
+      </w:r>
+    </w:p>
+    <w:p>
+      <w:r>
+        <w:rPr>
+          <w:b w:val="0"/>
+          <w:color w:val="000000"/>
+          <w:sz w:val="22"/>
+        </w:rPr>
+        <w:t>s'acheve e 24H.</w:t>
+      </w:r>
+    </w:p>
+    <w:p>
+      <w:r>
+        <w:rPr>
+          <w:b w:val="0"/>
+          <w:color w:val="000000"/>
+          <w:sz w:val="22"/>
+        </w:rPr>
         <w:t>Cependant :</w:t>
       </w:r>
     </w:p>
@@ -197,12 +367,22 @@
         <w:pStyle w:val="ListBullet"/>
       </w:pPr>
       <w:r>
-        <w:t>Un accord collectif d�entreprise ou un accord de branche �tendu peut aller jusqu�� 12 heures de travail effectif par -</w:t>
-      </w:r>
-    </w:p>
-    <w:p>
-      <w:r>
-        <w:t>journ�e civile en cas d�activit� accrue ou pour des motifs li�s � l�organisation de l�entreprise ;</w:t>
+        <w:rPr>
+          <w:b w:val="0"/>
+          <w:color w:val="000000"/>
+          <w:sz w:val="22"/>
+        </w:rPr>
+        <w:t>Un accord collectif d'entreprise ou un accord de branche etendu peut aller jusqu'e 12 heures de travail effectif par</w:t>
+      </w:r>
+    </w:p>
+    <w:p>
+      <w:r>
+        <w:rPr>
+          <w:b w:val="0"/>
+          <w:color w:val="000000"/>
+          <w:sz w:val="22"/>
+        </w:rPr>
+        <w:t>journee civile en cas d'activite accrue ou pour des motifs lies e l'organisation de l'entreprise ;</w:t>
       </w:r>
     </w:p>
     <w:p>
@@ -210,7 +390,12 @@
         <w:pStyle w:val="ListBullet"/>
       </w:pPr>
       <w:r>
-        <w:t>l�inspecteur du travail peut autoriser des d�rogations en cas de surcro�t temporaire d�activit� ; -</w:t>
+        <w:rPr>
+          <w:b w:val="0"/>
+          <w:color w:val="000000"/>
+          <w:sz w:val="22"/>
+        </w:rPr>
+        <w:t>l'inspecteur du travail peut autoriser des d'rogations en cas de surcroet temporaire d'activite ;</w:t>
       </w:r>
     </w:p>
     <w:p>
@@ -218,21 +403,41 @@
         <w:pStyle w:val="ListBullet"/>
       </w:pPr>
       <w:r>
-        <w:t>en cas d�urgence, l�employeur peut d�roger sous sa propre responsabilit�, � la dur�e maximale du travail. Il doit -</w:t>
-      </w:r>
-    </w:p>
-    <w:p>
-      <w:r>
-        <w:t>avertir d�s que possible l�inspection du travail pour r�gulariser sa situation.</w:t>
-      </w:r>
-    </w:p>
-    <w:p>
-      <w:r>
-        <w:t>� noter que le d�passement de la dur�e maximale de travail ouvre, � lui seul, droit � r�paration (Cass. soc. 27 septembre</w:t>
-      </w:r>
-    </w:p>
-    <w:p>
-      <w:r>
+        <w:rPr>
+          <w:b w:val="0"/>
+          <w:color w:val="000000"/>
+          <w:sz w:val="22"/>
+        </w:rPr>
+        <w:t>en cas d'urgence, l'employeur peut d'roger sous sa propre responsabilite, e la duree maximale du travail. Il doit</w:t>
+      </w:r>
+    </w:p>
+    <w:p>
+      <w:r>
+        <w:rPr>
+          <w:b w:val="0"/>
+          <w:color w:val="000000"/>
+          <w:sz w:val="22"/>
+        </w:rPr>
+        <w:t>avertir d's que possible l'inspection du travail pour regulariser sa situation.</w:t>
+      </w:r>
+    </w:p>
+    <w:p>
+      <w:r>
+        <w:rPr>
+          <w:b w:val="0"/>
+          <w:color w:val="000000"/>
+          <w:sz w:val="22"/>
+        </w:rPr>
+        <w:t>e noter que le d'passement de la duree maximale de travail ouvre, e lui seul, droit e reparation (Cass. soc. 27 septembre</w:t>
+      </w:r>
+    </w:p>
+    <w:p>
+      <w:r>
+        <w:rPr>
+          <w:b w:val="0"/>
+          <w:color w:val="000000"/>
+          <w:sz w:val="22"/>
+        </w:rPr>
         <w:t>2023).</w:t>
       </w:r>
     </w:p>
@@ -241,22 +446,42 @@
         <w:pStyle w:val="Heading2"/>
       </w:pPr>
       <w:r>
-        <w:t>LA NOTION DE TRAVAIL EFFECTIF C �</w:t>
-      </w:r>
-    </w:p>
-    <w:p>
-      <w:r>
-        <w:t>Le calcul de la dur�e du travail est �tabli � partir du travail effectif.</w:t>
-      </w:r>
-    </w:p>
-    <w:p>
-      <w:r>
-        <w:t>Le travail effectif est : � le temps pendant lequel le salari� est � la disposition de l�employeur et doit se conformer � ses</w:t>
-      </w:r>
-    </w:p>
-    <w:p>
-      <w:r>
-        <w:t>directives sans pouvoir vaquer librement � des occupations personnelles � (art.3121-1. Disposition d�ordre public) :</w:t>
+        <w:rPr>
+          <w:b/>
+          <w:color w:val="2F5496"/>
+          <w:sz w:val="24"/>
+        </w:rPr>
+        <w:t>LA NOTION DE TRAVAIL EFFECTIF C e</w:t>
+      </w:r>
+    </w:p>
+    <w:p>
+      <w:r>
+        <w:rPr>
+          <w:b w:val="0"/>
+          <w:color w:val="000000"/>
+          <w:sz w:val="22"/>
+        </w:rPr>
+        <w:t>Le calcul de la duree du travail est etabli e partir du travail effectif.</w:t>
+      </w:r>
+    </w:p>
+    <w:p>
+      <w:r>
+        <w:rPr>
+          <w:b w:val="0"/>
+          <w:color w:val="000000"/>
+          <w:sz w:val="22"/>
+        </w:rPr>
+        <w:t>Le travail effectif est : e le temps pendant lequel le salarie est e la disposition de l'employeur et doit se conformer e ses</w:t>
+      </w:r>
+    </w:p>
+    <w:p>
+      <w:r>
+        <w:rPr>
+          <w:b w:val="0"/>
+          <w:color w:val="000000"/>
+          <w:sz w:val="22"/>
+        </w:rPr>
+        <w:t>directives sans pouvoir vaquer librement e des occupations personnelles e (art.3121-1. Disposition d'ordre public) :</w:t>
       </w:r>
     </w:p>
     <w:p>
@@ -264,27 +489,52 @@
         <w:pStyle w:val="Heading2"/>
       </w:pPr>
       <w:r>
-        <w:t>TROIS �L�MENTS CUMULATIFS CARACT�RISENT LE TEMPS DE TRAVAIL EFFECTIF:</w:t>
-      </w:r>
-    </w:p>
-    <w:p>
-      <w:r>
+        <w:rPr>
+          <w:b/>
+          <w:color w:val="2F5496"/>
+          <w:sz w:val="24"/>
+        </w:rPr>
+        <w:t>TROIS eL'MENTS CUMULATIFS CARACTeRISENT LE TEMPS DE TRAVAIL EFFECTIF:</w:t>
+      </w:r>
+    </w:p>
+    <w:p>
+      <w:r>
+        <w:rPr>
+          <w:b w:val="0"/>
+          <w:color w:val="000000"/>
+          <w:sz w:val="22"/>
+        </w:rPr>
         <w:t>?</w:t>
       </w:r>
     </w:p>
     <w:p>
       <w:r>
-        <w:t>Le salari� est � la disposition de l�employeur, �</w:t>
-      </w:r>
-    </w:p>
-    <w:p>
-      <w:r>
-        <w:t>Il doit se conformer aux directives de l�employeur, �</w:t>
-      </w:r>
-    </w:p>
-    <w:p>
-      <w:r>
-        <w:t>Il ne peut vaquer librement � ses occupations. �</w:t>
+        <w:rPr>
+          <w:b w:val="0"/>
+          <w:color w:val="000000"/>
+          <w:sz w:val="22"/>
+        </w:rPr>
+        <w:t>Le salarie est e la disposition de l'employeur, e</w:t>
+      </w:r>
+    </w:p>
+    <w:p>
+      <w:r>
+        <w:rPr>
+          <w:b w:val="0"/>
+          <w:color w:val="000000"/>
+          <w:sz w:val="22"/>
+        </w:rPr>
+        <w:t>Il doit se conformer aux directives de l'employeur, e</w:t>
+      </w:r>
+    </w:p>
+    <w:p>
+      <w:r>
+        <w:rPr>
+          <w:b w:val="0"/>
+          <w:color w:val="000000"/>
+          <w:sz w:val="22"/>
+        </w:rPr>
+        <w:t>Il ne peut vaquer librement e ses occupations. e</w:t>
       </w:r>
     </w:p>
     <w:p>
@@ -292,36 +542,65 @@
         <w:pStyle w:val="Heading2"/>
       </w:pPr>
       <w:r>
-        <w:t>TEMPS ASSIMIL�S � DU TRAVAIL EFFECTIF</w:t>
-      </w:r>
-    </w:p>
-    <w:p>
-      <w:r>
+        <w:rPr>
+          <w:b/>
+          <w:color w:val="2F5496"/>
+          <w:sz w:val="24"/>
+        </w:rPr>
+        <w:t>TEMPS ASSIMILeS e DU TRAVAIL EFFECTIF</w:t>
+      </w:r>
+    </w:p>
+    <w:p>
+      <w:r>
+        <w:rPr>
+          <w:b w:val="0"/>
+          <w:color w:val="000000"/>
+          <w:sz w:val="22"/>
+        </w:rPr>
         <w:t>?</w:t>
       </w:r>
     </w:p>
     <w:p>
       <w:r>
-        <w:t>Certains temps sont assimil�s � du travail effectif tels que notamment les cong�s pay�s, les cong�s maternit� et</w:t>
-      </w:r>
-    </w:p>
-    <w:p>
-      <w:r>
-        <w:t>paternit�, les contreparties obligatoires en repos, la visite m�dicale d�embauche, les examens m�dicaux obligatoires,</w:t>
-      </w:r>
-    </w:p>
-    <w:p>
-      <w:r>
-        <w:t>ou encore les temps de formation � l�initiative de l�employeur�)</w:t>
-      </w:r>
-    </w:p>
-    <w:p/>
+        <w:rPr>
+          <w:b w:val="0"/>
+          <w:color w:val="000000"/>
+          <w:sz w:val="22"/>
+        </w:rPr>
+        <w:t>Certains temps sont assimiles e du travail effectif tels que notamment les conges payes, les conges maternite et</w:t>
+      </w:r>
+    </w:p>
+    <w:p>
+      <w:r>
+        <w:rPr>
+          <w:b w:val="0"/>
+          <w:color w:val="000000"/>
+          <w:sz w:val="22"/>
+        </w:rPr>
+        <w:t>paternite, les contreparties obligatoires en repos, la visite m'dicale d'embauche, les examens m'dicaux obligatoires,</w:t>
+      </w:r>
+    </w:p>
+    <w:p>
+      <w:r>
+        <w:rPr>
+          <w:b w:val="0"/>
+          <w:color w:val="000000"/>
+          <w:sz w:val="22"/>
+        </w:rPr>
+        <w:t>ou encore les temps de formation e l'initiative de l'employeure)</w:t>
+      </w:r>
+    </w:p>
     <w:p/>
     <w:p>
       <w:pPr>
         <w:pStyle w:val="Heading2"/>
       </w:pPr>
       <w:r>
+        <w:rPr>
+          <w:b/>
+          <w:color w:val="2F5496"/>
+          <w:sz w:val="24"/>
+        </w:rPr>
         <w:t>II- LES CAS PARTICULIERS</w:t>
       </w:r>
     </w:p>
@@ -330,11 +609,21 @@
         <w:pStyle w:val="Heading2"/>
       </w:pPr>
       <w:r>
-        <w:t>L�HABILLAGE A �</w:t>
-      </w:r>
-    </w:p>
-    <w:p>
-      <w:r>
+        <w:rPr>
+          <w:b/>
+          <w:color w:val="2F5496"/>
+          <w:sz w:val="24"/>
+        </w:rPr>
+        <w:t>L'HABILLAGE A e</w:t>
+      </w:r>
+    </w:p>
+    <w:p>
+      <w:r>
+        <w:rPr>
+          <w:b w:val="0"/>
+          <w:color w:val="000000"/>
+          <w:sz w:val="22"/>
+        </w:rPr>
         <w:t>Lorsque :</w:t>
       </w:r>
     </w:p>
@@ -343,7 +632,12 @@
         <w:pStyle w:val="ListBullet"/>
       </w:pPr>
       <w:r>
-        <w:t>le port d�une tenue de travail est obligatoire, -</w:t>
+        <w:rPr>
+          <w:b w:val="0"/>
+          <w:color w:val="000000"/>
+          <w:sz w:val="22"/>
+        </w:rPr>
+        <w:t>le port d'une tenue de travail est obligatoire,</w:t>
       </w:r>
     </w:p>
     <w:p>
@@ -351,51 +645,101 @@
         <w:pStyle w:val="ListBullet"/>
       </w:pPr>
       <w:r>
-        <w:t>et que l�habillage et le d�shabillage doivent �tre r�alis�s dans l�entreprise ou sur le lieu de travail, -</w:t>
-      </w:r>
-    </w:p>
-    <w:p>
-      <w:r>
-        <w:t>le temps pass� � ces op�rations doit faire l�objet d�une contrepartie sous forme de repos ou de r�mun�ration, sans pour</w:t>
-      </w:r>
-    </w:p>
-    <w:p>
-      <w:r>
-        <w:t>autant qu�il soit assimil� � du travail effectif (derni�rement, Cass. soc. 16-3-2016). S�il manque une des deux</w:t>
-      </w:r>
-    </w:p>
-    <w:p>
-      <w:r>
-        <w:t>conditions, l�habillage et le d�shabillage ne donnent pas lieu � contrepartie (Cass. soc. 9 mai 2019). Ce principe tir� de</w:t>
-      </w:r>
-    </w:p>
-    <w:p>
-      <w:r>
-        <w:t>l�article L 3121-3 du code du travail ne s�oppose � ce que des dispositions conventionnelles ou contractuelles en d�cident</w:t>
-      </w:r>
-    </w:p>
-    <w:p>
-      <w:r>
+        <w:rPr>
+          <w:b w:val="0"/>
+          <w:color w:val="000000"/>
+          <w:sz w:val="22"/>
+        </w:rPr>
+        <w:t>et que l'habillage et le d'shabillage doivent etre realises dans l'entreprise ou sur le lieu de travail,</w:t>
+      </w:r>
+    </w:p>
+    <w:p>
+      <w:r>
+        <w:rPr>
+          <w:b w:val="0"/>
+          <w:color w:val="000000"/>
+          <w:sz w:val="22"/>
+        </w:rPr>
+        <w:t>le temps passe e ces operations doit faire l'objet d'une contrepartie sous forme de repos ou de remuneration, sans pour</w:t>
+      </w:r>
+    </w:p>
+    <w:p>
+      <w:r>
+        <w:rPr>
+          <w:b w:val="0"/>
+          <w:color w:val="000000"/>
+          <w:sz w:val="22"/>
+        </w:rPr>
+        <w:t>autant qu'il soit assimile e du travail effectif (dernierement, Cass. soc. 16-3-2016). S'il manque une des deux</w:t>
+      </w:r>
+    </w:p>
+    <w:p>
+      <w:r>
+        <w:rPr>
+          <w:b w:val="0"/>
+          <w:color w:val="000000"/>
+          <w:sz w:val="22"/>
+        </w:rPr>
+        <w:t>conditions, l'habillage et le d'shabillage ne donnent pas lieu e contrepartie (Cass. soc. 9 mai 2019). Ce principe tire de</w:t>
+      </w:r>
+    </w:p>
+    <w:p>
+      <w:r>
+        <w:rPr>
+          <w:b w:val="0"/>
+          <w:color w:val="000000"/>
+          <w:sz w:val="22"/>
+        </w:rPr>
+        <w:t>l'article L 3121-3 du code du travail ne s'oppose e ce que des dispositions conventionnelles ou contractuelles en d'cident</w:t>
+      </w:r>
+    </w:p>
+    <w:p>
+      <w:r>
+        <w:rPr>
+          <w:b w:val="0"/>
+          <w:color w:val="000000"/>
+          <w:sz w:val="22"/>
+        </w:rPr>
         <w:t>autrement.</w:t>
       </w:r>
     </w:p>
     <w:p>
       <w:r>
+        <w:rPr>
+          <w:b w:val="0"/>
+          <w:color w:val="000000"/>
+          <w:sz w:val="22"/>
+        </w:rPr>
         <w:t>32</w:t>
       </w:r>
     </w:p>
     <w:p>
       <w:r>
-        <w:t>�ditions Corroy � 4 rue de Villars, 42000 Saint-�tienne � 04 77 79 92 46 � infos@editions-corroy.fr</w:t>
-      </w:r>
-    </w:p>
-    <w:p>
-      <w:r>
-        <w:t>COLLECTION DCG UE 3 � Droit social - Fiches de cours</w:t>
-      </w:r>
-    </w:p>
-    <w:p>
-      <w:r>
+        <w:rPr>
+          <w:b w:val="0"/>
+          <w:color w:val="000000"/>
+          <w:sz w:val="22"/>
+        </w:rPr>
+        <w:t>editions Corroy e 4 rue de Villars, 42000 Saint-etienne e 04 77 79 92 46 e infos@editions-corroy.fr</w:t>
+      </w:r>
+    </w:p>
+    <w:p>
+      <w:r>
+        <w:rPr>
+          <w:b w:val="0"/>
+          <w:color w:val="000000"/>
+          <w:sz w:val="22"/>
+        </w:rPr>
+        <w:t>COLLECTION DCG UE 3 e Droit social - Fiches de cours</w:t>
+      </w:r>
+    </w:p>
+    <w:p>
+      <w:r>
+        <w:rPr>
+          <w:b w:val="0"/>
+          <w:color w:val="000000"/>
+          <w:sz w:val="22"/>
+        </w:rPr>
         <w:t>DCGUE3F.qxp_DCGUE3F 24/07/2025 10:26 Page 32</w:t>
       </w:r>
     </w:p>
@@ -404,51 +748,101 @@
         <w:pStyle w:val="Heading2"/>
       </w:pPr>
       <w:r>
-        <w:t>LE TEMPS DE D�PLACEMENT DANS L�ENTREPRISE B �</w:t>
-      </w:r>
-    </w:p>
-    <w:p>
-      <w:r>
-        <w:t>Le d�placement dans l�entreprise pendant les heures de travail ne pose aucune difficult�. Il s�agit d�un temps de travail</w:t>
-      </w:r>
-    </w:p>
-    <w:p>
-      <w:r>
-        <w:t>effectif. Par contre, qu�en est-il lorsque le salari� n�a pas encore badg� ? Il convient en la mati�re de v�rifier si pendant ce</w:t>
-      </w:r>
-    </w:p>
-    <w:p>
-      <w:r>
-        <w:t>temps le salari� doit r�pondre aux ordres et directives de l�employeur sans pouvoir vaquer librement � ses occupations</w:t>
-      </w:r>
-    </w:p>
-    <w:p>
-      <w:r>
-        <w:t>personnelles. Par exemple, un salari� arrivant en avance ne pourrait faire valoir l�existence d�un temps de travail effectif.</w:t>
-      </w:r>
-    </w:p>
-    <w:p>
-      <w:r>
-        <w:t>Par contre le salari� qui, une fois habill�, doit traverser sans d�lai le site de l�entreprise, le temps ainsi pass� sans qu�il</w:t>
-      </w:r>
-    </w:p>
-    <w:p>
-      <w:r>
-        <w:t>puisse vaquer librement � ses occupations personnelles doit �tre consid�r� du temps de travail effectif (Cass. soc. 31</w:t>
-      </w:r>
-    </w:p>
-    <w:p>
-      <w:r>
-        <w:t>octobre 2007). � L�inverse, la Cour de cassation (Cass. soc. 9 mai 2019) a pu d�cider que le d�placement du salari� vers</w:t>
-      </w:r>
-    </w:p>
-    <w:p>
-      <w:r>
-        <w:t>son lieu de travail au moyen d�une navette � l�int�rieur de l�enceinte s�curis�e de l�entreprise ne constitue pas un temps</w:t>
-      </w:r>
-    </w:p>
-    <w:p>
-      <w:r>
+        <w:rPr>
+          <w:b/>
+          <w:color w:val="2F5496"/>
+          <w:sz w:val="24"/>
+        </w:rPr>
+        <w:t>LE TEMPS DE D'PLACEMENT DANS L'ENTREPRISE B e</w:t>
+      </w:r>
+    </w:p>
+    <w:p>
+      <w:r>
+        <w:rPr>
+          <w:b w:val="0"/>
+          <w:color w:val="000000"/>
+          <w:sz w:val="22"/>
+        </w:rPr>
+        <w:t>Le d'placement dans l'entreprise pendant les heures de travail ne pose aucune difficulte. Il s'agit d'un temps de travail</w:t>
+      </w:r>
+    </w:p>
+    <w:p>
+      <w:r>
+        <w:rPr>
+          <w:b w:val="0"/>
+          <w:color w:val="000000"/>
+          <w:sz w:val="22"/>
+        </w:rPr>
+        <w:t>effectif. Par contre, qu'en est-il lorsque le salarie n'a pas encore badge ? Il convient en la matiere de verifier si pendant ce</w:t>
+      </w:r>
+    </w:p>
+    <w:p>
+      <w:r>
+        <w:rPr>
+          <w:b w:val="0"/>
+          <w:color w:val="000000"/>
+          <w:sz w:val="22"/>
+        </w:rPr>
+        <w:t>temps le salarie doit repondre aux ordres et directives de l'employeur sans pouvoir vaquer librement e ses occupations</w:t>
+      </w:r>
+    </w:p>
+    <w:p>
+      <w:r>
+        <w:rPr>
+          <w:b w:val="0"/>
+          <w:color w:val="000000"/>
+          <w:sz w:val="22"/>
+        </w:rPr>
+        <w:t>personnelles. Par exemple, un salarie arrivant en avance ne pourrait faire valoir l'existence d'un temps de travail effectif.</w:t>
+      </w:r>
+    </w:p>
+    <w:p>
+      <w:r>
+        <w:rPr>
+          <w:b w:val="0"/>
+          <w:color w:val="000000"/>
+          <w:sz w:val="22"/>
+        </w:rPr>
+        <w:t>Par contre le salarie qui, une fois habille, doit traverser sans d'lai le site de l'entreprise, le temps ainsi passe sans qu'il</w:t>
+      </w:r>
+    </w:p>
+    <w:p>
+      <w:r>
+        <w:rPr>
+          <w:b w:val="0"/>
+          <w:color w:val="000000"/>
+          <w:sz w:val="22"/>
+        </w:rPr>
+        <w:t>puisse vaquer librement e ses occupations personnelles doit etre considere du temps de travail effectif (Cass. soc. 31</w:t>
+      </w:r>
+    </w:p>
+    <w:p>
+      <w:r>
+        <w:rPr>
+          <w:b w:val="0"/>
+          <w:color w:val="000000"/>
+          <w:sz w:val="22"/>
+        </w:rPr>
+        <w:t>octobre 2007). e L'inverse, la Cour de cassation (Cass. soc. 9 mai 2019) a pu d'cider que le d'placement du salarie vers</w:t>
+      </w:r>
+    </w:p>
+    <w:p>
+      <w:r>
+        <w:rPr>
+          <w:b w:val="0"/>
+          <w:color w:val="000000"/>
+          <w:sz w:val="22"/>
+        </w:rPr>
+        <w:t>son lieu de travail au moyen d'une navette e l'interieur de l'enceinte s'curisee de l'entreprise ne constitue pas un temps</w:t>
+      </w:r>
+    </w:p>
+    <w:p>
+      <w:r>
+        <w:rPr>
+          <w:b w:val="0"/>
+          <w:color w:val="000000"/>
+          <w:sz w:val="22"/>
+        </w:rPr>
         <w:t>de travail effectif.</w:t>
       </w:r>
     </w:p>
@@ -457,17 +851,32 @@
         <w:pStyle w:val="Heading2"/>
       </w:pPr>
       <w:r>
-        <w:t>LE TEMPS DE PAUSE C �</w:t>
-      </w:r>
-    </w:p>
-    <w:p>
-      <w:r>
-        <w:t>Doit �tre consid�r� comme du travail effectif le temps de pause qui en r�unit les conditions (art. L3121-2). Tel est le cas</w:t>
-      </w:r>
-    </w:p>
-    <w:p>
-      <w:r>
-        <w:t>lorsque (Cass. soc. 20 f�vrier 2013) :</w:t>
+        <w:rPr>
+          <w:b/>
+          <w:color w:val="2F5496"/>
+          <w:sz w:val="24"/>
+        </w:rPr>
+        <w:t>LE TEMPS DE PAUSE C e</w:t>
+      </w:r>
+    </w:p>
+    <w:p>
+      <w:r>
+        <w:rPr>
+          <w:b w:val="0"/>
+          <w:color w:val="000000"/>
+          <w:sz w:val="22"/>
+        </w:rPr>
+        <w:t>Doit etre considere comme du travail effectif le temps de pause qui en reunit les conditions (art. L3121-2). Tel est le cas</w:t>
+      </w:r>
+    </w:p>
+    <w:p>
+      <w:r>
+        <w:rPr>
+          <w:b w:val="0"/>
+          <w:color w:val="000000"/>
+          <w:sz w:val="22"/>
+        </w:rPr>
+        <w:t>lorsque (Cass. soc. 20 fevrier 2013) :</w:t>
       </w:r>
     </w:p>
     <w:p>
@@ -475,12 +884,22 @@
         <w:pStyle w:val="ListBullet"/>
       </w:pPr>
       <w:r>
-        <w:t>les salari�s sont tenus de demeurer dans les locaux de l�employeur, quelle que soit la qualification qui leur est donn�e -</w:t>
-      </w:r>
-    </w:p>
-    <w:p>
-      <w:r>
-        <w:t>et le confort propos� ;</w:t>
+        <w:rPr>
+          <w:b w:val="0"/>
+          <w:color w:val="000000"/>
+          <w:sz w:val="22"/>
+        </w:rPr>
+        <w:t>les salaries sont tenus de demeurer dans les locaux de l'employeur, quelle que soit la qualification qui leur est donnee</w:t>
+      </w:r>
+    </w:p>
+    <w:p>
+      <w:r>
+        <w:rPr>
+          <w:b w:val="0"/>
+          <w:color w:val="000000"/>
+          <w:sz w:val="22"/>
+        </w:rPr>
+        <w:t>et le confort propose ;</w:t>
       </w:r>
     </w:p>
     <w:p>
@@ -488,12 +907,22 @@
         <w:pStyle w:val="ListBullet"/>
       </w:pPr>
       <w:r>
-        <w:t>ils peuvent �tre appel�s � tout moment pour effectuer des interventions imm�diates de s�curit�, lesquelles sont -</w:t>
-      </w:r>
-    </w:p>
-    <w:p>
-      <w:r>
-        <w:t>fr�quentes, tant pendant le sommeil que pendant les repas ;</w:t>
+        <w:rPr>
+          <w:b w:val="0"/>
+          <w:color w:val="000000"/>
+          <w:sz w:val="22"/>
+        </w:rPr>
+        <w:t>ils peuvent etre appeles e tout moment pour effectuer des interventions immediates de s'curite, lesquelles sont</w:t>
+      </w:r>
+    </w:p>
+    <w:p>
+      <w:r>
+        <w:rPr>
+          <w:b w:val="0"/>
+          <w:color w:val="000000"/>
+          <w:sz w:val="22"/>
+        </w:rPr>
+        <w:t>frequentes, tant pendant le sommeil que pendant les repas ;</w:t>
       </w:r>
     </w:p>
     <w:p>
@@ -501,22 +930,42 @@
         <w:pStyle w:val="ListBullet"/>
       </w:pPr>
       <w:r>
-        <w:t>ils doivent se conformer aux directives de leur employeur et rester � sa disposition, de sorte qu�ils ne peuvent vaquer -</w:t>
-      </w:r>
-    </w:p>
-    <w:p>
-      <w:r>
-        <w:t>librement � leurs occupations personnelles.</w:t>
-      </w:r>
-    </w:p>
-    <w:p>
-      <w:r>
-        <w:t>� d�faut de remplir ces crit�res, et par principe, le temps de pause ne constitue pas un temps de travail effectif.</w:t>
-      </w:r>
-    </w:p>
-    <w:p>
-      <w:r>
-        <w:t>N�anmoins, les dispositions collectives ou � d�faut le contrat, peuvent pr�voir une r�mun�ration de ces temps.</w:t>
+        <w:rPr>
+          <w:b w:val="0"/>
+          <w:color w:val="000000"/>
+          <w:sz w:val="22"/>
+        </w:rPr>
+        <w:t>ils doivent se conformer aux directives de leur employeur et rester e sa disposition, de sorte qu'ils ne peuvent vaquer</w:t>
+      </w:r>
+    </w:p>
+    <w:p>
+      <w:r>
+        <w:rPr>
+          <w:b w:val="0"/>
+          <w:color w:val="000000"/>
+          <w:sz w:val="22"/>
+        </w:rPr>
+        <w:t>librement e leurs occupations personnelles.</w:t>
+      </w:r>
+    </w:p>
+    <w:p>
+      <w:r>
+        <w:rPr>
+          <w:b w:val="0"/>
+          <w:color w:val="000000"/>
+          <w:sz w:val="22"/>
+        </w:rPr>
+        <w:t>e d'faut de remplir ces criteres, et par principe, le temps de pause ne constitue pas un temps de travail effectif.</w:t>
+      </w:r>
+    </w:p>
+    <w:p>
+      <w:r>
+        <w:rPr>
+          <w:b w:val="0"/>
+          <w:color w:val="000000"/>
+          <w:sz w:val="22"/>
+        </w:rPr>
+        <w:t>N'anmoins, les dispositions collectives ou e d'faut le contrat, peuvent prevoir une remuneration de ces temps.</w:t>
       </w:r>
     </w:p>
     <w:p>
@@ -524,36 +973,71 @@
         <w:pStyle w:val="Heading2"/>
       </w:pPr>
       <w:r>
-        <w:t>LE TRAJET D �</w:t>
-      </w:r>
-    </w:p>
-    <w:p>
-      <w:r>
-        <w:t>Le temps de d�placement professionnel pour se rendre sur le lieu d�ex�cution du contrat de travail n�est pas un temps de</w:t>
-      </w:r>
-    </w:p>
-    <w:p>
-      <w:r>
-        <w:t>travail effectif mais un temps de trajet. Toutefois, s�il d�passe le temps normal entre le domicile et le lieu habituel de</w:t>
-      </w:r>
-    </w:p>
-    <w:p>
-      <w:r>
-        <w:t>travail, il doit faire l�objet d�une contrepartie soit sous forme de repos, soit financi�re. N�anmoins (Cass. soc. 23 novem-</w:t>
-      </w:r>
-    </w:p>
-    <w:p>
-      <w:r>
-        <w:t>bre 2022), lorsque ce temps r�pond � la d�finition du travail effectif, il doit �tre requalifi� comme tel. Enfin, le temps de</w:t>
-      </w:r>
-    </w:p>
-    <w:p>
-      <w:r>
-        <w:t>d�placement entre deux lieux de travail doit �tre consid�r� comme du travail effectif (Cass. soc. 16 juin 2004 et 21 mars</w:t>
-      </w:r>
-    </w:p>
-    <w:p>
-      <w:r>
+        <w:rPr>
+          <w:b/>
+          <w:color w:val="2F5496"/>
+          <w:sz w:val="24"/>
+        </w:rPr>
+        <w:t>LE TRAJET D e</w:t>
+      </w:r>
+    </w:p>
+    <w:p>
+      <w:r>
+        <w:rPr>
+          <w:b w:val="0"/>
+          <w:color w:val="000000"/>
+          <w:sz w:val="22"/>
+        </w:rPr>
+        <w:t>Le temps de d'placement professionnel pour se rendre sur le lieu d'execution du contrat de travail n'est pas un temps de</w:t>
+      </w:r>
+    </w:p>
+    <w:p>
+      <w:r>
+        <w:rPr>
+          <w:b w:val="0"/>
+          <w:color w:val="000000"/>
+          <w:sz w:val="22"/>
+        </w:rPr>
+        <w:t>travail effectif mais un temps de trajet. Toutefois, s'il d'passe le temps normal entre le domicile et le lieu habituel de</w:t>
+      </w:r>
+    </w:p>
+    <w:p>
+      <w:r>
+        <w:rPr>
+          <w:b w:val="0"/>
+          <w:color w:val="000000"/>
+          <w:sz w:val="22"/>
+        </w:rPr>
+        <w:t>travail, il doit faire l'objet d'une contrepartie soit sous forme de repos, soit financiere. N'anmoins (Cass. soc. 23 novem-</w:t>
+      </w:r>
+    </w:p>
+    <w:p>
+      <w:r>
+        <w:rPr>
+          <w:b w:val="0"/>
+          <w:color w:val="000000"/>
+          <w:sz w:val="22"/>
+        </w:rPr>
+        <w:t>bre 2022), lorsque ce temps repond e la d'finition du travail effectif, il doit etre requalifie comme tel. Enfin, le temps de</w:t>
+      </w:r>
+    </w:p>
+    <w:p>
+      <w:r>
+        <w:rPr>
+          <w:b w:val="0"/>
+          <w:color w:val="000000"/>
+          <w:sz w:val="22"/>
+        </w:rPr>
+        <w:t>d'placement entre deux lieux de travail doit etre considere comme du travail effectif (Cass. soc. 16 juin 2004 et 21 mars</w:t>
+      </w:r>
+    </w:p>
+    <w:p>
+      <w:r>
+        <w:rPr>
+          <w:b w:val="0"/>
+          <w:color w:val="000000"/>
+          <w:sz w:val="22"/>
+        </w:rPr>
         <w:t>2012).</w:t>
       </w:r>
     </w:p>
@@ -562,7 +1046,12 @@
         <w:pStyle w:val="Heading2"/>
       </w:pPr>
       <w:r>
-        <w:t>L�ASTREINTE E �</w:t>
+        <w:rPr>
+          <w:b/>
+          <w:color w:val="2F5496"/>
+          <w:sz w:val="24"/>
+        </w:rPr>
+        <w:t>L'ASTREINTE E e</w:t>
       </w:r>
     </w:p>
     <w:p>
@@ -570,52 +1059,102 @@
         <w:pStyle w:val="Heading2"/>
       </w:pPr>
       <w:r>
-        <w:t>D�FINITION</w:t>
-      </w:r>
-    </w:p>
-    <w:p>
-      <w:r>
+        <w:rPr>
+          <w:b/>
+          <w:color w:val="2F5496"/>
+          <w:sz w:val="24"/>
+        </w:rPr>
+        <w:t>D'FINITION</w:t>
+      </w:r>
+    </w:p>
+    <w:p>
+      <w:r>
+        <w:rPr>
+          <w:b w:val="0"/>
+          <w:color w:val="000000"/>
+          <w:sz w:val="22"/>
+        </w:rPr>
         <w:t>?</w:t>
       </w:r>
     </w:p>
     <w:p>
       <w:r>
-        <w:t>L�article L 3121-9 du code du travail d�finit l�astreinte comme � une p�riode pendant laquelle le salari�, sans �tre � la</w:t>
-      </w:r>
-    </w:p>
-    <w:p>
-      <w:r>
-        <w:t>disposition permanente et imm�diate de l�employeur, a l�obligation de demeurer � son domicile ou � proximit� afin</w:t>
-      </w:r>
-    </w:p>
-    <w:p>
-      <w:r>
-        <w:t>d��tre en mesure d�intervenir pour effectuer un travail au service de l�entreprise, la dur�e de cette intervention �tant</w:t>
-      </w:r>
-    </w:p>
-    <w:p>
-      <w:r>
-        <w:t>consid�r�e comme un temps de travail effectif. L�article L. 3121-10 pr�cise : � Exception faite de la dur�e d�intervention,</w:t>
-      </w:r>
-    </w:p>
-    <w:p>
-      <w:r>
-        <w:t>la p�riode d�astreinte est d�compt�e dans les dur�es minimales vis�es aux articles L3132-2 et L 3164-2 �. Les salari�s</w:t>
-      </w:r>
-    </w:p>
-    <w:p>
-      <w:r>
-        <w:t>concern�s doivent en �tre inform�s dans un d�lai raisonnable et b�n�ficient d�une contrepartie sous forme financi�re ou</w:t>
-      </w:r>
-    </w:p>
-    <w:p>
-      <w:r>
-        <w:t>de repos. Les modalit�s et les contrepartie sont fix�es par voie conventionnelle, � d�faut par l�employeur apr�s avis du</w:t>
-      </w:r>
-    </w:p>
-    <w:p>
-      <w:r>
-        <w:t>comit� d�entreprise ou en son absence des d�l�gu�s du personnel.</w:t>
+        <w:rPr>
+          <w:b w:val="0"/>
+          <w:color w:val="000000"/>
+          <w:sz w:val="22"/>
+        </w:rPr>
+        <w:t>L'article L 3121-9 du code du travail d'finit l'astreinte comme e une periode pendant laquelle le salarie, sans etre e la</w:t>
+      </w:r>
+    </w:p>
+    <w:p>
+      <w:r>
+        <w:rPr>
+          <w:b w:val="0"/>
+          <w:color w:val="000000"/>
+          <w:sz w:val="22"/>
+        </w:rPr>
+        <w:t>disposition permanente et immediate de l'employeur, a l'obligation de demeurer e son domicile ou e proximite afin</w:t>
+      </w:r>
+    </w:p>
+    <w:p>
+      <w:r>
+        <w:rPr>
+          <w:b w:val="0"/>
+          <w:color w:val="000000"/>
+          <w:sz w:val="22"/>
+        </w:rPr>
+        <w:t>d'etre en mesure d'intervenir pour effectuer un travail au service de l'entreprise, la duree de cette intervention etant</w:t>
+      </w:r>
+    </w:p>
+    <w:p>
+      <w:r>
+        <w:rPr>
+          <w:b w:val="0"/>
+          <w:color w:val="000000"/>
+          <w:sz w:val="22"/>
+        </w:rPr>
+        <w:t>consideree comme un temps de travail effectif. L'article L. 3121-10 precise : e Exception faite de la duree d'intervention,</w:t>
+      </w:r>
+    </w:p>
+    <w:p>
+      <w:r>
+        <w:rPr>
+          <w:b w:val="0"/>
+          <w:color w:val="000000"/>
+          <w:sz w:val="22"/>
+        </w:rPr>
+        <w:t>la periode d'astreinte est d'comptee dans les durees minimales visees aux articles L3132-2 et L 3164-2 e. Les salaries</w:t>
+      </w:r>
+    </w:p>
+    <w:p>
+      <w:r>
+        <w:rPr>
+          <w:b w:val="0"/>
+          <w:color w:val="000000"/>
+          <w:sz w:val="22"/>
+        </w:rPr>
+        <w:t>concernes doivent en etre informes dans un d'lai raisonnable et ben'ficient d'une contrepartie sous forme financiere ou</w:t>
+      </w:r>
+    </w:p>
+    <w:p>
+      <w:r>
+        <w:rPr>
+          <w:b w:val="0"/>
+          <w:color w:val="000000"/>
+          <w:sz w:val="22"/>
+        </w:rPr>
+        <w:t>de repos. Les modalites et les contrepartie sont fixees par voie conventionnelle, e d'faut par l'employeur apres avis du</w:t>
+      </w:r>
+    </w:p>
+    <w:p>
+      <w:r>
+        <w:rPr>
+          <w:b w:val="0"/>
+          <w:color w:val="000000"/>
+          <w:sz w:val="22"/>
+        </w:rPr>
+        <w:t>comite d'entreprise ou en son absence des d'l'gues du personnel.</w:t>
       </w:r>
     </w:p>
     <w:p>
@@ -623,37 +1162,72 @@
         <w:pStyle w:val="Heading2"/>
       </w:pPr>
       <w:r>
-        <w:t>TEMPS CONSID�R� COMME DU TRAVAIL EFFECTIF</w:t>
-      </w:r>
-    </w:p>
-    <w:p>
-      <w:r>
+        <w:rPr>
+          <w:b/>
+          <w:color w:val="2F5496"/>
+          <w:sz w:val="24"/>
+        </w:rPr>
+        <w:t>TEMPS CONSIDeRe COMME DU TRAVAIL EFFECTIF</w:t>
+      </w:r>
+    </w:p>
+    <w:p>
+      <w:r>
+        <w:rPr>
+          <w:b w:val="0"/>
+          <w:color w:val="000000"/>
+          <w:sz w:val="22"/>
+        </w:rPr>
         <w:t>?</w:t>
       </w:r>
     </w:p>
     <w:p>
       <w:r>
-        <w:t>Est consid�r� comme temps de travail effectif :</w:t>
-      </w:r>
-    </w:p>
-    <w:p>
-      <w:r>
-        <w:t>L�astreinte effectu�e sur le site de l�entreprise (Cass. soc. 15 f�vrier 1995, Cass. soc. 2 avril 2003).</w:t>
-      </w:r>
-    </w:p>
-    <w:p>
-      <w:r>
-        <w:t>Les p�riodes d�intervention effective.</w:t>
-      </w:r>
-    </w:p>
-    <w:p>
-      <w:r>
-        <w:t>Le temps de d�placement entre le lieu d�intervention et le domicile du salari� (Cass. soc. 31 octobre 2007).</w:t>
-      </w:r>
-    </w:p>
-    <w:p>
-      <w:r>
-        <w:t>� noter l��volution en la mati�re que pourrait nourrir l�arr�t de la CJUE en date du 9 mars 2021.</w:t>
+        <w:rPr>
+          <w:b w:val="0"/>
+          <w:color w:val="000000"/>
+          <w:sz w:val="22"/>
+        </w:rPr>
+        <w:t>Est considere comme temps de travail effectif :</w:t>
+      </w:r>
+    </w:p>
+    <w:p>
+      <w:r>
+        <w:rPr>
+          <w:b w:val="0"/>
+          <w:color w:val="000000"/>
+          <w:sz w:val="22"/>
+        </w:rPr>
+        <w:t>L'astreinte effectuee sur le site de l'entreprise (Cass. soc. 15 fevrier 1995, Cass. soc. 2 avril 2003).</w:t>
+      </w:r>
+    </w:p>
+    <w:p>
+      <w:r>
+        <w:rPr>
+          <w:b w:val="0"/>
+          <w:color w:val="000000"/>
+          <w:sz w:val="22"/>
+        </w:rPr>
+        <w:t>Les periodes d'intervention effective.</w:t>
+      </w:r>
+    </w:p>
+    <w:p>
+      <w:r>
+        <w:rPr>
+          <w:b w:val="0"/>
+          <w:color w:val="000000"/>
+          <w:sz w:val="22"/>
+        </w:rPr>
+        <w:t>Le temps de d'placement entre le lieu d'intervention et le domicile du salarie (Cass. soc. 31 octobre 2007).</w:t>
+      </w:r>
+    </w:p>
+    <w:p>
+      <w:r>
+        <w:rPr>
+          <w:b w:val="0"/>
+          <w:color w:val="000000"/>
+          <w:sz w:val="22"/>
+        </w:rPr>
+        <w:t>e noter l'evolution en la matiere que pourrait nourrir l'arret de la CJUE en date du 9 mars 2021.</w:t>
       </w:r>
     </w:p>
     <w:p>
@@ -661,63 +1235,116 @@
         <w:pStyle w:val="Heading2"/>
       </w:pPr>
       <w:r>
-        <w:t>UNE CONS�QUENCE SIGNIFICATIVE EN MATI�RE D�ACCIDENT DU TRAVAIL</w:t>
-      </w:r>
-    </w:p>
-    <w:p>
-      <w:r>
+        <w:rPr>
+          <w:b/>
+          <w:color w:val="2F5496"/>
+          <w:sz w:val="24"/>
+        </w:rPr>
+        <w:t>UNE CONSeQUENCE SIGNIFICATIVE EN MATIeRE D'ACCIDENT DU TRAVAIL</w:t>
+      </w:r>
+    </w:p>
+    <w:p>
+      <w:r>
+        <w:rPr>
+          <w:b w:val="0"/>
+          <w:color w:val="000000"/>
+          <w:sz w:val="22"/>
+        </w:rPr>
         <w:t>?</w:t>
       </w:r>
     </w:p>
     <w:p>
       <w:r>
-        <w:t>L�article L411-1 du code de la s�curit� sociale (� Est consid�r� comme accident du travail, quelle qu�en soit la cause,</w:t>
-      </w:r>
-    </w:p>
-    <w:p>
-      <w:r>
-        <w:t>l�accident survenu par le fait ou � l�occasion du travail � toute personne salari�e ou travaillant, � quelque titre ou en</w:t>
-      </w:r>
-    </w:p>
-    <w:p>
-      <w:r>
-        <w:t>quelque lieu que ce soit, pour un ou plusieurs employeurs ou chefs d�entreprise �) �tabli une pr�somption d�accident du</w:t>
-      </w:r>
-    </w:p>
-    <w:p>
-      <w:r>
-        <w:t>travail d�s lors que les conditions ci-dessus sont r�unies. Tel n�est pas le cas en l�absence d�intervention du salari�</w:t>
-      </w:r>
-    </w:p>
-    <w:p>
-      <w:r>
-        <w:t>pendant un temps d�astreinte. Pour en b�n�ficier ce dernier et l�employeur doivent d�finir avec le plus de pr�cision</w:t>
-      </w:r>
-    </w:p>
-    <w:p>
-      <w:r>
-        <w:t>possible le lien de subordination permettant de rattacher le salari� � l�entreprise pendant les p�riodes d�astreinte �</w:t>
-      </w:r>
-    </w:p>
-    <w:p>
-      <w:r>
-        <w:t>domicile (connexion Internet, d�placements�). En ce sens la Cour de cassation en a �cart� l�application (arr�t du 2</w:t>
-      </w:r>
-    </w:p>
-    <w:p>
-      <w:r>
-        <w:t>avril 2003) pour un salari� d�c�d� � son domicile pendant une p�riode d�astreinte).</w:t>
-      </w:r>
-    </w:p>
-    <w:p/>
-    <w:p/>
+        <w:rPr>
+          <w:b w:val="0"/>
+          <w:color w:val="000000"/>
+          <w:sz w:val="22"/>
+        </w:rPr>
+        <w:t>L'article L411-1 du code de la s'curite sociale (e Est considere comme accident du travail, quelle qu'en soit la cause,</w:t>
+      </w:r>
+    </w:p>
+    <w:p>
+      <w:r>
+        <w:rPr>
+          <w:b w:val="0"/>
+          <w:color w:val="000000"/>
+          <w:sz w:val="22"/>
+        </w:rPr>
+        <w:t>l'accident survenu par le fait ou e l'occasion du travail e toute personne salariee ou travaillant, e quelque titre ou en</w:t>
+      </w:r>
+    </w:p>
+    <w:p>
+      <w:r>
+        <w:rPr>
+          <w:b w:val="0"/>
+          <w:color w:val="000000"/>
+          <w:sz w:val="22"/>
+        </w:rPr>
+        <w:t>quelque lieu que ce soit, pour un ou plusieurs employeurs ou chefs d'entreprise e) etabli une presomption d'accident du</w:t>
+      </w:r>
+    </w:p>
+    <w:p>
+      <w:r>
+        <w:rPr>
+          <w:b w:val="0"/>
+          <w:color w:val="000000"/>
+          <w:sz w:val="22"/>
+        </w:rPr>
+        <w:t>travail d's lors que les conditions ci-dessus sont reunies. Tel n'est pas le cas en l'absence d'intervention du salarie</w:t>
+      </w:r>
+    </w:p>
+    <w:p>
+      <w:r>
+        <w:rPr>
+          <w:b w:val="0"/>
+          <w:color w:val="000000"/>
+          <w:sz w:val="22"/>
+        </w:rPr>
+        <w:t>pendant un temps d'astreinte. Pour en ben'ficier ce dernier et l'employeur doivent d'finir avec le plus de precision</w:t>
+      </w:r>
+    </w:p>
+    <w:p>
+      <w:r>
+        <w:rPr>
+          <w:b w:val="0"/>
+          <w:color w:val="000000"/>
+          <w:sz w:val="22"/>
+        </w:rPr>
+        <w:t>possible le lien de subordination permettant de rattacher le salarie e l'entreprise pendant les periodes d'astreinte e</w:t>
+      </w:r>
+    </w:p>
+    <w:p>
+      <w:r>
+        <w:rPr>
+          <w:b w:val="0"/>
+          <w:color w:val="000000"/>
+          <w:sz w:val="22"/>
+        </w:rPr>
+        <w:t>domicile (connexion Internet, d'placementse). En ce sens la Cour de cassation en a ecarte l'application (arret du 2</w:t>
+      </w:r>
+    </w:p>
+    <w:p>
+      <w:r>
+        <w:rPr>
+          <w:b w:val="0"/>
+          <w:color w:val="000000"/>
+          <w:sz w:val="22"/>
+        </w:rPr>
+        <w:t>avril 2003) pour un salarie d'c'd' e son domicile pendant une periode d'astreinte).</w:t>
+      </w:r>
+    </w:p>
     <w:p/>
     <w:p>
       <w:pPr>
         <w:pStyle w:val="Heading2"/>
       </w:pPr>
       <w:r>
-        <w:t>LES HEURES SUPPL�MENTAIRES III �</w:t>
+        <w:rPr>
+          <w:b/>
+          <w:color w:val="2F5496"/>
+          <w:sz w:val="24"/>
+        </w:rPr>
+        <w:t>LES HEURES SUPPLeMENTAIRES III e</w:t>
       </w:r>
     </w:p>
     <w:p>
@@ -725,52 +1352,102 @@
         <w:pStyle w:val="Heading2"/>
       </w:pPr>
       <w:r>
-        <w:t>D�FINITION A �</w:t>
-      </w:r>
-    </w:p>
-    <w:p>
-      <w:r>
-        <w:t>Les heures suppl�mentaires sont les heures de travail effectif r�alis�es par le salari� :</w:t>
-      </w:r>
-    </w:p>
-    <w:p>
-      <w:r>
-        <w:t>� la demande de l�employeur ou avec son accord, m�me implicite. Par exemple, si le salari� peut �tablir que les ?</w:t>
-      </w:r>
-    </w:p>
-    <w:p>
-      <w:r>
-        <w:t>t�ches confi�es n�cessitaient la r�alisation d�heures suppl�mentaires (Cass. soc. 14 novembre 2018).</w:t>
-      </w:r>
-    </w:p>
-    <w:p>
-      <w:r>
-        <w:t>Au-del� de la dur�e l�gale de 35 heures par semaine ou de la dur�e consid�r�e comme �quivalente. ?</w:t>
-      </w:r>
-    </w:p>
-    <w:p>
-      <w:r>
-        <w:t>Par principe le d�compte des heures suppl�mentaires s�effectue par semaine civile (du lundi � 0 heures au dimanche � 24</w:t>
-      </w:r>
-    </w:p>
-    <w:p>
-      <w:r>
-        <w:t>heures) n�anmoins, si un accord collectif (�tablissement/entreprise/branche) le pr�voit, le d�compte peut s�effectuer</w:t>
-      </w:r>
-    </w:p>
-    <w:p>
-      <w:r>
-        <w:t>sur une p�riode de sept jours cons�cutifs.</w:t>
-      </w:r>
-    </w:p>
-    <w:p>
-      <w:r>
-        <w:t>Enfin, le d�compte peut s�effectuer autrement en cas d�am�nagement des horaires de travail sur toute ou partie de</w:t>
-      </w:r>
-    </w:p>
-    <w:p>
-      <w:r>
-        <w:t>l�ann�e.</w:t>
+        <w:rPr>
+          <w:b/>
+          <w:color w:val="2F5496"/>
+          <w:sz w:val="24"/>
+        </w:rPr>
+        <w:t>D'FINITION A e</w:t>
+      </w:r>
+    </w:p>
+    <w:p>
+      <w:r>
+        <w:rPr>
+          <w:b w:val="0"/>
+          <w:color w:val="000000"/>
+          <w:sz w:val="22"/>
+        </w:rPr>
+        <w:t>Les heures supplementaires sont les heures de travail effectif realisees par le salarie :</w:t>
+      </w:r>
+    </w:p>
+    <w:p>
+      <w:r>
+        <w:rPr>
+          <w:b w:val="0"/>
+          <w:color w:val="000000"/>
+          <w:sz w:val="22"/>
+        </w:rPr>
+        <w:t>e la demande de l'employeur ou avec son accord, m'me implicite. Par exemple, si le salarie peut etablir que les ?</w:t>
+      </w:r>
+    </w:p>
+    <w:p>
+      <w:r>
+        <w:rPr>
+          <w:b w:val="0"/>
+          <w:color w:val="000000"/>
+          <w:sz w:val="22"/>
+        </w:rPr>
+        <w:t>t'ches confiees n'cessitaient la realisation d'heures supplementaires (Cass. soc. 14 novembre 2018).</w:t>
+      </w:r>
+    </w:p>
+    <w:p>
+      <w:r>
+        <w:rPr>
+          <w:b w:val="0"/>
+          <w:color w:val="000000"/>
+          <w:sz w:val="22"/>
+        </w:rPr>
+        <w:t>Au-dele de la duree l'gale de 35 heures par semaine ou de la duree consideree comme equivalente. ?</w:t>
+      </w:r>
+    </w:p>
+    <w:p>
+      <w:r>
+        <w:rPr>
+          <w:b w:val="0"/>
+          <w:color w:val="000000"/>
+          <w:sz w:val="22"/>
+        </w:rPr>
+        <w:t>Par principe le d'compte des heures supplementaires s'effectue par semaine civile (du lundi e 0 heures au dimanche e 24</w:t>
+      </w:r>
+    </w:p>
+    <w:p>
+      <w:r>
+        <w:rPr>
+          <w:b w:val="0"/>
+          <w:color w:val="000000"/>
+          <w:sz w:val="22"/>
+        </w:rPr>
+        <w:t>heures) n'anmoins, si un accord collectif (etablissement/entreprise/branche) le prevoit, le d'compte peut s'effectuer</w:t>
+      </w:r>
+    </w:p>
+    <w:p>
+      <w:r>
+        <w:rPr>
+          <w:b w:val="0"/>
+          <w:color w:val="000000"/>
+          <w:sz w:val="22"/>
+        </w:rPr>
+        <w:t>sur une periode de sept jours consecutifs.</w:t>
+      </w:r>
+    </w:p>
+    <w:p>
+      <w:r>
+        <w:rPr>
+          <w:b w:val="0"/>
+          <w:color w:val="000000"/>
+          <w:sz w:val="22"/>
+        </w:rPr>
+        <w:t>Enfin, le d'compte peut s'effectuer autrement en cas d'amenagement des horaires de travail sur toute ou partie de</w:t>
+      </w:r>
+    </w:p>
+    <w:p>
+      <w:r>
+        <w:rPr>
+          <w:b w:val="0"/>
+          <w:color w:val="000000"/>
+          <w:sz w:val="22"/>
+        </w:rPr>
+        <w:t>l'annee.</w:t>
       </w:r>
     </w:p>
     <w:p>
@@ -778,7 +1455,12 @@
         <w:pStyle w:val="Heading2"/>
       </w:pPr>
       <w:r>
-        <w:t>UTILISATION PAR L�EMPLOYEUR B �</w:t>
+        <w:rPr>
+          <w:b/>
+          <w:color w:val="2F5496"/>
+          <w:sz w:val="24"/>
+        </w:rPr>
+        <w:t>UTILISATION PAR L'EMPLOYEUR B e</w:t>
       </w:r>
     </w:p>
     <w:p>
@@ -786,57 +1468,112 @@
         <w:pStyle w:val="Heading2"/>
       </w:pPr>
       <w:r>
+        <w:rPr>
+          <w:b/>
+          <w:color w:val="2F5496"/>
+          <w:sz w:val="24"/>
+        </w:rPr>
         <w:t>DANS LE CONTINGENT ANNUEL</w:t>
       </w:r>
     </w:p>
     <w:p>
       <w:r>
+        <w:rPr>
+          <w:b w:val="0"/>
+          <w:color w:val="000000"/>
+          <w:sz w:val="22"/>
+        </w:rPr>
         <w:t>?</w:t>
       </w:r>
     </w:p>
     <w:p>
       <w:r>
-        <w:t>Le contingent annuel est un volume d�heures suppl�mentaires par an et par salari� que l�employeur peut utiliser</w:t>
-      </w:r>
-    </w:p>
-    <w:p>
-      <w:r>
+        <w:rPr>
+          <w:b w:val="0"/>
+          <w:color w:val="000000"/>
+          <w:sz w:val="22"/>
+        </w:rPr>
+        <w:t>Le contingent annuel est un volume d'heures supplementaires par an et par salarie que l'employeur peut utiliser</w:t>
+      </w:r>
+    </w:p>
+    <w:p>
+      <w:r>
+        <w:rPr>
+          <w:b w:val="0"/>
+          <w:color w:val="000000"/>
+          <w:sz w:val="22"/>
+        </w:rPr>
         <w:t>librement.</w:t>
       </w:r>
     </w:p>
     <w:p>
       <w:r>
-        <w:t>Le contingent annuel est fix� par convention ou accord collectif de branche �tendu ou par accord d�entreprise ou d��ta-</w:t>
-      </w:r>
-    </w:p>
-    <w:p>
-      <w:r>
-        <w:t>blissement. L�accord doit pr�ciser l�ensemble des modalit�s selon lesquelles les heures suppl�mentaires seront r�alis�es</w:t>
-      </w:r>
-    </w:p>
-    <w:p>
-      <w:r>
-        <w:t>et notamment l�information pr�alable du comit� social et �conomique. � d�faut d�accord, le contingent r�glementaire</w:t>
-      </w:r>
-    </w:p>
-    <w:p>
-      <w:r>
-        <w:t>de 220 heures par an et par salari� s�applique et donne lieu � consultation du comit� social et �conomique au moins une</w:t>
-      </w:r>
-    </w:p>
-    <w:p>
-      <w:r>
+        <w:rPr>
+          <w:b w:val="0"/>
+          <w:color w:val="000000"/>
+          <w:sz w:val="22"/>
+        </w:rPr>
+        <w:t>Le contingent annuel est fixe par convention ou accord collectif de branche etendu ou par accord d'entreprise ou d'eta-</w:t>
+      </w:r>
+    </w:p>
+    <w:p>
+      <w:r>
+        <w:rPr>
+          <w:b w:val="0"/>
+          <w:color w:val="000000"/>
+          <w:sz w:val="22"/>
+        </w:rPr>
+        <w:t>blissement. L'accord doit preciser l'ensemble des modalites selon lesquelles les heures supplementaires seront realisees</w:t>
+      </w:r>
+    </w:p>
+    <w:p>
+      <w:r>
+        <w:rPr>
+          <w:b w:val="0"/>
+          <w:color w:val="000000"/>
+          <w:sz w:val="22"/>
+        </w:rPr>
+        <w:t>et notamment l'information prealable du comite social et economique. e d'faut d'accord, le contingent reglementaire</w:t>
+      </w:r>
+    </w:p>
+    <w:p>
+      <w:r>
+        <w:rPr>
+          <w:b w:val="0"/>
+          <w:color w:val="000000"/>
+          <w:sz w:val="22"/>
+        </w:rPr>
+        <w:t>de 220 heures par an et par salarie s'applique et donne lieu e consultation du comite social et economique au moins une</w:t>
+      </w:r>
+    </w:p>
+    <w:p>
+      <w:r>
+        <w:rPr>
+          <w:b w:val="0"/>
+          <w:color w:val="000000"/>
+          <w:sz w:val="22"/>
+        </w:rPr>
         <w:t>fois par an.</w:t>
       </w:r>
     </w:p>
     <w:p>
       <w:r>
-        <w:t>� noter que le refus du salari� d�effectuer des heures suppl�mentaires peut �tre consid�r� comme une atteinte au</w:t>
-      </w:r>
-    </w:p>
-    <w:p>
-      <w:r>
-        <w:t>pouvoir de direction de l�employeur et qualifi� de faute grave motivant son licenciement.</w:t>
+        <w:rPr>
+          <w:b w:val="0"/>
+          <w:color w:val="000000"/>
+          <w:sz w:val="22"/>
+        </w:rPr>
+        <w:t>e noter que le refus du salarie d'effectuer des heures supplementaires peut etre considere comme une atteinte au</w:t>
+      </w:r>
+    </w:p>
+    <w:p>
+      <w:r>
+        <w:rPr>
+          <w:b w:val="0"/>
+          <w:color w:val="000000"/>
+          <w:sz w:val="22"/>
+        </w:rPr>
+        <w:t>pouvoir de direction de l'employeur et qualifie de faute grave motivant son licenciement.</w:t>
       </w:r>
     </w:p>
     <w:p>
@@ -844,37 +1581,72 @@
         <w:pStyle w:val="Heading2"/>
       </w:pPr>
       <w:r>
+        <w:rPr>
+          <w:b/>
+          <w:color w:val="2F5496"/>
+          <w:sz w:val="24"/>
+        </w:rPr>
         <w:t>HORS CONTINGENT</w:t>
       </w:r>
     </w:p>
     <w:p>
       <w:r>
+        <w:rPr>
+          <w:b w:val="0"/>
+          <w:color w:val="000000"/>
+          <w:sz w:val="22"/>
+        </w:rPr>
         <w:t>?</w:t>
       </w:r>
     </w:p>
     <w:p>
       <w:r>
-        <w:t>Lorsqu�il existe un accord collectif, celui-ci doit pr�ciser les r�gles selon lesquelles elles seront ex�cut�es ainsi que les</w:t>
-      </w:r>
-    </w:p>
-    <w:p>
-      <w:r>
-        <w:t>modalit�s des contreparties auxquelles elles donnent lieu sous r�serve des dispositions d�ordre public. L�utilisation des</w:t>
-      </w:r>
-    </w:p>
-    <w:p>
-      <w:r>
-        <w:t>heures suppl�mentaires n�cessite l�avis pr�alable du comit� social et �conomique.</w:t>
-      </w:r>
-    </w:p>
-    <w:p>
-      <w:r>
-        <w:t>En l�absence d�accord, l�employeur peut d�passer le contingent sans autorisation de l�inspecteur du travail, mais</w:t>
-      </w:r>
-    </w:p>
-    <w:p>
-      <w:r>
-        <w:t>reste tenu de consulter au moins une fois par an le comit� social et �conomique.</w:t>
+        <w:rPr>
+          <w:b w:val="0"/>
+          <w:color w:val="000000"/>
+          <w:sz w:val="22"/>
+        </w:rPr>
+        <w:t>Lorsqu'il existe un accord collectif, celui-ci doit preciser les regles selon lesquelles elles seront executees ainsi que les</w:t>
+      </w:r>
+    </w:p>
+    <w:p>
+      <w:r>
+        <w:rPr>
+          <w:b w:val="0"/>
+          <w:color w:val="000000"/>
+          <w:sz w:val="22"/>
+        </w:rPr>
+        <w:t>modalites des contreparties auxquelles elles donnent lieu sous reserve des dispositions d'ordre public. L'utilisation des</w:t>
+      </w:r>
+    </w:p>
+    <w:p>
+      <w:r>
+        <w:rPr>
+          <w:b w:val="0"/>
+          <w:color w:val="000000"/>
+          <w:sz w:val="22"/>
+        </w:rPr>
+        <w:t>heures supplementaires n'cessite l'avis prealable du comite social et economique.</w:t>
+      </w:r>
+    </w:p>
+    <w:p>
+      <w:r>
+        <w:rPr>
+          <w:b w:val="0"/>
+          <w:color w:val="000000"/>
+          <w:sz w:val="22"/>
+        </w:rPr>
+        <w:t>En l'absence d'accord, l'employeur peut d'passer le contingent sans autorisation de l'inspecteur du travail, mais</w:t>
+      </w:r>
+    </w:p>
+    <w:p>
+      <w:r>
+        <w:rPr>
+          <w:b w:val="0"/>
+          <w:color w:val="000000"/>
+          <w:sz w:val="22"/>
+        </w:rPr>
+        <w:t>reste tenu de consulter au moins une fois par an le comite social et economique.</w:t>
       </w:r>
     </w:p>
     <w:p>
@@ -882,17 +1654,32 @@
         <w:pStyle w:val="Heading2"/>
       </w:pPr>
       <w:r>
-        <w:t>LA COMPENSATION DES HEURES SUPPL�MENTAIRES C �</w:t>
-      </w:r>
-    </w:p>
-    <w:p>
-      <w:r>
-        <w:t>Le fait de r�aliser des heures suppl�mentaires ouvre droit au salari� � une compensation en temps ou en argent. De plus</w:t>
-      </w:r>
-    </w:p>
-    <w:p>
-      <w:r>
-        <w:t>au-del� d�un certain volume d�heures effectu�es, le salari� a droit � un repos suppl�mentaire obligatoire.</w:t>
+        <w:rPr>
+          <w:b/>
+          <w:color w:val="2F5496"/>
+          <w:sz w:val="24"/>
+        </w:rPr>
+        <w:t>LA COMPENSATION DES HEURES SUPPLeMENTAIRES C e</w:t>
+      </w:r>
+    </w:p>
+    <w:p>
+      <w:r>
+        <w:rPr>
+          <w:b w:val="0"/>
+          <w:color w:val="000000"/>
+          <w:sz w:val="22"/>
+        </w:rPr>
+        <w:t>Le fait de realiser des heures supplementaires ouvre droit au salarie e une compensation en temps ou en argent. De plus</w:t>
+      </w:r>
+    </w:p>
+    <w:p>
+      <w:r>
+        <w:rPr>
+          <w:b w:val="0"/>
+          <w:color w:val="000000"/>
+          <w:sz w:val="22"/>
+        </w:rPr>
+        <w:t>au-dele d'un certain volume d'heures effectuees, le salarie a droit e un repos supplementaire obligatoire.</w:t>
       </w:r>
     </w:p>
     <w:p>
@@ -900,67 +1687,132 @@
         <w:pStyle w:val="Heading2"/>
       </w:pPr>
       <w:r>
+        <w:rPr>
+          <w:b/>
+          <w:color w:val="2F5496"/>
+          <w:sz w:val="24"/>
+        </w:rPr>
         <w:t>LES MAJORATIONS DE SALAIRE</w:t>
       </w:r>
     </w:p>
     <w:p>
       <w:r>
+        <w:rPr>
+          <w:b w:val="0"/>
+          <w:color w:val="000000"/>
+          <w:sz w:val="22"/>
+        </w:rPr>
         <w:t>?</w:t>
       </w:r>
     </w:p>
     <w:p>
       <w:r>
-        <w:t>Les heures suppl�mentaires sont major�es de :</w:t>
-      </w:r>
-    </w:p>
-    <w:p>
-      <w:r>
-        <w:t>25% pour les huit premi�res heures (soit de la 36</w:t>
-      </w:r>
-    </w:p>
-    <w:p>
-      <w:r>
+        <w:rPr>
+          <w:b w:val="0"/>
+          <w:color w:val="000000"/>
+          <w:sz w:val="22"/>
+        </w:rPr>
+        <w:t>Les heures supplementaires sont majorees de :</w:t>
+      </w:r>
+    </w:p>
+    <w:p>
+      <w:r>
+        <w:rPr>
+          <w:b w:val="0"/>
+          <w:color w:val="000000"/>
+          <w:sz w:val="22"/>
+        </w:rPr>
+        <w:t>25% pour les huit premieres heures (soit de la 36</w:t>
+      </w:r>
+    </w:p>
+    <w:p>
+      <w:r>
+        <w:rPr>
+          <w:b w:val="0"/>
+          <w:color w:val="000000"/>
+          <w:sz w:val="22"/>
+        </w:rPr>
         <w:t>e</w:t>
       </w:r>
     </w:p>
     <w:p>
       <w:r>
-        <w:t>� la 43</w:t>
-      </w:r>
-    </w:p>
-    <w:p>
-      <w:r>
+        <w:rPr>
+          <w:b w:val="0"/>
+          <w:color w:val="000000"/>
+          <w:sz w:val="22"/>
+        </w:rPr>
+        <w:t>e la 43</w:t>
+      </w:r>
+    </w:p>
+    <w:p>
+      <w:r>
+        <w:rPr>
+          <w:b w:val="0"/>
+          <w:color w:val="000000"/>
+          <w:sz w:val="22"/>
+        </w:rPr>
         <w:t>e</w:t>
       </w:r>
     </w:p>
     <w:p>
       <w:r>
+        <w:rPr>
+          <w:b w:val="0"/>
+          <w:color w:val="000000"/>
+          <w:sz w:val="22"/>
+        </w:rPr>
         <w:t>heure incluse),</w:t>
       </w:r>
     </w:p>
     <w:p>
       <w:r>
-        <w:t>50% pour les heures suivantes (� partir de la 44</w:t>
-      </w:r>
-    </w:p>
-    <w:p>
-      <w:r>
+        <w:rPr>
+          <w:b w:val="0"/>
+          <w:color w:val="000000"/>
+          <w:sz w:val="22"/>
+        </w:rPr>
+        <w:t>50% pour les heures suivantes (e partir de la 44</w:t>
+      </w:r>
+    </w:p>
+    <w:p>
+      <w:r>
+        <w:rPr>
+          <w:b w:val="0"/>
+          <w:color w:val="000000"/>
+          <w:sz w:val="22"/>
+        </w:rPr>
         <w:t>e</w:t>
       </w:r>
     </w:p>
     <w:p>
       <w:r>
+        <w:rPr>
+          <w:b w:val="0"/>
+          <w:color w:val="000000"/>
+          <w:sz w:val="22"/>
+        </w:rPr>
         <w:t>heure).</w:t>
       </w:r>
     </w:p>
     <w:p>
       <w:r>
-        <w:t>Ces taux s�appliquent � d�faut de dispositions collectives (branche, entreprise, �tablissement) qui peuvent pr�voir un</w:t>
-      </w:r>
-    </w:p>
-    <w:p>
-      <w:r>
-        <w:t>taux de majoration diff�rent au minimum de 10%.</w:t>
+        <w:rPr>
+          <w:b w:val="0"/>
+          <w:color w:val="000000"/>
+          <w:sz w:val="22"/>
+        </w:rPr>
+        <w:t>Ces taux s'appliquent e d'faut de dispositions collectives (branche, entreprise, etablissement) qui peuvent prevoir un</w:t>
+      </w:r>
+    </w:p>
+    <w:p>
+      <w:r>
+        <w:rPr>
+          <w:b w:val="0"/>
+          <w:color w:val="000000"/>
+          <w:sz w:val="22"/>
+        </w:rPr>
+        <w:t>taux de majoration different au minimum de 10%.</w:t>
       </w:r>
     </w:p>
     <w:p>
@@ -968,42 +1820,82 @@
         <w:pStyle w:val="Heading2"/>
       </w:pPr>
       <w:r>
+        <w:rPr>
+          <w:b/>
+          <w:color w:val="2F5496"/>
+          <w:sz w:val="24"/>
+        </w:rPr>
         <w:t>LE REPOS COMPENSATEUR DE REMPLACEMENT</w:t>
       </w:r>
     </w:p>
     <w:p>
       <w:r>
+        <w:rPr>
+          <w:b w:val="0"/>
+          <w:color w:val="000000"/>
+          <w:sz w:val="22"/>
+        </w:rPr>
         <w:t>?</w:t>
       </w:r>
     </w:p>
     <w:p>
       <w:r>
-        <w:t>Une convention ou un accord collectif �tendu, une convention, un accord d�entreprise ou d��tablissement peut pr�voir</w:t>
-      </w:r>
-    </w:p>
-    <w:p>
-      <w:r>
-        <w:t>de remplacer le paiement des heures suppl�mentaires par l�attribution d�un repos compensateur. Les heures</w:t>
-      </w:r>
-    </w:p>
-    <w:p>
-      <w:r>
-        <w:t>suppl�mentaires int�gralement compens�es par le repos de remplacement ne sont pas comptabilis�es dans le</w:t>
-      </w:r>
-    </w:p>
-    <w:p>
-      <w:r>
+        <w:rPr>
+          <w:b w:val="0"/>
+          <w:color w:val="000000"/>
+          <w:sz w:val="22"/>
+        </w:rPr>
+        <w:t>Une convention ou un accord collectif etendu, une convention, un accord d'entreprise ou d'etablissement peut prevoir</w:t>
+      </w:r>
+    </w:p>
+    <w:p>
+      <w:r>
+        <w:rPr>
+          <w:b w:val="0"/>
+          <w:color w:val="000000"/>
+          <w:sz w:val="22"/>
+        </w:rPr>
+        <w:t>de remplacer le paiement des heures supplementaires par l'attribution d'un repos compensateur. Les heures</w:t>
+      </w:r>
+    </w:p>
+    <w:p>
+      <w:r>
+        <w:rPr>
+          <w:b w:val="0"/>
+          <w:color w:val="000000"/>
+          <w:sz w:val="22"/>
+        </w:rPr>
+        <w:t>supplementaires integralement compensees par le repos de remplacement ne sont pas comptabilisees dans le</w:t>
+      </w:r>
+    </w:p>
+    <w:p>
+      <w:r>
+        <w:rPr>
+          <w:b w:val="0"/>
+          <w:color w:val="000000"/>
+          <w:sz w:val="22"/>
+        </w:rPr>
         <w:t>contingent annuel.</w:t>
       </w:r>
     </w:p>
     <w:p>
       <w:r>
-        <w:t>D�autre part, en l�absence de d�l�gu� syndical, l�employeur peut instituer un repos compensateur en remplacement du</w:t>
-      </w:r>
-    </w:p>
-    <w:p>
-      <w:r>
-        <w:t>paiement des heures suppl�mentaires � conditions que le comit� social et �conomique ne s�y oppose pas.</w:t>
+        <w:rPr>
+          <w:b w:val="0"/>
+          <w:color w:val="000000"/>
+          <w:sz w:val="22"/>
+        </w:rPr>
+        <w:t>D'autre part, en l'absence de d'l'gue syndical, l'employeur peut instituer un repos compensateur en remplacement du</w:t>
+      </w:r>
+    </w:p>
+    <w:p>
+      <w:r>
+        <w:rPr>
+          <w:b w:val="0"/>
+          <w:color w:val="000000"/>
+          <w:sz w:val="22"/>
+        </w:rPr>
+        <w:t>paiement des heures supplementaires e conditions que le comite social et economique ne s'y oppose pas.</w:t>
       </w:r>
     </w:p>
     <w:p>
@@ -1011,27 +1903,52 @@
         <w:pStyle w:val="Heading2"/>
       </w:pPr>
       <w:r>
+        <w:rPr>
+          <w:b/>
+          <w:color w:val="2F5496"/>
+          <w:sz w:val="24"/>
+        </w:rPr>
         <w:t>LA CONTREPARTIE OBLIGATOIRE EN REPOS</w:t>
       </w:r>
     </w:p>
     <w:p>
       <w:r>
+        <w:rPr>
+          <w:b w:val="0"/>
+          <w:color w:val="000000"/>
+          <w:sz w:val="22"/>
+        </w:rPr>
         <w:t>?</w:t>
       </w:r>
     </w:p>
     <w:p>
       <w:r>
-        <w:t>Un accord collectif peut fixer les conditions d�accomplissement des heures hors contingent et les modalit�s de prise de</w:t>
-      </w:r>
-    </w:p>
-    <w:p>
-      <w:r>
-        <w:t>la contrepartie obligatoire en repos. Les majorations (l�accord collectif pr�cit� ne peut �tre moins favorable) pr�vues en</w:t>
-      </w:r>
-    </w:p>
-    <w:p>
-      <w:r>
-        <w:t>contrepartie des heures suppl�mentaires hors contingent s�op�rent selon les crit�res suivants :</w:t>
+        <w:rPr>
+          <w:b w:val="0"/>
+          <w:color w:val="000000"/>
+          <w:sz w:val="22"/>
+        </w:rPr>
+        <w:t>Un accord collectif peut fixer les conditions d'accomplissement des heures hors contingent et les modalites de prise de</w:t>
+      </w:r>
+    </w:p>
+    <w:p>
+      <w:r>
+        <w:rPr>
+          <w:b w:val="0"/>
+          <w:color w:val="000000"/>
+          <w:sz w:val="22"/>
+        </w:rPr>
+        <w:t>la contrepartie obligatoire en repos. Les majorations (l'accord collectif precite ne peut etre moins favorable) prevues en</w:t>
+      </w:r>
+    </w:p>
+    <w:p>
+      <w:r>
+        <w:rPr>
+          <w:b w:val="0"/>
+          <w:color w:val="000000"/>
+          <w:sz w:val="22"/>
+        </w:rPr>
+        <w:t>contrepartie des heures supplementaires hors contingent s'operent selon les criteres suivants :</w:t>
       </w:r>
     </w:p>
     <w:p>
@@ -1039,27 +1956,52 @@
         <w:pStyle w:val="ListBullet"/>
       </w:pPr>
       <w:r>
-        <w:t>dans les entreprises de 20 salari�s et moins, les heures r�alis�es hors du contingent annuel ouvrent droit � une -</w:t>
-      </w:r>
-    </w:p>
-    <w:p>
-      <w:r>
-        <w:t>contrepartie obligatoire en repos de 50% des heures effectu�es au-del� de la dur�e l�gale (soit d�s la 36</w:t>
-      </w:r>
-    </w:p>
-    <w:p>
-      <w:r>
+        <w:rPr>
+          <w:b w:val="0"/>
+          <w:color w:val="000000"/>
+          <w:sz w:val="22"/>
+        </w:rPr>
+        <w:t>dans les entreprises de 20 salaries et moins, les heures realisees hors du contingent annuel ouvrent droit e une</w:t>
+      </w:r>
+    </w:p>
+    <w:p>
+      <w:r>
+        <w:rPr>
+          <w:b w:val="0"/>
+          <w:color w:val="000000"/>
+          <w:sz w:val="22"/>
+        </w:rPr>
+        <w:t>contrepartie obligatoire en repos de 50% des heures effectuees au-dele de la duree l'gale (soit d's la 36</w:t>
+      </w:r>
+    </w:p>
+    <w:p>
+      <w:r>
+        <w:rPr>
+          <w:b w:val="0"/>
+          <w:color w:val="000000"/>
+          <w:sz w:val="22"/>
+        </w:rPr>
         <w:t>e</w:t>
       </w:r>
     </w:p>
     <w:p>
       <w:r>
+        <w:rPr>
+          <w:b w:val="0"/>
+          <w:color w:val="000000"/>
+          <w:sz w:val="22"/>
+        </w:rPr>
         <w:t>heure</w:t>
       </w:r>
     </w:p>
     <w:p>
       <w:r>
-        <w:t>effectu�e hors contingent) ;</w:t>
+        <w:rPr>
+          <w:b w:val="0"/>
+          <w:color w:val="000000"/>
+          <w:sz w:val="22"/>
+        </w:rPr>
+        <w:t>effectuee hors contingent) ;</w:t>
       </w:r>
     </w:p>
     <w:p>
@@ -1067,75 +2009,136 @@
         <w:pStyle w:val="ListBullet"/>
       </w:pPr>
       <w:r>
-        <w:t>dans les entreprises de plus de 20 salari�s, les heures suppl�mentaires effectu�es hors du contingent annuel ouvrent -</w:t>
-      </w:r>
-    </w:p>
-    <w:p>
-      <w:r>
-        <w:t>droit � une contrepartie obligatoire en repos � hauteur de 100% des heures effectu�es au-del� de la dur�e l�gale.</w:t>
-      </w:r>
-    </w:p>
-    <w:p>
-      <w:r>
-        <w:t>L�accord collectif pr�cit� ne peut �tre moins favorable.</w:t>
-      </w:r>
-    </w:p>
-    <w:p>
-      <w:r>
-        <w:t>La contrepartie obligatoire en repos doit �tre prise en principe dans un d�lai de 2 mois � compter de l�ouverture des</w:t>
-      </w:r>
-    </w:p>
-    <w:p>
-      <w:r>
-        <w:t>droits. N�anmoins en l�absence de demande de la part du salari�, l�employeur est tenu de lui demander de prendre ses</w:t>
-      </w:r>
-    </w:p>
-    <w:p>
-      <w:r>
-        <w:t>repos dans le d�lai maximum d�un an (art. D 3221-17 et s. Code Trav).</w:t>
-      </w:r>
-    </w:p>
-    <w:p/>
-    <w:p/>
-    <w:p/>
-    <w:p/>
+        <w:rPr>
+          <w:b w:val="0"/>
+          <w:color w:val="000000"/>
+          <w:sz w:val="22"/>
+        </w:rPr>
+        <w:t>dans les entreprises de plus de 20 salaries, les heures supplementaires effectuees hors du contingent annuel ouvrent</w:t>
+      </w:r>
+    </w:p>
+    <w:p>
+      <w:r>
+        <w:rPr>
+          <w:b w:val="0"/>
+          <w:color w:val="000000"/>
+          <w:sz w:val="22"/>
+        </w:rPr>
+        <w:t>droit e une contrepartie obligatoire en repos e hauteur de 100% des heures effectuees au-dele de la duree l'gale.</w:t>
+      </w:r>
+    </w:p>
+    <w:p>
+      <w:r>
+        <w:rPr>
+          <w:b w:val="0"/>
+          <w:color w:val="000000"/>
+          <w:sz w:val="22"/>
+        </w:rPr>
+        <w:t>L'accord collectif precite ne peut etre moins favorable.</w:t>
+      </w:r>
+    </w:p>
+    <w:p>
+      <w:r>
+        <w:rPr>
+          <w:b w:val="0"/>
+          <w:color w:val="000000"/>
+          <w:sz w:val="22"/>
+        </w:rPr>
+        <w:t>La contrepartie obligatoire en repos doit etre prise en principe dans un d'lai de 2 mois e compter de l'ouverture des</w:t>
+      </w:r>
+    </w:p>
+    <w:p>
+      <w:r>
+        <w:rPr>
+          <w:b w:val="0"/>
+          <w:color w:val="000000"/>
+          <w:sz w:val="22"/>
+        </w:rPr>
+        <w:t>droits. N'anmoins en l'absence de demande de la part du salarie, l'employeur est tenu de lui demander de prendre ses</w:t>
+      </w:r>
+    </w:p>
+    <w:p>
+      <w:r>
+        <w:rPr>
+          <w:b w:val="0"/>
+          <w:color w:val="000000"/>
+          <w:sz w:val="22"/>
+        </w:rPr>
+        <w:t>repos dans le d'lai maximum d'un an (art. D 3221-17 et s. Code Trav).</w:t>
+      </w:r>
+    </w:p>
     <w:p/>
     <w:p>
       <w:pPr>
         <w:pStyle w:val="Heading2"/>
       </w:pPr>
       <w:r>
-        <w:t>PREUVE DES HEURES SUPPL�MENTAIRES D �</w:t>
-      </w:r>
-    </w:p>
-    <w:p>
-      <w:r>
-        <w:t>Il appartient par principe aux parties, employeur et salari�, d�apporter la preuve des heures effectivement r�alis�es.</w:t>
-      </w:r>
-    </w:p>
-    <w:p>
-      <w:r>
-        <w:t>N�anmoins, les �l�ments de preuves doivent �tre suffisamment pr�cis pour que chacun soit en mesure d�y r�pondre. Il a</w:t>
-      </w:r>
-    </w:p>
-    <w:p>
-      <w:r>
-        <w:t>ainsi �t� admis que le d�compte des heures suppl�mentaires tenu au crayon par un salari� �tait admissible et permettait</w:t>
-      </w:r>
-    </w:p>
-    <w:p>
-      <w:r>
-        <w:t>� l�employeur d�y r�pondre (Cass. soc. 24 novembre 2010), de m�me que la production de tableaux par le salari�</w:t>
-      </w:r>
-    </w:p>
-    <w:p>
-      <w:r>
-        <w:t>indiquant le quantum des heures r�alis�es (Cass. soc. 28 f�vrier 2024). Le juge forme sa conviction au regard des pi�ces</w:t>
-      </w:r>
-    </w:p>
-    <w:p>
-      <w:r>
-        <w:t>apport�es par les parties ainsi que par les mesures d�instruction qu�il juge utiles.</w:t>
+        <w:rPr>
+          <w:b/>
+          <w:color w:val="2F5496"/>
+          <w:sz w:val="24"/>
+        </w:rPr>
+        <w:t>PREUVE DES HEURES SUPPLeMENTAIRES D e</w:t>
+      </w:r>
+    </w:p>
+    <w:p>
+      <w:r>
+        <w:rPr>
+          <w:b w:val="0"/>
+          <w:color w:val="000000"/>
+          <w:sz w:val="22"/>
+        </w:rPr>
+        <w:t>Il appartient par principe aux parties, employeur et salarie, d'apporter la preuve des heures effectivement realisees.</w:t>
+      </w:r>
+    </w:p>
+    <w:p>
+      <w:r>
+        <w:rPr>
+          <w:b w:val="0"/>
+          <w:color w:val="000000"/>
+          <w:sz w:val="22"/>
+        </w:rPr>
+        <w:t>N'anmoins, les el'ments de preuves doivent etre suffisamment precis pour que chacun soit en mesure d'y repondre. Il a</w:t>
+      </w:r>
+    </w:p>
+    <w:p>
+      <w:r>
+        <w:rPr>
+          <w:b w:val="0"/>
+          <w:color w:val="000000"/>
+          <w:sz w:val="22"/>
+        </w:rPr>
+        <w:t>ainsi et' admis que le d'compte des heures supplementaires tenu au crayon par un salarie etait admissible et permettait</w:t>
+      </w:r>
+    </w:p>
+    <w:p>
+      <w:r>
+        <w:rPr>
+          <w:b w:val="0"/>
+          <w:color w:val="000000"/>
+          <w:sz w:val="22"/>
+        </w:rPr>
+        <w:t>e l'employeur d'y repondre (Cass. soc. 24 novembre 2010), de m'me que la production de tableaux par le salarie</w:t>
+      </w:r>
+    </w:p>
+    <w:p>
+      <w:r>
+        <w:rPr>
+          <w:b w:val="0"/>
+          <w:color w:val="000000"/>
+          <w:sz w:val="22"/>
+        </w:rPr>
+        <w:t>indiquant le quantum des heures realisees (Cass. soc. 28 fevrier 2024). Le juge forme sa conviction au regard des pieces</w:t>
+      </w:r>
+    </w:p>
+    <w:p>
+      <w:r>
+        <w:rPr>
+          <w:b w:val="0"/>
+          <w:color w:val="000000"/>
+          <w:sz w:val="22"/>
+        </w:rPr>
+        <w:t>apportees par les parties ainsi que par les mesures d'instruction qu'il juge utiles.</w:t>
       </w:r>
     </w:p>
     <w:p>
@@ -1143,7 +2146,12 @@
         <w:pStyle w:val="Heading2"/>
       </w:pPr>
       <w:r>
-        <w:t>L�AM�NAGEMENT DE LA DUR�E DU TRAVAIL IV �</w:t>
+        <w:rPr>
+          <w:b/>
+          <w:color w:val="2F5496"/>
+          <w:sz w:val="24"/>
+        </w:rPr>
+        <w:t>L'AMeNAGEMENT DE LA DUReE DU TRAVAIL IV e</w:t>
       </w:r>
     </w:p>
     <w:p>
@@ -1151,26 +2159,51 @@
         <w:pStyle w:val="Heading2"/>
       </w:pPr>
       <w:r>
-        <w:t>AM�NAGEMENT SUR UNE P�RIODE SUP�RIEURE � LA SEMAINE A �</w:t>
-      </w:r>
-    </w:p>
-    <w:p>
-      <w:r>
-        <w:t>La loi du 20 ao�t 2008 a facilit� les possibilit�s d�am�nagement du temps de travail dans un contexte de crise permettant</w:t>
-      </w:r>
-    </w:p>
-    <w:p>
-      <w:r>
-        <w:t>ainsi aux entreprises d�adapter leur fonctionnement � des p�riodes de haute et basse activit�. La loi du 8 ao�t 2016 et les</w:t>
-      </w:r>
-    </w:p>
-    <w:p>
-      <w:r>
-        <w:t>ordonnances du 22 septembre 2017 en ont r�am�nag� le m�canisme.</w:t>
-      </w:r>
-    </w:p>
-    <w:p>
-      <w:r>
+        <w:rPr>
+          <w:b/>
+          <w:color w:val="2F5496"/>
+          <w:sz w:val="24"/>
+        </w:rPr>
+        <w:t>AMeNAGEMENT SUR UNE PeRIODE SUPeRIEURE e LA SEMAINE A e</w:t>
+      </w:r>
+    </w:p>
+    <w:p>
+      <w:r>
+        <w:rPr>
+          <w:b w:val="0"/>
+          <w:color w:val="000000"/>
+          <w:sz w:val="22"/>
+        </w:rPr>
+        <w:t>La loi du 20 aoet 2008 a facilite les possibilites d'amenagement du temps de travail dans un contexte de crise permettant</w:t>
+      </w:r>
+    </w:p>
+    <w:p>
+      <w:r>
+        <w:rPr>
+          <w:b w:val="0"/>
+          <w:color w:val="000000"/>
+          <w:sz w:val="22"/>
+        </w:rPr>
+        <w:t>ainsi aux entreprises d'adapter leur fonctionnement e des periodes de haute et basse activite. La loi du 8 aoet 2016 et les</w:t>
+      </w:r>
+    </w:p>
+    <w:p>
+      <w:r>
+        <w:rPr>
+          <w:b w:val="0"/>
+          <w:color w:val="000000"/>
+          <w:sz w:val="22"/>
+        </w:rPr>
+        <w:t>ordonnances du 22 septembre 2017 en ont reamenage le m'canisme.</w:t>
+      </w:r>
+    </w:p>
+    <w:p>
+      <w:r>
+        <w:rPr>
+          <w:b w:val="0"/>
+          <w:color w:val="000000"/>
+          <w:sz w:val="22"/>
+        </w:rPr>
         <w:t>Les principes de mise en place sont les suivants :</w:t>
       </w:r>
     </w:p>
@@ -1179,22 +2212,42 @@
         <w:pStyle w:val="Heading2"/>
       </w:pPr>
       <w:r>
+        <w:rPr>
+          <w:b/>
+          <w:color w:val="2F5496"/>
+          <w:sz w:val="24"/>
+        </w:rPr>
         <w:t>PAR VOIE CONVENTIONNELLE</w:t>
       </w:r>
     </w:p>
     <w:p>
       <w:r>
+        <w:rPr>
+          <w:b w:val="0"/>
+          <w:color w:val="000000"/>
+          <w:sz w:val="22"/>
+        </w:rPr>
         <w:t>?</w:t>
       </w:r>
     </w:p>
     <w:p>
       <w:r>
-        <w:t>Fonctionnement. Il est possible d�organiser la dur�e du travail sur des p�riodes hebdomadaires et au plus � l�ann�e.</w:t>
-      </w:r>
-    </w:p>
-    <w:p>
-      <w:r>
-        <w:t>Cette dur�e peut �tre port�e � trois ans si un accord de branche l�autorise. L�accord doit mentionner :</w:t>
+        <w:rPr>
+          <w:b w:val="0"/>
+          <w:color w:val="000000"/>
+          <w:sz w:val="22"/>
+        </w:rPr>
+        <w:t>Fonctionnement. Il est possible d'organiser la duree du travail sur des periodes hebdomadaires et au plus e l'annee.</w:t>
+      </w:r>
+    </w:p>
+    <w:p>
+      <w:r>
+        <w:rPr>
+          <w:b w:val="0"/>
+          <w:color w:val="000000"/>
+          <w:sz w:val="22"/>
+        </w:rPr>
+        <w:t>Cette duree peut etre portee e trois ans si un accord de branche l'autorise. L'accord doit mentionner :</w:t>
       </w:r>
     </w:p>
     <w:p>
@@ -1202,22 +2255,42 @@
         <w:pStyle w:val="ListBullet"/>
       </w:pPr>
       <w:r>
-        <w:t>la p�riode de r�f�rence. Si celle-ci est sup�rieure � un an l�accord doit pr�voir une dur�e hebdomadaire au-del� de -</w:t>
-      </w:r>
-    </w:p>
-    <w:p>
-      <w:r>
-        <w:t>laquelle les heures effectu�es sont automatiquement des heures suppl�mentaires et r�mun�r�es au terme du mois</w:t>
-      </w:r>
-    </w:p>
-    <w:p>
-      <w:r>
-        <w:t>au cours duquel elles ont �t� accomplies. Ces heures n�entrent alors pas dans le d�compte op�r� � l�issue de la</w:t>
-      </w:r>
-    </w:p>
-    <w:p>
-      <w:r>
-        <w:t>p�riode de r�f�rence ;</w:t>
+        <w:rPr>
+          <w:b w:val="0"/>
+          <w:color w:val="000000"/>
+          <w:sz w:val="22"/>
+        </w:rPr>
+        <w:t>la periode de reference. Si celle-ci est superieure e un an l'accord doit prevoir une duree hebdomadaire au-dele de</w:t>
+      </w:r>
+    </w:p>
+    <w:p>
+      <w:r>
+        <w:rPr>
+          <w:b w:val="0"/>
+          <w:color w:val="000000"/>
+          <w:sz w:val="22"/>
+        </w:rPr>
+        <w:t>laquelle les heures effectuees sont automatiquement des heures supplementaires et remunerees au terme du mois</w:t>
+      </w:r>
+    </w:p>
+    <w:p>
+      <w:r>
+        <w:rPr>
+          <w:b w:val="0"/>
+          <w:color w:val="000000"/>
+          <w:sz w:val="22"/>
+        </w:rPr>
+        <w:t>au cours duquel elles ont et' accomplies. Ces heures n'entrent alors pas dans le d'compte opere e l'issue de la</w:t>
+      </w:r>
+    </w:p>
+    <w:p>
+      <w:r>
+        <w:rPr>
+          <w:b w:val="0"/>
+          <w:color w:val="000000"/>
+          <w:sz w:val="22"/>
+        </w:rPr>
+        <w:t>periode de reference ;</w:t>
       </w:r>
     </w:p>
     <w:p>
@@ -1225,11 +2298,21 @@
         <w:pStyle w:val="ListBullet"/>
       </w:pPr>
       <w:r>
-        <w:t>le d�lai de pr�venance concernant les changements de dur�e ou d�horaire de travail. � d�faut d�indication, ce d�lai est -</w:t>
-      </w:r>
-    </w:p>
-    <w:p>
-      <w:r>
+        <w:rPr>
+          <w:b w:val="0"/>
+          <w:color w:val="000000"/>
+          <w:sz w:val="22"/>
+        </w:rPr>
+        <w:t>le d'lai de prevenance concernant les changements de duree ou d'horaire de travail. e d'faut d'indication, ce d'lai est</w:t>
+      </w:r>
+    </w:p>
+    <w:p>
+      <w:r>
+        <w:rPr>
+          <w:b w:val="0"/>
+          <w:color w:val="000000"/>
+          <w:sz w:val="22"/>
+        </w:rPr>
         <w:t>de 7 jours ;</w:t>
       </w:r>
     </w:p>
@@ -1238,17 +2321,32 @@
         <w:pStyle w:val="ListBullet"/>
       </w:pPr>
       <w:r>
-        <w:t>les modalit�s de prise en compte des absences et retards pour la r�mun�ration. -</w:t>
-      </w:r>
-    </w:p>
-    <w:p>
-      <w:r>
-        <w:t>Le calcul des heures suppl�mentaires. Lorsqu�un syst�me d�am�nagement du temps de travail est mis en place, le</w:t>
-      </w:r>
-    </w:p>
-    <w:p>
-      <w:r>
-        <w:t>calcul des heures suppl�mentaires s�effectue � l�issue de la p�riode de r�f�rence :</w:t>
+        <w:rPr>
+          <w:b w:val="0"/>
+          <w:color w:val="000000"/>
+          <w:sz w:val="22"/>
+        </w:rPr>
+        <w:t>les modalites de prise en compte des absences et retards pour la remuneration.</w:t>
+      </w:r>
+    </w:p>
+    <w:p>
+      <w:r>
+        <w:rPr>
+          <w:b w:val="0"/>
+          <w:color w:val="000000"/>
+          <w:sz w:val="22"/>
+        </w:rPr>
+        <w:t>Le calcul des heures supplementaires. Lorsqu'un systeme d'amenagement du temps de travail est mis en place, le</w:t>
+      </w:r>
+    </w:p>
+    <w:p>
+      <w:r>
+        <w:rPr>
+          <w:b w:val="0"/>
+          <w:color w:val="000000"/>
+          <w:sz w:val="22"/>
+        </w:rPr>
+        <w:t>calcul des heures supplementaires s'effectue e l'issue de la periode de reference :</w:t>
       </w:r>
     </w:p>
     <w:p>
@@ -1256,7 +2354,12 @@
         <w:pStyle w:val="ListBullet"/>
       </w:pPr>
       <w:r>
-        <w:t>si la p�riode de r�f�rence est l�ann�e, toute heure effectu�e au-del� de 1607 heures est une heure suppl�mentaire ; -</w:t>
+        <w:rPr>
+          <w:b w:val="0"/>
+          <w:color w:val="000000"/>
+          <w:sz w:val="22"/>
+        </w:rPr>
+        <w:t>si la periode de reference est l'annee, toute heure effectuee au-dele de 1607 heures est une heure supplementaire ;</w:t>
       </w:r>
     </w:p>
     <w:p>
@@ -1264,26 +2367,51 @@
         <w:pStyle w:val="ListBullet"/>
       </w:pPr>
       <w:r>
-        <w:t>si la p�riode de r�f�rence est inf�rieure ou sup�rieure � un an, sont consid�r�es comme heures suppl�mentaires -</w:t>
-      </w:r>
-    </w:p>
-    <w:p>
-      <w:r>
-        <w:t>celles effectu�es au-del� d�une dur�e moyenne hebdomadaire de 35 heures calcul�e sur la p�riode de r�f�rence (3 ans</w:t>
-      </w:r>
-    </w:p>
-    <w:p>
-      <w:r>
+        <w:rPr>
+          <w:b w:val="0"/>
+          <w:color w:val="000000"/>
+          <w:sz w:val="22"/>
+        </w:rPr>
+        <w:t>si la periode de reference est inferieure ou superieure e un an, sont considerees comme heures supplementaires</w:t>
+      </w:r>
+    </w:p>
+    <w:p>
+      <w:r>
+        <w:rPr>
+          <w:b w:val="0"/>
+          <w:color w:val="000000"/>
+          <w:sz w:val="22"/>
+        </w:rPr>
+        <w:t>celles effectuees au-dele d'une duree moyenne hebdomadaire de 35 heures calculee sur la periode de reference (3 ans</w:t>
+      </w:r>
+    </w:p>
+    <w:p>
+      <w:r>
+        <w:rPr>
+          <w:b w:val="0"/>
+          <w:color w:val="000000"/>
+          <w:sz w:val="22"/>
+        </w:rPr>
         <w:t>par exemple).</w:t>
       </w:r>
     </w:p>
     <w:p>
       <w:r>
-        <w:t>� noter que l�am�nagement s�impose au salari� � temps complet et qu�il ne constitue pas une modification du</w:t>
-      </w:r>
-    </w:p>
-    <w:p>
-      <w:r>
+        <w:rPr>
+          <w:b w:val="0"/>
+          <w:color w:val="000000"/>
+          <w:sz w:val="22"/>
+        </w:rPr>
+        <w:t>e noter que l'amenagement s'impose au salarie e temps complet et qu'il ne constitue pas une modification du</w:t>
+      </w:r>
+    </w:p>
+    <w:p>
+      <w:r>
+        <w:rPr>
+          <w:b w:val="0"/>
+          <w:color w:val="000000"/>
+          <w:sz w:val="22"/>
+        </w:rPr>
         <w:t>contrat de travail (art 3121-43 C. trav.).</w:t>
       </w:r>
     </w:p>
@@ -1292,37 +2420,72 @@
         <w:pStyle w:val="Heading2"/>
       </w:pPr>
       <w:r>
-        <w:t>� D�FAUT D�ACCORD COLLECTIF</w:t>
-      </w:r>
-    </w:p>
-    <w:p>
-      <w:r>
+        <w:rPr>
+          <w:b/>
+          <w:color w:val="2F5496"/>
+          <w:sz w:val="24"/>
+        </w:rPr>
+        <w:t>e D'FAUT D'ACCORD COLLECTIF</w:t>
+      </w:r>
+    </w:p>
+    <w:p>
+      <w:r>
+        <w:rPr>
+          <w:b w:val="0"/>
+          <w:color w:val="000000"/>
+          <w:sz w:val="22"/>
+        </w:rPr>
         <w:t>?</w:t>
       </w:r>
     </w:p>
     <w:p>
       <w:r>
-        <w:t>L�am�nagement du temps de travail peut �tre organis� sur des p�riodes de neuf semaines au plus dans les entreprises de</w:t>
-      </w:r>
-    </w:p>
-    <w:p>
-      <w:r>
-        <w:t>moins de 50 salari�s et de quatre semaines dans les entreprises d�au moins cinquante salari�s. L�employeur doit</w:t>
-      </w:r>
-    </w:p>
-    <w:p>
-      <w:r>
-        <w:t>communiquer, pour avis, son programme indicatif au comit� social et �conomique.</w:t>
-      </w:r>
-    </w:p>
-    <w:p>
-      <w:r>
-        <w:t>Le m�canisme permet de ne pas avoir recours syst�matiquement aux heures suppl�mentaires et � permettre un lissage</w:t>
-      </w:r>
-    </w:p>
-    <w:p>
-      <w:r>
-        <w:t>de la r�mun�ration.</w:t>
+        <w:rPr>
+          <w:b w:val="0"/>
+          <w:color w:val="000000"/>
+          <w:sz w:val="22"/>
+        </w:rPr>
+        <w:t>L'amenagement du temps de travail peut etre organise sur des periodes de neuf semaines au plus dans les entreprises de</w:t>
+      </w:r>
+    </w:p>
+    <w:p>
+      <w:r>
+        <w:rPr>
+          <w:b w:val="0"/>
+          <w:color w:val="000000"/>
+          <w:sz w:val="22"/>
+        </w:rPr>
+        <w:t>moins de 50 salaries et de quatre semaines dans les entreprises d'au moins cinquante salaries. L'employeur doit</w:t>
+      </w:r>
+    </w:p>
+    <w:p>
+      <w:r>
+        <w:rPr>
+          <w:b w:val="0"/>
+          <w:color w:val="000000"/>
+          <w:sz w:val="22"/>
+        </w:rPr>
+        <w:t>communiquer, pour avis, son programme indicatif au comite social et economique.</w:t>
+      </w:r>
+    </w:p>
+    <w:p>
+      <w:r>
+        <w:rPr>
+          <w:b w:val="0"/>
+          <w:color w:val="000000"/>
+          <w:sz w:val="22"/>
+        </w:rPr>
+        <w:t>Le m'canisme permet de ne pas avoir recours systematiquement aux heures supplementaires et e permettre un lissage</w:t>
+      </w:r>
+    </w:p>
+    <w:p>
+      <w:r>
+        <w:rPr>
+          <w:b w:val="0"/>
+          <w:color w:val="000000"/>
+          <w:sz w:val="22"/>
+        </w:rPr>
+        <w:t>de la remuneration.</w:t>
       </w:r>
     </w:p>
     <w:p>
@@ -1330,27 +2493,52 @@
         <w:pStyle w:val="Heading2"/>
       </w:pPr>
       <w:r>
-        <w:t>LES HORAIRES INDIVIDUALIS�S B �</w:t>
-      </w:r>
-    </w:p>
-    <w:p>
-      <w:r>
-        <w:t>Il peut �tre institu� dans l�entreprise un m�canisme d�horaires individualis�s. Il consiste en la possibilit� de reporter</w:t>
-      </w:r>
-    </w:p>
-    <w:p>
-      <w:r>
-        <w:t>d�une semaine � l�autre des heures de travail, sans que sur une m�me semaine, les heures r�alis�es au-del� de la dur�e</w:t>
-      </w:r>
-    </w:p>
-    <w:p>
-      <w:r>
-        <w:t>l�gale soient consid�r�es comme des heures suppl�mentaires, pourvu que leur r�alisation r�sulte du libre choix du</w:t>
-      </w:r>
-    </w:p>
-    <w:p>
-      <w:r>
-        <w:t>salari�. Sa mise en place peut r�sulter :</w:t>
+        <w:rPr>
+          <w:b/>
+          <w:color w:val="2F5496"/>
+          <w:sz w:val="24"/>
+        </w:rPr>
+        <w:t>LES HORAIRES INDIVIDUALISeS B e</w:t>
+      </w:r>
+    </w:p>
+    <w:p>
+      <w:r>
+        <w:rPr>
+          <w:b w:val="0"/>
+          <w:color w:val="000000"/>
+          <w:sz w:val="22"/>
+        </w:rPr>
+        <w:t>Il peut etre institue dans l'entreprise un m'canisme d'horaires individualises. Il consiste en la possibilite de reporter</w:t>
+      </w:r>
+    </w:p>
+    <w:p>
+      <w:r>
+        <w:rPr>
+          <w:b w:val="0"/>
+          <w:color w:val="000000"/>
+          <w:sz w:val="22"/>
+        </w:rPr>
+        <w:t>d'une semaine e l'autre des heures de travail, sans que sur une m'me semaine, les heures realisees au-dele de la duree</w:t>
+      </w:r>
+    </w:p>
+    <w:p>
+      <w:r>
+        <w:rPr>
+          <w:b w:val="0"/>
+          <w:color w:val="000000"/>
+          <w:sz w:val="22"/>
+        </w:rPr>
+        <w:t>l'gale soient considerees comme des heures supplementaires, pourvu que leur realisation resulte du libre choix du</w:t>
+      </w:r>
+    </w:p>
+    <w:p>
+      <w:r>
+        <w:rPr>
+          <w:b w:val="0"/>
+          <w:color w:val="000000"/>
+          <w:sz w:val="22"/>
+        </w:rPr>
+        <w:t>salarie. Sa mise en place peut resulter :</w:t>
       </w:r>
     </w:p>
     <w:p>
@@ -1358,47 +2546,86 @@
         <w:pStyle w:val="ListBullet"/>
       </w:pPr>
       <w:r>
-        <w:t>d�une demande des salari�s ou d�une initiative de l�employeur apr�s avis conforme du comit� social et -</w:t>
-      </w:r>
-    </w:p>
-    <w:p>
-      <w:r>
-        <w:t>�conomique. En l�absence d�institutions repr�sentatives du personnel, l�inspecteur du travail peut l�autoriser. Le</w:t>
-      </w:r>
-    </w:p>
-    <w:p>
-      <w:r>
-        <w:t>report d�heures d�une semaine � une autre ne peut exc�der trois heures ;</w:t>
-      </w:r>
-    </w:p>
-    <w:p>
-      <w:r>
-        <w:t>d�un accord collectif (�tablissement, entreprise, branche). Ce dernier doit fixer les limites et modalit�s du report d�heures d�une semaine � une autre.</w:t>
-      </w:r>
-    </w:p>
-    <w:p/>
+        <w:rPr>
+          <w:b w:val="0"/>
+          <w:color w:val="000000"/>
+          <w:sz w:val="22"/>
+        </w:rPr>
+        <w:t>d'une demande des salaries ou d'une initiative de l'employeur apres avis conforme du comite social et</w:t>
+      </w:r>
+    </w:p>
+    <w:p>
+      <w:r>
+        <w:rPr>
+          <w:b w:val="0"/>
+          <w:color w:val="000000"/>
+          <w:sz w:val="22"/>
+        </w:rPr>
+        <w:t>economique. En l'absence d'institutions representatives du personnel, l'inspecteur du travail peut l'autoriser. Le</w:t>
+      </w:r>
+    </w:p>
+    <w:p>
+      <w:r>
+        <w:rPr>
+          <w:b w:val="0"/>
+          <w:color w:val="000000"/>
+          <w:sz w:val="22"/>
+        </w:rPr>
+        <w:t>report d'heures d'une semaine e une autre ne peut exceder trois heures ;</w:t>
+      </w:r>
+    </w:p>
+    <w:p>
+      <w:r>
+        <w:rPr>
+          <w:b w:val="0"/>
+          <w:color w:val="000000"/>
+          <w:sz w:val="22"/>
+        </w:rPr>
+        <w:t>d'un accord collectif (etablissement, entreprise, branche). Ce dernier doit fixer les limites et modalites du report d'heures d'une semaine e une autre.</w:t>
+      </w:r>
+    </w:p>
     <w:p/>
     <w:p>
       <w:pPr>
         <w:pStyle w:val="Heading2"/>
       </w:pPr>
       <w:r>
-        <w:t>LES CONVENTIONS DE FORFAIT V �</w:t>
-      </w:r>
-    </w:p>
-    <w:p>
-      <w:r>
-        <w:t>De telles conventions permettent par avance de fixer la r�mun�ration du salari� ind�pendamment de la dur�e collective</w:t>
-      </w:r>
-    </w:p>
-    <w:p>
-      <w:r>
-        <w:t>de travail, en l�indexant � une dur�e du travail �tablie en heures, ou sur l�ann�e. La forfaitisation de la dur�e du travail</w:t>
-      </w:r>
-    </w:p>
-    <w:p>
-      <w:r>
-        <w:t>doit �tre accept�e par le salari� et faire l�objet d�une convention individuelle.</w:t>
+        <w:rPr>
+          <w:b/>
+          <w:color w:val="2F5496"/>
+          <w:sz w:val="24"/>
+        </w:rPr>
+        <w:t>LES CONVENTIONS DE FORFAIT V e</w:t>
+      </w:r>
+    </w:p>
+    <w:p>
+      <w:r>
+        <w:rPr>
+          <w:b w:val="0"/>
+          <w:color w:val="000000"/>
+          <w:sz w:val="22"/>
+        </w:rPr>
+        <w:t>De telles conventions permettent par avance de fixer la remuneration du salarie independamment de la duree collective</w:t>
+      </w:r>
+    </w:p>
+    <w:p>
+      <w:r>
+        <w:rPr>
+          <w:b w:val="0"/>
+          <w:color w:val="000000"/>
+          <w:sz w:val="22"/>
+        </w:rPr>
+        <w:t>de travail, en l'indexant e une duree du travail etablie en heures, ou sur l'annee. La forfaitisation de la duree du travail</w:t>
+      </w:r>
+    </w:p>
+    <w:p>
+      <w:r>
+        <w:rPr>
+          <w:b w:val="0"/>
+          <w:color w:val="000000"/>
+          <w:sz w:val="22"/>
+        </w:rPr>
+        <w:t>doit etre acceptee par le salarie et faire l'objet d'une convention individuelle.</w:t>
       </w:r>
     </w:p>
     <w:p>
@@ -1406,27 +2633,52 @@
         <w:pStyle w:val="Heading2"/>
       </w:pPr>
       <w:r>
-        <w:t>LE FORFAIT HEURE HEBDOMADAIRE OU MENSUEL A �</w:t>
-      </w:r>
-    </w:p>
-    <w:p>
-      <w:r>
-        <w:t>Outil de flexibilit�, ces conventions peuvent organiser le temps de travail en heures, sur la semaine ou sur le mois. Tous</w:t>
-      </w:r>
-    </w:p>
-    <w:p>
-      <w:r>
-        <w:t>les salari�s peuvent en b�n�ficier sans qu�il ne soit besoin d�un accord collectif l�instituant. Elles permettent notamment</w:t>
-      </w:r>
-    </w:p>
-    <w:p>
-      <w:r>
-        <w:t>un lissage de la r�mun�ration sur la p�riode de r�f�rence. La r�mun�ration doit �tre au moins �quivalente � celle</w:t>
-      </w:r>
-    </w:p>
-    <w:p>
-      <w:r>
-        <w:t>habituellement pratiqu�e dans l�entreprise en tenant compte des majorations pr�vues en cas d�heures suppl�mentaires.</w:t>
+        <w:rPr>
+          <w:b/>
+          <w:color w:val="2F5496"/>
+          <w:sz w:val="24"/>
+        </w:rPr>
+        <w:t>LE FORFAIT HEURE HEBDOMADAIRE OU MENSUEL A e</w:t>
+      </w:r>
+    </w:p>
+    <w:p>
+      <w:r>
+        <w:rPr>
+          <w:b w:val="0"/>
+          <w:color w:val="000000"/>
+          <w:sz w:val="22"/>
+        </w:rPr>
+        <w:t>Outil de flexibilite, ces conventions peuvent organiser le temps de travail en heures, sur la semaine ou sur le mois. Tous</w:t>
+      </w:r>
+    </w:p>
+    <w:p>
+      <w:r>
+        <w:rPr>
+          <w:b w:val="0"/>
+          <w:color w:val="000000"/>
+          <w:sz w:val="22"/>
+        </w:rPr>
+        <w:t>les salaries peuvent en ben'ficier sans qu'il ne soit besoin d'un accord collectif l'instituant. Elles permettent notamment</w:t>
+      </w:r>
+    </w:p>
+    <w:p>
+      <w:r>
+        <w:rPr>
+          <w:b w:val="0"/>
+          <w:color w:val="000000"/>
+          <w:sz w:val="22"/>
+        </w:rPr>
+        <w:t>un lissage de la remuneration sur la periode de reference. La remuneration doit etre au moins equivalente e celle</w:t>
+      </w:r>
+    </w:p>
+    <w:p>
+      <w:r>
+        <w:rPr>
+          <w:b w:val="0"/>
+          <w:color w:val="000000"/>
+          <w:sz w:val="22"/>
+        </w:rPr>
+        <w:t>habituellement pratiquee dans l'entreprise en tenant compte des majorations prevues en cas d'heures supplementaires.</w:t>
       </w:r>
     </w:p>
     <w:p>
@@ -1434,31 +2686,61 @@
         <w:pStyle w:val="Heading2"/>
       </w:pPr>
       <w:r>
-        <w:t>LE FORFAIT HEURE ANNUEL B �</w:t>
-      </w:r>
-    </w:p>
-    <w:p>
-      <w:r>
-        <w:t>Seuls sont admis � en b�n�ficier les cadres (c�est-�-dire ceux dont la nature des fonctions ne les conduit pas � suivre</w:t>
-      </w:r>
-    </w:p>
-    <w:p>
-      <w:r>
-        <w:t>l�horaire collectif applicable dans l�entreprise) ainsi que les salari�s qui disposant d�une r�elle autonomie dans</w:t>
-      </w:r>
-    </w:p>
-    <w:p>
-      <w:r>
-        <w:t>l�organisation de leur emploi du temps. Sa mise en place n�cessite un accord collectif d�entreprise ou d��tablissement</w:t>
-      </w:r>
-    </w:p>
-    <w:p>
-      <w:r>
-        <w:t>ou, � d�faut, une convention ou un accord de branche. Les modalit�s de r�mun�ration sont identiques au forfait</w:t>
-      </w:r>
-    </w:p>
-    <w:p>
-      <w:r>
+        <w:rPr>
+          <w:b/>
+          <w:color w:val="2F5496"/>
+          <w:sz w:val="24"/>
+        </w:rPr>
+        <w:t>LE FORFAIT HEURE ANNUEL B e</w:t>
+      </w:r>
+    </w:p>
+    <w:p>
+      <w:r>
+        <w:rPr>
+          <w:b w:val="0"/>
+          <w:color w:val="000000"/>
+          <w:sz w:val="22"/>
+        </w:rPr>
+        <w:t>Seuls sont admis e en ben'ficier les cadres (c'est-e-dire ceux dont la nature des fonctions ne les conduit pas e suivre</w:t>
+      </w:r>
+    </w:p>
+    <w:p>
+      <w:r>
+        <w:rPr>
+          <w:b w:val="0"/>
+          <w:color w:val="000000"/>
+          <w:sz w:val="22"/>
+        </w:rPr>
+        <w:t>l'horaire collectif applicable dans l'entreprise) ainsi que les salaries qui disposant d'une reelle autonomie dans</w:t>
+      </w:r>
+    </w:p>
+    <w:p>
+      <w:r>
+        <w:rPr>
+          <w:b w:val="0"/>
+          <w:color w:val="000000"/>
+          <w:sz w:val="22"/>
+        </w:rPr>
+        <w:t>l'organisation de leur emploi du temps. Sa mise en place n'cessite un accord collectif d'entreprise ou d'etablissement</w:t>
+      </w:r>
+    </w:p>
+    <w:p>
+      <w:r>
+        <w:rPr>
+          <w:b w:val="0"/>
+          <w:color w:val="000000"/>
+          <w:sz w:val="22"/>
+        </w:rPr>
+        <w:t>ou, e d'faut, une convention ou un accord de branche. Les modalites de remuneration sont identiques au forfait</w:t>
+      </w:r>
+    </w:p>
+    <w:p>
+      <w:r>
+        <w:rPr>
+          <w:b w:val="0"/>
+          <w:color w:val="000000"/>
+          <w:sz w:val="22"/>
+        </w:rPr>
         <w:t>hebdomadaire ou mensuel.</w:t>
       </w:r>
     </w:p>
@@ -1467,17 +2749,32 @@
         <w:pStyle w:val="Heading2"/>
       </w:pPr>
       <w:r>
-        <w:t>LE FORFAIT ANNUEL EN JOURS C �</w:t>
-      </w:r>
-    </w:p>
-    <w:p>
-      <w:r>
-        <w:t>Sa mise en place n�cessite en principe un accord collectif r�pondant aux exigences de l�article L 3121-64 du Code du</w:t>
-      </w:r>
-    </w:p>
-    <w:p>
-      <w:r>
-        <w:t>travail. � d�faut (art. L 3121-65), une telle convention peut �tre conclue sous r�serve :</w:t>
+        <w:rPr>
+          <w:b/>
+          <w:color w:val="2F5496"/>
+          <w:sz w:val="24"/>
+        </w:rPr>
+        <w:t>LE FORFAIT ANNUEL EN JOURS C e</w:t>
+      </w:r>
+    </w:p>
+    <w:p>
+      <w:r>
+        <w:rPr>
+          <w:b w:val="0"/>
+          <w:color w:val="000000"/>
+          <w:sz w:val="22"/>
+        </w:rPr>
+        <w:t>Sa mise en place n'cessite en principe un accord collectif repondant aux exigences de l'article L 3121-64 du Code du</w:t>
+      </w:r>
+    </w:p>
+    <w:p>
+      <w:r>
+        <w:rPr>
+          <w:b w:val="0"/>
+          <w:color w:val="000000"/>
+          <w:sz w:val="22"/>
+        </w:rPr>
+        <w:t>travail. e d'faut (art. L 3121-65), une telle convention peut etre conclue sous reserve :</w:t>
       </w:r>
     </w:p>
     <w:p>
@@ -1485,7 +2782,12 @@
         <w:pStyle w:val="ListBullet"/>
       </w:pPr>
       <w:r>
-        <w:t>d��tablir un document de contr�le mentionnant le nombre de jours travaill�s ; -</w:t>
+        <w:rPr>
+          <w:b w:val="0"/>
+          <w:color w:val="000000"/>
+          <w:sz w:val="22"/>
+        </w:rPr>
+        <w:t>d'etablir un document de contrele mentionnant le nombre de jours travailles ;</w:t>
       </w:r>
     </w:p>
     <w:p>
@@ -1493,11 +2795,21 @@
         <w:pStyle w:val="ListBullet"/>
       </w:pPr>
       <w:r>
-        <w:t>de s�assurer de la compatibilit� de la charge de travail du salari� avec le respect des temps de repos quotidien et -</w:t>
-      </w:r>
-    </w:p>
-    <w:p>
-      <w:r>
+        <w:rPr>
+          <w:b w:val="0"/>
+          <w:color w:val="000000"/>
+          <w:sz w:val="22"/>
+        </w:rPr>
+        <w:t>de s'assurer de la compatibilite de la charge de travail du salarie avec le respect des temps de repos quotidien et</w:t>
+      </w:r>
+    </w:p>
+    <w:p>
+      <w:r>
+        <w:rPr>
+          <w:b w:val="0"/>
+          <w:color w:val="000000"/>
+          <w:sz w:val="22"/>
+        </w:rPr>
         <w:t>hebdomadaire ;</w:t>
       </w:r>
     </w:p>
@@ -1506,87 +2818,172 @@
         <w:pStyle w:val="ListBullet"/>
       </w:pPr>
       <w:r>
-        <w:t>d�organiser un entretien annuel avec le salari� pour �voquer sa charge de travail, l�organisation de son travail, -</w:t>
-      </w:r>
-    </w:p>
-    <w:p>
-      <w:r>
-        <w:t>l�articulation activit� professionnelle/vie personnelle, et sa r�mun�ration.</w:t>
-      </w:r>
-    </w:p>
-    <w:p>
-      <w:r>
-        <w:t>La convention a pour objet de r�mun�rer un salari� en fonction d�un nombre de jours (fix�s dans la convention)</w:t>
-      </w:r>
-    </w:p>
-    <w:p>
-      <w:r>
-        <w:t>travaill�s sur l�ann�e. Il est ouvert au cadre ainsi qu�aux salari�s dont la dur�e du travail ne peut �tre pr�d�termin�e et qui</w:t>
-      </w:r>
-    </w:p>
-    <w:p>
-      <w:r>
-        <w:t>disposent d�une r�elle autonomie dans l�organisation de leur travail. L�accord doit notamment d�terminer les diff�rents</w:t>
-      </w:r>
-    </w:p>
-    <w:p>
-      <w:r>
-        <w:t>salari�s admis au dispositif, le nombre de jours maximums travaill�s � 218 jours ou 235 en cas de renonciation � des jours</w:t>
-      </w:r>
-    </w:p>
-    <w:p>
-      <w:r>
-        <w:t>de cong�s � ainsi que les modalit�s de fonctionnement et d�organisation du travail. Dans l�hypoth�se d�un d�passement</w:t>
-      </w:r>
-    </w:p>
-    <w:p>
-      <w:r>
-        <w:t>du forfait, le salari� peut renoncer � une partie de ses cong�s et b�n�ficie d�une majoration de r�mun�ration qui ne peut</w:t>
-      </w:r>
-    </w:p>
-    <w:p>
-      <w:r>
-        <w:t>�tre inf�rieure � 10%. Dans l�hypoth�se o� la r�mun�ration est sans rapport avec les t�ches impos�es, le salari� peut</w:t>
-      </w:r>
-    </w:p>
-    <w:p>
-      <w:r>
-        <w:t>saisir le juge judiciaire aux fins d�obtenir une indemnit� r�parant le pr�judice subi.</w:t>
-      </w:r>
-    </w:p>
-    <w:p>
-      <w:r>
-        <w:t>� noter par ailleurs que la convention de forfait conclue entre l�employeur et le salari� doit imp�rativement fixer le</w:t>
-      </w:r>
-    </w:p>
-    <w:p>
-      <w:r>
-        <w:t>nombre de jours travaill�s et non uniquement un maximum, � d�faut, celle-ci n�est pas valable (Cass. soc. 16 mars</w:t>
-      </w:r>
-    </w:p>
-    <w:p>
-      <w:r>
+        <w:rPr>
+          <w:b w:val="0"/>
+          <w:color w:val="000000"/>
+          <w:sz w:val="22"/>
+        </w:rPr>
+        <w:t>d'organiser un entretien annuel avec le salarie pour evoquer sa charge de travail, l'organisation de son travail,</w:t>
+      </w:r>
+    </w:p>
+    <w:p>
+      <w:r>
+        <w:rPr>
+          <w:b w:val="0"/>
+          <w:color w:val="000000"/>
+          <w:sz w:val="22"/>
+        </w:rPr>
+        <w:t>l'articulation activite professionnelle/vie personnelle, et sa remuneration.</w:t>
+      </w:r>
+    </w:p>
+    <w:p>
+      <w:r>
+        <w:rPr>
+          <w:b w:val="0"/>
+          <w:color w:val="000000"/>
+          <w:sz w:val="22"/>
+        </w:rPr>
+        <w:t>La convention a pour objet de remunerer un salarie en fonction d'un nombre de jours (fixes dans la convention)</w:t>
+      </w:r>
+    </w:p>
+    <w:p>
+      <w:r>
+        <w:rPr>
+          <w:b w:val="0"/>
+          <w:color w:val="000000"/>
+          <w:sz w:val="22"/>
+        </w:rPr>
+        <w:t>travailles sur l'annee. Il est ouvert au cadre ainsi qu'aux salaries dont la duree du travail ne peut etre pred'terminee et qui</w:t>
+      </w:r>
+    </w:p>
+    <w:p>
+      <w:r>
+        <w:rPr>
+          <w:b w:val="0"/>
+          <w:color w:val="000000"/>
+          <w:sz w:val="22"/>
+        </w:rPr>
+        <w:t>disposent d'une reelle autonomie dans l'organisation de leur travail. L'accord doit notamment d'terminer les differents</w:t>
+      </w:r>
+    </w:p>
+    <w:p>
+      <w:r>
+        <w:rPr>
+          <w:b w:val="0"/>
+          <w:color w:val="000000"/>
+          <w:sz w:val="22"/>
+        </w:rPr>
+        <w:t>salaries admis au dispositif, le nombre de jours maximums travailles e 218 jours ou 235 en cas de renonciation e des jours</w:t>
+      </w:r>
+    </w:p>
+    <w:p>
+      <w:r>
+        <w:rPr>
+          <w:b w:val="0"/>
+          <w:color w:val="000000"/>
+          <w:sz w:val="22"/>
+        </w:rPr>
+        <w:t>de conges e ainsi que les modalites de fonctionnement et d'organisation du travail. Dans l'hypothese d'un d'passement</w:t>
+      </w:r>
+    </w:p>
+    <w:p>
+      <w:r>
+        <w:rPr>
+          <w:b w:val="0"/>
+          <w:color w:val="000000"/>
+          <w:sz w:val="22"/>
+        </w:rPr>
+        <w:t>du forfait, le salarie peut renoncer e une partie de ses conges et ben'ficie d'une majoration de remuneration qui ne peut</w:t>
+      </w:r>
+    </w:p>
+    <w:p>
+      <w:r>
+        <w:rPr>
+          <w:b w:val="0"/>
+          <w:color w:val="000000"/>
+          <w:sz w:val="22"/>
+        </w:rPr>
+        <w:t>etre inferieure e 10%. Dans l'hypothese oe la remuneration est sans rapport avec les t'ches imposees, le salarie peut</w:t>
+      </w:r>
+    </w:p>
+    <w:p>
+      <w:r>
+        <w:rPr>
+          <w:b w:val="0"/>
+          <w:color w:val="000000"/>
+          <w:sz w:val="22"/>
+        </w:rPr>
+        <w:t>saisir le juge judiciaire aux fins d'obtenir une indemnite reparant le prejudice subi.</w:t>
+      </w:r>
+    </w:p>
+    <w:p>
+      <w:r>
+        <w:rPr>
+          <w:b w:val="0"/>
+          <w:color w:val="000000"/>
+          <w:sz w:val="22"/>
+        </w:rPr>
+        <w:t>e noter par ailleurs que la convention de forfait conclue entre l'employeur et le salarie doit imperativement fixer le</w:t>
+      </w:r>
+    </w:p>
+    <w:p>
+      <w:r>
+        <w:rPr>
+          <w:b w:val="0"/>
+          <w:color w:val="000000"/>
+          <w:sz w:val="22"/>
+        </w:rPr>
+        <w:t>nombre de jours travailles et non uniquement un maximum, e d'faut, celle-ci n'est pas valable (Cass. soc. 16 mars</w:t>
+      </w:r>
+    </w:p>
+    <w:p>
+      <w:r>
+        <w:rPr>
+          <w:b w:val="0"/>
+          <w:color w:val="000000"/>
+          <w:sz w:val="22"/>
+        </w:rPr>
         <w:t>2016).</w:t>
       </w:r>
     </w:p>
     <w:p>
       <w:r>
-        <w:t>En toute hypoth�se l�employeur doit veiller et s�assurer que la charge de travail est raisonnable et permet une bonne</w:t>
-      </w:r>
-    </w:p>
-    <w:p>
-      <w:r>
-        <w:t>r�partition de celle-ci dans le temps. L�accord l�instituant doit pr�ciser les modalit�s de cette obligation ainsi que celles</w:t>
-      </w:r>
-    </w:p>
-    <w:p>
-      <w:r>
-        <w:t>relatives au droit � la d�connexion (Cass. soc. 19 d�cembre 2018), l�employeur doit rapporter la preuve qu�il respecte</w:t>
-      </w:r>
-    </w:p>
-    <w:p>
-      <w:r>
-        <w:t>les stipulations de l�accord collectif visant � assurer la protection de la sant� et de la s�curit� des salari�s)</w:t>
+        <w:rPr>
+          <w:b w:val="0"/>
+          <w:color w:val="000000"/>
+          <w:sz w:val="22"/>
+        </w:rPr>
+        <w:t>En toute hypothese l'employeur doit veiller et s'assurer que la charge de travail est raisonnable et permet une bonne</w:t>
+      </w:r>
+    </w:p>
+    <w:p>
+      <w:r>
+        <w:rPr>
+          <w:b w:val="0"/>
+          <w:color w:val="000000"/>
+          <w:sz w:val="22"/>
+        </w:rPr>
+        <w:t>repartition de celle-ci dans le temps. L'accord l'instituant doit preciser les modalites de cette obligation ainsi que celles</w:t>
+      </w:r>
+    </w:p>
+    <w:p>
+      <w:r>
+        <w:rPr>
+          <w:b w:val="0"/>
+          <w:color w:val="000000"/>
+          <w:sz w:val="22"/>
+        </w:rPr>
+        <w:t>relatives au droit e la d'connexion (Cass. soc. 19 d'cembre 2018), l'employeur doit rapporter la preuve qu'il respecte</w:t>
+      </w:r>
+    </w:p>
+    <w:p>
+      <w:r>
+        <w:rPr>
+          <w:b w:val="0"/>
+          <w:color w:val="000000"/>
+          <w:sz w:val="22"/>
+        </w:rPr>
+        <w:t>les stipulations de l'accord collectif visant e assurer la protection de la sante et de la s'curite des salaries)</w:t>
       </w:r>
     </w:p>
     <w:p/>

--- a/droit social dcg/7- dur e du travail.docx
+++ b/droit social dcg/7- dur e du travail.docx
@@ -13,7 +13,7 @@
           <w:color w:val="1F4E79"/>
           <w:sz w:val="34"/>
         </w:rPr>
-        <w:t>FICHE 7 : LA DUReE DU TRAVAIL</w:t>
+        <w:t>FICHE 7 : LA DURÉE DU TRAVAIL</w:t>
       </w:r>
     </w:p>
     <w:p/>
@@ -27,7 +27,7 @@
           <w:color w:val="2F5496"/>
           <w:sz w:val="24"/>
         </w:rPr>
-        <w:t>D'TERMINATION DE LA DUReE DU TRAVAIL I e</w:t>
+        <w:t>DÉTERMINATION DE LA DURÉE DU TRAVAIL I •</w:t>
       </w:r>
     </w:p>
     <w:p>
@@ -40,7 +40,7 @@
           <w:color w:val="006100"/>
           <w:sz w:val="24"/>
         </w:rPr>
-        <w:t>PRINCIPE A e</w:t>
+        <w:t>PRINCIPE A •</w:t>
       </w:r>
     </w:p>
     <w:p>
@@ -50,7 +50,7 @@
           <w:color w:val="006100"/>
           <w:sz w:val="22"/>
         </w:rPr>
-        <w:t>La duree l'gale hebdomadaire du travail est fixee e 35 heures (ou 1607 heures par an) pour toutes les entreprises</w:t>
+        <w:t>La durée légale hebdomadaire du travail est fixée à 35 heures (ou 1607 heures par an) pour toutes les entreprises</w:t>
       </w:r>
     </w:p>
     <w:p>
@@ -60,7 +60,7 @@
           <w:color w:val="006100"/>
           <w:sz w:val="22"/>
         </w:rPr>
-        <w:t>assujetties quel que soit leur effectif. Tous les salaries sont concernes (certains en sont exclus cependant, comme les</w:t>
+        <w:t>assujetties quel que soit leur effectif. Tous les salariés sont concernés (certains en sont exclus cependant, comme les</w:t>
       </w:r>
     </w:p>
     <w:p>
@@ -70,7 +70,7 @@
           <w:color w:val="006100"/>
           <w:sz w:val="22"/>
         </w:rPr>
-        <w:t>VRP - voyageurs representants placiers-, les cadres dirigeants - c'est-e-dire ceux qui assument des responsabilites</w:t>
+        <w:t>VRP - voyageurs représentants placiers-, les cadres dirigeants - c'est-à-dire ceux qui assument des responsabilités</w:t>
       </w:r>
     </w:p>
     <w:p>
@@ -80,7 +80,7 @@
           <w:color w:val="006100"/>
           <w:sz w:val="22"/>
         </w:rPr>
-        <w:t>impliquant une grande independance dans l'organisation de leur propre emploi du temps, qui disposent d'un pouvoir</w:t>
+        <w:t>impliquant une grande indépendance dans l'organisation de leur propre emploi du temps, qui disposent d'un pouvoir</w:t>
       </w:r>
     </w:p>
     <w:p>
@@ -90,7 +90,7 @@
           <w:color w:val="006100"/>
           <w:sz w:val="22"/>
         </w:rPr>
-        <w:t>d'cisionnaire largement autonome et enfin qui pereoivent l'une des remunerations les plus elevees de l'entreprise ou de</w:t>
+        <w:t>décisionnaire largement autonome et enfin qui perçoivent l'une des rémunérations les plus élevées de l'entreprise ou de</w:t>
       </w:r>
     </w:p>
     <w:p>
@@ -100,7 +100,7 @@
           <w:color w:val="006100"/>
           <w:sz w:val="22"/>
         </w:rPr>
-        <w:t>l'etablissement-, ou encore les travailleurs independants).</w:t>
+        <w:t>l'établissement-, ou encore les travailleurs indépendants).</w:t>
       </w:r>
     </w:p>
     <w:p>
@@ -110,7 +110,7 @@
           <w:color w:val="006100"/>
           <w:sz w:val="22"/>
         </w:rPr>
-        <w:t>Mais attention, il ne s'agit ni d'une duree minimale, ni d'un maximum.</w:t>
+        <w:t>Mais attention, il ne s'agit ni d'une durée minimale, ni d'un maximum.</w:t>
       </w:r>
     </w:p>
     <w:p>
@@ -120,7 +120,7 @@
           <w:color w:val="006100"/>
           <w:sz w:val="22"/>
         </w:rPr>
-        <w:t>e noter que dans certains secteurs s'applique une duree dite d'equivalence. Une duree de travail superieure (par exem-</w:t>
+        <w:t>à noter que dans certains secteurs s'applique une durée dite d'équivalence. Une durée de travail supérieure (par exem-</w:t>
       </w:r>
     </w:p>
     <w:p>
@@ -130,7 +130,7 @@
           <w:color w:val="006100"/>
           <w:sz w:val="22"/>
         </w:rPr>
-        <w:t>ple : 39 heures) est consideree comme equivalente e la duree l'gale (35 heures). Dans ce cas, le calcul des heures</w:t>
+        <w:t>ple : 39 heures) est considérée comme équivalente à la durée légale (35 heures). Dans ce cas, le calcul des heures</w:t>
       </w:r>
     </w:p>
     <w:p>
@@ -140,7 +140,7 @@
           <w:color w:val="006100"/>
           <w:sz w:val="22"/>
         </w:rPr>
-        <w:t>supplementaires se d'clenche apres la 39</w:t>
+        <w:t>supplémentaires se déclenche après la 39</w:t>
       </w:r>
     </w:p>
     <w:p>
@@ -160,7 +160,7 @@
           <w:color w:val="006100"/>
           <w:sz w:val="22"/>
         </w:rPr>
-        <w:t>heure de travail et non e partir de la 35</w:t>
+        <w:t>heure de travail et non à partir de la 35</w:t>
       </w:r>
     </w:p>
     <w:p>
@@ -190,7 +190,7 @@
           <w:color w:val="006100"/>
           <w:sz w:val="22"/>
         </w:rPr>
-        <w:t>En toute hypothese, l'employeur est tenu de mettre en place un systeme objectif, fiable et accessible permettant de</w:t>
+        <w:t>En toute hypothèse, l'employeur est tenu de mettre en place un système objectif, fiable et accessible permettant de</w:t>
       </w:r>
     </w:p>
     <w:p>
@@ -200,7 +200,7 @@
           <w:color w:val="006100"/>
           <w:sz w:val="22"/>
         </w:rPr>
-        <w:t>mesurer la duree du temps de travail journalier effectue par chaque travailleur.</w:t>
+        <w:t>mesurer la durée du temps de travail journalier effectué par chaque travailleur.</w:t>
       </w:r>
     </w:p>
     <w:p>
@@ -213,7 +213,7 @@
           <w:color w:val="2F5496"/>
           <w:sz w:val="24"/>
         </w:rPr>
-        <w:t>LA DUReE L'GALE MAXIMALE DE TRAVAIL B e</w:t>
+        <w:t>LA DURÉE LÉGALE MAXIMALE DE TRAVAIL B •</w:t>
       </w:r>
     </w:p>
     <w:p>
@@ -226,7 +226,7 @@
           <w:color w:val="2F5496"/>
           <w:sz w:val="24"/>
         </w:rPr>
-        <w:t>LA DUReE MAXIMALE HEBDOMADAIRE</w:t>
+        <w:t>LA DURÉE MAXIMALE HEBDOMADAIRE</w:t>
       </w:r>
     </w:p>
     <w:p>
@@ -246,7 +246,7 @@
           <w:color w:val="000000"/>
           <w:sz w:val="22"/>
         </w:rPr>
-        <w:t>La duree hebdomadaire moyenne de travail calculee sur une periode quelconque de 12 semaines ne peut d'passer 44</w:t>
+        <w:t>La durée hebdomadaire moyenne de travail calculée sur une période quelconque de 12 semaines ne peut dépasser 44</w:t>
       </w:r>
     </w:p>
     <w:p>
@@ -256,7 +256,7 @@
           <w:color w:val="000000"/>
           <w:sz w:val="22"/>
         </w:rPr>
-        <w:t>heures. Un accord collectif (de banche, d'entreprise, d'etablissement) peut fixer cette duree e 46 heures. e d'faut</w:t>
+        <w:t>heures. Un accord collectif (de banche, d'entreprise, d'établissement) peut fixer cette durée à 46 heures. à défaut</w:t>
       </w:r>
     </w:p>
     <w:p>
@@ -266,7 +266,7 @@
           <w:color w:val="000000"/>
           <w:sz w:val="22"/>
         </w:rPr>
-        <w:t>d'accord, l'autorite administrative peut accorder e l'entreprise que la duree maximale hebdomadaire soit portee e 46</w:t>
+        <w:t>d'accord, l'autorité administrative peut accorder à l'entreprise que la durée maximale hebdomadaire soit portée à 46</w:t>
       </w:r>
     </w:p>
     <w:p>
@@ -286,7 +286,7 @@
           <w:color w:val="000000"/>
           <w:sz w:val="22"/>
         </w:rPr>
-        <w:t>Et, en toutes hypotheses, la duree maximale hebdomadaire absolue au cours d'une m'me semaine ne peut d'passer 48</w:t>
+        <w:t>Et, en toutes hypothèses, la durée maximale hebdomadaire absolue au cours d'une même semaine ne peut dépasser 48</w:t>
       </w:r>
     </w:p>
     <w:p>
@@ -296,7 +296,7 @@
           <w:color w:val="000000"/>
           <w:sz w:val="22"/>
         </w:rPr>
-        <w:t>heures, sauf circonstances exceptionnelles apres autorisation administrative pouvant porter cette duree e 60 heures. La</w:t>
+        <w:t>heures, sauf circonstances exceptionnelles après autorisation administrative pouvant porter cette durée à 60 heures. La</w:t>
       </w:r>
     </w:p>
     <w:p>
@@ -306,7 +306,7 @@
           <w:color w:val="000000"/>
           <w:sz w:val="22"/>
         </w:rPr>
-        <w:t>demande doit etre accompagnee de l'avis du Comite social et economique (CSE).</w:t>
+        <w:t>demande doit être accompagnée de l'avis du Comité social et économique (CSE).</w:t>
       </w:r>
     </w:p>
     <w:p>
@@ -319,7 +319,7 @@
           <w:color w:val="2F5496"/>
           <w:sz w:val="24"/>
         </w:rPr>
-        <w:t>LA DUReE MAXIMALE QUOTIDIENNE</w:t>
+        <w:t>LA DURÉE MAXIMALE QUOTIDIENNE</w:t>
       </w:r>
     </w:p>
     <w:p>
@@ -339,7 +339,7 @@
           <w:color w:val="000000"/>
           <w:sz w:val="22"/>
         </w:rPr>
-        <w:t>La duree quotidienne de travail effectif ne peut etre superieure e 10 heures par journee civile, laquelle d'bute e 0H et</w:t>
+        <w:t>La durée quotidienne de travail effectif ne peut être supérieure à 10 heures par journée civile, laquelle débute à 0H et</w:t>
       </w:r>
     </w:p>
     <w:p>
@@ -349,7 +349,7 @@
           <w:color w:val="000000"/>
           <w:sz w:val="22"/>
         </w:rPr>
-        <w:t>s'acheve e 24H.</w:t>
+        <w:t>s'achève à 24H.</w:t>
       </w:r>
     </w:p>
     <w:p>
@@ -372,7 +372,7 @@
           <w:color w:val="000000"/>
           <w:sz w:val="22"/>
         </w:rPr>
-        <w:t>Un accord collectif d'entreprise ou un accord de branche etendu peut aller jusqu'e 12 heures de travail effectif par</w:t>
+        <w:t>Un accord collectif d'entreprise ou un accord de branche étendu peut aller jusqu'à 12 heures de travail effectif par</w:t>
       </w:r>
     </w:p>
     <w:p>
@@ -382,7 +382,7 @@
           <w:color w:val="000000"/>
           <w:sz w:val="22"/>
         </w:rPr>
-        <w:t>journee civile en cas d'activite accrue ou pour des motifs lies e l'organisation de l'entreprise ;</w:t>
+        <w:t>journée civile en cas d'activité accrue ou pour des motifs liés à l'organisation de l'entreprise ;</w:t>
       </w:r>
     </w:p>
     <w:p>
@@ -395,7 +395,7 @@
           <w:color w:val="000000"/>
           <w:sz w:val="22"/>
         </w:rPr>
-        <w:t>l'inspecteur du travail peut autoriser des d'rogations en cas de surcroet temporaire d'activite ;</w:t>
+        <w:t>l'inspecteur du travail peut autoriser des dérogations en cas de surcroît temporaire d'activité ;</w:t>
       </w:r>
     </w:p>
     <w:p>
@@ -408,7 +408,7 @@
           <w:color w:val="000000"/>
           <w:sz w:val="22"/>
         </w:rPr>
-        <w:t>en cas d'urgence, l'employeur peut d'roger sous sa propre responsabilite, e la duree maximale du travail. Il doit</w:t>
+        <w:t>en cas d'urgence, l'employeur peut déroger sous sa propre responsabilité, à la durée maximale du travail. Il doit</w:t>
       </w:r>
     </w:p>
     <w:p>
@@ -418,7 +418,7 @@
           <w:color w:val="000000"/>
           <w:sz w:val="22"/>
         </w:rPr>
-        <w:t>avertir d's que possible l'inspection du travail pour regulariser sa situation.</w:t>
+        <w:t>avertir des que possible l'inspection du travail pour régulariser sa situation.</w:t>
       </w:r>
     </w:p>
     <w:p>
@@ -428,7 +428,7 @@
           <w:color w:val="000000"/>
           <w:sz w:val="22"/>
         </w:rPr>
-        <w:t>e noter que le d'passement de la duree maximale de travail ouvre, e lui seul, droit e reparation (Cass. soc. 27 septembre</w:t>
+        <w:t>à noter que le dépassement de la durée maximale de travail ouvre, à lui seul, droit à réparation (Cass. soc. 27 septembre</w:t>
       </w:r>
     </w:p>
     <w:p>
@@ -451,7 +451,7 @@
           <w:color w:val="2F5496"/>
           <w:sz w:val="24"/>
         </w:rPr>
-        <w:t>LA NOTION DE TRAVAIL EFFECTIF C e</w:t>
+        <w:t>LA NOTION DE TRAVAIL EFFECTIF C •</w:t>
       </w:r>
     </w:p>
     <w:p>
@@ -461,7 +461,7 @@
           <w:color w:val="000000"/>
           <w:sz w:val="22"/>
         </w:rPr>
-        <w:t>Le calcul de la duree du travail est etabli e partir du travail effectif.</w:t>
+        <w:t>Le calcul de la durée du travail est établi à partir du travail effectif.</w:t>
       </w:r>
     </w:p>
     <w:p>
@@ -471,7 +471,7 @@
           <w:color w:val="000000"/>
           <w:sz w:val="22"/>
         </w:rPr>
-        <w:t>Le travail effectif est : e le temps pendant lequel le salarie est e la disposition de l'employeur et doit se conformer e ses</w:t>
+        <w:t>Le travail effectif est : à le temps pendant lequel le salarié est à la disposition de l'employeur et doit se conformer à ses</w:t>
       </w:r>
     </w:p>
     <w:p>
@@ -481,7 +481,7 @@
           <w:color w:val="000000"/>
           <w:sz w:val="22"/>
         </w:rPr>
-        <w:t>directives sans pouvoir vaquer librement e des occupations personnelles e (art.3121-1. Disposition d'ordre public) :</w:t>
+        <w:t>directives sans pouvoir vaquer librement à des occupations personnelles à (art.3121-1. Disposition d'ordre public) :</w:t>
       </w:r>
     </w:p>
     <w:p>
@@ -494,7 +494,7 @@
           <w:color w:val="2F5496"/>
           <w:sz w:val="24"/>
         </w:rPr>
-        <w:t>TROIS eL'MENTS CUMULATIFS CARACTeRISENT LE TEMPS DE TRAVAIL EFFECTIF:</w:t>
+        <w:t>TROIS ÉLÉMENTS CUMULATIFS CARACTÉRISENT LE TEMPS DE TRAVAIL EFFECTIF:</w:t>
       </w:r>
     </w:p>
     <w:p>
@@ -514,7 +514,7 @@
           <w:color w:val="000000"/>
           <w:sz w:val="22"/>
         </w:rPr>
-        <w:t>Le salarie est e la disposition de l'employeur, e</w:t>
+        <w:t>Le salarié est à la disposition de l'employeur, à</w:t>
       </w:r>
     </w:p>
     <w:p>
@@ -524,7 +524,7 @@
           <w:color w:val="000000"/>
           <w:sz w:val="22"/>
         </w:rPr>
-        <w:t>Il doit se conformer aux directives de l'employeur, e</w:t>
+        <w:t>Il doit se conformer aux directives de l'employeur, à</w:t>
       </w:r>
     </w:p>
     <w:p>
@@ -534,7 +534,7 @@
           <w:color w:val="000000"/>
           <w:sz w:val="22"/>
         </w:rPr>
-        <w:t>Il ne peut vaquer librement e ses occupations. e</w:t>
+        <w:t>Il ne peut vaquer librement à ses occupations. à</w:t>
       </w:r>
     </w:p>
     <w:p>
@@ -547,7 +547,7 @@
           <w:color w:val="2F5496"/>
           <w:sz w:val="24"/>
         </w:rPr>
-        <w:t>TEMPS ASSIMILeS e DU TRAVAIL EFFECTIF</w:t>
+        <w:t>TEMPS ASSIMILÉS à DU TRAVAIL EFFECTIF</w:t>
       </w:r>
     </w:p>
     <w:p>
@@ -567,7 +567,7 @@
           <w:color w:val="000000"/>
           <w:sz w:val="22"/>
         </w:rPr>
-        <w:t>Certains temps sont assimiles e du travail effectif tels que notamment les conges payes, les conges maternite et</w:t>
+        <w:t>Certains temps sont assimilés à du travail effectif tels que notamment les congés payés, les congés maternité et</w:t>
       </w:r>
     </w:p>
     <w:p>
@@ -577,7 +577,7 @@
           <w:color w:val="000000"/>
           <w:sz w:val="22"/>
         </w:rPr>
-        <w:t>paternite, les contreparties obligatoires en repos, la visite m'dicale d'embauche, les examens m'dicaux obligatoires,</w:t>
+        <w:t>paternité, les contreparties obligatoires en repos, la visite médicale d'embauche, les examens médicaux obligatoires,</w:t>
       </w:r>
     </w:p>
     <w:p>
@@ -587,7 +587,7 @@
           <w:color w:val="000000"/>
           <w:sz w:val="22"/>
         </w:rPr>
-        <w:t>ou encore les temps de formation e l'initiative de l'employeure)</w:t>
+        <w:t>ou encore les temps de formation à l'initiative de l'employeuré)</w:t>
       </w:r>
     </w:p>
     <w:p/>
@@ -614,7 +614,7 @@
           <w:color w:val="2F5496"/>
           <w:sz w:val="24"/>
         </w:rPr>
-        <w:t>L'HABILLAGE A e</w:t>
+        <w:t>L'HABILLAGE A •</w:t>
       </w:r>
     </w:p>
     <w:p>
@@ -650,7 +650,7 @@
           <w:color w:val="000000"/>
           <w:sz w:val="22"/>
         </w:rPr>
-        <w:t>et que l'habillage et le d'shabillage doivent etre realises dans l'entreprise ou sur le lieu de travail,</w:t>
+        <w:t>et que l'habillage et le déshabillage doivent être réalisés dans l'entreprise ou sur le lieu de travail,</w:t>
       </w:r>
     </w:p>
     <w:p>
@@ -660,7 +660,7 @@
           <w:color w:val="000000"/>
           <w:sz w:val="22"/>
         </w:rPr>
-        <w:t>le temps passe e ces operations doit faire l'objet d'une contrepartie sous forme de repos ou de remuneration, sans pour</w:t>
+        <w:t>le temps passe à ces opérations doit faire l'objet d'une contrepartie sous forme de repos ou de rémunération, sans pour</w:t>
       </w:r>
     </w:p>
     <w:p>
@@ -670,7 +670,7 @@
           <w:color w:val="000000"/>
           <w:sz w:val="22"/>
         </w:rPr>
-        <w:t>autant qu'il soit assimile e du travail effectif (dernierement, Cass. soc. 16-3-2016). S'il manque une des deux</w:t>
+        <w:t>autant qu'il soit assimilé à du travail effectif (dernièrement, Cass. soc. 16-3-2016). S'il manque une des deux</w:t>
       </w:r>
     </w:p>
     <w:p>
@@ -680,7 +680,7 @@
           <w:color w:val="000000"/>
           <w:sz w:val="22"/>
         </w:rPr>
-        <w:t>conditions, l'habillage et le d'shabillage ne donnent pas lieu e contrepartie (Cass. soc. 9 mai 2019). Ce principe tire de</w:t>
+        <w:t>conditions, l'habillage et le déshabillage ne donnent pas lieu à contrepartie (Cass. soc. 9 mai 2019). Ce principe tire de</w:t>
       </w:r>
     </w:p>
     <w:p>
@@ -690,7 +690,7 @@
           <w:color w:val="000000"/>
           <w:sz w:val="22"/>
         </w:rPr>
-        <w:t>l'article L 3121-3 du code du travail ne s'oppose e ce que des dispositions conventionnelles ou contractuelles en d'cident</w:t>
+        <w:t>l'article L 3121-3 du code du travail ne s'oppose à ce que des dispositions conventionnelles ou contractuelles en décident</w:t>
       </w:r>
     </w:p>
     <w:p>
@@ -720,7 +720,7 @@
           <w:color w:val="000000"/>
           <w:sz w:val="22"/>
         </w:rPr>
-        <w:t>editions Corroy e 4 rue de Villars, 42000 Saint-etienne e 04 77 79 92 46 e infos@editions-corroy.fr</w:t>
+        <w:t>éditions Corroy à 4 rue de Villars, 42000 Saint-etienne à 04 77 79 92 46 à infos@editions-corroy.fr</w:t>
       </w:r>
     </w:p>
     <w:p>
@@ -730,7 +730,7 @@
           <w:color w:val="000000"/>
           <w:sz w:val="22"/>
         </w:rPr>
-        <w:t>COLLECTION DCG UE 3 e Droit social - Fiches de cours</w:t>
+        <w:t>COLLECTION DCG UE 3 à Droit social - Fiches de cours</w:t>
       </w:r>
     </w:p>
     <w:p>
@@ -753,7 +753,7 @@
           <w:color w:val="2F5496"/>
           <w:sz w:val="24"/>
         </w:rPr>
-        <w:t>LE TEMPS DE D'PLACEMENT DANS L'ENTREPRISE B e</w:t>
+        <w:t>LE TEMPS DE DÉPLACEMENT DANS L'ENTREPRISE B •</w:t>
       </w:r>
     </w:p>
     <w:p>
@@ -763,7 +763,7 @@
           <w:color w:val="000000"/>
           <w:sz w:val="22"/>
         </w:rPr>
-        <w:t>Le d'placement dans l'entreprise pendant les heures de travail ne pose aucune difficulte. Il s'agit d'un temps de travail</w:t>
+        <w:t>Le déplacement dans l'entreprise pendant les heures de travail ne pose aucune difficulté. Il s'agit d'un temps de travail</w:t>
       </w:r>
     </w:p>
     <w:p>
@@ -773,7 +773,7 @@
           <w:color w:val="000000"/>
           <w:sz w:val="22"/>
         </w:rPr>
-        <w:t>effectif. Par contre, qu'en est-il lorsque le salarie n'a pas encore badge ? Il convient en la matiere de verifier si pendant ce</w:t>
+        <w:t>effectif. Par contre, qu'en est-il lorsque le salarié n'a pas encore badge ? Il convient en la matière de vérifier si pendant ce</w:t>
       </w:r>
     </w:p>
     <w:p>
@@ -783,7 +783,7 @@
           <w:color w:val="000000"/>
           <w:sz w:val="22"/>
         </w:rPr>
-        <w:t>temps le salarie doit repondre aux ordres et directives de l'employeur sans pouvoir vaquer librement e ses occupations</w:t>
+        <w:t>temps le salarié doit répondre aux ordres et directives de l'employeur sans pouvoir vaquer librement à ses occupations</w:t>
       </w:r>
     </w:p>
     <w:p>
@@ -793,7 +793,7 @@
           <w:color w:val="000000"/>
           <w:sz w:val="22"/>
         </w:rPr>
-        <w:t>personnelles. Par exemple, un salarie arrivant en avance ne pourrait faire valoir l'existence d'un temps de travail effectif.</w:t>
+        <w:t>personnelles. Par exemple, un salarié arrivant en avance ne pourrait faire valoir l'existence d'un temps de travail effectif.</w:t>
       </w:r>
     </w:p>
     <w:p>
@@ -803,7 +803,7 @@
           <w:color w:val="000000"/>
           <w:sz w:val="22"/>
         </w:rPr>
-        <w:t>Par contre le salarie qui, une fois habille, doit traverser sans d'lai le site de l'entreprise, le temps ainsi passe sans qu'il</w:t>
+        <w:t>Par contre le salarié qui, une fois habillé, doit traverser sans délai le site de l'entreprise, le temps ainsi passe sans qu'il</w:t>
       </w:r>
     </w:p>
     <w:p>
@@ -813,7 +813,7 @@
           <w:color w:val="000000"/>
           <w:sz w:val="22"/>
         </w:rPr>
-        <w:t>puisse vaquer librement e ses occupations personnelles doit etre considere du temps de travail effectif (Cass. soc. 31</w:t>
+        <w:t>puisse vaquer librement à ses occupations personnelles doit être considéré du temps de travail effectif (Cass. soc. 31</w:t>
       </w:r>
     </w:p>
     <w:p>
@@ -823,7 +823,7 @@
           <w:color w:val="000000"/>
           <w:sz w:val="22"/>
         </w:rPr>
-        <w:t>octobre 2007). e L'inverse, la Cour de cassation (Cass. soc. 9 mai 2019) a pu d'cider que le d'placement du salarie vers</w:t>
+        <w:t>octobre 2007). à L'inverse, la Cour de cassation (Cass. soc. 9 mai 2019) a pu décider que le déplacement du salarié vers</w:t>
       </w:r>
     </w:p>
     <w:p>
@@ -833,7 +833,7 @@
           <w:color w:val="000000"/>
           <w:sz w:val="22"/>
         </w:rPr>
-        <w:t>son lieu de travail au moyen d'une navette e l'interieur de l'enceinte s'curisee de l'entreprise ne constitue pas un temps</w:t>
+        <w:t>son lieu de travail au moyen d'une navette à l'intérieur de l'enceinte sécurisée de l'entreprise ne constitue pas un temps</w:t>
       </w:r>
     </w:p>
     <w:p>
@@ -856,7 +856,7 @@
           <w:color w:val="2F5496"/>
           <w:sz w:val="24"/>
         </w:rPr>
-        <w:t>LE TEMPS DE PAUSE C e</w:t>
+        <w:t>LE TEMPS DE PAUSE C •</w:t>
       </w:r>
     </w:p>
     <w:p>
@@ -866,7 +866,7 @@
           <w:color w:val="000000"/>
           <w:sz w:val="22"/>
         </w:rPr>
-        <w:t>Doit etre considere comme du travail effectif le temps de pause qui en reunit les conditions (art. L3121-2). Tel est le cas</w:t>
+        <w:t>Doit être considéré comme du travail effectif le temps de pause qui en réunit les conditions (art. L3121-2). Tel est le cas</w:t>
       </w:r>
     </w:p>
     <w:p>
@@ -876,7 +876,7 @@
           <w:color w:val="000000"/>
           <w:sz w:val="22"/>
         </w:rPr>
-        <w:t>lorsque (Cass. soc. 20 fevrier 2013) :</w:t>
+        <w:t>lorsque (Cass. soc. 20 février 2013) :</w:t>
       </w:r>
     </w:p>
     <w:p>
@@ -889,7 +889,7 @@
           <w:color w:val="000000"/>
           <w:sz w:val="22"/>
         </w:rPr>
-        <w:t>les salaries sont tenus de demeurer dans les locaux de l'employeur, quelle que soit la qualification qui leur est donnee</w:t>
+        <w:t>les salariés sont tenus de demeurer dans les locaux de l'employeur, quelle que soit la qualification qui leur est donnée</w:t>
       </w:r>
     </w:p>
     <w:p>
@@ -912,7 +912,7 @@
           <w:color w:val="000000"/>
           <w:sz w:val="22"/>
         </w:rPr>
-        <w:t>ils peuvent etre appeles e tout moment pour effectuer des interventions immediates de s'curite, lesquelles sont</w:t>
+        <w:t>ils peuvent être appelés à tout moment pour effectuer des interventions immédiates de sécurité, lesquelles sont</w:t>
       </w:r>
     </w:p>
     <w:p>
@@ -922,7 +922,7 @@
           <w:color w:val="000000"/>
           <w:sz w:val="22"/>
         </w:rPr>
-        <w:t>frequentes, tant pendant le sommeil que pendant les repas ;</w:t>
+        <w:t>fréquentes, tant pendant le sommeil que pendant les repas ;</w:t>
       </w:r>
     </w:p>
     <w:p>
@@ -935,7 +935,7 @@
           <w:color w:val="000000"/>
           <w:sz w:val="22"/>
         </w:rPr>
-        <w:t>ils doivent se conformer aux directives de leur employeur et rester e sa disposition, de sorte qu'ils ne peuvent vaquer</w:t>
+        <w:t>ils doivent se conformer aux directives de leur employeur et rester à sa disposition, de sorte qu'ils ne peuvent vaquer</w:t>
       </w:r>
     </w:p>
     <w:p>
@@ -945,7 +945,7 @@
           <w:color w:val="000000"/>
           <w:sz w:val="22"/>
         </w:rPr>
-        <w:t>librement e leurs occupations personnelles.</w:t>
+        <w:t>librement à leurs occupations personnelles.</w:t>
       </w:r>
     </w:p>
     <w:p>
@@ -955,7 +955,7 @@
           <w:color w:val="000000"/>
           <w:sz w:val="22"/>
         </w:rPr>
-        <w:t>e d'faut de remplir ces criteres, et par principe, le temps de pause ne constitue pas un temps de travail effectif.</w:t>
+        <w:t>à défaut de remplir ces critères, et par principe, le temps de pause ne constitue pas un temps de travail effectif.</w:t>
       </w:r>
     </w:p>
     <w:p>
@@ -965,7 +965,7 @@
           <w:color w:val="000000"/>
           <w:sz w:val="22"/>
         </w:rPr>
-        <w:t>N'anmoins, les dispositions collectives ou e d'faut le contrat, peuvent prevoir une remuneration de ces temps.</w:t>
+        <w:t>Néanmoins, les dispositions collectives ou à défaut le contrat, peuvent prévoir une rémunération de ces temps.</w:t>
       </w:r>
     </w:p>
     <w:p>
@@ -978,7 +978,7 @@
           <w:color w:val="2F5496"/>
           <w:sz w:val="24"/>
         </w:rPr>
-        <w:t>LE TRAJET D e</w:t>
+        <w:t>LE TRAJET D •</w:t>
       </w:r>
     </w:p>
     <w:p>
@@ -988,7 +988,7 @@
           <w:color w:val="000000"/>
           <w:sz w:val="22"/>
         </w:rPr>
-        <w:t>Le temps de d'placement professionnel pour se rendre sur le lieu d'execution du contrat de travail n'est pas un temps de</w:t>
+        <w:t>Le temps de déplacement professionnel pour se rendre sur le lieu d'exécution du contrat de travail n'est pas un temps de</w:t>
       </w:r>
     </w:p>
     <w:p>
@@ -998,7 +998,7 @@
           <w:color w:val="000000"/>
           <w:sz w:val="22"/>
         </w:rPr>
-        <w:t>travail effectif mais un temps de trajet. Toutefois, s'il d'passe le temps normal entre le domicile et le lieu habituel de</w:t>
+        <w:t>travail effectif mais un temps de trajet. Toutefois, s'il dépasse le temps normal entre le domicile et le lieu habituel de</w:t>
       </w:r>
     </w:p>
     <w:p>
@@ -1008,7 +1008,7 @@
           <w:color w:val="000000"/>
           <w:sz w:val="22"/>
         </w:rPr>
-        <w:t>travail, il doit faire l'objet d'une contrepartie soit sous forme de repos, soit financiere. N'anmoins (Cass. soc. 23 novem-</w:t>
+        <w:t>travail, il doit faire l'objet d'une contrepartie soit sous forme de repos, soit financière. Néanmoins (Cass. soc. 23 novem-</w:t>
       </w:r>
     </w:p>
     <w:p>
@@ -1018,7 +1018,7 @@
           <w:color w:val="000000"/>
           <w:sz w:val="22"/>
         </w:rPr>
-        <w:t>bre 2022), lorsque ce temps repond e la d'finition du travail effectif, il doit etre requalifie comme tel. Enfin, le temps de</w:t>
+        <w:t>bre 2022), lorsque ce temps répond à la définition du travail effectif, il doit être requalifié comme tel. Enfin, le temps de</w:t>
       </w:r>
     </w:p>
     <w:p>
@@ -1028,7 +1028,7 @@
           <w:color w:val="000000"/>
           <w:sz w:val="22"/>
         </w:rPr>
-        <w:t>d'placement entre deux lieux de travail doit etre considere comme du travail effectif (Cass. soc. 16 juin 2004 et 21 mars</w:t>
+        <w:t>déplacement entre deux lieux de travail doit être considéré comme du travail effectif (Cass. soc. 16 juin 2004 et 21 mars</w:t>
       </w:r>
     </w:p>
     <w:p>
@@ -1051,7 +1051,7 @@
           <w:color w:val="2F5496"/>
           <w:sz w:val="24"/>
         </w:rPr>
-        <w:t>L'ASTREINTE E e</w:t>
+        <w:t>L'ASTREINTE E •</w:t>
       </w:r>
     </w:p>
     <w:p>
@@ -1064,7 +1064,7 @@
           <w:color w:val="2F5496"/>
           <w:sz w:val="24"/>
         </w:rPr>
-        <w:t>D'FINITION</w:t>
+        <w:t>DÉFINITION</w:t>
       </w:r>
     </w:p>
     <w:p>
@@ -1084,7 +1084,7 @@
           <w:color w:val="000000"/>
           <w:sz w:val="22"/>
         </w:rPr>
-        <w:t>L'article L 3121-9 du code du travail d'finit l'astreinte comme e une periode pendant laquelle le salarie, sans etre e la</w:t>
+        <w:t>L'article L 3121-9 du code du travail définit l'astreinte comme à une période pendant laquelle le salarié, sans être à la</w:t>
       </w:r>
     </w:p>
     <w:p>
@@ -1094,7 +1094,7 @@
           <w:color w:val="000000"/>
           <w:sz w:val="22"/>
         </w:rPr>
-        <w:t>disposition permanente et immediate de l'employeur, a l'obligation de demeurer e son domicile ou e proximite afin</w:t>
+        <w:t>disposition permanente et immédiate de l'employeur, a l'obligation de demeurer à son domicile ou à proximité afin</w:t>
       </w:r>
     </w:p>
     <w:p>
@@ -1104,7 +1104,7 @@
           <w:color w:val="000000"/>
           <w:sz w:val="22"/>
         </w:rPr>
-        <w:t>d'etre en mesure d'intervenir pour effectuer un travail au service de l'entreprise, la duree de cette intervention etant</w:t>
+        <w:t>d'être en mesure d'intervenir pour effectuer un travail au service de l'entreprise, la durée de cette intervention étant</w:t>
       </w:r>
     </w:p>
     <w:p>
@@ -1114,7 +1114,7 @@
           <w:color w:val="000000"/>
           <w:sz w:val="22"/>
         </w:rPr>
-        <w:t>consideree comme un temps de travail effectif. L'article L. 3121-10 precise : e Exception faite de la duree d'intervention,</w:t>
+        <w:t>considérée comme un temps de travail effectif. L'article L. 3121-10 précise : à Exception faite de la durée d'intervention,</w:t>
       </w:r>
     </w:p>
     <w:p>
@@ -1124,7 +1124,7 @@
           <w:color w:val="000000"/>
           <w:sz w:val="22"/>
         </w:rPr>
-        <w:t>la periode d'astreinte est d'comptee dans les durees minimales visees aux articles L3132-2 et L 3164-2 e. Les salaries</w:t>
+        <w:t>la période d'astreinte est décomptée dans les durées minimales visées aux articles L3132-2 et L 3164-2 à. Les salariés</w:t>
       </w:r>
     </w:p>
     <w:p>
@@ -1134,7 +1134,7 @@
           <w:color w:val="000000"/>
           <w:sz w:val="22"/>
         </w:rPr>
-        <w:t>concernes doivent en etre informes dans un d'lai raisonnable et ben'ficient d'une contrepartie sous forme financiere ou</w:t>
+        <w:t>concernés doivent en être informés dans un délai raisonnable et bénéficient d'une contrepartie sous forme financière ou</w:t>
       </w:r>
     </w:p>
     <w:p>
@@ -1144,7 +1144,7 @@
           <w:color w:val="000000"/>
           <w:sz w:val="22"/>
         </w:rPr>
-        <w:t>de repos. Les modalites et les contrepartie sont fixees par voie conventionnelle, e d'faut par l'employeur apres avis du</w:t>
+        <w:t>de repos. Les modalités et les contrepartie sont fixées par voie conventionnelle, à défaut par l'employeur après avis du</w:t>
       </w:r>
     </w:p>
     <w:p>
@@ -1154,7 +1154,7 @@
           <w:color w:val="000000"/>
           <w:sz w:val="22"/>
         </w:rPr>
-        <w:t>comite d'entreprise ou en son absence des d'l'gues du personnel.</w:t>
+        <w:t>comité d'entreprise ou en son absence des délégués du personnel.</w:t>
       </w:r>
     </w:p>
     <w:p>
@@ -1167,7 +1167,7 @@
           <w:color w:val="2F5496"/>
           <w:sz w:val="24"/>
         </w:rPr>
-        <w:t>TEMPS CONSIDeRe COMME DU TRAVAIL EFFECTIF</w:t>
+        <w:t>TEMPS CONSIDÉRÉ COMME DU TRAVAIL EFFECTIF</w:t>
       </w:r>
     </w:p>
     <w:p>
@@ -1187,7 +1187,7 @@
           <w:color w:val="000000"/>
           <w:sz w:val="22"/>
         </w:rPr>
-        <w:t>Est considere comme temps de travail effectif :</w:t>
+        <w:t>Est considéré comme temps de travail effectif :</w:t>
       </w:r>
     </w:p>
     <w:p>
@@ -1197,7 +1197,7 @@
           <w:color w:val="000000"/>
           <w:sz w:val="22"/>
         </w:rPr>
-        <w:t>L'astreinte effectuee sur le site de l'entreprise (Cass. soc. 15 fevrier 1995, Cass. soc. 2 avril 2003).</w:t>
+        <w:t>L'astreinte effectuée sur le site de l'entreprise (Cass. soc. 15 février 1995, Cass. soc. 2 avril 2003).</w:t>
       </w:r>
     </w:p>
     <w:p>
@@ -1207,7 +1207,7 @@
           <w:color w:val="000000"/>
           <w:sz w:val="22"/>
         </w:rPr>
-        <w:t>Les periodes d'intervention effective.</w:t>
+        <w:t>Les périodes d'intervention effective.</w:t>
       </w:r>
     </w:p>
     <w:p>
@@ -1217,7 +1217,7 @@
           <w:color w:val="000000"/>
           <w:sz w:val="22"/>
         </w:rPr>
-        <w:t>Le temps de d'placement entre le lieu d'intervention et le domicile du salarie (Cass. soc. 31 octobre 2007).</w:t>
+        <w:t>Le temps de déplacement entre le lieu d'intervention et le domicile du salarié (Cass. soc. 31 octobre 2007).</w:t>
       </w:r>
     </w:p>
     <w:p>
@@ -1227,7 +1227,7 @@
           <w:color w:val="000000"/>
           <w:sz w:val="22"/>
         </w:rPr>
-        <w:t>e noter l'evolution en la matiere que pourrait nourrir l'arret de la CJUE en date du 9 mars 2021.</w:t>
+        <w:t>à noter l'évolution en la matière que pourrait nourrir l'arrêt de la CJUE en date du 9 mars 2021.</w:t>
       </w:r>
     </w:p>
     <w:p>
@@ -1240,7 +1240,7 @@
           <w:color w:val="2F5496"/>
           <w:sz w:val="24"/>
         </w:rPr>
-        <w:t>UNE CONSeQUENCE SIGNIFICATIVE EN MATIeRE D'ACCIDENT DU TRAVAIL</w:t>
+        <w:t>UNE CONSÉQUENCE SIGNIFICATIVE EN MATIÈRE D'ACCIDENT DU TRAVAIL</w:t>
       </w:r>
     </w:p>
     <w:p>
@@ -1260,7 +1260,7 @@
           <w:color w:val="000000"/>
           <w:sz w:val="22"/>
         </w:rPr>
-        <w:t>L'article L411-1 du code de la s'curite sociale (e Est considere comme accident du travail, quelle qu'en soit la cause,</w:t>
+        <w:t>L'article L411-1 du code de la sécurité sociale (à Est considéré comme accident du travail, quelle qu'en soit la cause,</w:t>
       </w:r>
     </w:p>
     <w:p>
@@ -1270,7 +1270,7 @@
           <w:color w:val="000000"/>
           <w:sz w:val="22"/>
         </w:rPr>
-        <w:t>l'accident survenu par le fait ou e l'occasion du travail e toute personne salariee ou travaillant, e quelque titre ou en</w:t>
+        <w:t>l'accident survenu par le fait ou à l'occasion du travail à toute personne salariée ou travaillant, à quelque titre ou en</w:t>
       </w:r>
     </w:p>
     <w:p>
@@ -1280,7 +1280,7 @@
           <w:color w:val="000000"/>
           <w:sz w:val="22"/>
         </w:rPr>
-        <w:t>quelque lieu que ce soit, pour un ou plusieurs employeurs ou chefs d'entreprise e) etabli une presomption d'accident du</w:t>
+        <w:t>quelque lieu que ce soit, pour un ou plusieurs employeurs ou chefs d'entreprise à) établi une présomption d'accident du</w:t>
       </w:r>
     </w:p>
     <w:p>
@@ -1290,7 +1290,7 @@
           <w:color w:val="000000"/>
           <w:sz w:val="22"/>
         </w:rPr>
-        <w:t>travail d's lors que les conditions ci-dessus sont reunies. Tel n'est pas le cas en l'absence d'intervention du salarie</w:t>
+        <w:t>travail des lors que les conditions ci-dessus sont réunies. Tel n'est pas le cas en l'absence d'intervention du salarié</w:t>
       </w:r>
     </w:p>
     <w:p>
@@ -1300,7 +1300,7 @@
           <w:color w:val="000000"/>
           <w:sz w:val="22"/>
         </w:rPr>
-        <w:t>pendant un temps d'astreinte. Pour en ben'ficier ce dernier et l'employeur doivent d'finir avec le plus de precision</w:t>
+        <w:t>pendant un temps d'astreinte. Pour en bénéficier ce dernier et l'employeur doivent définir avec le plus de précision</w:t>
       </w:r>
     </w:p>
     <w:p>
@@ -1310,7 +1310,7 @@
           <w:color w:val="000000"/>
           <w:sz w:val="22"/>
         </w:rPr>
-        <w:t>possible le lien de subordination permettant de rattacher le salarie e l'entreprise pendant les periodes d'astreinte e</w:t>
+        <w:t>possible le lien de subordination permettant de rattacher le salarié à l'entreprise pendant les périodes d'astreinte à</w:t>
       </w:r>
     </w:p>
     <w:p>
@@ -1320,7 +1320,7 @@
           <w:color w:val="000000"/>
           <w:sz w:val="22"/>
         </w:rPr>
-        <w:t>domicile (connexion Internet, d'placementse). En ce sens la Cour de cassation en a ecarte l'application (arret du 2</w:t>
+        <w:t>domicile (connexion Internet, déplacementsé). En ce sens la Cour de cassation en a écarté l'application (arrêt du 2</w:t>
       </w:r>
     </w:p>
     <w:p>
@@ -1330,7 +1330,7 @@
           <w:color w:val="000000"/>
           <w:sz w:val="22"/>
         </w:rPr>
-        <w:t>avril 2003) pour un salarie d'c'd' e son domicile pendant une periode d'astreinte).</w:t>
+        <w:t>avril 2003) pour un salarié décidé à son domicile pendant une période d'astreinte).</w:t>
       </w:r>
     </w:p>
     <w:p/>
@@ -1344,7 +1344,7 @@
           <w:color w:val="2F5496"/>
           <w:sz w:val="24"/>
         </w:rPr>
-        <w:t>LES HEURES SUPPLeMENTAIRES III e</w:t>
+        <w:t>LES HEURES SUPPLÉMENTAIRES III •</w:t>
       </w:r>
     </w:p>
     <w:p>
@@ -1357,7 +1357,7 @@
           <w:color w:val="2F5496"/>
           <w:sz w:val="24"/>
         </w:rPr>
-        <w:t>D'FINITION A e</w:t>
+        <w:t>DÉFINITION A •</w:t>
       </w:r>
     </w:p>
     <w:p>
@@ -1367,7 +1367,7 @@
           <w:color w:val="000000"/>
           <w:sz w:val="22"/>
         </w:rPr>
-        <w:t>Les heures supplementaires sont les heures de travail effectif realisees par le salarie :</w:t>
+        <w:t>Les heures supplémentaires sont les heures de travail effectif réalisées par le salarié :</w:t>
       </w:r>
     </w:p>
     <w:p>
@@ -1377,7 +1377,7 @@
           <w:color w:val="000000"/>
           <w:sz w:val="22"/>
         </w:rPr>
-        <w:t>e la demande de l'employeur ou avec son accord, m'me implicite. Par exemple, si le salarie peut etablir que les ?</w:t>
+        <w:t>à la demande de l'employeur ou avec son accord, même implicite. Par exemple, si le salarié peut établir que les ?</w:t>
       </w:r>
     </w:p>
     <w:p>
@@ -1387,7 +1387,7 @@
           <w:color w:val="000000"/>
           <w:sz w:val="22"/>
         </w:rPr>
-        <w:t>t'ches confiees n'cessitaient la realisation d'heures supplementaires (Cass. soc. 14 novembre 2018).</w:t>
+        <w:t>tâches confiées nécessitaient la réalisation d'heures supplémentaires (Cass. soc. 14 novembre 2018).</w:t>
       </w:r>
     </w:p>
     <w:p>
@@ -1397,7 +1397,7 @@
           <w:color w:val="000000"/>
           <w:sz w:val="22"/>
         </w:rPr>
-        <w:t>Au-dele de la duree l'gale de 35 heures par semaine ou de la duree consideree comme equivalente. ?</w:t>
+        <w:t>Au-delà de la durée légale de 35 heures par semaine ou de la durée considérée comme équivalente. ?</w:t>
       </w:r>
     </w:p>
     <w:p>
@@ -1407,7 +1407,7 @@
           <w:color w:val="000000"/>
           <w:sz w:val="22"/>
         </w:rPr>
-        <w:t>Par principe le d'compte des heures supplementaires s'effectue par semaine civile (du lundi e 0 heures au dimanche e 24</w:t>
+        <w:t>Par principe le décompte des heures supplémentaires s'effectue par semaine civile (du lundi à 0 heures au dimanche à 24</w:t>
       </w:r>
     </w:p>
     <w:p>
@@ -1417,7 +1417,7 @@
           <w:color w:val="000000"/>
           <w:sz w:val="22"/>
         </w:rPr>
-        <w:t>heures) n'anmoins, si un accord collectif (etablissement/entreprise/branche) le prevoit, le d'compte peut s'effectuer</w:t>
+        <w:t>heures) néanmoins, si un accord collectif (établissement/entreprise/branche) le prévoit, le décompte peut s'effectuer</w:t>
       </w:r>
     </w:p>
     <w:p>
@@ -1427,7 +1427,7 @@
           <w:color w:val="000000"/>
           <w:sz w:val="22"/>
         </w:rPr>
-        <w:t>sur une periode de sept jours consecutifs.</w:t>
+        <w:t>sur une période de sept jours consécutifs.</w:t>
       </w:r>
     </w:p>
     <w:p>
@@ -1437,7 +1437,7 @@
           <w:color w:val="000000"/>
           <w:sz w:val="22"/>
         </w:rPr>
-        <w:t>Enfin, le d'compte peut s'effectuer autrement en cas d'amenagement des horaires de travail sur toute ou partie de</w:t>
+        <w:t>Enfin, le décompte peut s'effectuer autrement en cas d'aménagement des horaires de travail sur toute ou partie de</w:t>
       </w:r>
     </w:p>
     <w:p>
@@ -1447,7 +1447,7 @@
           <w:color w:val="000000"/>
           <w:sz w:val="22"/>
         </w:rPr>
-        <w:t>l'annee.</w:t>
+        <w:t>l'année.</w:t>
       </w:r>
     </w:p>
     <w:p>
@@ -1460,7 +1460,7 @@
           <w:color w:val="2F5496"/>
           <w:sz w:val="24"/>
         </w:rPr>
-        <w:t>UTILISATION PAR L'EMPLOYEUR B e</w:t>
+        <w:t>UTILISATION PAR L'EMPLOYEUR B •</w:t>
       </w:r>
     </w:p>
     <w:p>
@@ -1493,7 +1493,7 @@
           <w:color w:val="000000"/>
           <w:sz w:val="22"/>
         </w:rPr>
-        <w:t>Le contingent annuel est un volume d'heures supplementaires par an et par salarie que l'employeur peut utiliser</w:t>
+        <w:t>Le contingent annuel est un volume d'heures supplémentaires par an et par salarié que l'employeur peut utiliser</w:t>
       </w:r>
     </w:p>
     <w:p>
@@ -1513,7 +1513,7 @@
           <w:color w:val="000000"/>
           <w:sz w:val="22"/>
         </w:rPr>
-        <w:t>Le contingent annuel est fixe par convention ou accord collectif de branche etendu ou par accord d'entreprise ou d'eta-</w:t>
+        <w:t>Le contingent annuel est fixe par convention ou accord collectif de branche étendu ou par accord d'entreprise ou d'eta-</w:t>
       </w:r>
     </w:p>
     <w:p>
@@ -1523,7 +1523,7 @@
           <w:color w:val="000000"/>
           <w:sz w:val="22"/>
         </w:rPr>
-        <w:t>blissement. L'accord doit preciser l'ensemble des modalites selon lesquelles les heures supplementaires seront realisees</w:t>
+        <w:t>blissement. L'accord doit préciser l'ensemble des modalités selon lesquelles les heures supplémentaires seront réalisées</w:t>
       </w:r>
     </w:p>
     <w:p>
@@ -1533,7 +1533,7 @@
           <w:color w:val="000000"/>
           <w:sz w:val="22"/>
         </w:rPr>
-        <w:t>et notamment l'information prealable du comite social et economique. e d'faut d'accord, le contingent reglementaire</w:t>
+        <w:t>et notamment l'information préalable du comité social et économique. à défaut d'accord, le contingent réglementaire</w:t>
       </w:r>
     </w:p>
     <w:p>
@@ -1543,7 +1543,7 @@
           <w:color w:val="000000"/>
           <w:sz w:val="22"/>
         </w:rPr>
-        <w:t>de 220 heures par an et par salarie s'applique et donne lieu e consultation du comite social et economique au moins une</w:t>
+        <w:t>de 220 heures par an et par salarié s'applique et donne lieu à consultation du comité social et économique au moins une</w:t>
       </w:r>
     </w:p>
     <w:p>
@@ -1563,7 +1563,7 @@
           <w:color w:val="000000"/>
           <w:sz w:val="22"/>
         </w:rPr>
-        <w:t>e noter que le refus du salarie d'effectuer des heures supplementaires peut etre considere comme une atteinte au</w:t>
+        <w:t>à noter que le refus du salarié d'effectuer des heures supplémentaires peut être considéré comme une atteinte au</w:t>
       </w:r>
     </w:p>
     <w:p>
@@ -1573,7 +1573,7 @@
           <w:color w:val="000000"/>
           <w:sz w:val="22"/>
         </w:rPr>
-        <w:t>pouvoir de direction de l'employeur et qualifie de faute grave motivant son licenciement.</w:t>
+        <w:t>pouvoir de direction de l'employeur et qualifié de faute grave motivant son licenciement.</w:t>
       </w:r>
     </w:p>
     <w:p>
@@ -1606,7 +1606,7 @@
           <w:color w:val="000000"/>
           <w:sz w:val="22"/>
         </w:rPr>
-        <w:t>Lorsqu'il existe un accord collectif, celui-ci doit preciser les regles selon lesquelles elles seront executees ainsi que les</w:t>
+        <w:t>Lorsqu'il existe un accord collectif, celui-ci doit préciser les règles selon lesquelles elles seront exécutées ainsi que les</w:t>
       </w:r>
     </w:p>
     <w:p>
@@ -1616,7 +1616,7 @@
           <w:color w:val="000000"/>
           <w:sz w:val="22"/>
         </w:rPr>
-        <w:t>modalites des contreparties auxquelles elles donnent lieu sous reserve des dispositions d'ordre public. L'utilisation des</w:t>
+        <w:t>modalités des contreparties auxquelles elles donnent lieu sous réserve des dispositions d'ordre public. L'utilisation des</w:t>
       </w:r>
     </w:p>
     <w:p>
@@ -1626,7 +1626,7 @@
           <w:color w:val="000000"/>
           <w:sz w:val="22"/>
         </w:rPr>
-        <w:t>heures supplementaires n'cessite l'avis prealable du comite social et economique.</w:t>
+        <w:t>heures supplémentaires nécessite l'avis préalable du comité social et économique.</w:t>
       </w:r>
     </w:p>
     <w:p>
@@ -1636,7 +1636,7 @@
           <w:color w:val="000000"/>
           <w:sz w:val="22"/>
         </w:rPr>
-        <w:t>En l'absence d'accord, l'employeur peut d'passer le contingent sans autorisation de l'inspecteur du travail, mais</w:t>
+        <w:t>En l'absence d'accord, l'employeur peut dépasser le contingent sans autorisation de l'inspecteur du travail, mais</w:t>
       </w:r>
     </w:p>
     <w:p>
@@ -1646,7 +1646,7 @@
           <w:color w:val="000000"/>
           <w:sz w:val="22"/>
         </w:rPr>
-        <w:t>reste tenu de consulter au moins une fois par an le comite social et economique.</w:t>
+        <w:t>reste tenu de consulter au moins une fois par an le comité social et économique.</w:t>
       </w:r>
     </w:p>
     <w:p>
@@ -1659,7 +1659,7 @@
           <w:color w:val="2F5496"/>
           <w:sz w:val="24"/>
         </w:rPr>
-        <w:t>LA COMPENSATION DES HEURES SUPPLeMENTAIRES C e</w:t>
+        <w:t>LA COMPENSATION DES HEURES SUPPLÉMENTAIRES C •</w:t>
       </w:r>
     </w:p>
     <w:p>
@@ -1669,7 +1669,7 @@
           <w:color w:val="000000"/>
           <w:sz w:val="22"/>
         </w:rPr>
-        <w:t>Le fait de realiser des heures supplementaires ouvre droit au salarie e une compensation en temps ou en argent. De plus</w:t>
+        <w:t>Le fait de réaliser des heures supplémentaires ouvre droit au salarié à une compensation en temps ou en argent. De plus</w:t>
       </w:r>
     </w:p>
     <w:p>
@@ -1679,7 +1679,7 @@
           <w:color w:val="000000"/>
           <w:sz w:val="22"/>
         </w:rPr>
-        <w:t>au-dele d'un certain volume d'heures effectuees, le salarie a droit e un repos supplementaire obligatoire.</w:t>
+        <w:t>au-delà d'un certain volume d'heures effectuées, le salarié a droit à un repos supplémentaire obligatoire.</w:t>
       </w:r>
     </w:p>
     <w:p>
@@ -1712,7 +1712,7 @@
           <w:color w:val="000000"/>
           <w:sz w:val="22"/>
         </w:rPr>
-        <w:t>Les heures supplementaires sont majorees de :</w:t>
+        <w:t>Les heures supplémentaires sont majorées de :</w:t>
       </w:r>
     </w:p>
     <w:p>
@@ -1722,7 +1722,7 @@
           <w:color w:val="000000"/>
           <w:sz w:val="22"/>
         </w:rPr>
-        <w:t>25% pour les huit premieres heures (soit de la 36</w:t>
+        <w:t>25% pour les huit premières heures (soit de la 36</w:t>
       </w:r>
     </w:p>
     <w:p>
@@ -1742,7 +1742,7 @@
           <w:color w:val="000000"/>
           <w:sz w:val="22"/>
         </w:rPr>
-        <w:t>e la 43</w:t>
+        <w:t>à la 43</w:t>
       </w:r>
     </w:p>
     <w:p>
@@ -1772,7 +1772,7 @@
           <w:color w:val="000000"/>
           <w:sz w:val="22"/>
         </w:rPr>
-        <w:t>50% pour les heures suivantes (e partir de la 44</w:t>
+        <w:t>50% pour les heures suivantes (à partir de la 44</w:t>
       </w:r>
     </w:p>
     <w:p>
@@ -1802,7 +1802,7 @@
           <w:color w:val="000000"/>
           <w:sz w:val="22"/>
         </w:rPr>
-        <w:t>Ces taux s'appliquent e d'faut de dispositions collectives (branche, entreprise, etablissement) qui peuvent prevoir un</w:t>
+        <w:t>Ces taux s'appliquent à défaut de dispositions collectives (branche, entreprise, établissement) qui peuvent prévoir un</w:t>
       </w:r>
     </w:p>
     <w:p>
@@ -1812,7 +1812,7 @@
           <w:color w:val="000000"/>
           <w:sz w:val="22"/>
         </w:rPr>
-        <w:t>taux de majoration different au minimum de 10%.</w:t>
+        <w:t>taux de majoration différent au minimum de 10%.</w:t>
       </w:r>
     </w:p>
     <w:p>
@@ -1845,7 +1845,7 @@
           <w:color w:val="000000"/>
           <w:sz w:val="22"/>
         </w:rPr>
-        <w:t>Une convention ou un accord collectif etendu, une convention, un accord d'entreprise ou d'etablissement peut prevoir</w:t>
+        <w:t>Une convention ou un accord collectif étendu, une convention, un accord d'entreprise ou d'établissement peut prévoir</w:t>
       </w:r>
     </w:p>
     <w:p>
@@ -1855,7 +1855,7 @@
           <w:color w:val="000000"/>
           <w:sz w:val="22"/>
         </w:rPr>
-        <w:t>de remplacer le paiement des heures supplementaires par l'attribution d'un repos compensateur. Les heures</w:t>
+        <w:t>de remplacer le paiement des heures supplémentaires par l'attribution d'un repos compensateur. Les heures</w:t>
       </w:r>
     </w:p>
     <w:p>
@@ -1865,7 +1865,7 @@
           <w:color w:val="000000"/>
           <w:sz w:val="22"/>
         </w:rPr>
-        <w:t>supplementaires integralement compensees par le repos de remplacement ne sont pas comptabilisees dans le</w:t>
+        <w:t>supplémentaires intégralement compensées par le repos de remplacement ne sont pas comptabilisées dans le</w:t>
       </w:r>
     </w:p>
     <w:p>
@@ -1885,7 +1885,7 @@
           <w:color w:val="000000"/>
           <w:sz w:val="22"/>
         </w:rPr>
-        <w:t>D'autre part, en l'absence de d'l'gue syndical, l'employeur peut instituer un repos compensateur en remplacement du</w:t>
+        <w:t>D'autre part, en l'absence de délégué syndical, l'employeur peut instituer un repos compensateur en remplacement du</w:t>
       </w:r>
     </w:p>
     <w:p>
@@ -1895,7 +1895,7 @@
           <w:color w:val="000000"/>
           <w:sz w:val="22"/>
         </w:rPr>
-        <w:t>paiement des heures supplementaires e conditions que le comite social et economique ne s'y oppose pas.</w:t>
+        <w:t>paiement des heures supplémentaires à conditions que le comité social et économique ne s'y oppose pas.</w:t>
       </w:r>
     </w:p>
     <w:p>
@@ -1928,7 +1928,7 @@
           <w:color w:val="000000"/>
           <w:sz w:val="22"/>
         </w:rPr>
-        <w:t>Un accord collectif peut fixer les conditions d'accomplissement des heures hors contingent et les modalites de prise de</w:t>
+        <w:t>Un accord collectif peut fixer les conditions d'accomplissement des heures hors contingent et les modalités de prise de</w:t>
       </w:r>
     </w:p>
     <w:p>
@@ -1938,7 +1938,7 @@
           <w:color w:val="000000"/>
           <w:sz w:val="22"/>
         </w:rPr>
-        <w:t>la contrepartie obligatoire en repos. Les majorations (l'accord collectif precite ne peut etre moins favorable) prevues en</w:t>
+        <w:t>la contrepartie obligatoire en repos. Les majorations (l'accord collectif précité ne peut être moins favorable) prévues en</w:t>
       </w:r>
     </w:p>
     <w:p>
@@ -1948,7 +1948,7 @@
           <w:color w:val="000000"/>
           <w:sz w:val="22"/>
         </w:rPr>
-        <w:t>contrepartie des heures supplementaires hors contingent s'operent selon les criteres suivants :</w:t>
+        <w:t>contrepartie des heures supplémentaires hors contingent s'opèrent selon les critères suivants :</w:t>
       </w:r>
     </w:p>
     <w:p>
@@ -1961,7 +1961,7 @@
           <w:color w:val="000000"/>
           <w:sz w:val="22"/>
         </w:rPr>
-        <w:t>dans les entreprises de 20 salaries et moins, les heures realisees hors du contingent annuel ouvrent droit e une</w:t>
+        <w:t>dans les entreprises de 20 salariés et moins, les heures réalisées hors du contingent annuel ouvrent droit à une</w:t>
       </w:r>
     </w:p>
     <w:p>
@@ -1971,7 +1971,7 @@
           <w:color w:val="000000"/>
           <w:sz w:val="22"/>
         </w:rPr>
-        <w:t>contrepartie obligatoire en repos de 50% des heures effectuees au-dele de la duree l'gale (soit d's la 36</w:t>
+        <w:t>contrepartie obligatoire en repos de 50% des heures effectuées au-delà de la durée légale (soit des la 36</w:t>
       </w:r>
     </w:p>
     <w:p>
@@ -2001,7 +2001,7 @@
           <w:color w:val="000000"/>
           <w:sz w:val="22"/>
         </w:rPr>
-        <w:t>effectuee hors contingent) ;</w:t>
+        <w:t>effectuée hors contingent) ;</w:t>
       </w:r>
     </w:p>
     <w:p>
@@ -2014,7 +2014,7 @@
           <w:color w:val="000000"/>
           <w:sz w:val="22"/>
         </w:rPr>
-        <w:t>dans les entreprises de plus de 20 salaries, les heures supplementaires effectuees hors du contingent annuel ouvrent</w:t>
+        <w:t>dans les entreprises de plus de 20 salariés, les heures supplémentaires effectuées hors du contingent annuel ouvrent</w:t>
       </w:r>
     </w:p>
     <w:p>
@@ -2024,7 +2024,7 @@
           <w:color w:val="000000"/>
           <w:sz w:val="22"/>
         </w:rPr>
-        <w:t>droit e une contrepartie obligatoire en repos e hauteur de 100% des heures effectuees au-dele de la duree l'gale.</w:t>
+        <w:t>droit à une contrepartie obligatoire en repos à hauteur de 100% des heures effectuées au-delà de la durée légale.</w:t>
       </w:r>
     </w:p>
     <w:p>
@@ -2034,7 +2034,7 @@
           <w:color w:val="000000"/>
           <w:sz w:val="22"/>
         </w:rPr>
-        <w:t>L'accord collectif precite ne peut etre moins favorable.</w:t>
+        <w:t>L'accord collectif précité ne peut être moins favorable.</w:t>
       </w:r>
     </w:p>
     <w:p>
@@ -2044,7 +2044,7 @@
           <w:color w:val="000000"/>
           <w:sz w:val="22"/>
         </w:rPr>
-        <w:t>La contrepartie obligatoire en repos doit etre prise en principe dans un d'lai de 2 mois e compter de l'ouverture des</w:t>
+        <w:t>La contrepartie obligatoire en repos doit être prise en principe dans un délai de 2 mois à compter de l'ouverture des</w:t>
       </w:r>
     </w:p>
     <w:p>
@@ -2054,7 +2054,7 @@
           <w:color w:val="000000"/>
           <w:sz w:val="22"/>
         </w:rPr>
-        <w:t>droits. N'anmoins en l'absence de demande de la part du salarie, l'employeur est tenu de lui demander de prendre ses</w:t>
+        <w:t>droits. Néanmoins en l'absence de demande de la part du salarié, l'employeur est tenu de lui demander de prendre ses</w:t>
       </w:r>
     </w:p>
     <w:p>
@@ -2064,7 +2064,7 @@
           <w:color w:val="000000"/>
           <w:sz w:val="22"/>
         </w:rPr>
-        <w:t>repos dans le d'lai maximum d'un an (art. D 3221-17 et s. Code Trav).</w:t>
+        <w:t>repos dans le délai maximum d'un an (art. D 3221-17 et s. Code Trav).</w:t>
       </w:r>
     </w:p>
     <w:p/>
@@ -2078,7 +2078,7 @@
           <w:color w:val="2F5496"/>
           <w:sz w:val="24"/>
         </w:rPr>
-        <w:t>PREUVE DES HEURES SUPPLeMENTAIRES D e</w:t>
+        <w:t>PREUVE DES HEURES SUPPLÉMENTAIRES D •</w:t>
       </w:r>
     </w:p>
     <w:p>
@@ -2088,7 +2088,7 @@
           <w:color w:val="000000"/>
           <w:sz w:val="22"/>
         </w:rPr>
-        <w:t>Il appartient par principe aux parties, employeur et salarie, d'apporter la preuve des heures effectivement realisees.</w:t>
+        <w:t>Il appartient par principe aux parties, employeur et salarié, d'apporter la preuve des heures effectivement réalisées.</w:t>
       </w:r>
     </w:p>
     <w:p>
@@ -2098,7 +2098,7 @@
           <w:color w:val="000000"/>
           <w:sz w:val="22"/>
         </w:rPr>
-        <w:t>N'anmoins, les el'ments de preuves doivent etre suffisamment precis pour que chacun soit en mesure d'y repondre. Il a</w:t>
+        <w:t>Néanmoins, les éléments de preuves doivent être suffisamment précis pour que chacun soit en mesure d'y répondre. Il a</w:t>
       </w:r>
     </w:p>
     <w:p>
@@ -2108,7 +2108,7 @@
           <w:color w:val="000000"/>
           <w:sz w:val="22"/>
         </w:rPr>
-        <w:t>ainsi et' admis que le d'compte des heures supplementaires tenu au crayon par un salarie etait admissible et permettait</w:t>
+        <w:t>ainsi été admis que le décompte des heures supplémentaires tenu au crayon par un salarié était admissible et permettait</w:t>
       </w:r>
     </w:p>
     <w:p>
@@ -2118,7 +2118,7 @@
           <w:color w:val="000000"/>
           <w:sz w:val="22"/>
         </w:rPr>
-        <w:t>e l'employeur d'y repondre (Cass. soc. 24 novembre 2010), de m'me que la production de tableaux par le salarie</w:t>
+        <w:t>à l'employeur d'y répondre (Cass. soc. 24 novembre 2010), de même que la production de tableaux par le salarié</w:t>
       </w:r>
     </w:p>
     <w:p>
@@ -2128,7 +2128,7 @@
           <w:color w:val="000000"/>
           <w:sz w:val="22"/>
         </w:rPr>
-        <w:t>indiquant le quantum des heures realisees (Cass. soc. 28 fevrier 2024). Le juge forme sa conviction au regard des pieces</w:t>
+        <w:t>indiquant le quantum des heures réalisées (Cass. soc. 28 février 2024). Le juge forme sa conviction au regard des pièces</w:t>
       </w:r>
     </w:p>
     <w:p>
@@ -2138,7 +2138,7 @@
           <w:color w:val="000000"/>
           <w:sz w:val="22"/>
         </w:rPr>
-        <w:t>apportees par les parties ainsi que par les mesures d'instruction qu'il juge utiles.</w:t>
+        <w:t>apportées par les parties ainsi que par les mesures d'instruction qu'il juge utiles.</w:t>
       </w:r>
     </w:p>
     <w:p>
@@ -2151,7 +2151,7 @@
           <w:color w:val="2F5496"/>
           <w:sz w:val="24"/>
         </w:rPr>
-        <w:t>L'AMeNAGEMENT DE LA DUReE DU TRAVAIL IV e</w:t>
+        <w:t>L'AMÉNAGEMENT DE LA DURÉE DU TRAVAIL IV •</w:t>
       </w:r>
     </w:p>
     <w:p>
@@ -2164,7 +2164,7 @@
           <w:color w:val="2F5496"/>
           <w:sz w:val="24"/>
         </w:rPr>
-        <w:t>AMeNAGEMENT SUR UNE PeRIODE SUPeRIEURE e LA SEMAINE A e</w:t>
+        <w:t>AMÉNAGEMENT SUR UNE PÉRIODE SUPÉRIEURE à LA SEMAINE A •</w:t>
       </w:r>
     </w:p>
     <w:p>
@@ -2174,7 +2174,7 @@
           <w:color w:val="000000"/>
           <w:sz w:val="22"/>
         </w:rPr>
-        <w:t>La loi du 20 aoet 2008 a facilite les possibilites d'amenagement du temps de travail dans un contexte de crise permettant</w:t>
+        <w:t>La loi du 20 août 2008 a facilité les possibilités d'aménagement du temps de travail dans un contexte de crise permettant</w:t>
       </w:r>
     </w:p>
     <w:p>
@@ -2184,7 +2184,7 @@
           <w:color w:val="000000"/>
           <w:sz w:val="22"/>
         </w:rPr>
-        <w:t>ainsi aux entreprises d'adapter leur fonctionnement e des periodes de haute et basse activite. La loi du 8 aoet 2016 et les</w:t>
+        <w:t>ainsi aux entreprises d'adapter leur fonctionnement à des périodes de haute et basse activité. La loi du 8 août 2016 et les</w:t>
       </w:r>
     </w:p>
     <w:p>
@@ -2194,7 +2194,7 @@
           <w:color w:val="000000"/>
           <w:sz w:val="22"/>
         </w:rPr>
-        <w:t>ordonnances du 22 septembre 2017 en ont reamenage le m'canisme.</w:t>
+        <w:t>ordonnances du 22 septembre 2017 en ont réaménagé le mécanisme.</w:t>
       </w:r>
     </w:p>
     <w:p>
@@ -2237,7 +2237,7 @@
           <w:color w:val="000000"/>
           <w:sz w:val="22"/>
         </w:rPr>
-        <w:t>Fonctionnement. Il est possible d'organiser la duree du travail sur des periodes hebdomadaires et au plus e l'annee.</w:t>
+        <w:t>Fonctionnement. Il est possible d'organiser la durée du travail sur des périodes hebdomadaires et au plus à l'année.</w:t>
       </w:r>
     </w:p>
     <w:p>
@@ -2247,7 +2247,7 @@
           <w:color w:val="000000"/>
           <w:sz w:val="22"/>
         </w:rPr>
-        <w:t>Cette duree peut etre portee e trois ans si un accord de branche l'autorise. L'accord doit mentionner :</w:t>
+        <w:t>Cette durée peut être portée à trois ans si un accord de branche l'autorise. L'accord doit mentionner :</w:t>
       </w:r>
     </w:p>
     <w:p>
@@ -2260,7 +2260,7 @@
           <w:color w:val="000000"/>
           <w:sz w:val="22"/>
         </w:rPr>
-        <w:t>la periode de reference. Si celle-ci est superieure e un an l'accord doit prevoir une duree hebdomadaire au-dele de</w:t>
+        <w:t>la période de référence. Si celle-ci est supérieure à un an l'accord doit prévoir une durée hebdomadaire au-delà de</w:t>
       </w:r>
     </w:p>
     <w:p>
@@ -2270,7 +2270,7 @@
           <w:color w:val="000000"/>
           <w:sz w:val="22"/>
         </w:rPr>
-        <w:t>laquelle les heures effectuees sont automatiquement des heures supplementaires et remunerees au terme du mois</w:t>
+        <w:t>laquelle les heures effectuées sont automatiquement des heures supplémentaires et rémunérées au terme du mois</w:t>
       </w:r>
     </w:p>
     <w:p>
@@ -2280,7 +2280,7 @@
           <w:color w:val="000000"/>
           <w:sz w:val="22"/>
         </w:rPr>
-        <w:t>au cours duquel elles ont et' accomplies. Ces heures n'entrent alors pas dans le d'compte opere e l'issue de la</w:t>
+        <w:t>au cours duquel elles ont été accomplies. Ces heures n'entrent alors pas dans le décompte opéra à l'issue de la</w:t>
       </w:r>
     </w:p>
     <w:p>
@@ -2290,7 +2290,7 @@
           <w:color w:val="000000"/>
           <w:sz w:val="22"/>
         </w:rPr>
-        <w:t>periode de reference ;</w:t>
+        <w:t>période de référence ;</w:t>
       </w:r>
     </w:p>
     <w:p>
@@ -2303,7 +2303,7 @@
           <w:color w:val="000000"/>
           <w:sz w:val="22"/>
         </w:rPr>
-        <w:t>le d'lai de prevenance concernant les changements de duree ou d'horaire de travail. e d'faut d'indication, ce d'lai est</w:t>
+        <w:t>le délai de provenance concernant les changements de durée ou d'horaire de travail. à défaut d'indication, ce délai est</w:t>
       </w:r>
     </w:p>
     <w:p>
@@ -2326,7 +2326,7 @@
           <w:color w:val="000000"/>
           <w:sz w:val="22"/>
         </w:rPr>
-        <w:t>les modalites de prise en compte des absences et retards pour la remuneration.</w:t>
+        <w:t>les modalités de prise en compte des absences et retards pour la rémunération.</w:t>
       </w:r>
     </w:p>
     <w:p>
@@ -2336,7 +2336,7 @@
           <w:color w:val="000000"/>
           <w:sz w:val="22"/>
         </w:rPr>
-        <w:t>Le calcul des heures supplementaires. Lorsqu'un systeme d'amenagement du temps de travail est mis en place, le</w:t>
+        <w:t>Le calcul des heures supplémentaires. Lorsqu'un système d'aménagement du temps de travail est mis en place, le</w:t>
       </w:r>
     </w:p>
     <w:p>
@@ -2346,7 +2346,7 @@
           <w:color w:val="000000"/>
           <w:sz w:val="22"/>
         </w:rPr>
-        <w:t>calcul des heures supplementaires s'effectue e l'issue de la periode de reference :</w:t>
+        <w:t>calcul des heures supplémentaires s'effectue à l'issue de la période de référence :</w:t>
       </w:r>
     </w:p>
     <w:p>
@@ -2359,7 +2359,7 @@
           <w:color w:val="000000"/>
           <w:sz w:val="22"/>
         </w:rPr>
-        <w:t>si la periode de reference est l'annee, toute heure effectuee au-dele de 1607 heures est une heure supplementaire ;</w:t>
+        <w:t>si la période de référence est l'année, toute heure effectuée au-delà de 1607 heures est une heure supplémentaire ;</w:t>
       </w:r>
     </w:p>
     <w:p>
@@ -2372,7 +2372,7 @@
           <w:color w:val="000000"/>
           <w:sz w:val="22"/>
         </w:rPr>
-        <w:t>si la periode de reference est inferieure ou superieure e un an, sont considerees comme heures supplementaires</w:t>
+        <w:t>si la période de référence est inférieure ou supérieure à un an, sont considérées comme heures supplémentaires</w:t>
       </w:r>
     </w:p>
     <w:p>
@@ -2382,7 +2382,7 @@
           <w:color w:val="000000"/>
           <w:sz w:val="22"/>
         </w:rPr>
-        <w:t>celles effectuees au-dele d'une duree moyenne hebdomadaire de 35 heures calculee sur la periode de reference (3 ans</w:t>
+        <w:t>celles effectuées au-delà d'une durée moyenne hebdomadaire de 35 heures calculée sur la période de référence (3 ans</w:t>
       </w:r>
     </w:p>
     <w:p>
@@ -2402,7 +2402,7 @@
           <w:color w:val="000000"/>
           <w:sz w:val="22"/>
         </w:rPr>
-        <w:t>e noter que l'amenagement s'impose au salarie e temps complet et qu'il ne constitue pas une modification du</w:t>
+        <w:t>à noter que l'aménagement s'impose au salarié à temps complet et qu'il ne constitue pas une modification du</w:t>
       </w:r>
     </w:p>
     <w:p>
@@ -2425,7 +2425,7 @@
           <w:color w:val="2F5496"/>
           <w:sz w:val="24"/>
         </w:rPr>
-        <w:t>e D'FAUT D'ACCORD COLLECTIF</w:t>
+        <w:t>à DÉFAUT D'ACCORD COLLECTIF</w:t>
       </w:r>
     </w:p>
     <w:p>
@@ -2445,7 +2445,7 @@
           <w:color w:val="000000"/>
           <w:sz w:val="22"/>
         </w:rPr>
-        <w:t>L'amenagement du temps de travail peut etre organise sur des periodes de neuf semaines au plus dans les entreprises de</w:t>
+        <w:t>L'aménagement du temps de travail peut être organisé sur des périodes de neuf semaines au plus dans les entreprises de</w:t>
       </w:r>
     </w:p>
     <w:p>
@@ -2455,7 +2455,7 @@
           <w:color w:val="000000"/>
           <w:sz w:val="22"/>
         </w:rPr>
-        <w:t>moins de 50 salaries et de quatre semaines dans les entreprises d'au moins cinquante salaries. L'employeur doit</w:t>
+        <w:t>moins de 50 salariés et de quatre semaines dans les entreprises d'au moins cinquante salariés. L'employeur doit</w:t>
       </w:r>
     </w:p>
     <w:p>
@@ -2465,7 +2465,7 @@
           <w:color w:val="000000"/>
           <w:sz w:val="22"/>
         </w:rPr>
-        <w:t>communiquer, pour avis, son programme indicatif au comite social et economique.</w:t>
+        <w:t>communiquer, pour avis, son programme indicatif au comité social et économique.</w:t>
       </w:r>
     </w:p>
     <w:p>
@@ -2475,7 +2475,7 @@
           <w:color w:val="000000"/>
           <w:sz w:val="22"/>
         </w:rPr>
-        <w:t>Le m'canisme permet de ne pas avoir recours systematiquement aux heures supplementaires et e permettre un lissage</w:t>
+        <w:t>Le mécanisme permet de ne pas avoir recours systématiquement aux heures supplémentaires et à permettre un lissage</w:t>
       </w:r>
     </w:p>
     <w:p>
@@ -2485,7 +2485,7 @@
           <w:color w:val="000000"/>
           <w:sz w:val="22"/>
         </w:rPr>
-        <w:t>de la remuneration.</w:t>
+        <w:t>de la rémunération.</w:t>
       </w:r>
     </w:p>
     <w:p>
@@ -2498,7 +2498,7 @@
           <w:color w:val="2F5496"/>
           <w:sz w:val="24"/>
         </w:rPr>
-        <w:t>LES HORAIRES INDIVIDUALISeS B e</w:t>
+        <w:t>LES HORAIRES INDIVIDUALISÉS B •</w:t>
       </w:r>
     </w:p>
     <w:p>
@@ -2508,7 +2508,7 @@
           <w:color w:val="000000"/>
           <w:sz w:val="22"/>
         </w:rPr>
-        <w:t>Il peut etre institue dans l'entreprise un m'canisme d'horaires individualises. Il consiste en la possibilite de reporter</w:t>
+        <w:t>Il peut être institué dans l'entreprise un mécanisme d'horaires individualisés. Il consiste en la possibilité de reporter</w:t>
       </w:r>
     </w:p>
     <w:p>
@@ -2518,7 +2518,7 @@
           <w:color w:val="000000"/>
           <w:sz w:val="22"/>
         </w:rPr>
-        <w:t>d'une semaine e l'autre des heures de travail, sans que sur une m'me semaine, les heures realisees au-dele de la duree</w:t>
+        <w:t>d'une semaine à l'autre des heures de travail, sans que sur une même semaine, les heures réalisées au-delà de la durée</w:t>
       </w:r>
     </w:p>
     <w:p>
@@ -2528,7 +2528,7 @@
           <w:color w:val="000000"/>
           <w:sz w:val="22"/>
         </w:rPr>
-        <w:t>l'gale soient considerees comme des heures supplementaires, pourvu que leur realisation resulte du libre choix du</w:t>
+        <w:t>légale soient considérées comme des heures supplémentaires, pourvu que leur réalisation résulte du libre choix du</w:t>
       </w:r>
     </w:p>
     <w:p>
@@ -2538,7 +2538,7 @@
           <w:color w:val="000000"/>
           <w:sz w:val="22"/>
         </w:rPr>
-        <w:t>salarie. Sa mise en place peut resulter :</w:t>
+        <w:t>salarié. Sa mise en place peut résulter :</w:t>
       </w:r>
     </w:p>
     <w:p>
@@ -2551,7 +2551,7 @@
           <w:color w:val="000000"/>
           <w:sz w:val="22"/>
         </w:rPr>
-        <w:t>d'une demande des salaries ou d'une initiative de l'employeur apres avis conforme du comite social et</w:t>
+        <w:t>d'une demande des salariés ou d'une initiative de l'employeur après avis conforme du comité social et</w:t>
       </w:r>
     </w:p>
     <w:p>
@@ -2561,7 +2561,7 @@
           <w:color w:val="000000"/>
           <w:sz w:val="22"/>
         </w:rPr>
-        <w:t>economique. En l'absence d'institutions representatives du personnel, l'inspecteur du travail peut l'autoriser. Le</w:t>
+        <w:t>économique. En l'absence d'institutions représentatives du personnel, l'inspecteur du travail peut l'autoriser. Le</w:t>
       </w:r>
     </w:p>
     <w:p>
@@ -2571,7 +2571,7 @@
           <w:color w:val="000000"/>
           <w:sz w:val="22"/>
         </w:rPr>
-        <w:t>report d'heures d'une semaine e une autre ne peut exceder trois heures ;</w:t>
+        <w:t>report d'heures d'une semaine à une autre ne peut excéder trois heures ;</w:t>
       </w:r>
     </w:p>
     <w:p>
@@ -2581,7 +2581,7 @@
           <w:color w:val="000000"/>
           <w:sz w:val="22"/>
         </w:rPr>
-        <w:t>d'un accord collectif (etablissement, entreprise, branche). Ce dernier doit fixer les limites et modalites du report d'heures d'une semaine e une autre.</w:t>
+        <w:t>d'un accord collectif (établissement, entreprise, branche). Ce dernier doit fixer les limites et modalités du report d'heures d'une semaine à une autre.</w:t>
       </w:r>
     </w:p>
     <w:p/>
@@ -2595,7 +2595,7 @@
           <w:color w:val="2F5496"/>
           <w:sz w:val="24"/>
         </w:rPr>
-        <w:t>LES CONVENTIONS DE FORFAIT V e</w:t>
+        <w:t>LES CONVENTIONS DE FORFAIT V •</w:t>
       </w:r>
     </w:p>
     <w:p>
@@ -2605,7 +2605,7 @@
           <w:color w:val="000000"/>
           <w:sz w:val="22"/>
         </w:rPr>
-        <w:t>De telles conventions permettent par avance de fixer la remuneration du salarie independamment de la duree collective</w:t>
+        <w:t>De telles conventions permettent par avance de fixer la rémunération du salarié indépendamment de la durée collective</w:t>
       </w:r>
     </w:p>
     <w:p>
@@ -2615,7 +2615,7 @@
           <w:color w:val="000000"/>
           <w:sz w:val="22"/>
         </w:rPr>
-        <w:t>de travail, en l'indexant e une duree du travail etablie en heures, ou sur l'annee. La forfaitisation de la duree du travail</w:t>
+        <w:t>de travail, en l'indexant à une durée du travail établie en heures, ou sur l'année. La forfaitisation de la durée du travail</w:t>
       </w:r>
     </w:p>
     <w:p>
@@ -2625,7 +2625,7 @@
           <w:color w:val="000000"/>
           <w:sz w:val="22"/>
         </w:rPr>
-        <w:t>doit etre acceptee par le salarie et faire l'objet d'une convention individuelle.</w:t>
+        <w:t>doit être acceptée par le salarié et faire l'objet d'une convention individuelle.</w:t>
       </w:r>
     </w:p>
     <w:p>
@@ -2638,7 +2638,7 @@
           <w:color w:val="2F5496"/>
           <w:sz w:val="24"/>
         </w:rPr>
-        <w:t>LE FORFAIT HEURE HEBDOMADAIRE OU MENSUEL A e</w:t>
+        <w:t>LE FORFAIT HEURE HEBDOMADAIRE OU MENSUEL A •</w:t>
       </w:r>
     </w:p>
     <w:p>
@@ -2648,7 +2648,7 @@
           <w:color w:val="000000"/>
           <w:sz w:val="22"/>
         </w:rPr>
-        <w:t>Outil de flexibilite, ces conventions peuvent organiser le temps de travail en heures, sur la semaine ou sur le mois. Tous</w:t>
+        <w:t>Outil de flexibilité, ces conventions peuvent organiser le temps de travail en heures, sur la semaine ou sur le mois. Tous</w:t>
       </w:r>
     </w:p>
     <w:p>
@@ -2658,7 +2658,7 @@
           <w:color w:val="000000"/>
           <w:sz w:val="22"/>
         </w:rPr>
-        <w:t>les salaries peuvent en ben'ficier sans qu'il ne soit besoin d'un accord collectif l'instituant. Elles permettent notamment</w:t>
+        <w:t>les salariés peuvent en bénéficier sans qu'il ne soit besoin d'un accord collectif l'instituant. Elles permettent notamment</w:t>
       </w:r>
     </w:p>
     <w:p>
@@ -2668,7 +2668,7 @@
           <w:color w:val="000000"/>
           <w:sz w:val="22"/>
         </w:rPr>
-        <w:t>un lissage de la remuneration sur la periode de reference. La remuneration doit etre au moins equivalente e celle</w:t>
+        <w:t>un lissage de la rémunération sur la période de référence. La rémunération doit être au moins équivalente à celle</w:t>
       </w:r>
     </w:p>
     <w:p>
@@ -2678,7 +2678,7 @@
           <w:color w:val="000000"/>
           <w:sz w:val="22"/>
         </w:rPr>
-        <w:t>habituellement pratiquee dans l'entreprise en tenant compte des majorations prevues en cas d'heures supplementaires.</w:t>
+        <w:t>habituellement pratiquée dans l'entreprise en tenant compte des majorations prévues en cas d'heures supplémentaires.</w:t>
       </w:r>
     </w:p>
     <w:p>
@@ -2691,7 +2691,7 @@
           <w:color w:val="2F5496"/>
           <w:sz w:val="24"/>
         </w:rPr>
-        <w:t>LE FORFAIT HEURE ANNUEL B e</w:t>
+        <w:t>LE FORFAIT HEURE ANNUEL B •</w:t>
       </w:r>
     </w:p>
     <w:p>
@@ -2701,7 +2701,7 @@
           <w:color w:val="000000"/>
           <w:sz w:val="22"/>
         </w:rPr>
-        <w:t>Seuls sont admis e en ben'ficier les cadres (c'est-e-dire ceux dont la nature des fonctions ne les conduit pas e suivre</w:t>
+        <w:t>Seuls sont admis à en bénéficier les cadres (c'est-à-dire ceux dont la nature des fonctions ne les conduit pas à suivre</w:t>
       </w:r>
     </w:p>
     <w:p>
@@ -2711,7 +2711,7 @@
           <w:color w:val="000000"/>
           <w:sz w:val="22"/>
         </w:rPr>
-        <w:t>l'horaire collectif applicable dans l'entreprise) ainsi que les salaries qui disposant d'une reelle autonomie dans</w:t>
+        <w:t>l'horaire collectif applicable dans l'entreprise) ainsi que les salariés qui disposant d'une réelle autonomie dans</w:t>
       </w:r>
     </w:p>
     <w:p>
@@ -2721,7 +2721,7 @@
           <w:color w:val="000000"/>
           <w:sz w:val="22"/>
         </w:rPr>
-        <w:t>l'organisation de leur emploi du temps. Sa mise en place n'cessite un accord collectif d'entreprise ou d'etablissement</w:t>
+        <w:t>l'organisation de leur emploi du temps. Sa mise en place nécessite un accord collectif d'entreprise ou d'établissement</w:t>
       </w:r>
     </w:p>
     <w:p>
@@ -2731,7 +2731,7 @@
           <w:color w:val="000000"/>
           <w:sz w:val="22"/>
         </w:rPr>
-        <w:t>ou, e d'faut, une convention ou un accord de branche. Les modalites de remuneration sont identiques au forfait</w:t>
+        <w:t>ou, à défaut, une convention ou un accord de branche. Les modalités de rémunération sont identiques au forfait</w:t>
       </w:r>
     </w:p>
     <w:p>
@@ -2754,7 +2754,7 @@
           <w:color w:val="2F5496"/>
           <w:sz w:val="24"/>
         </w:rPr>
-        <w:t>LE FORFAIT ANNUEL EN JOURS C e</w:t>
+        <w:t>LE FORFAIT ANNUEL EN JOURS C •</w:t>
       </w:r>
     </w:p>
     <w:p>
@@ -2764,7 +2764,7 @@
           <w:color w:val="000000"/>
           <w:sz w:val="22"/>
         </w:rPr>
-        <w:t>Sa mise en place n'cessite en principe un accord collectif repondant aux exigences de l'article L 3121-64 du Code du</w:t>
+        <w:t>Sa mise en place nécessite en principe un accord collectif répondant aux exigences de l'article L 3121-64 du Code du</w:t>
       </w:r>
     </w:p>
     <w:p>
@@ -2774,7 +2774,7 @@
           <w:color w:val="000000"/>
           <w:sz w:val="22"/>
         </w:rPr>
-        <w:t>travail. e d'faut (art. L 3121-65), une telle convention peut etre conclue sous reserve :</w:t>
+        <w:t>travail. à défaut (art. L 3121-65), une telle convention peut être conclue sous réserve :</w:t>
       </w:r>
     </w:p>
     <w:p>
@@ -2787,7 +2787,7 @@
           <w:color w:val="000000"/>
           <w:sz w:val="22"/>
         </w:rPr>
-        <w:t>d'etablir un document de contrele mentionnant le nombre de jours travailles ;</w:t>
+        <w:t>d'établir un document de contrôle mentionnant le nombre de jours travailles ;</w:t>
       </w:r>
     </w:p>
     <w:p>
@@ -2800,7 +2800,7 @@
           <w:color w:val="000000"/>
           <w:sz w:val="22"/>
         </w:rPr>
-        <w:t>de s'assurer de la compatibilite de la charge de travail du salarie avec le respect des temps de repos quotidien et</w:t>
+        <w:t>de s'assurer de la compatibilité de la charge de travail du salarié avec le respect des temps de repos quotidien et</w:t>
       </w:r>
     </w:p>
     <w:p>
@@ -2823,7 +2823,7 @@
           <w:color w:val="000000"/>
           <w:sz w:val="22"/>
         </w:rPr>
-        <w:t>d'organiser un entretien annuel avec le salarie pour evoquer sa charge de travail, l'organisation de son travail,</w:t>
+        <w:t>d'organiser un entretien annuel avec le salarié pour évoquer sa charge de travail, l'organisation de son travail,</w:t>
       </w:r>
     </w:p>
     <w:p>
@@ -2833,7 +2833,7 @@
           <w:color w:val="000000"/>
           <w:sz w:val="22"/>
         </w:rPr>
-        <w:t>l'articulation activite professionnelle/vie personnelle, et sa remuneration.</w:t>
+        <w:t>l'articulation activité professionnelle/vie personnelle, et sa rémunération.</w:t>
       </w:r>
     </w:p>
     <w:p>
@@ -2843,7 +2843,7 @@
           <w:color w:val="000000"/>
           <w:sz w:val="22"/>
         </w:rPr>
-        <w:t>La convention a pour objet de remunerer un salarie en fonction d'un nombre de jours (fixes dans la convention)</w:t>
+        <w:t>La convention a pour objet de rémunérer un salarié en fonction d'un nombre de jours (fixes dans la convention)</w:t>
       </w:r>
     </w:p>
     <w:p>
@@ -2853,7 +2853,7 @@
           <w:color w:val="000000"/>
           <w:sz w:val="22"/>
         </w:rPr>
-        <w:t>travailles sur l'annee. Il est ouvert au cadre ainsi qu'aux salaries dont la duree du travail ne peut etre pred'terminee et qui</w:t>
+        <w:t>travailles sur l'année. Il est ouvert au cadre ainsi qu'aux salariés dont la durée du travail ne peut être prédéterminée et qui</w:t>
       </w:r>
     </w:p>
     <w:p>
@@ -2863,7 +2863,7 @@
           <w:color w:val="000000"/>
           <w:sz w:val="22"/>
         </w:rPr>
-        <w:t>disposent d'une reelle autonomie dans l'organisation de leur travail. L'accord doit notamment d'terminer les differents</w:t>
+        <w:t>disposent d'une réelle autonomie dans l'organisation de leur travail. L'accord doit notamment déterminer les différents</w:t>
       </w:r>
     </w:p>
     <w:p>
@@ -2873,7 +2873,7 @@
           <w:color w:val="000000"/>
           <w:sz w:val="22"/>
         </w:rPr>
-        <w:t>salaries admis au dispositif, le nombre de jours maximums travailles e 218 jours ou 235 en cas de renonciation e des jours</w:t>
+        <w:t>salariés admis au dispositif, le nombre de jours maximums travailles à 218 jours ou 235 en cas de renonciation à des jours</w:t>
       </w:r>
     </w:p>
     <w:p>
@@ -2883,7 +2883,7 @@
           <w:color w:val="000000"/>
           <w:sz w:val="22"/>
         </w:rPr>
-        <w:t>de conges e ainsi que les modalites de fonctionnement et d'organisation du travail. Dans l'hypothese d'un d'passement</w:t>
+        <w:t>de congés à ainsi que les modalités de fonctionnement et d'organisation du travail. Dans l'hypothèse d'un dépassement</w:t>
       </w:r>
     </w:p>
     <w:p>
@@ -2893,7 +2893,7 @@
           <w:color w:val="000000"/>
           <w:sz w:val="22"/>
         </w:rPr>
-        <w:t>du forfait, le salarie peut renoncer e une partie de ses conges et ben'ficie d'une majoration de remuneration qui ne peut</w:t>
+        <w:t>du forfait, le salarié peut renoncer à une partie de ses congés et bénéficie d'une majoration de rémunération qui ne peut</w:t>
       </w:r>
     </w:p>
     <w:p>
@@ -2903,7 +2903,7 @@
           <w:color w:val="000000"/>
           <w:sz w:val="22"/>
         </w:rPr>
-        <w:t>etre inferieure e 10%. Dans l'hypothese oe la remuneration est sans rapport avec les t'ches imposees, le salarie peut</w:t>
+        <w:t>être inférieure à 10%. Dans l'hypothèse ou la rémunération est sans rapport avec les tâches imposées, le salarié peut</w:t>
       </w:r>
     </w:p>
     <w:p>
@@ -2913,7 +2913,7 @@
           <w:color w:val="000000"/>
           <w:sz w:val="22"/>
         </w:rPr>
-        <w:t>saisir le juge judiciaire aux fins d'obtenir une indemnite reparant le prejudice subi.</w:t>
+        <w:t>saisir le juge judiciaire aux fins d'obtenir une indemnité réparant le préjudice subi.</w:t>
       </w:r>
     </w:p>
     <w:p>
@@ -2923,7 +2923,7 @@
           <w:color w:val="000000"/>
           <w:sz w:val="22"/>
         </w:rPr>
-        <w:t>e noter par ailleurs que la convention de forfait conclue entre l'employeur et le salarie doit imperativement fixer le</w:t>
+        <w:t>à noter par ailleurs que la convention de forfait conclue entre l'employeur et le salarié doit impérativement fixer le</w:t>
       </w:r>
     </w:p>
     <w:p>
@@ -2933,7 +2933,7 @@
           <w:color w:val="000000"/>
           <w:sz w:val="22"/>
         </w:rPr>
-        <w:t>nombre de jours travailles et non uniquement un maximum, e d'faut, celle-ci n'est pas valable (Cass. soc. 16 mars</w:t>
+        <w:t>nombre de jours travailles et non uniquement un maximum, à défaut, celle-ci n'est pas valable (Cass. soc. 16 mars</w:t>
       </w:r>
     </w:p>
     <w:p>
@@ -2953,7 +2953,7 @@
           <w:color w:val="000000"/>
           <w:sz w:val="22"/>
         </w:rPr>
-        <w:t>En toute hypothese l'employeur doit veiller et s'assurer que la charge de travail est raisonnable et permet une bonne</w:t>
+        <w:t>En toute hypothèse l'employeur doit veiller et s'assurer que la charge de travail est raisonnable et permet une bonne</w:t>
       </w:r>
     </w:p>
     <w:p>
@@ -2963,7 +2963,7 @@
           <w:color w:val="000000"/>
           <w:sz w:val="22"/>
         </w:rPr>
-        <w:t>repartition de celle-ci dans le temps. L'accord l'instituant doit preciser les modalites de cette obligation ainsi que celles</w:t>
+        <w:t>répartition de celle-ci dans le temps. L'accord l'instituant doit préciser les modalités de cette obligation ainsi que celles</w:t>
       </w:r>
     </w:p>
     <w:p>
@@ -2973,7 +2973,7 @@
           <w:color w:val="000000"/>
           <w:sz w:val="22"/>
         </w:rPr>
-        <w:t>relatives au droit e la d'connexion (Cass. soc. 19 d'cembre 2018), l'employeur doit rapporter la preuve qu'il respecte</w:t>
+        <w:t>relatives au droit à la déconnexion (Cass. soc. 19 décembre 2018), l'employeur doit rapporter la preuve qu'il respecte</w:t>
       </w:r>
     </w:p>
     <w:p>
@@ -2983,9 +2983,10 @@
           <w:color w:val="000000"/>
           <w:sz w:val="22"/>
         </w:rPr>
-        <w:t>les stipulations de l'accord collectif visant e assurer la protection de la sante et de la s'curite des salaries)</w:t>
-      </w:r>
-    </w:p>
+        <w:t>les stipulations de l'accord collectif visant à assurer la protection de la santé et de la sécurité des salariés)</w:t>
+      </w:r>
+    </w:p>
+    <w:p/>
     <w:p/>
     <w:sectPr>
       <w:pgSz w:w="12240" w:h="15840"/>

--- a/droit social dcg/7- dur e du travail.docx
+++ b/droit social dcg/7- dur e du travail.docx
@@ -27,7 +27,7 @@
           <w:color w:val="2F5496"/>
           <w:sz w:val="24"/>
         </w:rPr>
-        <w:t>DÉTERMINATION DE LA DURÉE DU TRAVAIL I •</w:t>
+        <w:t>I • DÉTERMINATION DE LA DURÉE DU TRAVAIL</w:t>
       </w:r>
     </w:p>
     <w:p>
@@ -37,17 +37,17 @@
       <w:r>
         <w:rPr>
           <w:b/>
-          <w:color w:val="006100"/>
+          <w:color w:val="BF5700"/>
           <w:sz w:val="24"/>
         </w:rPr>
-        <w:t>PRINCIPE A •</w:t>
+        <w:t>A • PRINCIPE</w:t>
       </w:r>
     </w:p>
     <w:p>
       <w:r>
         <w:rPr>
           <w:b w:val="0"/>
-          <w:color w:val="006100"/>
+          <w:color w:val="BF5700"/>
           <w:sz w:val="22"/>
         </w:rPr>
         <w:t>La durée légale hebdomadaire du travail est fixée à 35 heures (ou 1607 heures par an) pour toutes les entreprises</w:t>
@@ -57,7 +57,7 @@
       <w:r>
         <w:rPr>
           <w:b w:val="0"/>
-          <w:color w:val="006100"/>
+          <w:color w:val="BF5700"/>
           <w:sz w:val="22"/>
         </w:rPr>
         <w:t>assujetties quel que soit leur effectif. Tous les salariés sont concernés (certains en sont exclus cependant, comme les</w:t>
@@ -67,7 +67,7 @@
       <w:r>
         <w:rPr>
           <w:b w:val="0"/>
-          <w:color w:val="006100"/>
+          <w:color w:val="BF5700"/>
           <w:sz w:val="22"/>
         </w:rPr>
         <w:t>VRP - voyageurs représentants placiers-, les cadres dirigeants - c'est-à-dire ceux qui assument des responsabilités</w:t>
@@ -77,7 +77,7 @@
       <w:r>
         <w:rPr>
           <w:b w:val="0"/>
-          <w:color w:val="006100"/>
+          <w:color w:val="BF5700"/>
           <w:sz w:val="22"/>
         </w:rPr>
         <w:t>impliquant une grande indépendance dans l'organisation de leur propre emploi du temps, qui disposent d'un pouvoir</w:t>
@@ -87,7 +87,7 @@
       <w:r>
         <w:rPr>
           <w:b w:val="0"/>
-          <w:color w:val="006100"/>
+          <w:color w:val="BF5700"/>
           <w:sz w:val="22"/>
         </w:rPr>
         <w:t>décisionnaire largement autonome et enfin qui perçoivent l'une des rémunérations les plus élevées de l'entreprise ou de</w:t>
@@ -97,7 +97,7 @@
       <w:r>
         <w:rPr>
           <w:b w:val="0"/>
-          <w:color w:val="006100"/>
+          <w:color w:val="BF5700"/>
           <w:sz w:val="22"/>
         </w:rPr>
         <w:t>l'établissement-, ou encore les travailleurs indépendants).</w:t>
@@ -107,7 +107,7 @@
       <w:r>
         <w:rPr>
           <w:b w:val="0"/>
-          <w:color w:val="006100"/>
+          <w:color w:val="BF5700"/>
           <w:sz w:val="22"/>
         </w:rPr>
         <w:t>Mais attention, il ne s'agit ni d'une durée minimale, ni d'un maximum.</w:t>
@@ -117,7 +117,7 @@
       <w:r>
         <w:rPr>
           <w:b w:val="0"/>
-          <w:color w:val="006100"/>
+          <w:color w:val="BF5700"/>
           <w:sz w:val="22"/>
         </w:rPr>
         <w:t>à noter que dans certains secteurs s'applique une durée dite d'équivalence. Une durée de travail supérieure (par exem-</w:t>
@@ -127,7 +127,7 @@
       <w:r>
         <w:rPr>
           <w:b w:val="0"/>
-          <w:color w:val="006100"/>
+          <w:color w:val="BF5700"/>
           <w:sz w:val="22"/>
         </w:rPr>
         <w:t>ple : 39 heures) est considérée comme équivalente à la durée légale (35 heures). Dans ce cas, le calcul des heures</w:t>
@@ -137,7 +137,7 @@
       <w:r>
         <w:rPr>
           <w:b w:val="0"/>
-          <w:color w:val="006100"/>
+          <w:color w:val="BF5700"/>
           <w:sz w:val="22"/>
         </w:rPr>
         <w:t>supplémentaires se déclenche après la 39</w:t>
@@ -147,7 +147,7 @@
       <w:r>
         <w:rPr>
           <w:b w:val="0"/>
-          <w:color w:val="006100"/>
+          <w:color w:val="BF5700"/>
           <w:sz w:val="22"/>
         </w:rPr>
         <w:t>e</w:t>
@@ -157,7 +157,7 @@
       <w:r>
         <w:rPr>
           <w:b w:val="0"/>
-          <w:color w:val="006100"/>
+          <w:color w:val="BF5700"/>
           <w:sz w:val="22"/>
         </w:rPr>
         <w:t>heure de travail et non à partir de la 35</w:t>
@@ -167,7 +167,7 @@
       <w:r>
         <w:rPr>
           <w:b w:val="0"/>
-          <w:color w:val="006100"/>
+          <w:color w:val="BF5700"/>
           <w:sz w:val="22"/>
         </w:rPr>
         <w:t>e</w:t>
@@ -177,7 +177,7 @@
       <w:r>
         <w:rPr>
           <w:b w:val="0"/>
-          <w:color w:val="006100"/>
+          <w:color w:val="BF5700"/>
           <w:sz w:val="22"/>
         </w:rPr>
         <w:t>heure.</w:t>
@@ -187,7 +187,7 @@
       <w:r>
         <w:rPr>
           <w:b w:val="0"/>
-          <w:color w:val="006100"/>
+          <w:color w:val="BF5700"/>
           <w:sz w:val="22"/>
         </w:rPr>
         <w:t>En toute hypothèse, l'employeur est tenu de mettre en place un système objectif, fiable et accessible permettant de</w:t>
@@ -197,7 +197,7 @@
       <w:r>
         <w:rPr>
           <w:b w:val="0"/>
-          <w:color w:val="006100"/>
+          <w:color w:val="BF5700"/>
           <w:sz w:val="22"/>
         </w:rPr>
         <w:t>mesurer la durée du temps de travail journalier effectué par chaque travailleur.</w:t>
@@ -213,7 +213,7 @@
           <w:color w:val="2F5496"/>
           <w:sz w:val="24"/>
         </w:rPr>
-        <w:t>LA DURÉE LÉGALE MAXIMALE DE TRAVAIL B •</w:t>
+        <w:t>B • LA DURÉE LÉGALE MAXIMALE DE TRAVAIL</w:t>
       </w:r>
     </w:p>
     <w:p>
@@ -293,10 +293,33 @@
       <w:r>
         <w:rPr>
           <w:b w:val="0"/>
-          <w:color w:val="000000"/>
+          <w:color w:val="C00000"/>
           <w:sz w:val="22"/>
         </w:rPr>
         <w:t>heures, sauf circonstances exceptionnelles après autorisation administrative pouvant porter cette durée à 60 heures. La</w:t>
+      </w:r>
+    </w:p>
+    <w:p>
+      <w:r>
+        <w:rPr>
+          <w:b w:val="0"/>
+          <w:color w:val="BF5700"/>
+          <w:sz w:val="22"/>
+        </w:rPr>
+        <w:t>demande doit être accompagnée de l'avis du Comité social et économique (CSE).</w:t>
+      </w:r>
+    </w:p>
+    <w:p>
+      <w:pPr>
+        <w:pStyle w:val="Heading2"/>
+      </w:pPr>
+      <w:r>
+        <w:rPr>
+          <w:b/>
+          <w:color w:val="2F5496"/>
+          <w:sz w:val="24"/>
+        </w:rPr>
+        <w:t>LA DURÉE MAXIMALE QUOTIDIENNE</w:t>
       </w:r>
     </w:p>
     <w:p>
@@ -306,7 +329,116 @@
           <w:color w:val="000000"/>
           <w:sz w:val="22"/>
         </w:rPr>
-        <w:t>demande doit être accompagnée de l'avis du Comité social et économique (CSE).</w:t>
+        <w:t>?</w:t>
+      </w:r>
+    </w:p>
+    <w:p>
+      <w:r>
+        <w:rPr>
+          <w:b w:val="0"/>
+          <w:color w:val="000000"/>
+          <w:sz w:val="22"/>
+        </w:rPr>
+        <w:t>La durée quotidienne de travail effectif ne peut être supérieure à 10 heures par journée civile, laquelle débute à 0H et</w:t>
+      </w:r>
+    </w:p>
+    <w:p>
+      <w:r>
+        <w:rPr>
+          <w:b w:val="0"/>
+          <w:color w:val="000000"/>
+          <w:sz w:val="22"/>
+        </w:rPr>
+        <w:t>s'achève à 24H.</w:t>
+      </w:r>
+    </w:p>
+    <w:p>
+      <w:r>
+        <w:rPr>
+          <w:b w:val="0"/>
+          <w:color w:val="000000"/>
+          <w:sz w:val="22"/>
+        </w:rPr>
+        <w:t>Cependant :</w:t>
+      </w:r>
+    </w:p>
+    <w:p>
+      <w:pPr>
+        <w:pStyle w:val="ListBullet"/>
+      </w:pPr>
+      <w:r>
+        <w:rPr>
+          <w:b w:val="0"/>
+          <w:color w:val="000000"/>
+          <w:sz w:val="22"/>
+        </w:rPr>
+        <w:t>Un accord collectif d'entreprise ou un accord de branche étendu peut aller jusqu'à 12 heures de travail effectif par</w:t>
+      </w:r>
+    </w:p>
+    <w:p>
+      <w:r>
+        <w:rPr>
+          <w:b w:val="0"/>
+          <w:color w:val="000000"/>
+          <w:sz w:val="22"/>
+        </w:rPr>
+        <w:t>journée civile en cas d'activité accrue ou pour des motifs liés à l'organisation de l'entreprise ;</w:t>
+      </w:r>
+    </w:p>
+    <w:p>
+      <w:pPr>
+        <w:pStyle w:val="ListBullet"/>
+      </w:pPr>
+      <w:r>
+        <w:rPr>
+          <w:b w:val="0"/>
+          <w:color w:val="C00000"/>
+          <w:sz w:val="22"/>
+        </w:rPr>
+        <w:t>l'inspecteur du travail peut autoriser des dérogations en cas de surcroît temporaire d'activité ;</w:t>
+      </w:r>
+    </w:p>
+    <w:p>
+      <w:pPr>
+        <w:pStyle w:val="ListBullet"/>
+      </w:pPr>
+      <w:r>
+        <w:rPr>
+          <w:b w:val="0"/>
+          <w:color w:val="BF5700"/>
+          <w:sz w:val="22"/>
+        </w:rPr>
+        <w:t>en cas d'urgence, l'employeur peut déroger sous sa propre responsabilité, à la durée maximale du travail. Il doit</w:t>
+      </w:r>
+    </w:p>
+    <w:p>
+      <w:r>
+        <w:rPr>
+          <w:b w:val="0"/>
+          <w:color w:val="000000"/>
+          <w:sz w:val="22"/>
+        </w:rPr>
+        <w:t>avertir des que possible l'inspection du travail pour régulariser sa situation.</w:t>
+      </w:r>
+    </w:p>
+    <w:p>
+      <w:r>
+        <w:rPr>
+          <w:b w:val="0"/>
+          <w:color w:val="000000"/>
+          <w:sz w:val="22"/>
+        </w:rPr>
+        <w:t>à noter que le dépassement de la durée maximale de travail ouvre, à lui seul, droit à réparation (Cass. soc. 27 septembre</w:t>
+      </w:r>
+    </w:p>
+    <w:p>
+      <w:r>
+        <w:rPr>
+          <w:b w:val="0"/>
+          <w:color w:val="000000"/>
+          <w:sz w:val="22"/>
+        </w:rPr>
+        <w:t>2023).</w:t>
       </w:r>
     </w:p>
     <w:p>
@@ -316,10 +448,53 @@
       <w:r>
         <w:rPr>
           <w:b/>
+          <w:color w:val="00703C"/>
+          <w:sz w:val="24"/>
+        </w:rPr>
+        <w:t>C • LA NOTION DE TRAVAIL EFFECTIF</w:t>
+      </w:r>
+    </w:p>
+    <w:p>
+      <w:r>
+        <w:rPr>
+          <w:b w:val="0"/>
+          <w:color w:val="00703C"/>
+          <w:sz w:val="22"/>
+        </w:rPr>
+        <w:t>Le calcul de la durée du travail est établi à partir du travail effectif.</w:t>
+      </w:r>
+    </w:p>
+    <w:p>
+      <w:r>
+        <w:rPr>
+          <w:b w:val="0"/>
+          <w:color w:val="BF5700"/>
+          <w:sz w:val="22"/>
+        </w:rPr>
+        <w:t>Le travail effectif est : à le temps pendant lequel le salarié est à la disposition de l'employeur et doit se conformer à ses</w:t>
+      </w:r>
+    </w:p>
+    <w:p>
+      <w:r>
+        <w:rPr>
+          <w:b w:val="0"/>
+          <w:color w:val="00703C"/>
+          <w:sz w:val="22"/>
+        </w:rPr>
+        <w:t>directives sans pouvoir vaquer librement à des occupations personnelles à (art.3121-1. Disposition d'ordre public) :</w:t>
+      </w:r>
+    </w:p>
+    <w:p>
+      <w:pPr>
+        <w:pStyle w:val="Heading2"/>
+      </w:pPr>
+      <w:r>
+        <w:rPr>
+          <w:b/>
           <w:color w:val="2F5496"/>
           <w:sz w:val="24"/>
         </w:rPr>
-        <w:t>LA DURÉE MAXIMALE QUOTIDIENNE</w:t>
+        <w:t>TROIS ÉLÉMENTS CUMULATIFS CARACTÉRISENT LE TEMPS DE TRAVAIL EFFECTIF:</w:t>
       </w:r>
     </w:p>
     <w:p>
@@ -339,7 +514,17 @@
           <w:color w:val="000000"/>
           <w:sz w:val="22"/>
         </w:rPr>
-        <w:t>La durée quotidienne de travail effectif ne peut être supérieure à 10 heures par journée civile, laquelle débute à 0H et</w:t>
+        <w:t>Le salarié est à la disposition de l'employeur, à</w:t>
+      </w:r>
+    </w:p>
+    <w:p>
+      <w:r>
+        <w:rPr>
+          <w:b w:val="0"/>
+          <w:color w:val="BF5700"/>
+          <w:sz w:val="22"/>
+        </w:rPr>
+        <w:t>Il doit se conformer aux directives de l'employeur, à</w:t>
       </w:r>
     </w:p>
     <w:p>
@@ -349,7 +534,20 @@
           <w:color w:val="000000"/>
           <w:sz w:val="22"/>
         </w:rPr>
-        <w:t>s'achève à 24H.</w:t>
+        <w:t>Il ne peut vaquer librement à ses occupations. à</w:t>
+      </w:r>
+    </w:p>
+    <w:p>
+      <w:pPr>
+        <w:pStyle w:val="Heading2"/>
+      </w:pPr>
+      <w:r>
+        <w:rPr>
+          <w:b/>
+          <w:color w:val="2F5496"/>
+          <w:sz w:val="24"/>
+        </w:rPr>
+        <w:t>TEMPS ASSIMILÉS à DU TRAVAIL EFFECTIF</w:t>
       </w:r>
     </w:p>
     <w:p>
@@ -359,7 +557,74 @@
           <w:color w:val="000000"/>
           <w:sz w:val="22"/>
         </w:rPr>
-        <w:t>Cependant :</w:t>
+        <w:t>?</w:t>
+      </w:r>
+    </w:p>
+    <w:p>
+      <w:r>
+        <w:rPr>
+          <w:b w:val="0"/>
+          <w:color w:val="000000"/>
+          <w:sz w:val="22"/>
+        </w:rPr>
+        <w:t>Certains temps sont assimilés à du travail effectif tels que notamment les congés payés, les congés maternité et</w:t>
+      </w:r>
+    </w:p>
+    <w:p>
+      <w:r>
+        <w:rPr>
+          <w:b w:val="0"/>
+          <w:color w:val="BF5700"/>
+          <w:sz w:val="22"/>
+        </w:rPr>
+        <w:t>paternité, les contreparties obligatoires en repos, la visite médicale d'embauche, les examens médicaux obligatoires,</w:t>
+      </w:r>
+    </w:p>
+    <w:p>
+      <w:r>
+        <w:rPr>
+          <w:b w:val="0"/>
+          <w:color w:val="000000"/>
+          <w:sz w:val="22"/>
+        </w:rPr>
+        <w:t>ou encore les temps de formation à l'initiative de l'employeuré)</w:t>
+      </w:r>
+    </w:p>
+    <w:p/>
+    <w:p>
+      <w:pPr>
+        <w:pStyle w:val="Heading2"/>
+      </w:pPr>
+      <w:r>
+        <w:rPr>
+          <w:b/>
+          <w:color w:val="2F5496"/>
+          <w:sz w:val="24"/>
+        </w:rPr>
+        <w:t>II- LES CAS PARTICULIERS</w:t>
+      </w:r>
+    </w:p>
+    <w:p>
+      <w:pPr>
+        <w:pStyle w:val="Heading2"/>
+      </w:pPr>
+      <w:r>
+        <w:rPr>
+          <w:b/>
+          <w:color w:val="2F5496"/>
+          <w:sz w:val="24"/>
+        </w:rPr>
+        <w:t>A • L'HABILLAGE</w:t>
+      </w:r>
+    </w:p>
+    <w:p>
+      <w:r>
+        <w:rPr>
+          <w:b w:val="0"/>
+          <w:color w:val="000000"/>
+          <w:sz w:val="22"/>
+        </w:rPr>
+        <w:t>Lorsque :</w:t>
       </w:r>
     </w:p>
     <w:p>
@@ -369,10 +634,33 @@
       <w:r>
         <w:rPr>
           <w:b w:val="0"/>
-          <w:color w:val="000000"/>
+          <w:color w:val="BF5700"/>
           <w:sz w:val="22"/>
         </w:rPr>
-        <w:t>Un accord collectif d'entreprise ou un accord de branche étendu peut aller jusqu'à 12 heures de travail effectif par</w:t>
+        <w:t>le port d'une tenue de travail est obligatoire,</w:t>
+      </w:r>
+    </w:p>
+    <w:p>
+      <w:pPr>
+        <w:pStyle w:val="ListBullet"/>
+      </w:pPr>
+      <w:r>
+        <w:rPr>
+          <w:b w:val="0"/>
+          <w:color w:val="BF5700"/>
+          <w:sz w:val="22"/>
+        </w:rPr>
+        <w:t>et que l'habillage et le déshabillage doivent être réalisés dans l'entreprise ou sur le lieu de travail,</w:t>
+      </w:r>
+    </w:p>
+    <w:p>
+      <w:r>
+        <w:rPr>
+          <w:b w:val="0"/>
+          <w:color w:val="00703C"/>
+          <w:sz w:val="22"/>
+        </w:rPr>
+        <w:t>le temps passe à ces opérations doit faire l'objet d'une contrepartie sous forme de repos ou de rémunération, sans pour</w:t>
       </w:r>
     </w:p>
     <w:p>
@@ -382,7 +670,216 @@
           <w:color w:val="000000"/>
           <w:sz w:val="22"/>
         </w:rPr>
-        <w:t>journée civile en cas d'activité accrue ou pour des motifs liés à l'organisation de l'entreprise ;</w:t>
+        <w:t>autant qu'il soit assimilé à du travail effectif (dernièrement, Cass. soc. 16-3-2016). S'il manque une des deux</w:t>
+      </w:r>
+    </w:p>
+    <w:p>
+      <w:r>
+        <w:rPr>
+          <w:b w:val="0"/>
+          <w:color w:val="BF5700"/>
+          <w:sz w:val="22"/>
+        </w:rPr>
+        <w:t>conditions, l'habillage et le déshabillage ne donnent pas lieu à contrepartie (Cass. soc. 9 mai 2019). Ce principe tire de</w:t>
+      </w:r>
+    </w:p>
+    <w:p>
+      <w:r>
+        <w:rPr>
+          <w:b w:val="0"/>
+          <w:color w:val="000000"/>
+          <w:sz w:val="22"/>
+        </w:rPr>
+        <w:t>l'article L 3121-3 du code du travail ne s'oppose à ce que des dispositions conventionnelles ou contractuelles en décident</w:t>
+      </w:r>
+    </w:p>
+    <w:p>
+      <w:r>
+        <w:rPr>
+          <w:b w:val="0"/>
+          <w:color w:val="000000"/>
+          <w:sz w:val="22"/>
+        </w:rPr>
+        <w:t>autrement.</w:t>
+      </w:r>
+    </w:p>
+    <w:p>
+      <w:r>
+        <w:rPr>
+          <w:b w:val="0"/>
+          <w:color w:val="000000"/>
+          <w:sz w:val="22"/>
+        </w:rPr>
+        <w:t>32</w:t>
+      </w:r>
+    </w:p>
+    <w:p>
+      <w:r>
+        <w:rPr>
+          <w:b w:val="0"/>
+          <w:color w:val="000000"/>
+          <w:sz w:val="22"/>
+        </w:rPr>
+        <w:t>éditions Corroy à 4 rue de Villars, 42000 Saint-etienne à 04 77 79 92 46 à infos@editions-corroy.fr</w:t>
+      </w:r>
+    </w:p>
+    <w:p>
+      <w:r>
+        <w:rPr>
+          <w:b w:val="0"/>
+          <w:color w:val="000000"/>
+          <w:sz w:val="22"/>
+        </w:rPr>
+        <w:t>COLLECTION DCG UE 3 à Droit social - Fiches de cours</w:t>
+      </w:r>
+    </w:p>
+    <w:p>
+      <w:pPr>
+        <w:pStyle w:val="Heading2"/>
+      </w:pPr>
+      <w:r>
+        <w:rPr>
+          <w:b/>
+          <w:color w:val="2F5496"/>
+          <w:sz w:val="24"/>
+        </w:rPr>
+        <w:t>DCGUE3F.qxp_DCGUE3F 24/07/2025 10:26 Page 32</w:t>
+      </w:r>
+    </w:p>
+    <w:p>
+      <w:pPr>
+        <w:pStyle w:val="Heading2"/>
+      </w:pPr>
+      <w:r>
+        <w:rPr>
+          <w:b/>
+          <w:color w:val="2F5496"/>
+          <w:sz w:val="24"/>
+        </w:rPr>
+        <w:t>B • LE TEMPS DE DÉPLACEMENT DANS L'ENTREPRISE</w:t>
+      </w:r>
+    </w:p>
+    <w:p>
+      <w:r>
+        <w:rPr>
+          <w:b w:val="0"/>
+          <w:color w:val="00703C"/>
+          <w:sz w:val="22"/>
+        </w:rPr>
+        <w:t>Le déplacement dans l'entreprise pendant les heures de travail ne pose aucune difficulté. Il s'agit d'un temps de travail</w:t>
+      </w:r>
+    </w:p>
+    <w:p>
+      <w:r>
+        <w:rPr>
+          <w:b w:val="0"/>
+          <w:color w:val="000000"/>
+          <w:sz w:val="22"/>
+        </w:rPr>
+        <w:t>effectif. Par contre, qu'en est-il lorsque le salarié n'a pas encore badge ? Il convient en la matière de vérifier si pendant ce</w:t>
+      </w:r>
+    </w:p>
+    <w:p>
+      <w:r>
+        <w:rPr>
+          <w:b w:val="0"/>
+          <w:color w:val="BF5700"/>
+          <w:sz w:val="22"/>
+        </w:rPr>
+        <w:t>temps le salarié doit répondre aux ordres et directives de l'employeur sans pouvoir vaquer librement à ses occupations</w:t>
+      </w:r>
+    </w:p>
+    <w:p>
+      <w:r>
+        <w:rPr>
+          <w:b w:val="0"/>
+          <w:color w:val="000000"/>
+          <w:sz w:val="22"/>
+        </w:rPr>
+        <w:t>personnelles. Par exemple, un salarié arrivant en avance ne pourrait faire valoir l'existence d'un temps de travail effectif.</w:t>
+      </w:r>
+    </w:p>
+    <w:p>
+      <w:r>
+        <w:rPr>
+          <w:b w:val="0"/>
+          <w:color w:val="BF5700"/>
+          <w:sz w:val="22"/>
+        </w:rPr>
+        <w:t>Par contre le salarié qui, une fois habillé, doit traverser sans délai le site de l'entreprise, le temps ainsi passe sans qu'il</w:t>
+      </w:r>
+    </w:p>
+    <w:p>
+      <w:r>
+        <w:rPr>
+          <w:b w:val="0"/>
+          <w:color w:val="BF5700"/>
+          <w:sz w:val="22"/>
+        </w:rPr>
+        <w:t>puisse vaquer librement à ses occupations personnelles doit être considéré du temps de travail effectif (Cass. soc. 31</w:t>
+      </w:r>
+    </w:p>
+    <w:p>
+      <w:r>
+        <w:rPr>
+          <w:b w:val="0"/>
+          <w:color w:val="000000"/>
+          <w:sz w:val="22"/>
+        </w:rPr>
+        <w:t>octobre 2007). à L'inverse, la Cour de cassation (Cass. soc. 9 mai 2019) a pu décider que le déplacement du salarié vers</w:t>
+      </w:r>
+    </w:p>
+    <w:p>
+      <w:r>
+        <w:rPr>
+          <w:b w:val="0"/>
+          <w:color w:val="000000"/>
+          <w:sz w:val="22"/>
+        </w:rPr>
+        <w:t>son lieu de travail au moyen d'une navette à l'intérieur de l'enceinte sécurisée de l'entreprise ne constitue pas un temps</w:t>
+      </w:r>
+    </w:p>
+    <w:p>
+      <w:r>
+        <w:rPr>
+          <w:b w:val="0"/>
+          <w:color w:val="000000"/>
+          <w:sz w:val="22"/>
+        </w:rPr>
+        <w:t>de travail effectif.</w:t>
+      </w:r>
+    </w:p>
+    <w:p>
+      <w:pPr>
+        <w:pStyle w:val="Heading2"/>
+      </w:pPr>
+      <w:r>
+        <w:rPr>
+          <w:b/>
+          <w:color w:val="2F5496"/>
+          <w:sz w:val="24"/>
+        </w:rPr>
+        <w:t>C • LE TEMPS DE PAUSE</w:t>
+      </w:r>
+    </w:p>
+    <w:p>
+      <w:r>
+        <w:rPr>
+          <w:b w:val="0"/>
+          <w:color w:val="BF5700"/>
+          <w:sz w:val="22"/>
+        </w:rPr>
+        <w:t>Doit être considéré comme du travail effectif le temps de pause qui en réunit les conditions (art. L3121-2). Tel est le cas</w:t>
+      </w:r>
+    </w:p>
+    <w:p>
+      <w:r>
+        <w:rPr>
+          <w:b w:val="0"/>
+          <w:color w:val="000000"/>
+          <w:sz w:val="22"/>
+        </w:rPr>
+        <w:t>lorsque (Cass. soc. 20 février 2013) :</w:t>
       </w:r>
     </w:p>
     <w:p>
@@ -395,7 +892,17 @@
           <w:color w:val="000000"/>
           <w:sz w:val="22"/>
         </w:rPr>
-        <w:t>l'inspecteur du travail peut autoriser des dérogations en cas de surcroît temporaire d'activité ;</w:t>
+        <w:t>les salariés sont tenus de demeurer dans les locaux de l'employeur, quelle que soit la qualification qui leur est donnée</w:t>
+      </w:r>
+    </w:p>
+    <w:p>
+      <w:r>
+        <w:rPr>
+          <w:b w:val="0"/>
+          <w:color w:val="000000"/>
+          <w:sz w:val="22"/>
+        </w:rPr>
+        <w:t>et le confort propose ;</w:t>
       </w:r>
     </w:p>
     <w:p>
@@ -408,7 +915,7 @@
           <w:color w:val="000000"/>
           <w:sz w:val="22"/>
         </w:rPr>
-        <w:t>en cas d'urgence, l'employeur peut déroger sous sa propre responsabilité, à la durée maximale du travail. Il doit</w:t>
+        <w:t>ils peuvent être appelés à tout moment pour effectuer des interventions immédiates de sécurité, lesquelles sont</w:t>
       </w:r>
     </w:p>
     <w:p>
@@ -418,7 +925,20 @@
           <w:color w:val="000000"/>
           <w:sz w:val="22"/>
         </w:rPr>
-        <w:t>avertir des que possible l'inspection du travail pour régulariser sa situation.</w:t>
+        <w:t>fréquentes, tant pendant le sommeil que pendant les repas ;</w:t>
+      </w:r>
+    </w:p>
+    <w:p>
+      <w:pPr>
+        <w:pStyle w:val="ListBullet"/>
+      </w:pPr>
+      <w:r>
+        <w:rPr>
+          <w:b w:val="0"/>
+          <w:color w:val="BF5700"/>
+          <w:sz w:val="22"/>
+        </w:rPr>
+        <w:t>ils doivent se conformer aux directives de leur employeur et rester à sa disposition, de sorte qu'ils ne peuvent vaquer</w:t>
       </w:r>
     </w:p>
     <w:p>
@@ -428,7 +948,17 @@
           <w:color w:val="000000"/>
           <w:sz w:val="22"/>
         </w:rPr>
-        <w:t>à noter que le dépassement de la durée maximale de travail ouvre, à lui seul, droit à réparation (Cass. soc. 27 septembre</w:t>
+        <w:t>librement à leurs occupations personnelles.</w:t>
+      </w:r>
+    </w:p>
+    <w:p>
+      <w:r>
+        <w:rPr>
+          <w:b w:val="0"/>
+          <w:color w:val="BF5700"/>
+          <w:sz w:val="22"/>
+        </w:rPr>
+        <w:t>à défaut de remplir ces critères, et par principe, le temps de pause ne constitue pas un temps de travail effectif.</w:t>
       </w:r>
     </w:p>
     <w:p>
@@ -438,7 +968,7 @@
           <w:color w:val="000000"/>
           <w:sz w:val="22"/>
         </w:rPr>
-        <w:t>2023).</w:t>
+        <w:t>Néanmoins, les dispositions collectives ou à défaut le contrat, peuvent prévoir une rémunération de ces temps.</w:t>
       </w:r>
     </w:p>
     <w:p>
@@ -451,7 +981,7 @@
           <w:color w:val="2F5496"/>
           <w:sz w:val="24"/>
         </w:rPr>
-        <w:t>LA NOTION DE TRAVAIL EFFECTIF C •</w:t>
+        <w:t>D • LE TRAJET</w:t>
       </w:r>
     </w:p>
     <w:p>
@@ -461,7 +991,47 @@
           <w:color w:val="000000"/>
           <w:sz w:val="22"/>
         </w:rPr>
-        <w:t>Le calcul de la durée du travail est établi à partir du travail effectif.</w:t>
+        <w:t>Le temps de déplacement professionnel pour se rendre sur le lieu d'exécution du contrat de travail n'est pas un temps de</w:t>
+      </w:r>
+    </w:p>
+    <w:p>
+      <w:r>
+        <w:rPr>
+          <w:b w:val="0"/>
+          <w:color w:val="C00000"/>
+          <w:sz w:val="22"/>
+        </w:rPr>
+        <w:t>travail effectif mais un temps de trajet. Toutefois, s'il dépasse le temps normal entre le domicile et le lieu habituel de</w:t>
+      </w:r>
+    </w:p>
+    <w:p>
+      <w:r>
+        <w:rPr>
+          <w:b w:val="0"/>
+          <w:color w:val="00703C"/>
+          <w:sz w:val="22"/>
+        </w:rPr>
+        <w:t>travail, il doit faire l'objet d'une contrepartie soit sous forme de repos, soit financière. Néanmoins (Cass. soc. 23 novem-</w:t>
+      </w:r>
+    </w:p>
+    <w:p>
+      <w:r>
+        <w:rPr>
+          <w:b w:val="0"/>
+          <w:color w:val="00703C"/>
+          <w:sz w:val="22"/>
+        </w:rPr>
+        <w:t>bre 2022), lorsque ce temps répond à la définition du travail effectif, il doit être requalifié comme tel. Enfin, le temps de</w:t>
+      </w:r>
+    </w:p>
+    <w:p>
+      <w:r>
+        <w:rPr>
+          <w:b w:val="0"/>
+          <w:color w:val="BF5700"/>
+          <w:sz w:val="22"/>
+        </w:rPr>
+        <w:t>déplacement entre deux lieux de travail doit être considéré comme du travail effectif (Cass. soc. 16 juin 2004 et 21 mars</w:t>
       </w:r>
     </w:p>
     <w:p>
@@ -471,7 +1041,136 @@
           <w:color w:val="000000"/>
           <w:sz w:val="22"/>
         </w:rPr>
-        <w:t>Le travail effectif est : à le temps pendant lequel le salarié est à la disposition de l'employeur et doit se conformer à ses</w:t>
+        <w:t>2012).</w:t>
+      </w:r>
+    </w:p>
+    <w:p>
+      <w:pPr>
+        <w:pStyle w:val="Heading2"/>
+      </w:pPr>
+      <w:r>
+        <w:rPr>
+          <w:b/>
+          <w:color w:val="2F5496"/>
+          <w:sz w:val="24"/>
+        </w:rPr>
+        <w:t>E • L'ASTREINTE</w:t>
+      </w:r>
+    </w:p>
+    <w:p>
+      <w:pPr>
+        <w:pStyle w:val="Heading2"/>
+      </w:pPr>
+      <w:r>
+        <w:rPr>
+          <w:b/>
+          <w:color w:val="00703C"/>
+          <w:sz w:val="24"/>
+        </w:rPr>
+        <w:t>DÉFINITION</w:t>
+      </w:r>
+    </w:p>
+    <w:p>
+      <w:r>
+        <w:rPr>
+          <w:b w:val="0"/>
+          <w:color w:val="00703C"/>
+          <w:sz w:val="22"/>
+        </w:rPr>
+        <w:t>?</w:t>
+      </w:r>
+    </w:p>
+    <w:p>
+      <w:r>
+        <w:rPr>
+          <w:b w:val="0"/>
+          <w:color w:val="00703C"/>
+          <w:sz w:val="22"/>
+        </w:rPr>
+        <w:t>L'article L 3121-9 du code du travail définit l'astreinte comme à une période pendant laquelle le salarié, sans être à la</w:t>
+      </w:r>
+    </w:p>
+    <w:p>
+      <w:r>
+        <w:rPr>
+          <w:b w:val="0"/>
+          <w:color w:val="BF5700"/>
+          <w:sz w:val="22"/>
+        </w:rPr>
+        <w:t>disposition permanente et immédiate de l'employeur, a l'obligation de demeurer à son domicile ou à proximité afin</w:t>
+      </w:r>
+    </w:p>
+    <w:p>
+      <w:r>
+        <w:rPr>
+          <w:b w:val="0"/>
+          <w:color w:val="00703C"/>
+          <w:sz w:val="22"/>
+        </w:rPr>
+        <w:t>d'être en mesure d'intervenir pour effectuer un travail au service de l'entreprise, la durée de cette intervention étant</w:t>
+      </w:r>
+    </w:p>
+    <w:p>
+      <w:r>
+        <w:rPr>
+          <w:b w:val="0"/>
+          <w:color w:val="C00000"/>
+          <w:sz w:val="22"/>
+        </w:rPr>
+        <w:t>considérée comme un temps de travail effectif. L'article L. 3121-10 précise : à Exception faite de la durée d'intervention,</w:t>
+      </w:r>
+    </w:p>
+    <w:p>
+      <w:r>
+        <w:rPr>
+          <w:b w:val="0"/>
+          <w:color w:val="00703C"/>
+          <w:sz w:val="22"/>
+        </w:rPr>
+        <w:t>la période d'astreinte est décomptée dans les durées minimales visées aux articles L3132-2 et L 3164-2 à. Les salariés</w:t>
+      </w:r>
+    </w:p>
+    <w:p>
+      <w:r>
+        <w:rPr>
+          <w:b w:val="0"/>
+          <w:color w:val="BF5700"/>
+          <w:sz w:val="22"/>
+        </w:rPr>
+        <w:t>concernés doivent en être informés dans un délai raisonnable et bénéficient d'une contrepartie sous forme financière ou</w:t>
+      </w:r>
+    </w:p>
+    <w:p>
+      <w:r>
+        <w:rPr>
+          <w:b w:val="0"/>
+          <w:color w:val="00703C"/>
+          <w:sz w:val="22"/>
+        </w:rPr>
+        <w:t>de repos. Les modalités et les contrepartie sont fixées par voie conventionnelle, à défaut par l'employeur après avis du</w:t>
+      </w:r>
+    </w:p>
+    <w:p>
+      <w:r>
+        <w:rPr>
+          <w:b w:val="0"/>
+          <w:color w:val="00703C"/>
+          <w:sz w:val="22"/>
+        </w:rPr>
+        <w:t>comité d'entreprise ou en son absence des délégués du personnel.</w:t>
+      </w:r>
+    </w:p>
+    <w:p>
+      <w:pPr>
+        <w:pStyle w:val="Heading2"/>
+      </w:pPr>
+      <w:r>
+        <w:rPr>
+          <w:b/>
+          <w:color w:val="2F5496"/>
+          <w:sz w:val="24"/>
+        </w:rPr>
+        <w:t>TEMPS CONSIDÉRÉ COMME DU TRAVAIL EFFECTIF</w:t>
       </w:r>
     </w:p>
     <w:p>
@@ -481,7 +1180,57 @@
           <w:color w:val="000000"/>
           <w:sz w:val="22"/>
         </w:rPr>
-        <w:t>directives sans pouvoir vaquer librement à des occupations personnelles à (art.3121-1. Disposition d'ordre public) :</w:t>
+        <w:t>?</w:t>
+      </w:r>
+    </w:p>
+    <w:p>
+      <w:r>
+        <w:rPr>
+          <w:b w:val="0"/>
+          <w:color w:val="000000"/>
+          <w:sz w:val="22"/>
+        </w:rPr>
+        <w:t>Est considéré comme temps de travail effectif :</w:t>
+      </w:r>
+    </w:p>
+    <w:p>
+      <w:r>
+        <w:rPr>
+          <w:b w:val="0"/>
+          <w:color w:val="000000"/>
+          <w:sz w:val="22"/>
+        </w:rPr>
+        <w:t>L'astreinte effectuée sur le site de l'entreprise (Cass. soc. 15 février 1995, Cass. soc. 2 avril 2003).</w:t>
+      </w:r>
+    </w:p>
+    <w:p>
+      <w:r>
+        <w:rPr>
+          <w:b w:val="0"/>
+          <w:color w:val="000000"/>
+          <w:sz w:val="22"/>
+        </w:rPr>
+        <w:t>Les périodes d'intervention effective.</w:t>
+      </w:r>
+    </w:p>
+    <w:p>
+      <w:r>
+        <w:rPr>
+          <w:b w:val="0"/>
+          <w:color w:val="000000"/>
+          <w:sz w:val="22"/>
+        </w:rPr>
+        <w:t>Le temps de déplacement entre le lieu d'intervention et le domicile du salarié (Cass. soc. 31 octobre 2007).</w:t>
+      </w:r>
+    </w:p>
+    <w:p>
+      <w:r>
+        <w:rPr>
+          <w:b w:val="0"/>
+          <w:color w:val="000000"/>
+          <w:sz w:val="22"/>
+        </w:rPr>
+        <w:t>à noter l'évolution en la matière que pourrait nourrir l'arrêt de la CJUE en date du 9 mars 2021.</w:t>
       </w:r>
     </w:p>
     <w:p>
@@ -494,7 +1243,7 @@
           <w:color w:val="2F5496"/>
           <w:sz w:val="24"/>
         </w:rPr>
-        <w:t>TROIS ÉLÉMENTS CUMULATIFS CARACTÉRISENT LE TEMPS DE TRAVAIL EFFECTIF:</w:t>
+        <w:t>UNE CONSÉQUENCE SIGNIFICATIVE EN MATIÈRE D'ACCIDENT DU TRAVAIL</w:t>
       </w:r>
     </w:p>
     <w:p>
@@ -514,7 +1263,7 @@
           <w:color w:val="000000"/>
           <w:sz w:val="22"/>
         </w:rPr>
-        <w:t>Le salarié est à la disposition de l'employeur, à</w:t>
+        <w:t>L'article L411-1 du code de la sécurité sociale (à Est considéré comme accident du travail, quelle qu'en soit la cause,</w:t>
       </w:r>
     </w:p>
     <w:p>
@@ -524,7 +1273,7 @@
           <w:color w:val="000000"/>
           <w:sz w:val="22"/>
         </w:rPr>
-        <w:t>Il doit se conformer aux directives de l'employeur, à</w:t>
+        <w:t>l'accident survenu par le fait ou à l'occasion du travail à toute personne salariée ou travaillant, à quelque titre ou en</w:t>
       </w:r>
     </w:p>
     <w:p>
@@ -534,9 +1283,60 @@
           <w:color w:val="000000"/>
           <w:sz w:val="22"/>
         </w:rPr>
-        <w:t>Il ne peut vaquer librement à ses occupations. à</w:t>
-      </w:r>
-    </w:p>
+        <w:t>quelque lieu que ce soit, pour un ou plusieurs employeurs ou chefs d'entreprise à) établi une présomption d'accident du</w:t>
+      </w:r>
+    </w:p>
+    <w:p>
+      <w:r>
+        <w:rPr>
+          <w:b w:val="0"/>
+          <w:color w:val="BF5700"/>
+          <w:sz w:val="22"/>
+        </w:rPr>
+        <w:t>travail des lors que les conditions ci-dessus sont réunies. Tel n'est pas le cas en l'absence d'intervention du salarié</w:t>
+      </w:r>
+    </w:p>
+    <w:p>
+      <w:r>
+        <w:rPr>
+          <w:b w:val="0"/>
+          <w:color w:val="BF5700"/>
+          <w:sz w:val="22"/>
+        </w:rPr>
+        <w:t>pendant un temps d'astreinte. Pour en bénéficier ce dernier et l'employeur doivent définir avec le plus de précision</w:t>
+      </w:r>
+    </w:p>
+    <w:p>
+      <w:r>
+        <w:rPr>
+          <w:b w:val="0"/>
+          <w:color w:val="000000"/>
+          <w:sz w:val="22"/>
+        </w:rPr>
+        <w:t>possible le lien de subordination permettant de rattacher le salarié à l'entreprise pendant les périodes d'astreinte à</w:t>
+      </w:r>
+    </w:p>
+    <w:p>
+      <w:r>
+        <w:rPr>
+          <w:b w:val="0"/>
+          <w:color w:val="000000"/>
+          <w:sz w:val="22"/>
+        </w:rPr>
+        <w:t>domicile (connexion Internet, déplacementsé). En ce sens la Cour de cassation en a écarté l'application (arrêt du 2</w:t>
+      </w:r>
+    </w:p>
+    <w:p>
+      <w:r>
+        <w:rPr>
+          <w:b w:val="0"/>
+          <w:color w:val="000000"/>
+          <w:sz w:val="22"/>
+        </w:rPr>
+        <w:t>avril 2003) pour un salarié décidé à son domicile pendant une période d'astreinte).</w:t>
+      </w:r>
+    </w:p>
+    <w:p/>
     <w:p>
       <w:pPr>
         <w:pStyle w:val="Heading2"/>
@@ -547,7 +1347,136 @@
           <w:color w:val="2F5496"/>
           <w:sz w:val="24"/>
         </w:rPr>
-        <w:t>TEMPS ASSIMILÉS à DU TRAVAIL EFFECTIF</w:t>
+        <w:t>III • LES HEURES SUPPLÉMENTAIRES</w:t>
+      </w:r>
+    </w:p>
+    <w:p>
+      <w:pPr>
+        <w:pStyle w:val="Heading2"/>
+      </w:pPr>
+      <w:r>
+        <w:rPr>
+          <w:b/>
+          <w:color w:val="00703C"/>
+          <w:sz w:val="24"/>
+        </w:rPr>
+        <w:t>A • DÉFINITION</w:t>
+      </w:r>
+    </w:p>
+    <w:p>
+      <w:r>
+        <w:rPr>
+          <w:b w:val="0"/>
+          <w:color w:val="00703C"/>
+          <w:sz w:val="22"/>
+        </w:rPr>
+        <w:t>Les heures supplémentaires sont les heures de travail effectif réalisées par le salarié :</w:t>
+      </w:r>
+    </w:p>
+    <w:p>
+      <w:r>
+        <w:rPr>
+          <w:b w:val="0"/>
+          <w:color w:val="00703C"/>
+          <w:sz w:val="22"/>
+        </w:rPr>
+        <w:t>à la demande de l'employeur ou avec son accord, même implicite. Par exemple, si le salarié peut établir que les ?</w:t>
+      </w:r>
+    </w:p>
+    <w:p>
+      <w:r>
+        <w:rPr>
+          <w:b w:val="0"/>
+          <w:color w:val="00703C"/>
+          <w:sz w:val="22"/>
+        </w:rPr>
+        <w:t>tâches confiées nécessitaient la réalisation d'heures supplémentaires (Cass. soc. 14 novembre 2018).</w:t>
+      </w:r>
+    </w:p>
+    <w:p>
+      <w:r>
+        <w:rPr>
+          <w:b w:val="0"/>
+          <w:color w:val="00703C"/>
+          <w:sz w:val="22"/>
+        </w:rPr>
+        <w:t>Au-delà de la durée légale de 35 heures par semaine ou de la durée considérée comme équivalente. ?</w:t>
+      </w:r>
+    </w:p>
+    <w:p>
+      <w:r>
+        <w:rPr>
+          <w:b w:val="0"/>
+          <w:color w:val="BF5700"/>
+          <w:sz w:val="22"/>
+        </w:rPr>
+        <w:t>Par principe le décompte des heures supplémentaires s'effectue par semaine civile (du lundi à 0 heures au dimanche à 24</w:t>
+      </w:r>
+    </w:p>
+    <w:p>
+      <w:r>
+        <w:rPr>
+          <w:b w:val="0"/>
+          <w:color w:val="00703C"/>
+          <w:sz w:val="22"/>
+        </w:rPr>
+        <w:t>heures) néanmoins, si un accord collectif (établissement/entreprise/branche) le prévoit, le décompte peut s'effectuer</w:t>
+      </w:r>
+    </w:p>
+    <w:p>
+      <w:r>
+        <w:rPr>
+          <w:b w:val="0"/>
+          <w:color w:val="00703C"/>
+          <w:sz w:val="22"/>
+        </w:rPr>
+        <w:t>sur une période de sept jours consécutifs.</w:t>
+      </w:r>
+    </w:p>
+    <w:p>
+      <w:r>
+        <w:rPr>
+          <w:b w:val="0"/>
+          <w:color w:val="00703C"/>
+          <w:sz w:val="22"/>
+        </w:rPr>
+        <w:t>Enfin, le décompte peut s'effectuer autrement en cas d'aménagement des horaires de travail sur toute ou partie de</w:t>
+      </w:r>
+    </w:p>
+    <w:p>
+      <w:r>
+        <w:rPr>
+          <w:b w:val="0"/>
+          <w:color w:val="00703C"/>
+          <w:sz w:val="22"/>
+        </w:rPr>
+        <w:t>l'année.</w:t>
+      </w:r>
+    </w:p>
+    <w:p>
+      <w:pPr>
+        <w:pStyle w:val="Heading2"/>
+      </w:pPr>
+      <w:r>
+        <w:rPr>
+          <w:b/>
+          <w:color w:val="2F5496"/>
+          <w:sz w:val="24"/>
+        </w:rPr>
+        <w:t>B • UTILISATION PAR L'EMPLOYEUR</w:t>
+      </w:r>
+    </w:p>
+    <w:p>
+      <w:pPr>
+        <w:pStyle w:val="Heading2"/>
+      </w:pPr>
+      <w:r>
+        <w:rPr>
+          <w:b/>
+          <w:color w:val="2F5496"/>
+          <w:sz w:val="24"/>
+        </w:rPr>
+        <w:t>DANS LE CONTINGENT ANNUEL</w:t>
       </w:r>
     </w:p>
     <w:p>
@@ -567,7 +1496,7 @@
           <w:color w:val="000000"/>
           <w:sz w:val="22"/>
         </w:rPr>
-        <w:t>Certains temps sont assimilés à du travail effectif tels que notamment les congés payés, les congés maternité et</w:t>
+        <w:t>Le contingent annuel est un volume d'heures supplémentaires par an et par salarié que l'employeur peut utiliser</w:t>
       </w:r>
     </w:p>
     <w:p>
@@ -577,7 +1506,7 @@
           <w:color w:val="000000"/>
           <w:sz w:val="22"/>
         </w:rPr>
-        <w:t>paternité, les contreparties obligatoires en repos, la visite médicale d'embauche, les examens médicaux obligatoires,</w:t>
+        <w:t>librement.</w:t>
       </w:r>
     </w:p>
     <w:p>
@@ -587,10 +1516,69 @@
           <w:color w:val="000000"/>
           <w:sz w:val="22"/>
         </w:rPr>
-        <w:t>ou encore les temps de formation à l'initiative de l'employeuré)</w:t>
-      </w:r>
-    </w:p>
-    <w:p/>
+        <w:t>Le contingent annuel est fixe par convention ou accord collectif de branche étendu ou par accord d'entreprise ou d'eta-</w:t>
+      </w:r>
+    </w:p>
+    <w:p>
+      <w:r>
+        <w:rPr>
+          <w:b w:val="0"/>
+          <w:color w:val="BF5700"/>
+          <w:sz w:val="22"/>
+        </w:rPr>
+        <w:t>blissement. L'accord doit préciser l'ensemble des modalités selon lesquelles les heures supplémentaires seront réalisées</w:t>
+      </w:r>
+    </w:p>
+    <w:p>
+      <w:r>
+        <w:rPr>
+          <w:b w:val="0"/>
+          <w:color w:val="000000"/>
+          <w:sz w:val="22"/>
+        </w:rPr>
+        <w:t>et notamment l'information préalable du comité social et économique. à défaut d'accord, le contingent réglementaire</w:t>
+      </w:r>
+    </w:p>
+    <w:p>
+      <w:r>
+        <w:rPr>
+          <w:b w:val="0"/>
+          <w:color w:val="000000"/>
+          <w:sz w:val="22"/>
+        </w:rPr>
+        <w:t>de 220 heures par an et par salarié s'applique et donne lieu à consultation du comité social et économique au moins une</w:t>
+      </w:r>
+    </w:p>
+    <w:p>
+      <w:r>
+        <w:rPr>
+          <w:b w:val="0"/>
+          <w:color w:val="000000"/>
+          <w:sz w:val="22"/>
+        </w:rPr>
+        <w:t>fois par an.</w:t>
+      </w:r>
+    </w:p>
+    <w:p>
+      <w:r>
+        <w:rPr>
+          <w:b w:val="0"/>
+          <w:color w:val="000000"/>
+          <w:sz w:val="22"/>
+        </w:rPr>
+        <w:t>à noter que le refus du salarié d'effectuer des heures supplémentaires peut être considéré comme une atteinte au</w:t>
+      </w:r>
+    </w:p>
+    <w:p>
+      <w:r>
+        <w:rPr>
+          <w:b w:val="0"/>
+          <w:color w:val="000000"/>
+          <w:sz w:val="22"/>
+        </w:rPr>
+        <w:t>pouvoir de direction de l'employeur et qualifié de faute grave motivant son licenciement.</w:t>
+      </w:r>
+    </w:p>
     <w:p>
       <w:pPr>
         <w:pStyle w:val="Heading2"/>
@@ -601,7 +1589,67 @@
           <w:color w:val="2F5496"/>
           <w:sz w:val="24"/>
         </w:rPr>
-        <w:t>II- LES CAS PARTICULIERS</w:t>
+        <w:t>HORS CONTINGENT</w:t>
+      </w:r>
+    </w:p>
+    <w:p>
+      <w:r>
+        <w:rPr>
+          <w:b w:val="0"/>
+          <w:color w:val="000000"/>
+          <w:sz w:val="22"/>
+        </w:rPr>
+        <w:t>?</w:t>
+      </w:r>
+    </w:p>
+    <w:p>
+      <w:r>
+        <w:rPr>
+          <w:b w:val="0"/>
+          <w:color w:val="BF5700"/>
+          <w:sz w:val="22"/>
+        </w:rPr>
+        <w:t>Lorsqu'il existe un accord collectif, celui-ci doit préciser les règles selon lesquelles elles seront exécutées ainsi que les</w:t>
+      </w:r>
+    </w:p>
+    <w:p>
+      <w:r>
+        <w:rPr>
+          <w:b w:val="0"/>
+          <w:color w:val="000000"/>
+          <w:sz w:val="22"/>
+        </w:rPr>
+        <w:t>modalités des contreparties auxquelles elles donnent lieu sous réserve des dispositions d'ordre public. L'utilisation des</w:t>
+      </w:r>
+    </w:p>
+    <w:p>
+      <w:r>
+        <w:rPr>
+          <w:b w:val="0"/>
+          <w:color w:val="000000"/>
+          <w:sz w:val="22"/>
+        </w:rPr>
+        <w:t>heures supplémentaires nécessite l'avis préalable du comité social et économique.</w:t>
+      </w:r>
+    </w:p>
+    <w:p>
+      <w:r>
+        <w:rPr>
+          <w:b w:val="0"/>
+          <w:color w:val="000000"/>
+          <w:sz w:val="22"/>
+        </w:rPr>
+        <w:t>En l'absence d'accord, l'employeur peut dépasser le contingent sans autorisation de l'inspecteur du travail, mais</w:t>
+      </w:r>
+    </w:p>
+    <w:p>
+      <w:r>
+        <w:rPr>
+          <w:b w:val="0"/>
+          <w:color w:val="000000"/>
+          <w:sz w:val="22"/>
+        </w:rPr>
+        <w:t>reste tenu de consulter au moins une fois par an le comité social et économique.</w:t>
       </w:r>
     </w:p>
     <w:p>
@@ -614,7 +1662,7 @@
           <w:color w:val="2F5496"/>
           <w:sz w:val="24"/>
         </w:rPr>
-        <w:t>L'HABILLAGE A •</w:t>
+        <w:t>C • LA COMPENSATION DES HEURES SUPPLÉMENTAIRES</w:t>
       </w:r>
     </w:p>
     <w:p>
@@ -624,7 +1672,286 @@
           <w:color w:val="000000"/>
           <w:sz w:val="22"/>
         </w:rPr>
-        <w:t>Lorsque :</w:t>
+        <w:t>Le fait de réaliser des heures supplémentaires ouvre droit au salarié à une compensation en temps ou en argent. De plus</w:t>
+      </w:r>
+    </w:p>
+    <w:p>
+      <w:r>
+        <w:rPr>
+          <w:b w:val="0"/>
+          <w:color w:val="BF5700"/>
+          <w:sz w:val="22"/>
+        </w:rPr>
+        <w:t>au-delà d'un certain volume d'heures effectuées, le salarié a droit à un repos supplémentaire obligatoire.</w:t>
+      </w:r>
+    </w:p>
+    <w:p>
+      <w:pPr>
+        <w:pStyle w:val="Heading2"/>
+      </w:pPr>
+      <w:r>
+        <w:rPr>
+          <w:b/>
+          <w:color w:val="2F5496"/>
+          <w:sz w:val="24"/>
+        </w:rPr>
+        <w:t>LES MAJORATIONS DE SALAIRE</w:t>
+      </w:r>
+    </w:p>
+    <w:p>
+      <w:r>
+        <w:rPr>
+          <w:b w:val="0"/>
+          <w:color w:val="000000"/>
+          <w:sz w:val="22"/>
+        </w:rPr>
+        <w:t>?</w:t>
+      </w:r>
+    </w:p>
+    <w:p>
+      <w:r>
+        <w:rPr>
+          <w:b w:val="0"/>
+          <w:color w:val="000000"/>
+          <w:sz w:val="22"/>
+        </w:rPr>
+        <w:t>Les heures supplémentaires sont majorées de :</w:t>
+      </w:r>
+    </w:p>
+    <w:p>
+      <w:r>
+        <w:rPr>
+          <w:b w:val="0"/>
+          <w:color w:val="000000"/>
+          <w:sz w:val="22"/>
+        </w:rPr>
+        <w:t>25% pour les huit premières heures (soit de la 36</w:t>
+      </w:r>
+    </w:p>
+    <w:p>
+      <w:r>
+        <w:rPr>
+          <w:b w:val="0"/>
+          <w:color w:val="000000"/>
+          <w:sz w:val="22"/>
+        </w:rPr>
+        <w:t>e</w:t>
+      </w:r>
+    </w:p>
+    <w:p>
+      <w:r>
+        <w:rPr>
+          <w:b w:val="0"/>
+          <w:color w:val="000000"/>
+          <w:sz w:val="22"/>
+        </w:rPr>
+        <w:t>à la 43</w:t>
+      </w:r>
+    </w:p>
+    <w:p>
+      <w:r>
+        <w:rPr>
+          <w:b w:val="0"/>
+          <w:color w:val="000000"/>
+          <w:sz w:val="22"/>
+        </w:rPr>
+        <w:t>e</w:t>
+      </w:r>
+    </w:p>
+    <w:p>
+      <w:r>
+        <w:rPr>
+          <w:b w:val="0"/>
+          <w:color w:val="000000"/>
+          <w:sz w:val="22"/>
+        </w:rPr>
+        <w:t>heure incluse),</w:t>
+      </w:r>
+    </w:p>
+    <w:p>
+      <w:r>
+        <w:rPr>
+          <w:b w:val="0"/>
+          <w:color w:val="000000"/>
+          <w:sz w:val="22"/>
+        </w:rPr>
+        <w:t>50% pour les heures suivantes (à partir de la 44</w:t>
+      </w:r>
+    </w:p>
+    <w:p>
+      <w:r>
+        <w:rPr>
+          <w:b w:val="0"/>
+          <w:color w:val="000000"/>
+          <w:sz w:val="22"/>
+        </w:rPr>
+        <w:t>e</w:t>
+      </w:r>
+    </w:p>
+    <w:p>
+      <w:r>
+        <w:rPr>
+          <w:b w:val="0"/>
+          <w:color w:val="000000"/>
+          <w:sz w:val="22"/>
+        </w:rPr>
+        <w:t>heure).</w:t>
+      </w:r>
+    </w:p>
+    <w:p>
+      <w:r>
+        <w:rPr>
+          <w:b w:val="0"/>
+          <w:color w:val="000000"/>
+          <w:sz w:val="22"/>
+        </w:rPr>
+        <w:t>Ces taux s'appliquent à défaut de dispositions collectives (branche, entreprise, établissement) qui peuvent prévoir un</w:t>
+      </w:r>
+    </w:p>
+    <w:p>
+      <w:r>
+        <w:rPr>
+          <w:b w:val="0"/>
+          <w:color w:val="000000"/>
+          <w:sz w:val="22"/>
+        </w:rPr>
+        <w:t>taux de majoration différent au minimum de 10%.</w:t>
+      </w:r>
+    </w:p>
+    <w:p>
+      <w:pPr>
+        <w:pStyle w:val="Heading2"/>
+      </w:pPr>
+      <w:r>
+        <w:rPr>
+          <w:b/>
+          <w:color w:val="2F5496"/>
+          <w:sz w:val="24"/>
+        </w:rPr>
+        <w:t>LE REPOS COMPENSATEUR DE REMPLACEMENT</w:t>
+      </w:r>
+    </w:p>
+    <w:p>
+      <w:r>
+        <w:rPr>
+          <w:b w:val="0"/>
+          <w:color w:val="000000"/>
+          <w:sz w:val="22"/>
+        </w:rPr>
+        <w:t>?</w:t>
+      </w:r>
+    </w:p>
+    <w:p>
+      <w:r>
+        <w:rPr>
+          <w:b w:val="0"/>
+          <w:color w:val="000000"/>
+          <w:sz w:val="22"/>
+        </w:rPr>
+        <w:t>Une convention ou un accord collectif étendu, une convention, un accord d'entreprise ou d'établissement peut prévoir</w:t>
+      </w:r>
+    </w:p>
+    <w:p>
+      <w:r>
+        <w:rPr>
+          <w:b w:val="0"/>
+          <w:color w:val="000000"/>
+          <w:sz w:val="22"/>
+        </w:rPr>
+        <w:t>de remplacer le paiement des heures supplémentaires par l'attribution d'un repos compensateur. Les heures</w:t>
+      </w:r>
+    </w:p>
+    <w:p>
+      <w:r>
+        <w:rPr>
+          <w:b w:val="0"/>
+          <w:color w:val="000000"/>
+          <w:sz w:val="22"/>
+        </w:rPr>
+        <w:t>supplémentaires intégralement compensées par le repos de remplacement ne sont pas comptabilisées dans le</w:t>
+      </w:r>
+    </w:p>
+    <w:p>
+      <w:r>
+        <w:rPr>
+          <w:b w:val="0"/>
+          <w:color w:val="000000"/>
+          <w:sz w:val="22"/>
+        </w:rPr>
+        <w:t>contingent annuel.</w:t>
+      </w:r>
+    </w:p>
+    <w:p>
+      <w:r>
+        <w:rPr>
+          <w:b w:val="0"/>
+          <w:color w:val="000000"/>
+          <w:sz w:val="22"/>
+        </w:rPr>
+        <w:t>D'autre part, en l'absence de délégué syndical, l'employeur peut instituer un repos compensateur en remplacement du</w:t>
+      </w:r>
+    </w:p>
+    <w:p>
+      <w:r>
+        <w:rPr>
+          <w:b w:val="0"/>
+          <w:color w:val="BF5700"/>
+          <w:sz w:val="22"/>
+        </w:rPr>
+        <w:t>paiement des heures supplémentaires à conditions que le comité social et économique ne s'y oppose pas.</w:t>
+      </w:r>
+    </w:p>
+    <w:p>
+      <w:pPr>
+        <w:pStyle w:val="Heading2"/>
+      </w:pPr>
+      <w:r>
+        <w:rPr>
+          <w:b/>
+          <w:color w:val="2F5496"/>
+          <w:sz w:val="24"/>
+        </w:rPr>
+        <w:t>LA CONTREPARTIE OBLIGATOIRE EN REPOS</w:t>
+      </w:r>
+    </w:p>
+    <w:p>
+      <w:r>
+        <w:rPr>
+          <w:b w:val="0"/>
+          <w:color w:val="000000"/>
+          <w:sz w:val="22"/>
+        </w:rPr>
+        <w:t>?</w:t>
+      </w:r>
+    </w:p>
+    <w:p>
+      <w:r>
+        <w:rPr>
+          <w:b w:val="0"/>
+          <w:color w:val="BF5700"/>
+          <w:sz w:val="22"/>
+        </w:rPr>
+        <w:t>Un accord collectif peut fixer les conditions d'accomplissement des heures hors contingent et les modalités de prise de</w:t>
+      </w:r>
+    </w:p>
+    <w:p>
+      <w:r>
+        <w:rPr>
+          <w:b w:val="0"/>
+          <w:color w:val="BF5700"/>
+          <w:sz w:val="22"/>
+        </w:rPr>
+        <w:t>la contrepartie obligatoire en repos. Les majorations (l'accord collectif précité ne peut être moins favorable) prévues en</w:t>
+      </w:r>
+    </w:p>
+    <w:p>
+      <w:r>
+        <w:rPr>
+          <w:b w:val="0"/>
+          <w:color w:val="000000"/>
+          <w:sz w:val="22"/>
+        </w:rPr>
+        <w:t>contrepartie des heures supplémentaires hors contingent s'opèrent selon les critères suivants :</w:t>
       </w:r>
     </w:p>
     <w:p>
@@ -637,7 +1964,47 @@
           <w:color w:val="000000"/>
           <w:sz w:val="22"/>
         </w:rPr>
-        <w:t>le port d'une tenue de travail est obligatoire,</w:t>
+        <w:t>dans les entreprises de 20 salariés et moins, les heures réalisées hors du contingent annuel ouvrent droit à une</w:t>
+      </w:r>
+    </w:p>
+    <w:p>
+      <w:r>
+        <w:rPr>
+          <w:b w:val="0"/>
+          <w:color w:val="BF5700"/>
+          <w:sz w:val="22"/>
+        </w:rPr>
+        <w:t>contrepartie obligatoire en repos de 50% des heures effectuées au-delà de la durée légale (soit des la 36</w:t>
+      </w:r>
+    </w:p>
+    <w:p>
+      <w:r>
+        <w:rPr>
+          <w:b w:val="0"/>
+          <w:color w:val="000000"/>
+          <w:sz w:val="22"/>
+        </w:rPr>
+        <w:t>e</w:t>
+      </w:r>
+    </w:p>
+    <w:p>
+      <w:r>
+        <w:rPr>
+          <w:b w:val="0"/>
+          <w:color w:val="000000"/>
+          <w:sz w:val="22"/>
+        </w:rPr>
+        <w:t>heure</w:t>
+      </w:r>
+    </w:p>
+    <w:p>
+      <w:r>
+        <w:rPr>
+          <w:b w:val="0"/>
+          <w:color w:val="000000"/>
+          <w:sz w:val="22"/>
+        </w:rPr>
+        <w:t>effectuée hors contingent) ;</w:t>
       </w:r>
     </w:p>
     <w:p>
@@ -650,7 +2017,17 @@
           <w:color w:val="000000"/>
           <w:sz w:val="22"/>
         </w:rPr>
-        <w:t>et que l'habillage et le déshabillage doivent être réalisés dans l'entreprise ou sur le lieu de travail,</w:t>
+        <w:t>dans les entreprises de plus de 20 salariés, les heures supplémentaires effectuées hors du contingent annuel ouvrent</w:t>
+      </w:r>
+    </w:p>
+    <w:p>
+      <w:r>
+        <w:rPr>
+          <w:b w:val="0"/>
+          <w:color w:val="BF5700"/>
+          <w:sz w:val="22"/>
+        </w:rPr>
+        <w:t>droit à une contrepartie obligatoire en repos à hauteur de 100% des heures effectuées au-delà de la durée légale.</w:t>
       </w:r>
     </w:p>
     <w:p>
@@ -660,7 +2037,17 @@
           <w:color w:val="000000"/>
           <w:sz w:val="22"/>
         </w:rPr>
-        <w:t>le temps passe à ces opérations doit faire l'objet d'une contrepartie sous forme de repos ou de rémunération, sans pour</w:t>
+        <w:t>L'accord collectif précité ne peut être moins favorable.</w:t>
+      </w:r>
+    </w:p>
+    <w:p>
+      <w:r>
+        <w:rPr>
+          <w:b w:val="0"/>
+          <w:color w:val="BF5700"/>
+          <w:sz w:val="22"/>
+        </w:rPr>
+        <w:t>La contrepartie obligatoire en repos doit être prise en principe dans un délai de 2 mois à compter de l'ouverture des</w:t>
       </w:r>
     </w:p>
     <w:p>
@@ -670,7 +2057,7 @@
           <w:color w:val="000000"/>
           <w:sz w:val="22"/>
         </w:rPr>
-        <w:t>autant qu'il soit assimilé à du travail effectif (dernièrement, Cass. soc. 16-3-2016). S'il manque une des deux</w:t>
+        <w:t>droits. Néanmoins en l'absence de demande de la part du salarié, l'employeur est tenu de lui demander de prendre ses</w:t>
       </w:r>
     </w:p>
     <w:p>
@@ -680,7 +2067,41 @@
           <w:color w:val="000000"/>
           <w:sz w:val="22"/>
         </w:rPr>
-        <w:t>conditions, l'habillage et le déshabillage ne donnent pas lieu à contrepartie (Cass. soc. 9 mai 2019). Ce principe tire de</w:t>
+        <w:t>repos dans le délai maximum d'un an (art. D 3221-17 et s. Code Trav).</w:t>
+      </w:r>
+    </w:p>
+    <w:p/>
+    <w:p>
+      <w:pPr>
+        <w:pStyle w:val="Heading2"/>
+      </w:pPr>
+      <w:r>
+        <w:rPr>
+          <w:b/>
+          <w:color w:val="2F5496"/>
+          <w:sz w:val="24"/>
+        </w:rPr>
+        <w:t>D • PREUVE DES HEURES SUPPLÉMENTAIRES</w:t>
+      </w:r>
+    </w:p>
+    <w:p>
+      <w:r>
+        <w:rPr>
+          <w:b w:val="0"/>
+          <w:color w:val="BF5700"/>
+          <w:sz w:val="22"/>
+        </w:rPr>
+        <w:t>Il appartient par principe aux parties, employeur et salarié, d'apporter la preuve des heures effectivement réalisées.</w:t>
+      </w:r>
+    </w:p>
+    <w:p>
+      <w:r>
+        <w:rPr>
+          <w:b w:val="0"/>
+          <w:color w:val="BF5700"/>
+          <w:sz w:val="22"/>
+        </w:rPr>
+        <w:t>Néanmoins, les éléments de preuves doivent être suffisamment précis pour que chacun soit en mesure d'y répondre. Il a</w:t>
       </w:r>
     </w:p>
     <w:p>
@@ -690,7 +2111,7 @@
           <w:color w:val="000000"/>
           <w:sz w:val="22"/>
         </w:rPr>
-        <w:t>l'article L 3121-3 du code du travail ne s'oppose à ce que des dispositions conventionnelles ou contractuelles en décident</w:t>
+        <w:t>ainsi été admis que le décompte des heures supplémentaires tenu au crayon par un salarié était admissible et permettait</w:t>
       </w:r>
     </w:p>
     <w:p>
@@ -700,7 +2121,7 @@
           <w:color w:val="000000"/>
           <w:sz w:val="22"/>
         </w:rPr>
-        <w:t>autrement.</w:t>
+        <w:t>à l'employeur d'y répondre (Cass. soc. 24 novembre 2010), de même que la production de tableaux par le salarié</w:t>
       </w:r>
     </w:p>
     <w:p>
@@ -710,7 +2131,7 @@
           <w:color w:val="000000"/>
           <w:sz w:val="22"/>
         </w:rPr>
-        <w:t>32</w:t>
+        <w:t>indiquant le quantum des heures réalisées (Cass. soc. 28 février 2024). Le juge forme sa conviction au regard des pièces</w:t>
       </w:r>
     </w:p>
     <w:p>
@@ -720,7 +2141,33 @@
           <w:color w:val="000000"/>
           <w:sz w:val="22"/>
         </w:rPr>
-        <w:t>éditions Corroy à 4 rue de Villars, 42000 Saint-etienne à 04 77 79 92 46 à infos@editions-corroy.fr</w:t>
+        <w:t>apportées par les parties ainsi que par les mesures d'instruction qu'il juge utiles.</w:t>
+      </w:r>
+    </w:p>
+    <w:p>
+      <w:pPr>
+        <w:pStyle w:val="Heading2"/>
+      </w:pPr>
+      <w:r>
+        <w:rPr>
+          <w:b/>
+          <w:color w:val="2F5496"/>
+          <w:sz w:val="24"/>
+        </w:rPr>
+        <w:t>IV • L'AMÉNAGEMENT DE LA DURÉE DU TRAVAIL</w:t>
+      </w:r>
+    </w:p>
+    <w:p>
+      <w:pPr>
+        <w:pStyle w:val="Heading2"/>
+      </w:pPr>
+      <w:r>
+        <w:rPr>
+          <w:b/>
+          <w:color w:val="2F5496"/>
+          <w:sz w:val="24"/>
+        </w:rPr>
+        <w:t>A • AMÉNAGEMENT SUR UNE PÉRIODE SUPÉRIEURE à LA SEMAINE</w:t>
       </w:r>
     </w:p>
     <w:p>
@@ -730,7 +2177,7 @@
           <w:color w:val="000000"/>
           <w:sz w:val="22"/>
         </w:rPr>
-        <w:t>COLLECTION DCG UE 3 à Droit social - Fiches de cours</w:t>
+        <w:t>La loi du 20 août 2008 a facilité les possibilités d'aménagement du temps de travail dans un contexte de crise permettant</w:t>
       </w:r>
     </w:p>
     <w:p>
@@ -740,7 +2187,27 @@
           <w:color w:val="000000"/>
           <w:sz w:val="22"/>
         </w:rPr>
-        <w:t>DCGUE3F.qxp_DCGUE3F 24/07/2025 10:26 Page 32</w:t>
+        <w:t>ainsi aux entreprises d'adapter leur fonctionnement à des périodes de haute et basse activité. La loi du 8 août 2016 et les</w:t>
+      </w:r>
+    </w:p>
+    <w:p>
+      <w:r>
+        <w:rPr>
+          <w:b w:val="0"/>
+          <w:color w:val="000000"/>
+          <w:sz w:val="22"/>
+        </w:rPr>
+        <w:t>ordonnances du 22 septembre 2017 en ont réaménagé le mécanisme.</w:t>
+      </w:r>
+    </w:p>
+    <w:p>
+      <w:r>
+        <w:rPr>
+          <w:b w:val="0"/>
+          <w:color w:val="BF5700"/>
+          <w:sz w:val="22"/>
+        </w:rPr>
+        <w:t>Les principes de mise en place sont les suivants :</w:t>
       </w:r>
     </w:p>
     <w:p>
@@ -753,7 +2220,7 @@
           <w:color w:val="2F5496"/>
           <w:sz w:val="24"/>
         </w:rPr>
-        <w:t>LE TEMPS DE DÉPLACEMENT DANS L'ENTREPRISE B •</w:t>
+        <w:t>PAR VOIE CONVENTIONNELLE</w:t>
       </w:r>
     </w:p>
     <w:p>
@@ -763,7 +2230,7 @@
           <w:color w:val="000000"/>
           <w:sz w:val="22"/>
         </w:rPr>
-        <w:t>Le déplacement dans l'entreprise pendant les heures de travail ne pose aucune difficulté. Il s'agit d'un temps de travail</w:t>
+        <w:t>?</w:t>
       </w:r>
     </w:p>
     <w:p>
@@ -773,7 +2240,30 @@
           <w:color w:val="000000"/>
           <w:sz w:val="22"/>
         </w:rPr>
-        <w:t>effectif. Par contre, qu'en est-il lorsque le salarié n'a pas encore badge ? Il convient en la matière de vérifier si pendant ce</w:t>
+        <w:t>Fonctionnement. Il est possible d'organiser la durée du travail sur des périodes hebdomadaires et au plus à l'année.</w:t>
+      </w:r>
+    </w:p>
+    <w:p>
+      <w:r>
+        <w:rPr>
+          <w:b w:val="0"/>
+          <w:color w:val="BF5700"/>
+          <w:sz w:val="22"/>
+        </w:rPr>
+        <w:t>Cette durée peut être portée à trois ans si un accord de branche l'autorise. L'accord doit mentionner :</w:t>
+      </w:r>
+    </w:p>
+    <w:p>
+      <w:pPr>
+        <w:pStyle w:val="ListBullet"/>
+      </w:pPr>
+      <w:r>
+        <w:rPr>
+          <w:b w:val="0"/>
+          <w:color w:val="BF5700"/>
+          <w:sz w:val="22"/>
+        </w:rPr>
+        <w:t>la période de référence. Si celle-ci est supérieure à un an l'accord doit prévoir une durée hebdomadaire au-delà de</w:t>
       </w:r>
     </w:p>
     <w:p>
@@ -783,7 +2273,7 @@
           <w:color w:val="000000"/>
           <w:sz w:val="22"/>
         </w:rPr>
-        <w:t>temps le salarié doit répondre aux ordres et directives de l'employeur sans pouvoir vaquer librement à ses occupations</w:t>
+        <w:t>laquelle les heures effectuées sont automatiquement des heures supplémentaires et rémunérées au terme du mois</w:t>
       </w:r>
     </w:p>
     <w:p>
@@ -793,7 +2283,7 @@
           <w:color w:val="000000"/>
           <w:sz w:val="22"/>
         </w:rPr>
-        <w:t>personnelles. Par exemple, un salarié arrivant en avance ne pourrait faire valoir l'existence d'un temps de travail effectif.</w:t>
+        <w:t>au cours duquel elles ont été accomplies. Ces heures n'entrent alors pas dans le décompte opéra à l'issue de la</w:t>
       </w:r>
     </w:p>
     <w:p>
@@ -803,17 +2293,20 @@
           <w:color w:val="000000"/>
           <w:sz w:val="22"/>
         </w:rPr>
-        <w:t>Par contre le salarié qui, une fois habillé, doit traverser sans délai le site de l'entreprise, le temps ainsi passe sans qu'il</w:t>
-      </w:r>
-    </w:p>
-    <w:p>
+        <w:t>période de référence ;</w:t>
+      </w:r>
+    </w:p>
+    <w:p>
+      <w:pPr>
+        <w:pStyle w:val="ListBullet"/>
+      </w:pPr>
       <w:r>
         <w:rPr>
           <w:b w:val="0"/>
           <w:color w:val="000000"/>
           <w:sz w:val="22"/>
         </w:rPr>
-        <w:t>puisse vaquer librement à ses occupations personnelles doit être considéré du temps de travail effectif (Cass. soc. 31</w:t>
+        <w:t>le délai de provenance concernant les changements de durée ou d'horaire de travail. à défaut d'indication, ce délai est</w:t>
       </w:r>
     </w:p>
     <w:p>
@@ -823,17 +2316,20 @@
           <w:color w:val="000000"/>
           <w:sz w:val="22"/>
         </w:rPr>
-        <w:t>octobre 2007). à L'inverse, la Cour de cassation (Cass. soc. 9 mai 2019) a pu décider que le déplacement du salarié vers</w:t>
-      </w:r>
-    </w:p>
-    <w:p>
+        <w:t>de 7 jours ;</w:t>
+      </w:r>
+    </w:p>
+    <w:p>
+      <w:pPr>
+        <w:pStyle w:val="ListBullet"/>
+      </w:pPr>
       <w:r>
         <w:rPr>
           <w:b w:val="0"/>
           <w:color w:val="000000"/>
           <w:sz w:val="22"/>
         </w:rPr>
-        <w:t>son lieu de travail au moyen d'une navette à l'intérieur de l'enceinte sécurisée de l'entreprise ne constitue pas un temps</w:t>
+        <w:t>les modalités de prise en compte des absences et retards pour la rémunération.</w:t>
       </w:r>
     </w:p>
     <w:p>
@@ -843,7 +2339,83 @@
           <w:color w:val="000000"/>
           <w:sz w:val="22"/>
         </w:rPr>
-        <w:t>de travail effectif.</w:t>
+        <w:t>Le calcul des heures supplémentaires. Lorsqu'un système d'aménagement du temps de travail est mis en place, le</w:t>
+      </w:r>
+    </w:p>
+    <w:p>
+      <w:r>
+        <w:rPr>
+          <w:b w:val="0"/>
+          <w:color w:val="000000"/>
+          <w:sz w:val="22"/>
+        </w:rPr>
+        <w:t>calcul des heures supplémentaires s'effectue à l'issue de la période de référence :</w:t>
+      </w:r>
+    </w:p>
+    <w:p>
+      <w:pPr>
+        <w:pStyle w:val="ListBullet"/>
+      </w:pPr>
+      <w:r>
+        <w:rPr>
+          <w:b w:val="0"/>
+          <w:color w:val="000000"/>
+          <w:sz w:val="22"/>
+        </w:rPr>
+        <w:t>si la période de référence est l'année, toute heure effectuée au-delà de 1607 heures est une heure supplémentaire ;</w:t>
+      </w:r>
+    </w:p>
+    <w:p>
+      <w:pPr>
+        <w:pStyle w:val="ListBullet"/>
+      </w:pPr>
+      <w:r>
+        <w:rPr>
+          <w:b w:val="0"/>
+          <w:color w:val="000000"/>
+          <w:sz w:val="22"/>
+        </w:rPr>
+        <w:t>si la période de référence est inférieure ou supérieure à un an, sont considérées comme heures supplémentaires</w:t>
+      </w:r>
+    </w:p>
+    <w:p>
+      <w:r>
+        <w:rPr>
+          <w:b w:val="0"/>
+          <w:color w:val="000000"/>
+          <w:sz w:val="22"/>
+        </w:rPr>
+        <w:t>celles effectuées au-delà d'une durée moyenne hebdomadaire de 35 heures calculée sur la période de référence (3 ans</w:t>
+      </w:r>
+    </w:p>
+    <w:p>
+      <w:r>
+        <w:rPr>
+          <w:b w:val="0"/>
+          <w:color w:val="000000"/>
+          <w:sz w:val="22"/>
+        </w:rPr>
+        <w:t>par exemple).</w:t>
+      </w:r>
+    </w:p>
+    <w:p>
+      <w:r>
+        <w:rPr>
+          <w:b w:val="0"/>
+          <w:color w:val="000000"/>
+          <w:sz w:val="22"/>
+        </w:rPr>
+        <w:t>à noter que l'aménagement s'impose au salarié à temps complet et qu'il ne constitue pas une modification du</w:t>
+      </w:r>
+    </w:p>
+    <w:p>
+      <w:r>
+        <w:rPr>
+          <w:b w:val="0"/>
+          <w:color w:val="000000"/>
+          <w:sz w:val="22"/>
+        </w:rPr>
+        <w:t>contrat de travail (art 3121-43 C. trav.).</w:t>
       </w:r>
     </w:p>
     <w:p>
@@ -856,7 +2428,7 @@
           <w:color w:val="2F5496"/>
           <w:sz w:val="24"/>
         </w:rPr>
-        <w:t>LE TEMPS DE PAUSE C •</w:t>
+        <w:t>à DÉFAUT D'ACCORD COLLECTIF</w:t>
       </w:r>
     </w:p>
     <w:p>
@@ -866,7 +2438,7 @@
           <w:color w:val="000000"/>
           <w:sz w:val="22"/>
         </w:rPr>
-        <w:t>Doit être considéré comme du travail effectif le temps de pause qui en réunit les conditions (art. L3121-2). Tel est le cas</w:t>
+        <w:t>?</w:t>
       </w:r>
     </w:p>
     <w:p>
@@ -876,7 +2448,100 @@
           <w:color w:val="000000"/>
           <w:sz w:val="22"/>
         </w:rPr>
-        <w:t>lorsque (Cass. soc. 20 février 2013) :</w:t>
+        <w:t>L'aménagement du temps de travail peut être organisé sur des périodes de neuf semaines au plus dans les entreprises de</w:t>
+      </w:r>
+    </w:p>
+    <w:p>
+      <w:r>
+        <w:rPr>
+          <w:b w:val="0"/>
+          <w:color w:val="000000"/>
+          <w:sz w:val="22"/>
+        </w:rPr>
+        <w:t>moins de 50 salariés et de quatre semaines dans les entreprises d'au moins cinquante salariés. L'employeur doit</w:t>
+      </w:r>
+    </w:p>
+    <w:p>
+      <w:r>
+        <w:rPr>
+          <w:b w:val="0"/>
+          <w:color w:val="000000"/>
+          <w:sz w:val="22"/>
+        </w:rPr>
+        <w:t>communiquer, pour avis, son programme indicatif au comité social et économique.</w:t>
+      </w:r>
+    </w:p>
+    <w:p>
+      <w:r>
+        <w:rPr>
+          <w:b w:val="0"/>
+          <w:color w:val="000000"/>
+          <w:sz w:val="22"/>
+        </w:rPr>
+        <w:t>Le mécanisme permet de ne pas avoir recours systématiquement aux heures supplémentaires et à permettre un lissage</w:t>
+      </w:r>
+    </w:p>
+    <w:p>
+      <w:r>
+        <w:rPr>
+          <w:b w:val="0"/>
+          <w:color w:val="000000"/>
+          <w:sz w:val="22"/>
+        </w:rPr>
+        <w:t>de la rémunération.</w:t>
+      </w:r>
+    </w:p>
+    <w:p>
+      <w:pPr>
+        <w:pStyle w:val="Heading2"/>
+      </w:pPr>
+      <w:r>
+        <w:rPr>
+          <w:b/>
+          <w:color w:val="2F5496"/>
+          <w:sz w:val="24"/>
+        </w:rPr>
+        <w:t>B • LES HORAIRES INDIVIDUALISÉS</w:t>
+      </w:r>
+    </w:p>
+    <w:p>
+      <w:r>
+        <w:rPr>
+          <w:b w:val="0"/>
+          <w:color w:val="00703C"/>
+          <w:sz w:val="22"/>
+        </w:rPr>
+        <w:t>Il peut être institué dans l'entreprise un mécanisme d'horaires individualisés. Il consiste en la possibilité de reporter</w:t>
+      </w:r>
+    </w:p>
+    <w:p>
+      <w:r>
+        <w:rPr>
+          <w:b w:val="0"/>
+          <w:color w:val="000000"/>
+          <w:sz w:val="22"/>
+        </w:rPr>
+        <w:t>d'une semaine à l'autre des heures de travail, sans que sur une même semaine, les heures réalisées au-delà de la durée</w:t>
+      </w:r>
+    </w:p>
+    <w:p>
+      <w:r>
+        <w:rPr>
+          <w:b w:val="0"/>
+          <w:color w:val="000000"/>
+          <w:sz w:val="22"/>
+        </w:rPr>
+        <w:t>légale soient considérées comme des heures supplémentaires, pourvu que leur réalisation résulte du libre choix du</w:t>
+      </w:r>
+    </w:p>
+    <w:p>
+      <w:r>
+        <w:rPr>
+          <w:b w:val="0"/>
+          <w:color w:val="000000"/>
+          <w:sz w:val="22"/>
+        </w:rPr>
+        <w:t>salarié. Sa mise en place peut résulter :</w:t>
       </w:r>
     </w:p>
     <w:p>
@@ -889,7 +2554,7 @@
           <w:color w:val="000000"/>
           <w:sz w:val="22"/>
         </w:rPr>
-        <w:t>les salariés sont tenus de demeurer dans les locaux de l'employeur, quelle que soit la qualification qui leur est donnée</w:t>
+        <w:t>d'une demande des salariés ou d'une initiative de l'employeur après avis conforme du comité social et</w:t>
       </w:r>
     </w:p>
     <w:p>
@@ -899,7 +2564,220 @@
           <w:color w:val="000000"/>
           <w:sz w:val="22"/>
         </w:rPr>
-        <w:t>et le confort propose ;</w:t>
+        <w:t>économique. En l'absence d'institutions représentatives du personnel, l'inspecteur du travail peut l'autoriser. Le</w:t>
+      </w:r>
+    </w:p>
+    <w:p>
+      <w:r>
+        <w:rPr>
+          <w:b w:val="0"/>
+          <w:color w:val="000000"/>
+          <w:sz w:val="22"/>
+        </w:rPr>
+        <w:t>report d'heures d'une semaine à une autre ne peut excéder trois heures ;</w:t>
+      </w:r>
+    </w:p>
+    <w:p>
+      <w:r>
+        <w:rPr>
+          <w:b w:val="0"/>
+          <w:color w:val="BF5700"/>
+          <w:sz w:val="22"/>
+        </w:rPr>
+        <w:t>d'un accord collectif (établissement, entreprise, branche). Ce dernier doit fixer les limites et modalités du report d'heures d'une semaine à une autre.</w:t>
+      </w:r>
+    </w:p>
+    <w:p/>
+    <w:p>
+      <w:pPr>
+        <w:pStyle w:val="Heading2"/>
+      </w:pPr>
+      <w:r>
+        <w:rPr>
+          <w:b/>
+          <w:color w:val="2F5496"/>
+          <w:sz w:val="24"/>
+        </w:rPr>
+        <w:t>V • LES CONVENTIONS DE FORFAIT</w:t>
+      </w:r>
+    </w:p>
+    <w:p>
+      <w:r>
+        <w:rPr>
+          <w:b w:val="0"/>
+          <w:color w:val="000000"/>
+          <w:sz w:val="22"/>
+        </w:rPr>
+        <w:t>De telles conventions permettent par avance de fixer la rémunération du salarié indépendamment de la durée collective</w:t>
+      </w:r>
+    </w:p>
+    <w:p>
+      <w:r>
+        <w:rPr>
+          <w:b w:val="0"/>
+          <w:color w:val="000000"/>
+          <w:sz w:val="22"/>
+        </w:rPr>
+        <w:t>de travail, en l'indexant à une durée du travail établie en heures, ou sur l'année. La forfaitisation de la durée du travail</w:t>
+      </w:r>
+    </w:p>
+    <w:p>
+      <w:r>
+        <w:rPr>
+          <w:b w:val="0"/>
+          <w:color w:val="00703C"/>
+          <w:sz w:val="22"/>
+        </w:rPr>
+        <w:t>doit être acceptée par le salarié et faire l'objet d'une convention individuelle.</w:t>
+      </w:r>
+    </w:p>
+    <w:p>
+      <w:pPr>
+        <w:pStyle w:val="Heading2"/>
+      </w:pPr>
+      <w:r>
+        <w:rPr>
+          <w:b/>
+          <w:color w:val="2F5496"/>
+          <w:sz w:val="24"/>
+        </w:rPr>
+        <w:t>A • LE FORFAIT HEURE HEBDOMADAIRE OU MENSUEL</w:t>
+      </w:r>
+    </w:p>
+    <w:p>
+      <w:r>
+        <w:rPr>
+          <w:b w:val="0"/>
+          <w:color w:val="000000"/>
+          <w:sz w:val="22"/>
+        </w:rPr>
+        <w:t>Outil de flexibilité, ces conventions peuvent organiser le temps de travail en heures, sur la semaine ou sur le mois. Tous</w:t>
+      </w:r>
+    </w:p>
+    <w:p>
+      <w:r>
+        <w:rPr>
+          <w:b w:val="0"/>
+          <w:color w:val="000000"/>
+          <w:sz w:val="22"/>
+        </w:rPr>
+        <w:t>les salariés peuvent en bénéficier sans qu'il ne soit besoin d'un accord collectif l'instituant. Elles permettent notamment</w:t>
+      </w:r>
+    </w:p>
+    <w:p>
+      <w:r>
+        <w:rPr>
+          <w:b w:val="0"/>
+          <w:color w:val="BF5700"/>
+          <w:sz w:val="22"/>
+        </w:rPr>
+        <w:t>un lissage de la rémunération sur la période de référence. La rémunération doit être au moins équivalente à celle</w:t>
+      </w:r>
+    </w:p>
+    <w:p>
+      <w:r>
+        <w:rPr>
+          <w:b w:val="0"/>
+          <w:color w:val="000000"/>
+          <w:sz w:val="22"/>
+        </w:rPr>
+        <w:t>habituellement pratiquée dans l'entreprise en tenant compte des majorations prévues en cas d'heures supplémentaires.</w:t>
+      </w:r>
+    </w:p>
+    <w:p>
+      <w:pPr>
+        <w:pStyle w:val="Heading2"/>
+      </w:pPr>
+      <w:r>
+        <w:rPr>
+          <w:b/>
+          <w:color w:val="2F5496"/>
+          <w:sz w:val="24"/>
+        </w:rPr>
+        <w:t>B • LE FORFAIT HEURE ANNUEL</w:t>
+      </w:r>
+    </w:p>
+    <w:p>
+      <w:r>
+        <w:rPr>
+          <w:b w:val="0"/>
+          <w:color w:val="000000"/>
+          <w:sz w:val="22"/>
+        </w:rPr>
+        <w:t>Seuls sont admis à en bénéficier les cadres (c'est-à-dire ceux dont la nature des fonctions ne les conduit pas à suivre</w:t>
+      </w:r>
+    </w:p>
+    <w:p>
+      <w:r>
+        <w:rPr>
+          <w:b w:val="0"/>
+          <w:color w:val="000000"/>
+          <w:sz w:val="22"/>
+        </w:rPr>
+        <w:t>l'horaire collectif applicable dans l'entreprise) ainsi que les salariés qui disposant d'une réelle autonomie dans</w:t>
+      </w:r>
+    </w:p>
+    <w:p>
+      <w:r>
+        <w:rPr>
+          <w:b w:val="0"/>
+          <w:color w:val="000000"/>
+          <w:sz w:val="22"/>
+        </w:rPr>
+        <w:t>l'organisation de leur emploi du temps. Sa mise en place nécessite un accord collectif d'entreprise ou d'établissement</w:t>
+      </w:r>
+    </w:p>
+    <w:p>
+      <w:r>
+        <w:rPr>
+          <w:b w:val="0"/>
+          <w:color w:val="000000"/>
+          <w:sz w:val="22"/>
+        </w:rPr>
+        <w:t>ou, à défaut, une convention ou un accord de branche. Les modalités de rémunération sont identiques au forfait</w:t>
+      </w:r>
+    </w:p>
+    <w:p>
+      <w:r>
+        <w:rPr>
+          <w:b w:val="0"/>
+          <w:color w:val="000000"/>
+          <w:sz w:val="22"/>
+        </w:rPr>
+        <w:t>hebdomadaire ou mensuel.</w:t>
+      </w:r>
+    </w:p>
+    <w:p>
+      <w:pPr>
+        <w:pStyle w:val="Heading2"/>
+      </w:pPr>
+      <w:r>
+        <w:rPr>
+          <w:b/>
+          <w:color w:val="2F5496"/>
+          <w:sz w:val="24"/>
+        </w:rPr>
+        <w:t>C • LE FORFAIT ANNUEL EN JOURS</w:t>
+      </w:r>
+    </w:p>
+    <w:p>
+      <w:r>
+        <w:rPr>
+          <w:b w:val="0"/>
+          <w:color w:val="BF5700"/>
+          <w:sz w:val="22"/>
+        </w:rPr>
+        <w:t>Sa mise en place nécessite en principe un accord collectif répondant aux exigences de l'article L 3121-64 du Code du</w:t>
+      </w:r>
+    </w:p>
+    <w:p>
+      <w:r>
+        <w:rPr>
+          <w:b w:val="0"/>
+          <w:color w:val="000000"/>
+          <w:sz w:val="22"/>
+        </w:rPr>
+        <w:t>travail. à défaut (art. L 3121-65), une telle convention peut être conclue sous réserve :</w:t>
       </w:r>
     </w:p>
     <w:p>
@@ -912,17 +2790,30 @@
           <w:color w:val="000000"/>
           <w:sz w:val="22"/>
         </w:rPr>
-        <w:t>ils peuvent être appelés à tout moment pour effectuer des interventions immédiates de sécurité, lesquelles sont</w:t>
-      </w:r>
-    </w:p>
-    <w:p>
+        <w:t>d'établir un document de contrôle mentionnant le nombre de jours travailles ;</w:t>
+      </w:r>
+    </w:p>
+    <w:p>
+      <w:pPr>
+        <w:pStyle w:val="ListBullet"/>
+      </w:pPr>
       <w:r>
         <w:rPr>
           <w:b w:val="0"/>
           <w:color w:val="000000"/>
           <w:sz w:val="22"/>
         </w:rPr>
-        <w:t>fréquentes, tant pendant le sommeil que pendant les repas ;</w:t>
+        <w:t>de s'assurer de la compatibilité de la charge de travail du salarié avec le respect des temps de repos quotidien et</w:t>
+      </w:r>
+    </w:p>
+    <w:p>
+      <w:r>
+        <w:rPr>
+          <w:b w:val="0"/>
+          <w:color w:val="000000"/>
+          <w:sz w:val="22"/>
+        </w:rPr>
+        <w:t>hebdomadaire ;</w:t>
       </w:r>
     </w:p>
     <w:p>
@@ -935,7 +2826,7 @@
           <w:color w:val="000000"/>
           <w:sz w:val="22"/>
         </w:rPr>
-        <w:t>ils doivent se conformer aux directives de leur employeur et rester à sa disposition, de sorte qu'ils ne peuvent vaquer</w:t>
+        <w:t>d'organiser un entretien annuel avec le salarié pour évoquer sa charge de travail, l'organisation de son travail,</w:t>
       </w:r>
     </w:p>
     <w:p>
@@ -945,7 +2836,17 @@
           <w:color w:val="000000"/>
           <w:sz w:val="22"/>
         </w:rPr>
-        <w:t>librement à leurs occupations personnelles.</w:t>
+        <w:t>l'articulation activité professionnelle/vie personnelle, et sa rémunération.</w:t>
+      </w:r>
+    </w:p>
+    <w:p>
+      <w:r>
+        <w:rPr>
+          <w:b w:val="0"/>
+          <w:color w:val="00703C"/>
+          <w:sz w:val="22"/>
+        </w:rPr>
+        <w:t>La convention a pour objet de rémunérer un salarié en fonction d'un nombre de jours (fixes dans la convention)</w:t>
       </w:r>
     </w:p>
     <w:p>
@@ -955,7 +2856,17 @@
           <w:color w:val="000000"/>
           <w:sz w:val="22"/>
         </w:rPr>
-        <w:t>à défaut de remplir ces critères, et par principe, le temps de pause ne constitue pas un temps de travail effectif.</w:t>
+        <w:t>travailles sur l'année. Il est ouvert au cadre ainsi qu'aux salariés dont la durée du travail ne peut être prédéterminée et qui</w:t>
+      </w:r>
+    </w:p>
+    <w:p>
+      <w:r>
+        <w:rPr>
+          <w:b w:val="0"/>
+          <w:color w:val="BF5700"/>
+          <w:sz w:val="22"/>
+        </w:rPr>
+        <w:t>disposent d'une réelle autonomie dans l'organisation de leur travail. L'accord doit notamment déterminer les différents</w:t>
       </w:r>
     </w:p>
     <w:p>
@@ -965,20 +2876,7 @@
           <w:color w:val="000000"/>
           <w:sz w:val="22"/>
         </w:rPr>
-        <w:t>Néanmoins, les dispositions collectives ou à défaut le contrat, peuvent prévoir une rémunération de ces temps.</w:t>
-      </w:r>
-    </w:p>
-    <w:p>
-      <w:pPr>
-        <w:pStyle w:val="Heading2"/>
-      </w:pPr>
-      <w:r>
-        <w:rPr>
-          <w:b/>
-          <w:color w:val="2F5496"/>
-          <w:sz w:val="24"/>
-        </w:rPr>
-        <w:t>LE TRAJET D •</w:t>
+        <w:t>salariés admis au dispositif, le nombre de jours maximums travailles à 218 jours ou 235 en cas de renonciation à des jours</w:t>
       </w:r>
     </w:p>
     <w:p>
@@ -988,7 +2886,7 @@
           <w:color w:val="000000"/>
           <w:sz w:val="22"/>
         </w:rPr>
-        <w:t>Le temps de déplacement professionnel pour se rendre sur le lieu d'exécution du contrat de travail n'est pas un temps de</w:t>
+        <w:t>de congés à ainsi que les modalités de fonctionnement et d'organisation du travail. Dans l'hypothèse d'un dépassement</w:t>
       </w:r>
     </w:p>
     <w:p>
@@ -998,7 +2896,7 @@
           <w:color w:val="000000"/>
           <w:sz w:val="22"/>
         </w:rPr>
-        <w:t>travail effectif mais un temps de trajet. Toutefois, s'il dépasse le temps normal entre le domicile et le lieu habituel de</w:t>
+        <w:t>du forfait, le salarié peut renoncer à une partie de ses congés et bénéficie d'une majoration de rémunération qui ne peut</w:t>
       </w:r>
     </w:p>
     <w:p>
@@ -1008,7 +2906,7 @@
           <w:color w:val="000000"/>
           <w:sz w:val="22"/>
         </w:rPr>
-        <w:t>travail, il doit faire l'objet d'une contrepartie soit sous forme de repos, soit financière. Néanmoins (Cass. soc. 23 novem-</w:t>
+        <w:t>être inférieure à 10%. Dans l'hypothèse ou la rémunération est sans rapport avec les tâches imposées, le salarié peut</w:t>
       </w:r>
     </w:p>
     <w:p>
@@ -1018,7 +2916,17 @@
           <w:color w:val="000000"/>
           <w:sz w:val="22"/>
         </w:rPr>
-        <w:t>bre 2022), lorsque ce temps répond à la définition du travail effectif, il doit être requalifié comme tel. Enfin, le temps de</w:t>
+        <w:t>saisir le juge judiciaire aux fins d'obtenir une indemnité réparant le préjudice subi.</w:t>
+      </w:r>
+    </w:p>
+    <w:p>
+      <w:r>
+        <w:rPr>
+          <w:b w:val="0"/>
+          <w:color w:val="BF5700"/>
+          <w:sz w:val="22"/>
+        </w:rPr>
+        <w:t>à noter par ailleurs que la convention de forfait conclue entre l'employeur et le salarié doit impérativement fixer le</w:t>
       </w:r>
     </w:p>
     <w:p>
@@ -1028,7 +2936,7 @@
           <w:color w:val="000000"/>
           <w:sz w:val="22"/>
         </w:rPr>
-        <w:t>déplacement entre deux lieux de travail doit être considéré comme du travail effectif (Cass. soc. 16 juin 2004 et 21 mars</w:t>
+        <w:t>nombre de jours travailles et non uniquement un maximum, à défaut, celle-ci n'est pas valable (Cass. soc. 16 mars</w:t>
       </w:r>
     </w:p>
     <w:p>
@@ -1038,1939 +2946,34 @@
           <w:color w:val="000000"/>
           <w:sz w:val="22"/>
         </w:rPr>
-        <w:t>2012).</w:t>
-      </w:r>
-    </w:p>
-    <w:p>
-      <w:pPr>
-        <w:pStyle w:val="Heading2"/>
-      </w:pPr>
-      <w:r>
-        <w:rPr>
-          <w:b/>
-          <w:color w:val="2F5496"/>
-          <w:sz w:val="24"/>
-        </w:rPr>
-        <w:t>L'ASTREINTE E •</w:t>
-      </w:r>
-    </w:p>
-    <w:p>
-      <w:pPr>
-        <w:pStyle w:val="Heading2"/>
-      </w:pPr>
-      <w:r>
-        <w:rPr>
-          <w:b/>
-          <w:color w:val="2F5496"/>
-          <w:sz w:val="24"/>
-        </w:rPr>
-        <w:t>DÉFINITION</w:t>
+        <w:t>2016).</w:t>
       </w:r>
     </w:p>
     <w:p>
       <w:r>
         <w:rPr>
           <w:b w:val="0"/>
-          <w:color w:val="000000"/>
+          <w:color w:val="BF5700"/>
           <w:sz w:val="22"/>
         </w:rPr>
-        <w:t>?</w:t>
+        <w:t>En toute hypothèse l'employeur doit veiller et s'assurer que la charge de travail est raisonnable et permet une bonne</w:t>
       </w:r>
     </w:p>
     <w:p>
       <w:r>
         <w:rPr>
           <w:b w:val="0"/>
-          <w:color w:val="000000"/>
+          <w:color w:val="BF5700"/>
           <w:sz w:val="22"/>
         </w:rPr>
-        <w:t>L'article L 3121-9 du code du travail définit l'astreinte comme à une période pendant laquelle le salarié, sans être à la</w:t>
+        <w:t>répartition de celle-ci dans le temps. L'accord l'instituant doit préciser les modalités de cette obligation ainsi que celles</w:t>
       </w:r>
     </w:p>
     <w:p>
       <w:r>
         <w:rPr>
           <w:b w:val="0"/>
-          <w:color w:val="000000"/>
-          <w:sz w:val="22"/>
-        </w:rPr>
-        <w:t>disposition permanente et immédiate de l'employeur, a l'obligation de demeurer à son domicile ou à proximité afin</w:t>
-      </w:r>
-    </w:p>
-    <w:p>
-      <w:r>
-        <w:rPr>
-          <w:b w:val="0"/>
-          <w:color w:val="000000"/>
-          <w:sz w:val="22"/>
-        </w:rPr>
-        <w:t>d'être en mesure d'intervenir pour effectuer un travail au service de l'entreprise, la durée de cette intervention étant</w:t>
-      </w:r>
-    </w:p>
-    <w:p>
-      <w:r>
-        <w:rPr>
-          <w:b w:val="0"/>
-          <w:color w:val="000000"/>
-          <w:sz w:val="22"/>
-        </w:rPr>
-        <w:t>considérée comme un temps de travail effectif. L'article L. 3121-10 précise : à Exception faite de la durée d'intervention,</w:t>
-      </w:r>
-    </w:p>
-    <w:p>
-      <w:r>
-        <w:rPr>
-          <w:b w:val="0"/>
-          <w:color w:val="000000"/>
-          <w:sz w:val="22"/>
-        </w:rPr>
-        <w:t>la période d'astreinte est décomptée dans les durées minimales visées aux articles L3132-2 et L 3164-2 à. Les salariés</w:t>
-      </w:r>
-    </w:p>
-    <w:p>
-      <w:r>
-        <w:rPr>
-          <w:b w:val="0"/>
-          <w:color w:val="000000"/>
-          <w:sz w:val="22"/>
-        </w:rPr>
-        <w:t>concernés doivent en être informés dans un délai raisonnable et bénéficient d'une contrepartie sous forme financière ou</w:t>
-      </w:r>
-    </w:p>
-    <w:p>
-      <w:r>
-        <w:rPr>
-          <w:b w:val="0"/>
-          <w:color w:val="000000"/>
-          <w:sz w:val="22"/>
-        </w:rPr>
-        <w:t>de repos. Les modalités et les contrepartie sont fixées par voie conventionnelle, à défaut par l'employeur après avis du</w:t>
-      </w:r>
-    </w:p>
-    <w:p>
-      <w:r>
-        <w:rPr>
-          <w:b w:val="0"/>
-          <w:color w:val="000000"/>
-          <w:sz w:val="22"/>
-        </w:rPr>
-        <w:t>comité d'entreprise ou en son absence des délégués du personnel.</w:t>
-      </w:r>
-    </w:p>
-    <w:p>
-      <w:pPr>
-        <w:pStyle w:val="Heading2"/>
-      </w:pPr>
-      <w:r>
-        <w:rPr>
-          <w:b/>
-          <w:color w:val="2F5496"/>
-          <w:sz w:val="24"/>
-        </w:rPr>
-        <w:t>TEMPS CONSIDÉRÉ COMME DU TRAVAIL EFFECTIF</w:t>
-      </w:r>
-    </w:p>
-    <w:p>
-      <w:r>
-        <w:rPr>
-          <w:b w:val="0"/>
-          <w:color w:val="000000"/>
-          <w:sz w:val="22"/>
-        </w:rPr>
-        <w:t>?</w:t>
-      </w:r>
-    </w:p>
-    <w:p>
-      <w:r>
-        <w:rPr>
-          <w:b w:val="0"/>
-          <w:color w:val="000000"/>
-          <w:sz w:val="22"/>
-        </w:rPr>
-        <w:t>Est considéré comme temps de travail effectif :</w:t>
-      </w:r>
-    </w:p>
-    <w:p>
-      <w:r>
-        <w:rPr>
-          <w:b w:val="0"/>
-          <w:color w:val="000000"/>
-          <w:sz w:val="22"/>
-        </w:rPr>
-        <w:t>L'astreinte effectuée sur le site de l'entreprise (Cass. soc. 15 février 1995, Cass. soc. 2 avril 2003).</w:t>
-      </w:r>
-    </w:p>
-    <w:p>
-      <w:r>
-        <w:rPr>
-          <w:b w:val="0"/>
-          <w:color w:val="000000"/>
-          <w:sz w:val="22"/>
-        </w:rPr>
-        <w:t>Les périodes d'intervention effective.</w:t>
-      </w:r>
-    </w:p>
-    <w:p>
-      <w:r>
-        <w:rPr>
-          <w:b w:val="0"/>
-          <w:color w:val="000000"/>
-          <w:sz w:val="22"/>
-        </w:rPr>
-        <w:t>Le temps de déplacement entre le lieu d'intervention et le domicile du salarié (Cass. soc. 31 octobre 2007).</w:t>
-      </w:r>
-    </w:p>
-    <w:p>
-      <w:r>
-        <w:rPr>
-          <w:b w:val="0"/>
-          <w:color w:val="000000"/>
-          <w:sz w:val="22"/>
-        </w:rPr>
-        <w:t>à noter l'évolution en la matière que pourrait nourrir l'arrêt de la CJUE en date du 9 mars 2021.</w:t>
-      </w:r>
-    </w:p>
-    <w:p>
-      <w:pPr>
-        <w:pStyle w:val="Heading2"/>
-      </w:pPr>
-      <w:r>
-        <w:rPr>
-          <w:b/>
-          <w:color w:val="2F5496"/>
-          <w:sz w:val="24"/>
-        </w:rPr>
-        <w:t>UNE CONSÉQUENCE SIGNIFICATIVE EN MATIÈRE D'ACCIDENT DU TRAVAIL</w:t>
-      </w:r>
-    </w:p>
-    <w:p>
-      <w:r>
-        <w:rPr>
-          <w:b w:val="0"/>
-          <w:color w:val="000000"/>
-          <w:sz w:val="22"/>
-        </w:rPr>
-        <w:t>?</w:t>
-      </w:r>
-    </w:p>
-    <w:p>
-      <w:r>
-        <w:rPr>
-          <w:b w:val="0"/>
-          <w:color w:val="000000"/>
-          <w:sz w:val="22"/>
-        </w:rPr>
-        <w:t>L'article L411-1 du code de la sécurité sociale (à Est considéré comme accident du travail, quelle qu'en soit la cause,</w:t>
-      </w:r>
-    </w:p>
-    <w:p>
-      <w:r>
-        <w:rPr>
-          <w:b w:val="0"/>
-          <w:color w:val="000000"/>
-          <w:sz w:val="22"/>
-        </w:rPr>
-        <w:t>l'accident survenu par le fait ou à l'occasion du travail à toute personne salariée ou travaillant, à quelque titre ou en</w:t>
-      </w:r>
-    </w:p>
-    <w:p>
-      <w:r>
-        <w:rPr>
-          <w:b w:val="0"/>
-          <w:color w:val="000000"/>
-          <w:sz w:val="22"/>
-        </w:rPr>
-        <w:t>quelque lieu que ce soit, pour un ou plusieurs employeurs ou chefs d'entreprise à) établi une présomption d'accident du</w:t>
-      </w:r>
-    </w:p>
-    <w:p>
-      <w:r>
-        <w:rPr>
-          <w:b w:val="0"/>
-          <w:color w:val="000000"/>
-          <w:sz w:val="22"/>
-        </w:rPr>
-        <w:t>travail des lors que les conditions ci-dessus sont réunies. Tel n'est pas le cas en l'absence d'intervention du salarié</w:t>
-      </w:r>
-    </w:p>
-    <w:p>
-      <w:r>
-        <w:rPr>
-          <w:b w:val="0"/>
-          <w:color w:val="000000"/>
-          <w:sz w:val="22"/>
-        </w:rPr>
-        <w:t>pendant un temps d'astreinte. Pour en bénéficier ce dernier et l'employeur doivent définir avec le plus de précision</w:t>
-      </w:r>
-    </w:p>
-    <w:p>
-      <w:r>
-        <w:rPr>
-          <w:b w:val="0"/>
-          <w:color w:val="000000"/>
-          <w:sz w:val="22"/>
-        </w:rPr>
-        <w:t>possible le lien de subordination permettant de rattacher le salarié à l'entreprise pendant les périodes d'astreinte à</w:t>
-      </w:r>
-    </w:p>
-    <w:p>
-      <w:r>
-        <w:rPr>
-          <w:b w:val="0"/>
-          <w:color w:val="000000"/>
-          <w:sz w:val="22"/>
-        </w:rPr>
-        <w:t>domicile (connexion Internet, déplacementsé). En ce sens la Cour de cassation en a écarté l'application (arrêt du 2</w:t>
-      </w:r>
-    </w:p>
-    <w:p>
-      <w:r>
-        <w:rPr>
-          <w:b w:val="0"/>
-          <w:color w:val="000000"/>
-          <w:sz w:val="22"/>
-        </w:rPr>
-        <w:t>avril 2003) pour un salarié décidé à son domicile pendant une période d'astreinte).</w:t>
-      </w:r>
-    </w:p>
-    <w:p/>
-    <w:p>
-      <w:pPr>
-        <w:pStyle w:val="Heading2"/>
-      </w:pPr>
-      <w:r>
-        <w:rPr>
-          <w:b/>
-          <w:color w:val="2F5496"/>
-          <w:sz w:val="24"/>
-        </w:rPr>
-        <w:t>LES HEURES SUPPLÉMENTAIRES III •</w:t>
-      </w:r>
-    </w:p>
-    <w:p>
-      <w:pPr>
-        <w:pStyle w:val="Heading2"/>
-      </w:pPr>
-      <w:r>
-        <w:rPr>
-          <w:b/>
-          <w:color w:val="2F5496"/>
-          <w:sz w:val="24"/>
-        </w:rPr>
-        <w:t>DÉFINITION A •</w:t>
-      </w:r>
-    </w:p>
-    <w:p>
-      <w:r>
-        <w:rPr>
-          <w:b w:val="0"/>
-          <w:color w:val="000000"/>
-          <w:sz w:val="22"/>
-        </w:rPr>
-        <w:t>Les heures supplémentaires sont les heures de travail effectif réalisées par le salarié :</w:t>
-      </w:r>
-    </w:p>
-    <w:p>
-      <w:r>
-        <w:rPr>
-          <w:b w:val="0"/>
-          <w:color w:val="000000"/>
-          <w:sz w:val="22"/>
-        </w:rPr>
-        <w:t>à la demande de l'employeur ou avec son accord, même implicite. Par exemple, si le salarié peut établir que les ?</w:t>
-      </w:r>
-    </w:p>
-    <w:p>
-      <w:r>
-        <w:rPr>
-          <w:b w:val="0"/>
-          <w:color w:val="000000"/>
-          <w:sz w:val="22"/>
-        </w:rPr>
-        <w:t>tâches confiées nécessitaient la réalisation d'heures supplémentaires (Cass. soc. 14 novembre 2018).</w:t>
-      </w:r>
-    </w:p>
-    <w:p>
-      <w:r>
-        <w:rPr>
-          <w:b w:val="0"/>
-          <w:color w:val="000000"/>
-          <w:sz w:val="22"/>
-        </w:rPr>
-        <w:t>Au-delà de la durée légale de 35 heures par semaine ou de la durée considérée comme équivalente. ?</w:t>
-      </w:r>
-    </w:p>
-    <w:p>
-      <w:r>
-        <w:rPr>
-          <w:b w:val="0"/>
-          <w:color w:val="000000"/>
-          <w:sz w:val="22"/>
-        </w:rPr>
-        <w:t>Par principe le décompte des heures supplémentaires s'effectue par semaine civile (du lundi à 0 heures au dimanche à 24</w:t>
-      </w:r>
-    </w:p>
-    <w:p>
-      <w:r>
-        <w:rPr>
-          <w:b w:val="0"/>
-          <w:color w:val="000000"/>
-          <w:sz w:val="22"/>
-        </w:rPr>
-        <w:t>heures) néanmoins, si un accord collectif (établissement/entreprise/branche) le prévoit, le décompte peut s'effectuer</w:t>
-      </w:r>
-    </w:p>
-    <w:p>
-      <w:r>
-        <w:rPr>
-          <w:b w:val="0"/>
-          <w:color w:val="000000"/>
-          <w:sz w:val="22"/>
-        </w:rPr>
-        <w:t>sur une période de sept jours consécutifs.</w:t>
-      </w:r>
-    </w:p>
-    <w:p>
-      <w:r>
-        <w:rPr>
-          <w:b w:val="0"/>
-          <w:color w:val="000000"/>
-          <w:sz w:val="22"/>
-        </w:rPr>
-        <w:t>Enfin, le décompte peut s'effectuer autrement en cas d'aménagement des horaires de travail sur toute ou partie de</w:t>
-      </w:r>
-    </w:p>
-    <w:p>
-      <w:r>
-        <w:rPr>
-          <w:b w:val="0"/>
-          <w:color w:val="000000"/>
-          <w:sz w:val="22"/>
-        </w:rPr>
-        <w:t>l'année.</w:t>
-      </w:r>
-    </w:p>
-    <w:p>
-      <w:pPr>
-        <w:pStyle w:val="Heading2"/>
-      </w:pPr>
-      <w:r>
-        <w:rPr>
-          <w:b/>
-          <w:color w:val="2F5496"/>
-          <w:sz w:val="24"/>
-        </w:rPr>
-        <w:t>UTILISATION PAR L'EMPLOYEUR B •</w:t>
-      </w:r>
-    </w:p>
-    <w:p>
-      <w:pPr>
-        <w:pStyle w:val="Heading2"/>
-      </w:pPr>
-      <w:r>
-        <w:rPr>
-          <w:b/>
-          <w:color w:val="2F5496"/>
-          <w:sz w:val="24"/>
-        </w:rPr>
-        <w:t>DANS LE CONTINGENT ANNUEL</w:t>
-      </w:r>
-    </w:p>
-    <w:p>
-      <w:r>
-        <w:rPr>
-          <w:b w:val="0"/>
-          <w:color w:val="000000"/>
-          <w:sz w:val="22"/>
-        </w:rPr>
-        <w:t>?</w:t>
-      </w:r>
-    </w:p>
-    <w:p>
-      <w:r>
-        <w:rPr>
-          <w:b w:val="0"/>
-          <w:color w:val="000000"/>
-          <w:sz w:val="22"/>
-        </w:rPr>
-        <w:t>Le contingent annuel est un volume d'heures supplémentaires par an et par salarié que l'employeur peut utiliser</w:t>
-      </w:r>
-    </w:p>
-    <w:p>
-      <w:r>
-        <w:rPr>
-          <w:b w:val="0"/>
-          <w:color w:val="000000"/>
-          <w:sz w:val="22"/>
-        </w:rPr>
-        <w:t>librement.</w:t>
-      </w:r>
-    </w:p>
-    <w:p>
-      <w:r>
-        <w:rPr>
-          <w:b w:val="0"/>
-          <w:color w:val="000000"/>
-          <w:sz w:val="22"/>
-        </w:rPr>
-        <w:t>Le contingent annuel est fixe par convention ou accord collectif de branche étendu ou par accord d'entreprise ou d'eta-</w:t>
-      </w:r>
-    </w:p>
-    <w:p>
-      <w:r>
-        <w:rPr>
-          <w:b w:val="0"/>
-          <w:color w:val="000000"/>
-          <w:sz w:val="22"/>
-        </w:rPr>
-        <w:t>blissement. L'accord doit préciser l'ensemble des modalités selon lesquelles les heures supplémentaires seront réalisées</w:t>
-      </w:r>
-    </w:p>
-    <w:p>
-      <w:r>
-        <w:rPr>
-          <w:b w:val="0"/>
-          <w:color w:val="000000"/>
-          <w:sz w:val="22"/>
-        </w:rPr>
-        <w:t>et notamment l'information préalable du comité social et économique. à défaut d'accord, le contingent réglementaire</w:t>
-      </w:r>
-    </w:p>
-    <w:p>
-      <w:r>
-        <w:rPr>
-          <w:b w:val="0"/>
-          <w:color w:val="000000"/>
-          <w:sz w:val="22"/>
-        </w:rPr>
-        <w:t>de 220 heures par an et par salarié s'applique et donne lieu à consultation du comité social et économique au moins une</w:t>
-      </w:r>
-    </w:p>
-    <w:p>
-      <w:r>
-        <w:rPr>
-          <w:b w:val="0"/>
-          <w:color w:val="000000"/>
-          <w:sz w:val="22"/>
-        </w:rPr>
-        <w:t>fois par an.</w:t>
-      </w:r>
-    </w:p>
-    <w:p>
-      <w:r>
-        <w:rPr>
-          <w:b w:val="0"/>
-          <w:color w:val="000000"/>
-          <w:sz w:val="22"/>
-        </w:rPr>
-        <w:t>à noter que le refus du salarié d'effectuer des heures supplémentaires peut être considéré comme une atteinte au</w:t>
-      </w:r>
-    </w:p>
-    <w:p>
-      <w:r>
-        <w:rPr>
-          <w:b w:val="0"/>
-          <w:color w:val="000000"/>
-          <w:sz w:val="22"/>
-        </w:rPr>
-        <w:t>pouvoir de direction de l'employeur et qualifié de faute grave motivant son licenciement.</w:t>
-      </w:r>
-    </w:p>
-    <w:p>
-      <w:pPr>
-        <w:pStyle w:val="Heading2"/>
-      </w:pPr>
-      <w:r>
-        <w:rPr>
-          <w:b/>
-          <w:color w:val="2F5496"/>
-          <w:sz w:val="24"/>
-        </w:rPr>
-        <w:t>HORS CONTINGENT</w:t>
-      </w:r>
-    </w:p>
-    <w:p>
-      <w:r>
-        <w:rPr>
-          <w:b w:val="0"/>
-          <w:color w:val="000000"/>
-          <w:sz w:val="22"/>
-        </w:rPr>
-        <w:t>?</w:t>
-      </w:r>
-    </w:p>
-    <w:p>
-      <w:r>
-        <w:rPr>
-          <w:b w:val="0"/>
-          <w:color w:val="000000"/>
-          <w:sz w:val="22"/>
-        </w:rPr>
-        <w:t>Lorsqu'il existe un accord collectif, celui-ci doit préciser les règles selon lesquelles elles seront exécutées ainsi que les</w:t>
-      </w:r>
-    </w:p>
-    <w:p>
-      <w:r>
-        <w:rPr>
-          <w:b w:val="0"/>
-          <w:color w:val="000000"/>
-          <w:sz w:val="22"/>
-        </w:rPr>
-        <w:t>modalités des contreparties auxquelles elles donnent lieu sous réserve des dispositions d'ordre public. L'utilisation des</w:t>
-      </w:r>
-    </w:p>
-    <w:p>
-      <w:r>
-        <w:rPr>
-          <w:b w:val="0"/>
-          <w:color w:val="000000"/>
-          <w:sz w:val="22"/>
-        </w:rPr>
-        <w:t>heures supplémentaires nécessite l'avis préalable du comité social et économique.</w:t>
-      </w:r>
-    </w:p>
-    <w:p>
-      <w:r>
-        <w:rPr>
-          <w:b w:val="0"/>
-          <w:color w:val="000000"/>
-          <w:sz w:val="22"/>
-        </w:rPr>
-        <w:t>En l'absence d'accord, l'employeur peut dépasser le contingent sans autorisation de l'inspecteur du travail, mais</w:t>
-      </w:r>
-    </w:p>
-    <w:p>
-      <w:r>
-        <w:rPr>
-          <w:b w:val="0"/>
-          <w:color w:val="000000"/>
-          <w:sz w:val="22"/>
-        </w:rPr>
-        <w:t>reste tenu de consulter au moins une fois par an le comité social et économique.</w:t>
-      </w:r>
-    </w:p>
-    <w:p>
-      <w:pPr>
-        <w:pStyle w:val="Heading2"/>
-      </w:pPr>
-      <w:r>
-        <w:rPr>
-          <w:b/>
-          <w:color w:val="2F5496"/>
-          <w:sz w:val="24"/>
-        </w:rPr>
-        <w:t>LA COMPENSATION DES HEURES SUPPLÉMENTAIRES C •</w:t>
-      </w:r>
-    </w:p>
-    <w:p>
-      <w:r>
-        <w:rPr>
-          <w:b w:val="0"/>
-          <w:color w:val="000000"/>
-          <w:sz w:val="22"/>
-        </w:rPr>
-        <w:t>Le fait de réaliser des heures supplémentaires ouvre droit au salarié à une compensation en temps ou en argent. De plus</w:t>
-      </w:r>
-    </w:p>
-    <w:p>
-      <w:r>
-        <w:rPr>
-          <w:b w:val="0"/>
-          <w:color w:val="000000"/>
-          <w:sz w:val="22"/>
-        </w:rPr>
-        <w:t>au-delà d'un certain volume d'heures effectuées, le salarié a droit à un repos supplémentaire obligatoire.</w:t>
-      </w:r>
-    </w:p>
-    <w:p>
-      <w:pPr>
-        <w:pStyle w:val="Heading2"/>
-      </w:pPr>
-      <w:r>
-        <w:rPr>
-          <w:b/>
-          <w:color w:val="2F5496"/>
-          <w:sz w:val="24"/>
-        </w:rPr>
-        <w:t>LES MAJORATIONS DE SALAIRE</w:t>
-      </w:r>
-    </w:p>
-    <w:p>
-      <w:r>
-        <w:rPr>
-          <w:b w:val="0"/>
-          <w:color w:val="000000"/>
-          <w:sz w:val="22"/>
-        </w:rPr>
-        <w:t>?</w:t>
-      </w:r>
-    </w:p>
-    <w:p>
-      <w:r>
-        <w:rPr>
-          <w:b w:val="0"/>
-          <w:color w:val="000000"/>
-          <w:sz w:val="22"/>
-        </w:rPr>
-        <w:t>Les heures supplémentaires sont majorées de :</w:t>
-      </w:r>
-    </w:p>
-    <w:p>
-      <w:r>
-        <w:rPr>
-          <w:b w:val="0"/>
-          <w:color w:val="000000"/>
-          <w:sz w:val="22"/>
-        </w:rPr>
-        <w:t>25% pour les huit premières heures (soit de la 36</w:t>
-      </w:r>
-    </w:p>
-    <w:p>
-      <w:r>
-        <w:rPr>
-          <w:b w:val="0"/>
-          <w:color w:val="000000"/>
-          <w:sz w:val="22"/>
-        </w:rPr>
-        <w:t>e</w:t>
-      </w:r>
-    </w:p>
-    <w:p>
-      <w:r>
-        <w:rPr>
-          <w:b w:val="0"/>
-          <w:color w:val="000000"/>
-          <w:sz w:val="22"/>
-        </w:rPr>
-        <w:t>à la 43</w:t>
-      </w:r>
-    </w:p>
-    <w:p>
-      <w:r>
-        <w:rPr>
-          <w:b w:val="0"/>
-          <w:color w:val="000000"/>
-          <w:sz w:val="22"/>
-        </w:rPr>
-        <w:t>e</w:t>
-      </w:r>
-    </w:p>
-    <w:p>
-      <w:r>
-        <w:rPr>
-          <w:b w:val="0"/>
-          <w:color w:val="000000"/>
-          <w:sz w:val="22"/>
-        </w:rPr>
-        <w:t>heure incluse),</w:t>
-      </w:r>
-    </w:p>
-    <w:p>
-      <w:r>
-        <w:rPr>
-          <w:b w:val="0"/>
-          <w:color w:val="000000"/>
-          <w:sz w:val="22"/>
-        </w:rPr>
-        <w:t>50% pour les heures suivantes (à partir de la 44</w:t>
-      </w:r>
-    </w:p>
-    <w:p>
-      <w:r>
-        <w:rPr>
-          <w:b w:val="0"/>
-          <w:color w:val="000000"/>
-          <w:sz w:val="22"/>
-        </w:rPr>
-        <w:t>e</w:t>
-      </w:r>
-    </w:p>
-    <w:p>
-      <w:r>
-        <w:rPr>
-          <w:b w:val="0"/>
-          <w:color w:val="000000"/>
-          <w:sz w:val="22"/>
-        </w:rPr>
-        <w:t>heure).</w:t>
-      </w:r>
-    </w:p>
-    <w:p>
-      <w:r>
-        <w:rPr>
-          <w:b w:val="0"/>
-          <w:color w:val="000000"/>
-          <w:sz w:val="22"/>
-        </w:rPr>
-        <w:t>Ces taux s'appliquent à défaut de dispositions collectives (branche, entreprise, établissement) qui peuvent prévoir un</w:t>
-      </w:r>
-    </w:p>
-    <w:p>
-      <w:r>
-        <w:rPr>
-          <w:b w:val="0"/>
-          <w:color w:val="000000"/>
-          <w:sz w:val="22"/>
-        </w:rPr>
-        <w:t>taux de majoration différent au minimum de 10%.</w:t>
-      </w:r>
-    </w:p>
-    <w:p>
-      <w:pPr>
-        <w:pStyle w:val="Heading2"/>
-      </w:pPr>
-      <w:r>
-        <w:rPr>
-          <w:b/>
-          <w:color w:val="2F5496"/>
-          <w:sz w:val="24"/>
-        </w:rPr>
-        <w:t>LE REPOS COMPENSATEUR DE REMPLACEMENT</w:t>
-      </w:r>
-    </w:p>
-    <w:p>
-      <w:r>
-        <w:rPr>
-          <w:b w:val="0"/>
-          <w:color w:val="000000"/>
-          <w:sz w:val="22"/>
-        </w:rPr>
-        <w:t>?</w:t>
-      </w:r>
-    </w:p>
-    <w:p>
-      <w:r>
-        <w:rPr>
-          <w:b w:val="0"/>
-          <w:color w:val="000000"/>
-          <w:sz w:val="22"/>
-        </w:rPr>
-        <w:t>Une convention ou un accord collectif étendu, une convention, un accord d'entreprise ou d'établissement peut prévoir</w:t>
-      </w:r>
-    </w:p>
-    <w:p>
-      <w:r>
-        <w:rPr>
-          <w:b w:val="0"/>
-          <w:color w:val="000000"/>
-          <w:sz w:val="22"/>
-        </w:rPr>
-        <w:t>de remplacer le paiement des heures supplémentaires par l'attribution d'un repos compensateur. Les heures</w:t>
-      </w:r>
-    </w:p>
-    <w:p>
-      <w:r>
-        <w:rPr>
-          <w:b w:val="0"/>
-          <w:color w:val="000000"/>
-          <w:sz w:val="22"/>
-        </w:rPr>
-        <w:t>supplémentaires intégralement compensées par le repos de remplacement ne sont pas comptabilisées dans le</w:t>
-      </w:r>
-    </w:p>
-    <w:p>
-      <w:r>
-        <w:rPr>
-          <w:b w:val="0"/>
-          <w:color w:val="000000"/>
-          <w:sz w:val="22"/>
-        </w:rPr>
-        <w:t>contingent annuel.</w:t>
-      </w:r>
-    </w:p>
-    <w:p>
-      <w:r>
-        <w:rPr>
-          <w:b w:val="0"/>
-          <w:color w:val="000000"/>
-          <w:sz w:val="22"/>
-        </w:rPr>
-        <w:t>D'autre part, en l'absence de délégué syndical, l'employeur peut instituer un repos compensateur en remplacement du</w:t>
-      </w:r>
-    </w:p>
-    <w:p>
-      <w:r>
-        <w:rPr>
-          <w:b w:val="0"/>
-          <w:color w:val="000000"/>
-          <w:sz w:val="22"/>
-        </w:rPr>
-        <w:t>paiement des heures supplémentaires à conditions que le comité social et économique ne s'y oppose pas.</w:t>
-      </w:r>
-    </w:p>
-    <w:p>
-      <w:pPr>
-        <w:pStyle w:val="Heading2"/>
-      </w:pPr>
-      <w:r>
-        <w:rPr>
-          <w:b/>
-          <w:color w:val="2F5496"/>
-          <w:sz w:val="24"/>
-        </w:rPr>
-        <w:t>LA CONTREPARTIE OBLIGATOIRE EN REPOS</w:t>
-      </w:r>
-    </w:p>
-    <w:p>
-      <w:r>
-        <w:rPr>
-          <w:b w:val="0"/>
-          <w:color w:val="000000"/>
-          <w:sz w:val="22"/>
-        </w:rPr>
-        <w:t>?</w:t>
-      </w:r>
-    </w:p>
-    <w:p>
-      <w:r>
-        <w:rPr>
-          <w:b w:val="0"/>
-          <w:color w:val="000000"/>
-          <w:sz w:val="22"/>
-        </w:rPr>
-        <w:t>Un accord collectif peut fixer les conditions d'accomplissement des heures hors contingent et les modalités de prise de</w:t>
-      </w:r>
-    </w:p>
-    <w:p>
-      <w:r>
-        <w:rPr>
-          <w:b w:val="0"/>
-          <w:color w:val="000000"/>
-          <w:sz w:val="22"/>
-        </w:rPr>
-        <w:t>la contrepartie obligatoire en repos. Les majorations (l'accord collectif précité ne peut être moins favorable) prévues en</w:t>
-      </w:r>
-    </w:p>
-    <w:p>
-      <w:r>
-        <w:rPr>
-          <w:b w:val="0"/>
-          <w:color w:val="000000"/>
-          <w:sz w:val="22"/>
-        </w:rPr>
-        <w:t>contrepartie des heures supplémentaires hors contingent s'opèrent selon les critères suivants :</w:t>
-      </w:r>
-    </w:p>
-    <w:p>
-      <w:pPr>
-        <w:pStyle w:val="ListBullet"/>
-      </w:pPr>
-      <w:r>
-        <w:rPr>
-          <w:b w:val="0"/>
-          <w:color w:val="000000"/>
-          <w:sz w:val="22"/>
-        </w:rPr>
-        <w:t>dans les entreprises de 20 salariés et moins, les heures réalisées hors du contingent annuel ouvrent droit à une</w:t>
-      </w:r>
-    </w:p>
-    <w:p>
-      <w:r>
-        <w:rPr>
-          <w:b w:val="0"/>
-          <w:color w:val="000000"/>
-          <w:sz w:val="22"/>
-        </w:rPr>
-        <w:t>contrepartie obligatoire en repos de 50% des heures effectuées au-delà de la durée légale (soit des la 36</w:t>
-      </w:r>
-    </w:p>
-    <w:p>
-      <w:r>
-        <w:rPr>
-          <w:b w:val="0"/>
-          <w:color w:val="000000"/>
-          <w:sz w:val="22"/>
-        </w:rPr>
-        <w:t>e</w:t>
-      </w:r>
-    </w:p>
-    <w:p>
-      <w:r>
-        <w:rPr>
-          <w:b w:val="0"/>
-          <w:color w:val="000000"/>
-          <w:sz w:val="22"/>
-        </w:rPr>
-        <w:t>heure</w:t>
-      </w:r>
-    </w:p>
-    <w:p>
-      <w:r>
-        <w:rPr>
-          <w:b w:val="0"/>
-          <w:color w:val="000000"/>
-          <w:sz w:val="22"/>
-        </w:rPr>
-        <w:t>effectuée hors contingent) ;</w:t>
-      </w:r>
-    </w:p>
-    <w:p>
-      <w:pPr>
-        <w:pStyle w:val="ListBullet"/>
-      </w:pPr>
-      <w:r>
-        <w:rPr>
-          <w:b w:val="0"/>
-          <w:color w:val="000000"/>
-          <w:sz w:val="22"/>
-        </w:rPr>
-        <w:t>dans les entreprises de plus de 20 salariés, les heures supplémentaires effectuées hors du contingent annuel ouvrent</w:t>
-      </w:r>
-    </w:p>
-    <w:p>
-      <w:r>
-        <w:rPr>
-          <w:b w:val="0"/>
-          <w:color w:val="000000"/>
-          <w:sz w:val="22"/>
-        </w:rPr>
-        <w:t>droit à une contrepartie obligatoire en repos à hauteur de 100% des heures effectuées au-delà de la durée légale.</w:t>
-      </w:r>
-    </w:p>
-    <w:p>
-      <w:r>
-        <w:rPr>
-          <w:b w:val="0"/>
-          <w:color w:val="000000"/>
-          <w:sz w:val="22"/>
-        </w:rPr>
-        <w:t>L'accord collectif précité ne peut être moins favorable.</w:t>
-      </w:r>
-    </w:p>
-    <w:p>
-      <w:r>
-        <w:rPr>
-          <w:b w:val="0"/>
-          <w:color w:val="000000"/>
-          <w:sz w:val="22"/>
-        </w:rPr>
-        <w:t>La contrepartie obligatoire en repos doit être prise en principe dans un délai de 2 mois à compter de l'ouverture des</w:t>
-      </w:r>
-    </w:p>
-    <w:p>
-      <w:r>
-        <w:rPr>
-          <w:b w:val="0"/>
-          <w:color w:val="000000"/>
-          <w:sz w:val="22"/>
-        </w:rPr>
-        <w:t>droits. Néanmoins en l'absence de demande de la part du salarié, l'employeur est tenu de lui demander de prendre ses</w:t>
-      </w:r>
-    </w:p>
-    <w:p>
-      <w:r>
-        <w:rPr>
-          <w:b w:val="0"/>
-          <w:color w:val="000000"/>
-          <w:sz w:val="22"/>
-        </w:rPr>
-        <w:t>repos dans le délai maximum d'un an (art. D 3221-17 et s. Code Trav).</w:t>
-      </w:r>
-    </w:p>
-    <w:p/>
-    <w:p>
-      <w:pPr>
-        <w:pStyle w:val="Heading2"/>
-      </w:pPr>
-      <w:r>
-        <w:rPr>
-          <w:b/>
-          <w:color w:val="2F5496"/>
-          <w:sz w:val="24"/>
-        </w:rPr>
-        <w:t>PREUVE DES HEURES SUPPLÉMENTAIRES D •</w:t>
-      </w:r>
-    </w:p>
-    <w:p>
-      <w:r>
-        <w:rPr>
-          <w:b w:val="0"/>
-          <w:color w:val="000000"/>
-          <w:sz w:val="22"/>
-        </w:rPr>
-        <w:t>Il appartient par principe aux parties, employeur et salarié, d'apporter la preuve des heures effectivement réalisées.</w:t>
-      </w:r>
-    </w:p>
-    <w:p>
-      <w:r>
-        <w:rPr>
-          <w:b w:val="0"/>
-          <w:color w:val="000000"/>
-          <w:sz w:val="22"/>
-        </w:rPr>
-        <w:t>Néanmoins, les éléments de preuves doivent être suffisamment précis pour que chacun soit en mesure d'y répondre. Il a</w:t>
-      </w:r>
-    </w:p>
-    <w:p>
-      <w:r>
-        <w:rPr>
-          <w:b w:val="0"/>
-          <w:color w:val="000000"/>
-          <w:sz w:val="22"/>
-        </w:rPr>
-        <w:t>ainsi été admis que le décompte des heures supplémentaires tenu au crayon par un salarié était admissible et permettait</w:t>
-      </w:r>
-    </w:p>
-    <w:p>
-      <w:r>
-        <w:rPr>
-          <w:b w:val="0"/>
-          <w:color w:val="000000"/>
-          <w:sz w:val="22"/>
-        </w:rPr>
-        <w:t>à l'employeur d'y répondre (Cass. soc. 24 novembre 2010), de même que la production de tableaux par le salarié</w:t>
-      </w:r>
-    </w:p>
-    <w:p>
-      <w:r>
-        <w:rPr>
-          <w:b w:val="0"/>
-          <w:color w:val="000000"/>
-          <w:sz w:val="22"/>
-        </w:rPr>
-        <w:t>indiquant le quantum des heures réalisées (Cass. soc. 28 février 2024). Le juge forme sa conviction au regard des pièces</w:t>
-      </w:r>
-    </w:p>
-    <w:p>
-      <w:r>
-        <w:rPr>
-          <w:b w:val="0"/>
-          <w:color w:val="000000"/>
-          <w:sz w:val="22"/>
-        </w:rPr>
-        <w:t>apportées par les parties ainsi que par les mesures d'instruction qu'il juge utiles.</w:t>
-      </w:r>
-    </w:p>
-    <w:p>
-      <w:pPr>
-        <w:pStyle w:val="Heading2"/>
-      </w:pPr>
-      <w:r>
-        <w:rPr>
-          <w:b/>
-          <w:color w:val="2F5496"/>
-          <w:sz w:val="24"/>
-        </w:rPr>
-        <w:t>L'AMÉNAGEMENT DE LA DURÉE DU TRAVAIL IV •</w:t>
-      </w:r>
-    </w:p>
-    <w:p>
-      <w:pPr>
-        <w:pStyle w:val="Heading2"/>
-      </w:pPr>
-      <w:r>
-        <w:rPr>
-          <w:b/>
-          <w:color w:val="2F5496"/>
-          <w:sz w:val="24"/>
-        </w:rPr>
-        <w:t>AMÉNAGEMENT SUR UNE PÉRIODE SUPÉRIEURE à LA SEMAINE A •</w:t>
-      </w:r>
-    </w:p>
-    <w:p>
-      <w:r>
-        <w:rPr>
-          <w:b w:val="0"/>
-          <w:color w:val="000000"/>
-          <w:sz w:val="22"/>
-        </w:rPr>
-        <w:t>La loi du 20 août 2008 a facilité les possibilités d'aménagement du temps de travail dans un contexte de crise permettant</w:t>
-      </w:r>
-    </w:p>
-    <w:p>
-      <w:r>
-        <w:rPr>
-          <w:b w:val="0"/>
-          <w:color w:val="000000"/>
-          <w:sz w:val="22"/>
-        </w:rPr>
-        <w:t>ainsi aux entreprises d'adapter leur fonctionnement à des périodes de haute et basse activité. La loi du 8 août 2016 et les</w:t>
-      </w:r>
-    </w:p>
-    <w:p>
-      <w:r>
-        <w:rPr>
-          <w:b w:val="0"/>
-          <w:color w:val="000000"/>
-          <w:sz w:val="22"/>
-        </w:rPr>
-        <w:t>ordonnances du 22 septembre 2017 en ont réaménagé le mécanisme.</w:t>
-      </w:r>
-    </w:p>
-    <w:p>
-      <w:r>
-        <w:rPr>
-          <w:b w:val="0"/>
-          <w:color w:val="000000"/>
-          <w:sz w:val="22"/>
-        </w:rPr>
-        <w:t>Les principes de mise en place sont les suivants :</w:t>
-      </w:r>
-    </w:p>
-    <w:p>
-      <w:pPr>
-        <w:pStyle w:val="Heading2"/>
-      </w:pPr>
-      <w:r>
-        <w:rPr>
-          <w:b/>
-          <w:color w:val="2F5496"/>
-          <w:sz w:val="24"/>
-        </w:rPr>
-        <w:t>PAR VOIE CONVENTIONNELLE</w:t>
-      </w:r>
-    </w:p>
-    <w:p>
-      <w:r>
-        <w:rPr>
-          <w:b w:val="0"/>
-          <w:color w:val="000000"/>
-          <w:sz w:val="22"/>
-        </w:rPr>
-        <w:t>?</w:t>
-      </w:r>
-    </w:p>
-    <w:p>
-      <w:r>
-        <w:rPr>
-          <w:b w:val="0"/>
-          <w:color w:val="000000"/>
-          <w:sz w:val="22"/>
-        </w:rPr>
-        <w:t>Fonctionnement. Il est possible d'organiser la durée du travail sur des périodes hebdomadaires et au plus à l'année.</w:t>
-      </w:r>
-    </w:p>
-    <w:p>
-      <w:r>
-        <w:rPr>
-          <w:b w:val="0"/>
-          <w:color w:val="000000"/>
-          <w:sz w:val="22"/>
-        </w:rPr>
-        <w:t>Cette durée peut être portée à trois ans si un accord de branche l'autorise. L'accord doit mentionner :</w:t>
-      </w:r>
-    </w:p>
-    <w:p>
-      <w:pPr>
-        <w:pStyle w:val="ListBullet"/>
-      </w:pPr>
-      <w:r>
-        <w:rPr>
-          <w:b w:val="0"/>
-          <w:color w:val="000000"/>
-          <w:sz w:val="22"/>
-        </w:rPr>
-        <w:t>la période de référence. Si celle-ci est supérieure à un an l'accord doit prévoir une durée hebdomadaire au-delà de</w:t>
-      </w:r>
-    </w:p>
-    <w:p>
-      <w:r>
-        <w:rPr>
-          <w:b w:val="0"/>
-          <w:color w:val="000000"/>
-          <w:sz w:val="22"/>
-        </w:rPr>
-        <w:t>laquelle les heures effectuées sont automatiquement des heures supplémentaires et rémunérées au terme du mois</w:t>
-      </w:r>
-    </w:p>
-    <w:p>
-      <w:r>
-        <w:rPr>
-          <w:b w:val="0"/>
-          <w:color w:val="000000"/>
-          <w:sz w:val="22"/>
-        </w:rPr>
-        <w:t>au cours duquel elles ont été accomplies. Ces heures n'entrent alors pas dans le décompte opéra à l'issue de la</w:t>
-      </w:r>
-    </w:p>
-    <w:p>
-      <w:r>
-        <w:rPr>
-          <w:b w:val="0"/>
-          <w:color w:val="000000"/>
-          <w:sz w:val="22"/>
-        </w:rPr>
-        <w:t>période de référence ;</w:t>
-      </w:r>
-    </w:p>
-    <w:p>
-      <w:pPr>
-        <w:pStyle w:val="ListBullet"/>
-      </w:pPr>
-      <w:r>
-        <w:rPr>
-          <w:b w:val="0"/>
-          <w:color w:val="000000"/>
-          <w:sz w:val="22"/>
-        </w:rPr>
-        <w:t>le délai de provenance concernant les changements de durée ou d'horaire de travail. à défaut d'indication, ce délai est</w:t>
-      </w:r>
-    </w:p>
-    <w:p>
-      <w:r>
-        <w:rPr>
-          <w:b w:val="0"/>
-          <w:color w:val="000000"/>
-          <w:sz w:val="22"/>
-        </w:rPr>
-        <w:t>de 7 jours ;</w:t>
-      </w:r>
-    </w:p>
-    <w:p>
-      <w:pPr>
-        <w:pStyle w:val="ListBullet"/>
-      </w:pPr>
-      <w:r>
-        <w:rPr>
-          <w:b w:val="0"/>
-          <w:color w:val="000000"/>
-          <w:sz w:val="22"/>
-        </w:rPr>
-        <w:t>les modalités de prise en compte des absences et retards pour la rémunération.</w:t>
-      </w:r>
-    </w:p>
-    <w:p>
-      <w:r>
-        <w:rPr>
-          <w:b w:val="0"/>
-          <w:color w:val="000000"/>
-          <w:sz w:val="22"/>
-        </w:rPr>
-        <w:t>Le calcul des heures supplémentaires. Lorsqu'un système d'aménagement du temps de travail est mis en place, le</w:t>
-      </w:r>
-    </w:p>
-    <w:p>
-      <w:r>
-        <w:rPr>
-          <w:b w:val="0"/>
-          <w:color w:val="000000"/>
-          <w:sz w:val="22"/>
-        </w:rPr>
-        <w:t>calcul des heures supplémentaires s'effectue à l'issue de la période de référence :</w:t>
-      </w:r>
-    </w:p>
-    <w:p>
-      <w:pPr>
-        <w:pStyle w:val="ListBullet"/>
-      </w:pPr>
-      <w:r>
-        <w:rPr>
-          <w:b w:val="0"/>
-          <w:color w:val="000000"/>
-          <w:sz w:val="22"/>
-        </w:rPr>
-        <w:t>si la période de référence est l'année, toute heure effectuée au-delà de 1607 heures est une heure supplémentaire ;</w:t>
-      </w:r>
-    </w:p>
-    <w:p>
-      <w:pPr>
-        <w:pStyle w:val="ListBullet"/>
-      </w:pPr>
-      <w:r>
-        <w:rPr>
-          <w:b w:val="0"/>
-          <w:color w:val="000000"/>
-          <w:sz w:val="22"/>
-        </w:rPr>
-        <w:t>si la période de référence est inférieure ou supérieure à un an, sont considérées comme heures supplémentaires</w:t>
-      </w:r>
-    </w:p>
-    <w:p>
-      <w:r>
-        <w:rPr>
-          <w:b w:val="0"/>
-          <w:color w:val="000000"/>
-          <w:sz w:val="22"/>
-        </w:rPr>
-        <w:t>celles effectuées au-delà d'une durée moyenne hebdomadaire de 35 heures calculée sur la période de référence (3 ans</w:t>
-      </w:r>
-    </w:p>
-    <w:p>
-      <w:r>
-        <w:rPr>
-          <w:b w:val="0"/>
-          <w:color w:val="000000"/>
-          <w:sz w:val="22"/>
-        </w:rPr>
-        <w:t>par exemple).</w:t>
-      </w:r>
-    </w:p>
-    <w:p>
-      <w:r>
-        <w:rPr>
-          <w:b w:val="0"/>
-          <w:color w:val="000000"/>
-          <w:sz w:val="22"/>
-        </w:rPr>
-        <w:t>à noter que l'aménagement s'impose au salarié à temps complet et qu'il ne constitue pas une modification du</w:t>
-      </w:r>
-    </w:p>
-    <w:p>
-      <w:r>
-        <w:rPr>
-          <w:b w:val="0"/>
-          <w:color w:val="000000"/>
-          <w:sz w:val="22"/>
-        </w:rPr>
-        <w:t>contrat de travail (art 3121-43 C. trav.).</w:t>
-      </w:r>
-    </w:p>
-    <w:p>
-      <w:pPr>
-        <w:pStyle w:val="Heading2"/>
-      </w:pPr>
-      <w:r>
-        <w:rPr>
-          <w:b/>
-          <w:color w:val="2F5496"/>
-          <w:sz w:val="24"/>
-        </w:rPr>
-        <w:t>à DÉFAUT D'ACCORD COLLECTIF</w:t>
-      </w:r>
-    </w:p>
-    <w:p>
-      <w:r>
-        <w:rPr>
-          <w:b w:val="0"/>
-          <w:color w:val="000000"/>
-          <w:sz w:val="22"/>
-        </w:rPr>
-        <w:t>?</w:t>
-      </w:r>
-    </w:p>
-    <w:p>
-      <w:r>
-        <w:rPr>
-          <w:b w:val="0"/>
-          <w:color w:val="000000"/>
-          <w:sz w:val="22"/>
-        </w:rPr>
-        <w:t>L'aménagement du temps de travail peut être organisé sur des périodes de neuf semaines au plus dans les entreprises de</w:t>
-      </w:r>
-    </w:p>
-    <w:p>
-      <w:r>
-        <w:rPr>
-          <w:b w:val="0"/>
-          <w:color w:val="000000"/>
-          <w:sz w:val="22"/>
-        </w:rPr>
-        <w:t>moins de 50 salariés et de quatre semaines dans les entreprises d'au moins cinquante salariés. L'employeur doit</w:t>
-      </w:r>
-    </w:p>
-    <w:p>
-      <w:r>
-        <w:rPr>
-          <w:b w:val="0"/>
-          <w:color w:val="000000"/>
-          <w:sz w:val="22"/>
-        </w:rPr>
-        <w:t>communiquer, pour avis, son programme indicatif au comité social et économique.</w:t>
-      </w:r>
-    </w:p>
-    <w:p>
-      <w:r>
-        <w:rPr>
-          <w:b w:val="0"/>
-          <w:color w:val="000000"/>
-          <w:sz w:val="22"/>
-        </w:rPr>
-        <w:t>Le mécanisme permet de ne pas avoir recours systématiquement aux heures supplémentaires et à permettre un lissage</w:t>
-      </w:r>
-    </w:p>
-    <w:p>
-      <w:r>
-        <w:rPr>
-          <w:b w:val="0"/>
-          <w:color w:val="000000"/>
-          <w:sz w:val="22"/>
-        </w:rPr>
-        <w:t>de la rémunération.</w:t>
-      </w:r>
-    </w:p>
-    <w:p>
-      <w:pPr>
-        <w:pStyle w:val="Heading2"/>
-      </w:pPr>
-      <w:r>
-        <w:rPr>
-          <w:b/>
-          <w:color w:val="2F5496"/>
-          <w:sz w:val="24"/>
-        </w:rPr>
-        <w:t>LES HORAIRES INDIVIDUALISÉS B •</w:t>
-      </w:r>
-    </w:p>
-    <w:p>
-      <w:r>
-        <w:rPr>
-          <w:b w:val="0"/>
-          <w:color w:val="000000"/>
-          <w:sz w:val="22"/>
-        </w:rPr>
-        <w:t>Il peut être institué dans l'entreprise un mécanisme d'horaires individualisés. Il consiste en la possibilité de reporter</w:t>
-      </w:r>
-    </w:p>
-    <w:p>
-      <w:r>
-        <w:rPr>
-          <w:b w:val="0"/>
-          <w:color w:val="000000"/>
-          <w:sz w:val="22"/>
-        </w:rPr>
-        <w:t>d'une semaine à l'autre des heures de travail, sans que sur une même semaine, les heures réalisées au-delà de la durée</w:t>
-      </w:r>
-    </w:p>
-    <w:p>
-      <w:r>
-        <w:rPr>
-          <w:b w:val="0"/>
-          <w:color w:val="000000"/>
-          <w:sz w:val="22"/>
-        </w:rPr>
-        <w:t>légale soient considérées comme des heures supplémentaires, pourvu que leur réalisation résulte du libre choix du</w:t>
-      </w:r>
-    </w:p>
-    <w:p>
-      <w:r>
-        <w:rPr>
-          <w:b w:val="0"/>
-          <w:color w:val="000000"/>
-          <w:sz w:val="22"/>
-        </w:rPr>
-        <w:t>salarié. Sa mise en place peut résulter :</w:t>
-      </w:r>
-    </w:p>
-    <w:p>
-      <w:pPr>
-        <w:pStyle w:val="ListBullet"/>
-      </w:pPr>
-      <w:r>
-        <w:rPr>
-          <w:b w:val="0"/>
-          <w:color w:val="000000"/>
-          <w:sz w:val="22"/>
-        </w:rPr>
-        <w:t>d'une demande des salariés ou d'une initiative de l'employeur après avis conforme du comité social et</w:t>
-      </w:r>
-    </w:p>
-    <w:p>
-      <w:r>
-        <w:rPr>
-          <w:b w:val="0"/>
-          <w:color w:val="000000"/>
-          <w:sz w:val="22"/>
-        </w:rPr>
-        <w:t>économique. En l'absence d'institutions représentatives du personnel, l'inspecteur du travail peut l'autoriser. Le</w:t>
-      </w:r>
-    </w:p>
-    <w:p>
-      <w:r>
-        <w:rPr>
-          <w:b w:val="0"/>
-          <w:color w:val="000000"/>
-          <w:sz w:val="22"/>
-        </w:rPr>
-        <w:t>report d'heures d'une semaine à une autre ne peut excéder trois heures ;</w:t>
-      </w:r>
-    </w:p>
-    <w:p>
-      <w:r>
-        <w:rPr>
-          <w:b w:val="0"/>
-          <w:color w:val="000000"/>
-          <w:sz w:val="22"/>
-        </w:rPr>
-        <w:t>d'un accord collectif (établissement, entreprise, branche). Ce dernier doit fixer les limites et modalités du report d'heures d'une semaine à une autre.</w:t>
-      </w:r>
-    </w:p>
-    <w:p/>
-    <w:p>
-      <w:pPr>
-        <w:pStyle w:val="Heading2"/>
-      </w:pPr>
-      <w:r>
-        <w:rPr>
-          <w:b/>
-          <w:color w:val="2F5496"/>
-          <w:sz w:val="24"/>
-        </w:rPr>
-        <w:t>LES CONVENTIONS DE FORFAIT V •</w:t>
-      </w:r>
-    </w:p>
-    <w:p>
-      <w:r>
-        <w:rPr>
-          <w:b w:val="0"/>
-          <w:color w:val="000000"/>
-          <w:sz w:val="22"/>
-        </w:rPr>
-        <w:t>De telles conventions permettent par avance de fixer la rémunération du salarié indépendamment de la durée collective</w:t>
-      </w:r>
-    </w:p>
-    <w:p>
-      <w:r>
-        <w:rPr>
-          <w:b w:val="0"/>
-          <w:color w:val="000000"/>
-          <w:sz w:val="22"/>
-        </w:rPr>
-        <w:t>de travail, en l'indexant à une durée du travail établie en heures, ou sur l'année. La forfaitisation de la durée du travail</w:t>
-      </w:r>
-    </w:p>
-    <w:p>
-      <w:r>
-        <w:rPr>
-          <w:b w:val="0"/>
-          <w:color w:val="000000"/>
-          <w:sz w:val="22"/>
-        </w:rPr>
-        <w:t>doit être acceptée par le salarié et faire l'objet d'une convention individuelle.</w:t>
-      </w:r>
-    </w:p>
-    <w:p>
-      <w:pPr>
-        <w:pStyle w:val="Heading2"/>
-      </w:pPr>
-      <w:r>
-        <w:rPr>
-          <w:b/>
-          <w:color w:val="2F5496"/>
-          <w:sz w:val="24"/>
-        </w:rPr>
-        <w:t>LE FORFAIT HEURE HEBDOMADAIRE OU MENSUEL A •</w:t>
-      </w:r>
-    </w:p>
-    <w:p>
-      <w:r>
-        <w:rPr>
-          <w:b w:val="0"/>
-          <w:color w:val="000000"/>
-          <w:sz w:val="22"/>
-        </w:rPr>
-        <w:t>Outil de flexibilité, ces conventions peuvent organiser le temps de travail en heures, sur la semaine ou sur le mois. Tous</w:t>
-      </w:r>
-    </w:p>
-    <w:p>
-      <w:r>
-        <w:rPr>
-          <w:b w:val="0"/>
-          <w:color w:val="000000"/>
-          <w:sz w:val="22"/>
-        </w:rPr>
-        <w:t>les salariés peuvent en bénéficier sans qu'il ne soit besoin d'un accord collectif l'instituant. Elles permettent notamment</w:t>
-      </w:r>
-    </w:p>
-    <w:p>
-      <w:r>
-        <w:rPr>
-          <w:b w:val="0"/>
-          <w:color w:val="000000"/>
-          <w:sz w:val="22"/>
-        </w:rPr>
-        <w:t>un lissage de la rémunération sur la période de référence. La rémunération doit être au moins équivalente à celle</w:t>
-      </w:r>
-    </w:p>
-    <w:p>
-      <w:r>
-        <w:rPr>
-          <w:b w:val="0"/>
-          <w:color w:val="000000"/>
-          <w:sz w:val="22"/>
-        </w:rPr>
-        <w:t>habituellement pratiquée dans l'entreprise en tenant compte des majorations prévues en cas d'heures supplémentaires.</w:t>
-      </w:r>
-    </w:p>
-    <w:p>
-      <w:pPr>
-        <w:pStyle w:val="Heading2"/>
-      </w:pPr>
-      <w:r>
-        <w:rPr>
-          <w:b/>
-          <w:color w:val="2F5496"/>
-          <w:sz w:val="24"/>
-        </w:rPr>
-        <w:t>LE FORFAIT HEURE ANNUEL B •</w:t>
-      </w:r>
-    </w:p>
-    <w:p>
-      <w:r>
-        <w:rPr>
-          <w:b w:val="0"/>
-          <w:color w:val="000000"/>
-          <w:sz w:val="22"/>
-        </w:rPr>
-        <w:t>Seuls sont admis à en bénéficier les cadres (c'est-à-dire ceux dont la nature des fonctions ne les conduit pas à suivre</w:t>
-      </w:r>
-    </w:p>
-    <w:p>
-      <w:r>
-        <w:rPr>
-          <w:b w:val="0"/>
-          <w:color w:val="000000"/>
-          <w:sz w:val="22"/>
-        </w:rPr>
-        <w:t>l'horaire collectif applicable dans l'entreprise) ainsi que les salariés qui disposant d'une réelle autonomie dans</w:t>
-      </w:r>
-    </w:p>
-    <w:p>
-      <w:r>
-        <w:rPr>
-          <w:b w:val="0"/>
-          <w:color w:val="000000"/>
-          <w:sz w:val="22"/>
-        </w:rPr>
-        <w:t>l'organisation de leur emploi du temps. Sa mise en place nécessite un accord collectif d'entreprise ou d'établissement</w:t>
-      </w:r>
-    </w:p>
-    <w:p>
-      <w:r>
-        <w:rPr>
-          <w:b w:val="0"/>
-          <w:color w:val="000000"/>
-          <w:sz w:val="22"/>
-        </w:rPr>
-        <w:t>ou, à défaut, une convention ou un accord de branche. Les modalités de rémunération sont identiques au forfait</w:t>
-      </w:r>
-    </w:p>
-    <w:p>
-      <w:r>
-        <w:rPr>
-          <w:b w:val="0"/>
-          <w:color w:val="000000"/>
-          <w:sz w:val="22"/>
-        </w:rPr>
-        <w:t>hebdomadaire ou mensuel.</w:t>
-      </w:r>
-    </w:p>
-    <w:p>
-      <w:pPr>
-        <w:pStyle w:val="Heading2"/>
-      </w:pPr>
-      <w:r>
-        <w:rPr>
-          <w:b/>
-          <w:color w:val="2F5496"/>
-          <w:sz w:val="24"/>
-        </w:rPr>
-        <w:t>LE FORFAIT ANNUEL EN JOURS C •</w:t>
-      </w:r>
-    </w:p>
-    <w:p>
-      <w:r>
-        <w:rPr>
-          <w:b w:val="0"/>
-          <w:color w:val="000000"/>
-          <w:sz w:val="22"/>
-        </w:rPr>
-        <w:t>Sa mise en place nécessite en principe un accord collectif répondant aux exigences de l'article L 3121-64 du Code du</w:t>
-      </w:r>
-    </w:p>
-    <w:p>
-      <w:r>
-        <w:rPr>
-          <w:b w:val="0"/>
-          <w:color w:val="000000"/>
-          <w:sz w:val="22"/>
-        </w:rPr>
-        <w:t>travail. à défaut (art. L 3121-65), une telle convention peut être conclue sous réserve :</w:t>
-      </w:r>
-    </w:p>
-    <w:p>
-      <w:pPr>
-        <w:pStyle w:val="ListBullet"/>
-      </w:pPr>
-      <w:r>
-        <w:rPr>
-          <w:b w:val="0"/>
-          <w:color w:val="000000"/>
-          <w:sz w:val="22"/>
-        </w:rPr>
-        <w:t>d'établir un document de contrôle mentionnant le nombre de jours travailles ;</w:t>
-      </w:r>
-    </w:p>
-    <w:p>
-      <w:pPr>
-        <w:pStyle w:val="ListBullet"/>
-      </w:pPr>
-      <w:r>
-        <w:rPr>
-          <w:b w:val="0"/>
-          <w:color w:val="000000"/>
-          <w:sz w:val="22"/>
-        </w:rPr>
-        <w:t>de s'assurer de la compatibilité de la charge de travail du salarié avec le respect des temps de repos quotidien et</w:t>
-      </w:r>
-    </w:p>
-    <w:p>
-      <w:r>
-        <w:rPr>
-          <w:b w:val="0"/>
-          <w:color w:val="000000"/>
-          <w:sz w:val="22"/>
-        </w:rPr>
-        <w:t>hebdomadaire ;</w:t>
-      </w:r>
-    </w:p>
-    <w:p>
-      <w:pPr>
-        <w:pStyle w:val="ListBullet"/>
-      </w:pPr>
-      <w:r>
-        <w:rPr>
-          <w:b w:val="0"/>
-          <w:color w:val="000000"/>
-          <w:sz w:val="22"/>
-        </w:rPr>
-        <w:t>d'organiser un entretien annuel avec le salarié pour évoquer sa charge de travail, l'organisation de son travail,</w:t>
-      </w:r>
-    </w:p>
-    <w:p>
-      <w:r>
-        <w:rPr>
-          <w:b w:val="0"/>
-          <w:color w:val="000000"/>
-          <w:sz w:val="22"/>
-        </w:rPr>
-        <w:t>l'articulation activité professionnelle/vie personnelle, et sa rémunération.</w:t>
-      </w:r>
-    </w:p>
-    <w:p>
-      <w:r>
-        <w:rPr>
-          <w:b w:val="0"/>
-          <w:color w:val="000000"/>
-          <w:sz w:val="22"/>
-        </w:rPr>
-        <w:t>La convention a pour objet de rémunérer un salarié en fonction d'un nombre de jours (fixes dans la convention)</w:t>
-      </w:r>
-    </w:p>
-    <w:p>
-      <w:r>
-        <w:rPr>
-          <w:b w:val="0"/>
-          <w:color w:val="000000"/>
-          <w:sz w:val="22"/>
-        </w:rPr>
-        <w:t>travailles sur l'année. Il est ouvert au cadre ainsi qu'aux salariés dont la durée du travail ne peut être prédéterminée et qui</w:t>
-      </w:r>
-    </w:p>
-    <w:p>
-      <w:r>
-        <w:rPr>
-          <w:b w:val="0"/>
-          <w:color w:val="000000"/>
-          <w:sz w:val="22"/>
-        </w:rPr>
-        <w:t>disposent d'une réelle autonomie dans l'organisation de leur travail. L'accord doit notamment déterminer les différents</w:t>
-      </w:r>
-    </w:p>
-    <w:p>
-      <w:r>
-        <w:rPr>
-          <w:b w:val="0"/>
-          <w:color w:val="000000"/>
-          <w:sz w:val="22"/>
-        </w:rPr>
-        <w:t>salariés admis au dispositif, le nombre de jours maximums travailles à 218 jours ou 235 en cas de renonciation à des jours</w:t>
-      </w:r>
-    </w:p>
-    <w:p>
-      <w:r>
-        <w:rPr>
-          <w:b w:val="0"/>
-          <w:color w:val="000000"/>
-          <w:sz w:val="22"/>
-        </w:rPr>
-        <w:t>de congés à ainsi que les modalités de fonctionnement et d'organisation du travail. Dans l'hypothèse d'un dépassement</w:t>
-      </w:r>
-    </w:p>
-    <w:p>
-      <w:r>
-        <w:rPr>
-          <w:b w:val="0"/>
-          <w:color w:val="000000"/>
-          <w:sz w:val="22"/>
-        </w:rPr>
-        <w:t>du forfait, le salarié peut renoncer à une partie de ses congés et bénéficie d'une majoration de rémunération qui ne peut</w:t>
-      </w:r>
-    </w:p>
-    <w:p>
-      <w:r>
-        <w:rPr>
-          <w:b w:val="0"/>
-          <w:color w:val="000000"/>
-          <w:sz w:val="22"/>
-        </w:rPr>
-        <w:t>être inférieure à 10%. Dans l'hypothèse ou la rémunération est sans rapport avec les tâches imposées, le salarié peut</w:t>
-      </w:r>
-    </w:p>
-    <w:p>
-      <w:r>
-        <w:rPr>
-          <w:b w:val="0"/>
-          <w:color w:val="000000"/>
-          <w:sz w:val="22"/>
-        </w:rPr>
-        <w:t>saisir le juge judiciaire aux fins d'obtenir une indemnité réparant le préjudice subi.</w:t>
-      </w:r>
-    </w:p>
-    <w:p>
-      <w:r>
-        <w:rPr>
-          <w:b w:val="0"/>
-          <w:color w:val="000000"/>
-          <w:sz w:val="22"/>
-        </w:rPr>
-        <w:t>à noter par ailleurs que la convention de forfait conclue entre l'employeur et le salarié doit impérativement fixer le</w:t>
-      </w:r>
-    </w:p>
-    <w:p>
-      <w:r>
-        <w:rPr>
-          <w:b w:val="0"/>
-          <w:color w:val="000000"/>
-          <w:sz w:val="22"/>
-        </w:rPr>
-        <w:t>nombre de jours travailles et non uniquement un maximum, à défaut, celle-ci n'est pas valable (Cass. soc. 16 mars</w:t>
-      </w:r>
-    </w:p>
-    <w:p>
-      <w:r>
-        <w:rPr>
-          <w:b w:val="0"/>
-          <w:color w:val="000000"/>
-          <w:sz w:val="22"/>
-        </w:rPr>
-        <w:t>2016).</w:t>
-      </w:r>
-    </w:p>
-    <w:p>
-      <w:r>
-        <w:rPr>
-          <w:b w:val="0"/>
-          <w:color w:val="000000"/>
-          <w:sz w:val="22"/>
-        </w:rPr>
-        <w:t>En toute hypothèse l'employeur doit veiller et s'assurer que la charge de travail est raisonnable et permet une bonne</w:t>
-      </w:r>
-    </w:p>
-    <w:p>
-      <w:r>
-        <w:rPr>
-          <w:b w:val="0"/>
-          <w:color w:val="000000"/>
-          <w:sz w:val="22"/>
-        </w:rPr>
-        <w:t>répartition de celle-ci dans le temps. L'accord l'instituant doit préciser les modalités de cette obligation ainsi que celles</w:t>
-      </w:r>
-    </w:p>
-    <w:p>
-      <w:r>
-        <w:rPr>
-          <w:b w:val="0"/>
-          <w:color w:val="000000"/>
+          <w:color w:val="BF5700"/>
           <w:sz w:val="22"/>
         </w:rPr>
         <w:t>relatives au droit à la déconnexion (Cass. soc. 19 décembre 2018), l'employeur doit rapporter la preuve qu'il respecte</w:t>
